--- a/lab_2/CA_Lab_2_Worksheet.docx
+++ b/lab_2/CA_Lab_2_Worksheet.docx
@@ -326,8 +326,8 @@
                               <w:rPr>
                                 <w:rFonts w:ascii="Consolas" w:eastAsia="Times New Roman" w:hAnsi="Consolas" w:cs="Times New Roman"/>
                                 <w:color w:val="FF7B72"/>
-                                <w:sz w:val="20"/>
-                                <w:szCs w:val="20"/>
+                                <w:sz w:val="32"/>
+                                <w:szCs w:val="32"/>
                                 <w:lang w:eastAsia="en-US"/>
                               </w:rPr>
                             </w:pPr>
@@ -335,8 +335,8 @@
                               <w:rPr>
                                 <w:rFonts w:ascii="Consolas" w:eastAsia="Times New Roman" w:hAnsi="Consolas" w:cs="Times New Roman"/>
                                 <w:color w:val="FF7B72"/>
-                                <w:sz w:val="20"/>
-                                <w:szCs w:val="20"/>
+                                <w:sz w:val="32"/>
+                                <w:szCs w:val="32"/>
                                 <w:lang w:eastAsia="en-US"/>
                               </w:rPr>
                               <w:t>Listing 3</w:t>
@@ -1318,18 +1318,37 @@
                               <w:spacing w:after="0" w:line="285" w:lineRule="atLeast"/>
                               <w:rPr>
                                 <w:rFonts w:ascii="Consolas" w:eastAsia="Times New Roman" w:hAnsi="Consolas" w:cs="Times New Roman"/>
+                                <w:b/>
+                                <w:bCs/>
+                                <w:color w:val="BBBEBF"/>
+                                <w:sz w:val="32"/>
+                                <w:szCs w:val="32"/>
+                                <w:lang w:eastAsia="en-US"/>
+                              </w:rPr>
+                            </w:pPr>
+                          </w:p>
+                          <w:p>
+                            <w:pPr>
+                              <w:shd w:val="clear" w:color="auto" w:fill="121314"/>
+                              <w:spacing w:after="0" w:line="285" w:lineRule="atLeast"/>
+                              <w:rPr>
+                                <w:rFonts w:ascii="Consolas" w:eastAsia="Times New Roman" w:hAnsi="Consolas" w:cs="Times New Roman"/>
+                                <w:b/>
+                                <w:bCs/>
                                 <w:color w:val="FF7B72"/>
-                                <w:sz w:val="20"/>
-                                <w:szCs w:val="20"/>
+                                <w:sz w:val="32"/>
+                                <w:szCs w:val="32"/>
                                 <w:lang w:eastAsia="en-US"/>
                               </w:rPr>
                             </w:pPr>
                             <w:r>
                               <w:rPr>
                                 <w:rFonts w:ascii="Consolas" w:eastAsia="Times New Roman" w:hAnsi="Consolas" w:cs="Times New Roman"/>
+                                <w:b/>
+                                <w:bCs/>
                                 <w:color w:val="FF7B72"/>
-                                <w:sz w:val="20"/>
-                                <w:szCs w:val="20"/>
+                                <w:sz w:val="32"/>
+                                <w:szCs w:val="32"/>
                                 <w:lang w:eastAsia="en-US"/>
                               </w:rPr>
                               <w:t>listing 4</w:t>
@@ -3194,8 +3213,8 @@
                         <w:rPr>
                           <w:rFonts w:ascii="Consolas" w:eastAsia="Times New Roman" w:hAnsi="Consolas" w:cs="Times New Roman"/>
                           <w:color w:val="FF7B72"/>
-                          <w:sz w:val="20"/>
-                          <w:szCs w:val="20"/>
+                          <w:sz w:val="32"/>
+                          <w:szCs w:val="32"/>
                           <w:lang w:eastAsia="en-US"/>
                         </w:rPr>
                       </w:pPr>
@@ -3203,8 +3222,8 @@
                         <w:rPr>
                           <w:rFonts w:ascii="Consolas" w:eastAsia="Times New Roman" w:hAnsi="Consolas" w:cs="Times New Roman"/>
                           <w:color w:val="FF7B72"/>
-                          <w:sz w:val="20"/>
-                          <w:szCs w:val="20"/>
+                          <w:sz w:val="32"/>
+                          <w:szCs w:val="32"/>
                           <w:lang w:eastAsia="en-US"/>
                         </w:rPr>
                         <w:t>Listing 3</w:t>
@@ -4186,18 +4205,37 @@
                         <w:spacing w:after="0" w:line="285" w:lineRule="atLeast"/>
                         <w:rPr>
                           <w:rFonts w:ascii="Consolas" w:eastAsia="Times New Roman" w:hAnsi="Consolas" w:cs="Times New Roman"/>
+                          <w:b/>
+                          <w:bCs/>
+                          <w:color w:val="BBBEBF"/>
+                          <w:sz w:val="32"/>
+                          <w:szCs w:val="32"/>
+                          <w:lang w:eastAsia="en-US"/>
+                        </w:rPr>
+                      </w:pPr>
+                    </w:p>
+                    <w:p>
+                      <w:pPr>
+                        <w:shd w:val="clear" w:color="auto" w:fill="121314"/>
+                        <w:spacing w:after="0" w:line="285" w:lineRule="atLeast"/>
+                        <w:rPr>
+                          <w:rFonts w:ascii="Consolas" w:eastAsia="Times New Roman" w:hAnsi="Consolas" w:cs="Times New Roman"/>
+                          <w:b/>
+                          <w:bCs/>
                           <w:color w:val="FF7B72"/>
-                          <w:sz w:val="20"/>
-                          <w:szCs w:val="20"/>
+                          <w:sz w:val="32"/>
+                          <w:szCs w:val="32"/>
                           <w:lang w:eastAsia="en-US"/>
                         </w:rPr>
                       </w:pPr>
                       <w:r>
                         <w:rPr>
                           <w:rFonts w:ascii="Consolas" w:eastAsia="Times New Roman" w:hAnsi="Consolas" w:cs="Times New Roman"/>
+                          <w:b/>
+                          <w:bCs/>
                           <w:color w:val="FF7B72"/>
-                          <w:sz w:val="20"/>
-                          <w:szCs w:val="20"/>
+                          <w:sz w:val="32"/>
+                          <w:szCs w:val="32"/>
                           <w:lang w:eastAsia="en-US"/>
                         </w:rPr>
                         <w:t>listing 4</w:t>
@@ -6190,6 +6228,9 @@
         </w:drawing>
       </w:r>
       <w:r>
+        <w:rPr>
+          <w:noProof/>
+        </w:rPr>
         <w:drawing>
           <wp:anchor distT="0" distB="0" distL="114300" distR="114300" simplePos="0" relativeHeight="251666432" behindDoc="0" locked="0" layoutInCell="1" allowOverlap="1" wp14:anchorId="0157308A" wp14:editId="6E46D27E">
             <wp:simplePos x="0" y="0"/>
@@ -6241,6 +6282,9 @@
         </w:drawing>
       </w:r>
       <w:r>
+        <w:rPr>
+          <w:noProof/>
+        </w:rPr>
         <w:drawing>
           <wp:anchor distT="0" distB="0" distL="114300" distR="114300" simplePos="0" relativeHeight="251665408" behindDoc="0" locked="0" layoutInCell="1" allowOverlap="1" wp14:anchorId="5D990BD0" wp14:editId="59034129">
             <wp:simplePos x="0" y="0"/>
@@ -6294,6 +6338,7 @@
       <w:r>
         <w:rPr>
           <w:rFonts w:ascii="Times New Roman" w:eastAsia="Times New Roman" w:hAnsi="Times New Roman" w:cs="Times New Roman"/>
+          <w:noProof/>
           <w:color w:val="000000" w:themeColor="text1"/>
           <w:sz w:val="22"/>
           <w:szCs w:val="22"/>
@@ -6472,6 +6517,7 @@
       <w:r>
         <w:rPr>
           <w:rFonts w:ascii="Times New Roman" w:eastAsia="Times New Roman" w:hAnsi="Times New Roman" w:cs="Times New Roman"/>
+          <w:noProof/>
           <w:color w:val="000000" w:themeColor="text1"/>
           <w:sz w:val="22"/>
           <w:szCs w:val="22"/>
@@ -6529,6 +6575,7 @@
       <w:r>
         <w:rPr>
           <w:rFonts w:ascii="Times New Roman" w:eastAsia="Times New Roman" w:hAnsi="Times New Roman" w:cs="Times New Roman"/>
+          <w:noProof/>
           <w:color w:val="000000" w:themeColor="text1"/>
           <w:sz w:val="22"/>
           <w:szCs w:val="22"/>
@@ -6588,6 +6635,7 @@
           <w:rFonts w:ascii="Times New Roman" w:eastAsia="Times New Roman" w:hAnsi="Times New Roman" w:cs="Times New Roman"/>
           <w:b/>
           <w:bCs/>
+          <w:noProof/>
           <w:color w:val="000000" w:themeColor="text1"/>
           <w:sz w:val="28"/>
           <w:szCs w:val="28"/>
@@ -7429,9 +7477,9 @@
         <mc:AlternateContent>
           <mc:Choice Requires="wps">
             <w:drawing>
-              <wp:inline distT="0" distB="0" distL="0" distR="0" wp14:anchorId="30705749" wp14:editId="5BF698BD">
-                <wp:extent cx="5922492" cy="1976854"/>
-                <wp:effectExtent l="0" t="0" r="0" b="0"/>
+              <wp:inline distT="0" distB="0" distL="0" distR="0" wp14:anchorId="30705749" wp14:editId="7EF9B31D">
+                <wp:extent cx="5922492" cy="6505575"/>
+                <wp:effectExtent l="0" t="0" r="21590" b="28575"/>
                 <wp:docPr id="1995893275" name="drawing"/>
                 <wp:cNvGraphicFramePr>
                   <a:graphicFrameLocks xmlns:a="http://schemas.openxmlformats.org/drawingml/2006/main"/>
@@ -7445,7 +7493,7 @@
                       <wps:spPr>
                         <a:xfrm>
                           <a:off x="0" y="0"/>
-                          <a:ext cx="5922492" cy="1976854"/>
+                          <a:ext cx="5922492" cy="6505575"/>
                         </a:xfrm>
                         <a:prstGeom prst="rect">
                           <a:avLst/>
@@ -7459,6 +7507,1896 @@
                           </a:solidFill>
                         </a:ln>
                       </wps:spPr>
+                      <wps:txbx>
+                        <w:txbxContent>
+                          <w:p>
+                            <w:pPr>
+                              <w:shd w:val="clear" w:color="auto" w:fill="121314"/>
+                              <w:spacing w:after="0" w:line="285" w:lineRule="atLeast"/>
+                              <w:rPr>
+                                <w:rFonts w:ascii="Consolas" w:eastAsia="Times New Roman" w:hAnsi="Consolas" w:cs="Times New Roman"/>
+                                <w:color w:val="BBBEBF"/>
+                                <w:sz w:val="21"/>
+                                <w:szCs w:val="21"/>
+                                <w:lang w:eastAsia="en-US"/>
+                              </w:rPr>
+                            </w:pPr>
+                            <w:r>
+                              <w:rPr>
+                                <w:rFonts w:ascii="Consolas" w:eastAsia="Times New Roman" w:hAnsi="Consolas" w:cs="Times New Roman"/>
+                                <w:color w:val="FF7B72"/>
+                                <w:sz w:val="21"/>
+                                <w:szCs w:val="21"/>
+                                <w:lang w:eastAsia="en-US"/>
+                              </w:rPr>
+                              <w:t>.text</w:t>
+                            </w:r>
+                          </w:p>
+                          <w:p>
+                            <w:pPr>
+                              <w:shd w:val="clear" w:color="auto" w:fill="121314"/>
+                              <w:spacing w:after="0" w:line="285" w:lineRule="atLeast"/>
+                              <w:rPr>
+                                <w:rFonts w:ascii="Consolas" w:eastAsia="Times New Roman" w:hAnsi="Consolas" w:cs="Times New Roman"/>
+                                <w:color w:val="BBBEBF"/>
+                                <w:sz w:val="21"/>
+                                <w:szCs w:val="21"/>
+                                <w:lang w:eastAsia="en-US"/>
+                              </w:rPr>
+                            </w:pPr>
+                            <w:proofErr w:type="gramStart"/>
+                            <w:r>
+                              <w:rPr>
+                                <w:rFonts w:ascii="Consolas" w:eastAsia="Times New Roman" w:hAnsi="Consolas" w:cs="Times New Roman"/>
+                                <w:color w:val="569CD6"/>
+                                <w:sz w:val="21"/>
+                                <w:szCs w:val="21"/>
+                                <w:lang w:eastAsia="en-US"/>
+                              </w:rPr>
+                              <w:t>.</w:t>
+                            </w:r>
+                            <w:proofErr w:type="spellStart"/>
+                            <w:r>
+                              <w:rPr>
+                                <w:rFonts w:ascii="Consolas" w:eastAsia="Times New Roman" w:hAnsi="Consolas" w:cs="Times New Roman"/>
+                                <w:color w:val="569CD6"/>
+                                <w:sz w:val="21"/>
+                                <w:szCs w:val="21"/>
+                                <w:lang w:eastAsia="en-US"/>
+                              </w:rPr>
+                              <w:t>globl</w:t>
+                            </w:r>
+                            <w:proofErr w:type="spellEnd"/>
+                            <w:proofErr w:type="gramEnd"/>
+                            <w:r>
+                              <w:rPr>
+                                <w:rFonts w:ascii="Consolas" w:eastAsia="Times New Roman" w:hAnsi="Consolas" w:cs="Times New Roman"/>
+                                <w:color w:val="BBBEBF"/>
+                                <w:sz w:val="21"/>
+                                <w:szCs w:val="21"/>
+                                <w:lang w:eastAsia="en-US"/>
+                              </w:rPr>
+                              <w:t xml:space="preserve"> main</w:t>
+                            </w:r>
+                          </w:p>
+                          <w:p>
+                            <w:pPr>
+                              <w:shd w:val="clear" w:color="auto" w:fill="121314"/>
+                              <w:spacing w:after="0" w:line="285" w:lineRule="atLeast"/>
+                              <w:rPr>
+                                <w:rFonts w:ascii="Consolas" w:eastAsia="Times New Roman" w:hAnsi="Consolas" w:cs="Times New Roman"/>
+                                <w:color w:val="BBBEBF"/>
+                                <w:sz w:val="21"/>
+                                <w:szCs w:val="21"/>
+                                <w:lang w:eastAsia="en-US"/>
+                              </w:rPr>
+                            </w:pPr>
+                            <w:r>
+                              <w:rPr>
+                                <w:rFonts w:ascii="Consolas" w:eastAsia="Times New Roman" w:hAnsi="Consolas" w:cs="Times New Roman"/>
+                                <w:color w:val="D2A8FF"/>
+                                <w:sz w:val="21"/>
+                                <w:szCs w:val="21"/>
+                                <w:lang w:eastAsia="en-US"/>
+                              </w:rPr>
+                              <w:t>main</w:t>
+                            </w:r>
+                            <w:r>
+                              <w:rPr>
+                                <w:rFonts w:ascii="Consolas" w:eastAsia="Times New Roman" w:hAnsi="Consolas" w:cs="Times New Roman"/>
+                                <w:color w:val="BBBEBF"/>
+                                <w:sz w:val="21"/>
+                                <w:szCs w:val="21"/>
+                                <w:lang w:eastAsia="en-US"/>
+                              </w:rPr>
+                              <w:t>:</w:t>
+                            </w:r>
+                          </w:p>
+                          <w:p>
+                            <w:pPr>
+                              <w:shd w:val="clear" w:color="auto" w:fill="121314"/>
+                              <w:spacing w:after="0" w:line="285" w:lineRule="atLeast"/>
+                              <w:rPr>
+                                <w:rFonts w:ascii="Consolas" w:eastAsia="Times New Roman" w:hAnsi="Consolas" w:cs="Times New Roman"/>
+                                <w:color w:val="BBBEBF"/>
+                                <w:sz w:val="21"/>
+                                <w:szCs w:val="21"/>
+                                <w:lang w:eastAsia="en-US"/>
+                              </w:rPr>
+                            </w:pPr>
+                            <w:r>
+                              <w:rPr>
+                                <w:rFonts w:ascii="Consolas" w:eastAsia="Times New Roman" w:hAnsi="Consolas" w:cs="Times New Roman"/>
+                                <w:color w:val="BBBEBF"/>
+                                <w:sz w:val="21"/>
+                                <w:szCs w:val="21"/>
+                                <w:lang w:eastAsia="en-US"/>
+                              </w:rPr>
+                              <w:t xml:space="preserve">    </w:t>
+                            </w:r>
+                            <w:r>
+                              <w:rPr>
+                                <w:rFonts w:ascii="Consolas" w:eastAsia="Times New Roman" w:hAnsi="Consolas" w:cs="Times New Roman"/>
+                                <w:color w:val="DCDCAA"/>
+                                <w:sz w:val="21"/>
+                                <w:szCs w:val="21"/>
+                                <w:lang w:eastAsia="en-US"/>
+                              </w:rPr>
+                              <w:t>li</w:t>
+                            </w:r>
+                            <w:r>
+                              <w:rPr>
+                                <w:rFonts w:ascii="Consolas" w:eastAsia="Times New Roman" w:hAnsi="Consolas" w:cs="Times New Roman"/>
+                                <w:color w:val="BBBEBF"/>
+                                <w:sz w:val="21"/>
+                                <w:szCs w:val="21"/>
+                                <w:lang w:eastAsia="en-US"/>
+                              </w:rPr>
+                              <w:t xml:space="preserve"> </w:t>
+                            </w:r>
+                            <w:r>
+                              <w:rPr>
+                                <w:rFonts w:ascii="Consolas" w:eastAsia="Times New Roman" w:hAnsi="Consolas" w:cs="Times New Roman"/>
+                                <w:color w:val="C9D1D9"/>
+                                <w:sz w:val="21"/>
+                                <w:szCs w:val="21"/>
+                                <w:lang w:eastAsia="en-US"/>
+                              </w:rPr>
+                              <w:t>x20</w:t>
+                            </w:r>
+                            <w:r>
+                              <w:rPr>
+                                <w:rFonts w:ascii="Consolas" w:eastAsia="Times New Roman" w:hAnsi="Consolas" w:cs="Times New Roman"/>
+                                <w:color w:val="BBBEBF"/>
+                                <w:sz w:val="21"/>
+                                <w:szCs w:val="21"/>
+                                <w:lang w:eastAsia="en-US"/>
+                              </w:rPr>
+                              <w:t xml:space="preserve">, </w:t>
+                            </w:r>
+                            <w:r>
+                              <w:rPr>
+                                <w:rFonts w:ascii="Consolas" w:eastAsia="Times New Roman" w:hAnsi="Consolas" w:cs="Times New Roman"/>
+                                <w:color w:val="B5CEA8"/>
+                                <w:sz w:val="21"/>
+                                <w:szCs w:val="21"/>
+                                <w:lang w:eastAsia="en-US"/>
+                              </w:rPr>
+                              <w:t>4</w:t>
+                            </w:r>
+                          </w:p>
+                          <w:p>
+                            <w:pPr>
+                              <w:shd w:val="clear" w:color="auto" w:fill="121314"/>
+                              <w:spacing w:after="0" w:line="285" w:lineRule="atLeast"/>
+                              <w:rPr>
+                                <w:rFonts w:ascii="Consolas" w:eastAsia="Times New Roman" w:hAnsi="Consolas" w:cs="Times New Roman"/>
+                                <w:color w:val="BBBEBF"/>
+                                <w:sz w:val="21"/>
+                                <w:szCs w:val="21"/>
+                                <w:lang w:eastAsia="en-US"/>
+                              </w:rPr>
+                            </w:pPr>
+                            <w:r>
+                              <w:rPr>
+                                <w:rFonts w:ascii="Consolas" w:eastAsia="Times New Roman" w:hAnsi="Consolas" w:cs="Times New Roman"/>
+                                <w:color w:val="BBBEBF"/>
+                                <w:sz w:val="21"/>
+                                <w:szCs w:val="21"/>
+                                <w:lang w:eastAsia="en-US"/>
+                              </w:rPr>
+                              <w:t xml:space="preserve">    </w:t>
+                            </w:r>
+                            <w:r>
+                              <w:rPr>
+                                <w:rFonts w:ascii="Consolas" w:eastAsia="Times New Roman" w:hAnsi="Consolas" w:cs="Times New Roman"/>
+                                <w:color w:val="DCDCAA"/>
+                                <w:sz w:val="21"/>
+                                <w:szCs w:val="21"/>
+                                <w:lang w:eastAsia="en-US"/>
+                              </w:rPr>
+                              <w:t>li</w:t>
+                            </w:r>
+                            <w:r>
+                              <w:rPr>
+                                <w:rFonts w:ascii="Consolas" w:eastAsia="Times New Roman" w:hAnsi="Consolas" w:cs="Times New Roman"/>
+                                <w:color w:val="BBBEBF"/>
+                                <w:sz w:val="21"/>
+                                <w:szCs w:val="21"/>
+                                <w:lang w:eastAsia="en-US"/>
+                              </w:rPr>
+                              <w:t xml:space="preserve"> </w:t>
+                            </w:r>
+                            <w:r>
+                              <w:rPr>
+                                <w:rFonts w:ascii="Consolas" w:eastAsia="Times New Roman" w:hAnsi="Consolas" w:cs="Times New Roman"/>
+                                <w:color w:val="C9D1D9"/>
+                                <w:sz w:val="21"/>
+                                <w:szCs w:val="21"/>
+                                <w:lang w:eastAsia="en-US"/>
+                              </w:rPr>
+                              <w:t>x21</w:t>
+                            </w:r>
+                            <w:r>
+                              <w:rPr>
+                                <w:rFonts w:ascii="Consolas" w:eastAsia="Times New Roman" w:hAnsi="Consolas" w:cs="Times New Roman"/>
+                                <w:color w:val="BBBEBF"/>
+                                <w:sz w:val="21"/>
+                                <w:szCs w:val="21"/>
+                                <w:lang w:eastAsia="en-US"/>
+                              </w:rPr>
+                              <w:t xml:space="preserve">, </w:t>
+                            </w:r>
+                            <w:r>
+                              <w:rPr>
+                                <w:rFonts w:ascii="Consolas" w:eastAsia="Times New Roman" w:hAnsi="Consolas" w:cs="Times New Roman"/>
+                                <w:color w:val="B5CEA8"/>
+                                <w:sz w:val="21"/>
+                                <w:szCs w:val="21"/>
+                                <w:lang w:eastAsia="en-US"/>
+                              </w:rPr>
+                              <w:t>2</w:t>
+                            </w:r>
+                          </w:p>
+                          <w:p>
+                            <w:pPr>
+                              <w:shd w:val="clear" w:color="auto" w:fill="121314"/>
+                              <w:spacing w:after="0" w:line="285" w:lineRule="atLeast"/>
+                              <w:rPr>
+                                <w:rFonts w:ascii="Consolas" w:eastAsia="Times New Roman" w:hAnsi="Consolas" w:cs="Times New Roman"/>
+                                <w:color w:val="BBBEBF"/>
+                                <w:sz w:val="21"/>
+                                <w:szCs w:val="21"/>
+                                <w:lang w:eastAsia="en-US"/>
+                              </w:rPr>
+                            </w:pPr>
+                            <w:r>
+                              <w:rPr>
+                                <w:rFonts w:ascii="Consolas" w:eastAsia="Times New Roman" w:hAnsi="Consolas" w:cs="Times New Roman"/>
+                                <w:color w:val="BBBEBF"/>
+                                <w:sz w:val="21"/>
+                                <w:szCs w:val="21"/>
+                                <w:lang w:eastAsia="en-US"/>
+                              </w:rPr>
+                              <w:t xml:space="preserve">    </w:t>
+                            </w:r>
+                            <w:r>
+                              <w:rPr>
+                                <w:rFonts w:ascii="Consolas" w:eastAsia="Times New Roman" w:hAnsi="Consolas" w:cs="Times New Roman"/>
+                                <w:color w:val="DCDCAA"/>
+                                <w:sz w:val="21"/>
+                                <w:szCs w:val="21"/>
+                                <w:lang w:eastAsia="en-US"/>
+                              </w:rPr>
+                              <w:t>li</w:t>
+                            </w:r>
+                            <w:r>
+                              <w:rPr>
+                                <w:rFonts w:ascii="Consolas" w:eastAsia="Times New Roman" w:hAnsi="Consolas" w:cs="Times New Roman"/>
+                                <w:color w:val="BBBEBF"/>
+                                <w:sz w:val="21"/>
+                                <w:szCs w:val="21"/>
+                                <w:lang w:eastAsia="en-US"/>
+                              </w:rPr>
+                              <w:t xml:space="preserve"> </w:t>
+                            </w:r>
+                            <w:r>
+                              <w:rPr>
+                                <w:rFonts w:ascii="Consolas" w:eastAsia="Times New Roman" w:hAnsi="Consolas" w:cs="Times New Roman"/>
+                                <w:color w:val="C9D1D9"/>
+                                <w:sz w:val="21"/>
+                                <w:szCs w:val="21"/>
+                                <w:lang w:eastAsia="en-US"/>
+                              </w:rPr>
+                              <w:t>x22</w:t>
+                            </w:r>
+                            <w:r>
+                              <w:rPr>
+                                <w:rFonts w:ascii="Consolas" w:eastAsia="Times New Roman" w:hAnsi="Consolas" w:cs="Times New Roman"/>
+                                <w:color w:val="BBBEBF"/>
+                                <w:sz w:val="21"/>
+                                <w:szCs w:val="21"/>
+                                <w:lang w:eastAsia="en-US"/>
+                              </w:rPr>
+                              <w:t xml:space="preserve">, </w:t>
+                            </w:r>
+                            <w:r>
+                              <w:rPr>
+                                <w:rFonts w:ascii="Consolas" w:eastAsia="Times New Roman" w:hAnsi="Consolas" w:cs="Times New Roman"/>
+                                <w:color w:val="B5CEA8"/>
+                                <w:sz w:val="21"/>
+                                <w:szCs w:val="21"/>
+                                <w:lang w:eastAsia="en-US"/>
+                              </w:rPr>
+                              <w:t>3</w:t>
+                            </w:r>
+                          </w:p>
+                          <w:p>
+                            <w:pPr>
+                              <w:shd w:val="clear" w:color="auto" w:fill="121314"/>
+                              <w:spacing w:after="0" w:line="285" w:lineRule="atLeast"/>
+                              <w:rPr>
+                                <w:rFonts w:ascii="Consolas" w:eastAsia="Times New Roman" w:hAnsi="Consolas" w:cs="Times New Roman"/>
+                                <w:color w:val="BBBEBF"/>
+                                <w:sz w:val="21"/>
+                                <w:szCs w:val="21"/>
+                                <w:lang w:eastAsia="en-US"/>
+                              </w:rPr>
+                            </w:pPr>
+                            <w:r>
+                              <w:rPr>
+                                <w:rFonts w:ascii="Consolas" w:eastAsia="Times New Roman" w:hAnsi="Consolas" w:cs="Times New Roman"/>
+                                <w:color w:val="BBBEBF"/>
+                                <w:sz w:val="21"/>
+                                <w:szCs w:val="21"/>
+                                <w:lang w:eastAsia="en-US"/>
+                              </w:rPr>
+                              <w:t xml:space="preserve">    </w:t>
+                            </w:r>
+                            <w:r>
+                              <w:rPr>
+                                <w:rFonts w:ascii="Consolas" w:eastAsia="Times New Roman" w:hAnsi="Consolas" w:cs="Times New Roman"/>
+                                <w:color w:val="DCDCAA"/>
+                                <w:sz w:val="21"/>
+                                <w:szCs w:val="21"/>
+                                <w:lang w:eastAsia="en-US"/>
+                              </w:rPr>
+                              <w:t>li</w:t>
+                            </w:r>
+                            <w:r>
+                              <w:rPr>
+                                <w:rFonts w:ascii="Consolas" w:eastAsia="Times New Roman" w:hAnsi="Consolas" w:cs="Times New Roman"/>
+                                <w:color w:val="BBBEBF"/>
+                                <w:sz w:val="21"/>
+                                <w:szCs w:val="21"/>
+                                <w:lang w:eastAsia="en-US"/>
+                              </w:rPr>
+                              <w:t xml:space="preserve"> </w:t>
+                            </w:r>
+                            <w:r>
+                              <w:rPr>
+                                <w:rFonts w:ascii="Consolas" w:eastAsia="Times New Roman" w:hAnsi="Consolas" w:cs="Times New Roman"/>
+                                <w:color w:val="C9D1D9"/>
+                                <w:sz w:val="21"/>
+                                <w:szCs w:val="21"/>
+                                <w:lang w:eastAsia="en-US"/>
+                              </w:rPr>
+                              <w:t>x23</w:t>
+                            </w:r>
+                            <w:r>
+                              <w:rPr>
+                                <w:rFonts w:ascii="Consolas" w:eastAsia="Times New Roman" w:hAnsi="Consolas" w:cs="Times New Roman"/>
+                                <w:color w:val="BBBEBF"/>
+                                <w:sz w:val="21"/>
+                                <w:szCs w:val="21"/>
+                                <w:lang w:eastAsia="en-US"/>
+                              </w:rPr>
+                              <w:t xml:space="preserve">, </w:t>
+                            </w:r>
+                            <w:r>
+                              <w:rPr>
+                                <w:rFonts w:ascii="Consolas" w:eastAsia="Times New Roman" w:hAnsi="Consolas" w:cs="Times New Roman"/>
+                                <w:color w:val="B5CEA8"/>
+                                <w:sz w:val="21"/>
+                                <w:szCs w:val="21"/>
+                                <w:lang w:eastAsia="en-US"/>
+                              </w:rPr>
+                              <w:t>4</w:t>
+                            </w:r>
+                          </w:p>
+                          <w:p>
+                            <w:pPr>
+                              <w:shd w:val="clear" w:color="auto" w:fill="121314"/>
+                              <w:spacing w:after="0" w:line="285" w:lineRule="atLeast"/>
+                              <w:rPr>
+                                <w:rFonts w:ascii="Consolas" w:eastAsia="Times New Roman" w:hAnsi="Consolas" w:cs="Times New Roman"/>
+                                <w:color w:val="BBBEBF"/>
+                                <w:sz w:val="21"/>
+                                <w:szCs w:val="21"/>
+                                <w:lang w:eastAsia="en-US"/>
+                              </w:rPr>
+                            </w:pPr>
+                            <w:r>
+                              <w:rPr>
+                                <w:rFonts w:ascii="Consolas" w:eastAsia="Times New Roman" w:hAnsi="Consolas" w:cs="Times New Roman"/>
+                                <w:color w:val="BBBEBF"/>
+                                <w:sz w:val="21"/>
+                                <w:szCs w:val="21"/>
+                                <w:lang w:eastAsia="en-US"/>
+                              </w:rPr>
+                              <w:t xml:space="preserve">    </w:t>
+                            </w:r>
+                            <w:r>
+                              <w:rPr>
+                                <w:rFonts w:ascii="Consolas" w:eastAsia="Times New Roman" w:hAnsi="Consolas" w:cs="Times New Roman"/>
+                                <w:color w:val="DCDCAA"/>
+                                <w:sz w:val="21"/>
+                                <w:szCs w:val="21"/>
+                                <w:lang w:eastAsia="en-US"/>
+                              </w:rPr>
+                              <w:t>li</w:t>
+                            </w:r>
+                            <w:r>
+                              <w:rPr>
+                                <w:rFonts w:ascii="Consolas" w:eastAsia="Times New Roman" w:hAnsi="Consolas" w:cs="Times New Roman"/>
+                                <w:color w:val="BBBEBF"/>
+                                <w:sz w:val="21"/>
+                                <w:szCs w:val="21"/>
+                                <w:lang w:eastAsia="en-US"/>
+                              </w:rPr>
+                              <w:t xml:space="preserve"> </w:t>
+                            </w:r>
+                            <w:r>
+                              <w:rPr>
+                                <w:rFonts w:ascii="Consolas" w:eastAsia="Times New Roman" w:hAnsi="Consolas" w:cs="Times New Roman"/>
+                                <w:color w:val="C9D1D9"/>
+                                <w:sz w:val="21"/>
+                                <w:szCs w:val="21"/>
+                                <w:lang w:eastAsia="en-US"/>
+                              </w:rPr>
+                              <w:t>x5</w:t>
+                            </w:r>
+                            <w:r>
+                              <w:rPr>
+                                <w:rFonts w:ascii="Consolas" w:eastAsia="Times New Roman" w:hAnsi="Consolas" w:cs="Times New Roman"/>
+                                <w:color w:val="BBBEBF"/>
+                                <w:sz w:val="21"/>
+                                <w:szCs w:val="21"/>
+                                <w:lang w:eastAsia="en-US"/>
+                              </w:rPr>
+                              <w:t xml:space="preserve">, </w:t>
+                            </w:r>
+                            <w:r>
+                              <w:rPr>
+                                <w:rFonts w:ascii="Consolas" w:eastAsia="Times New Roman" w:hAnsi="Consolas" w:cs="Times New Roman"/>
+                                <w:color w:val="B5CEA8"/>
+                                <w:sz w:val="21"/>
+                                <w:szCs w:val="21"/>
+                                <w:lang w:eastAsia="en-US"/>
+                              </w:rPr>
+                              <w:t>1</w:t>
+                            </w:r>
+                          </w:p>
+                          <w:p>
+                            <w:pPr>
+                              <w:shd w:val="clear" w:color="auto" w:fill="121314"/>
+                              <w:spacing w:after="0" w:line="285" w:lineRule="atLeast"/>
+                              <w:rPr>
+                                <w:rFonts w:ascii="Consolas" w:eastAsia="Times New Roman" w:hAnsi="Consolas" w:cs="Times New Roman"/>
+                                <w:color w:val="BBBEBF"/>
+                                <w:sz w:val="21"/>
+                                <w:szCs w:val="21"/>
+                                <w:lang w:eastAsia="en-US"/>
+                              </w:rPr>
+                            </w:pPr>
+                            <w:r>
+                              <w:rPr>
+                                <w:rFonts w:ascii="Consolas" w:eastAsia="Times New Roman" w:hAnsi="Consolas" w:cs="Times New Roman"/>
+                                <w:color w:val="BBBEBF"/>
+                                <w:sz w:val="21"/>
+                                <w:szCs w:val="21"/>
+                                <w:lang w:eastAsia="en-US"/>
+                              </w:rPr>
+                              <w:t xml:space="preserve">    </w:t>
+                            </w:r>
+                          </w:p>
+                          <w:p>
+                            <w:pPr>
+                              <w:shd w:val="clear" w:color="auto" w:fill="121314"/>
+                              <w:spacing w:after="0" w:line="285" w:lineRule="atLeast"/>
+                              <w:rPr>
+                                <w:rFonts w:ascii="Consolas" w:eastAsia="Times New Roman" w:hAnsi="Consolas" w:cs="Times New Roman"/>
+                                <w:color w:val="BBBEBF"/>
+                                <w:sz w:val="21"/>
+                                <w:szCs w:val="21"/>
+                                <w:lang w:eastAsia="en-US"/>
+                              </w:rPr>
+                            </w:pPr>
+                          </w:p>
+                          <w:p>
+                            <w:pPr>
+                              <w:shd w:val="clear" w:color="auto" w:fill="121314"/>
+                              <w:spacing w:after="0" w:line="285" w:lineRule="atLeast"/>
+                              <w:rPr>
+                                <w:rFonts w:ascii="Consolas" w:eastAsia="Times New Roman" w:hAnsi="Consolas" w:cs="Times New Roman"/>
+                                <w:color w:val="BBBEBF"/>
+                                <w:sz w:val="21"/>
+                                <w:szCs w:val="21"/>
+                                <w:lang w:eastAsia="en-US"/>
+                              </w:rPr>
+                            </w:pPr>
+                            <w:r>
+                              <w:rPr>
+                                <w:rFonts w:ascii="Consolas" w:eastAsia="Times New Roman" w:hAnsi="Consolas" w:cs="Times New Roman"/>
+                                <w:color w:val="BBBEBF"/>
+                                <w:sz w:val="21"/>
+                                <w:szCs w:val="21"/>
+                                <w:lang w:eastAsia="en-US"/>
+                              </w:rPr>
+                              <w:t xml:space="preserve">    </w:t>
+                            </w:r>
+                            <w:proofErr w:type="spellStart"/>
+                            <w:r>
+                              <w:rPr>
+                                <w:rFonts w:ascii="Consolas" w:eastAsia="Times New Roman" w:hAnsi="Consolas" w:cs="Times New Roman"/>
+                                <w:color w:val="DCDCAA"/>
+                                <w:sz w:val="21"/>
+                                <w:szCs w:val="21"/>
+                                <w:lang w:eastAsia="en-US"/>
+                              </w:rPr>
+                              <w:t>bne</w:t>
+                            </w:r>
+                            <w:proofErr w:type="spellEnd"/>
+                            <w:r>
+                              <w:rPr>
+                                <w:rFonts w:ascii="Consolas" w:eastAsia="Times New Roman" w:hAnsi="Consolas" w:cs="Times New Roman"/>
+                                <w:color w:val="BBBEBF"/>
+                                <w:sz w:val="21"/>
+                                <w:szCs w:val="21"/>
+                                <w:lang w:eastAsia="en-US"/>
+                              </w:rPr>
+                              <w:t xml:space="preserve"> </w:t>
+                            </w:r>
+                            <w:r>
+                              <w:rPr>
+                                <w:rFonts w:ascii="Consolas" w:eastAsia="Times New Roman" w:hAnsi="Consolas" w:cs="Times New Roman"/>
+                                <w:color w:val="C9D1D9"/>
+                                <w:sz w:val="21"/>
+                                <w:szCs w:val="21"/>
+                                <w:lang w:eastAsia="en-US"/>
+                              </w:rPr>
+                              <w:t>x20</w:t>
+                            </w:r>
+                            <w:r>
+                              <w:rPr>
+                                <w:rFonts w:ascii="Consolas" w:eastAsia="Times New Roman" w:hAnsi="Consolas" w:cs="Times New Roman"/>
+                                <w:color w:val="BBBEBF"/>
+                                <w:sz w:val="21"/>
+                                <w:szCs w:val="21"/>
+                                <w:lang w:eastAsia="en-US"/>
+                              </w:rPr>
+                              <w:t xml:space="preserve">, </w:t>
+                            </w:r>
+                            <w:r>
+                              <w:rPr>
+                                <w:rFonts w:ascii="Consolas" w:eastAsia="Times New Roman" w:hAnsi="Consolas" w:cs="Times New Roman"/>
+                                <w:color w:val="C9D1D9"/>
+                                <w:sz w:val="21"/>
+                                <w:szCs w:val="21"/>
+                                <w:lang w:eastAsia="en-US"/>
+                              </w:rPr>
+                              <w:t>x5</w:t>
+                            </w:r>
+                            <w:r>
+                              <w:rPr>
+                                <w:rFonts w:ascii="Consolas" w:eastAsia="Times New Roman" w:hAnsi="Consolas" w:cs="Times New Roman"/>
+                                <w:color w:val="BBBEBF"/>
+                                <w:sz w:val="21"/>
+                                <w:szCs w:val="21"/>
+                                <w:lang w:eastAsia="en-US"/>
+                              </w:rPr>
+                              <w:t>, Case2</w:t>
+                            </w:r>
+                          </w:p>
+                          <w:p>
+                            <w:pPr>
+                              <w:shd w:val="clear" w:color="auto" w:fill="121314"/>
+                              <w:spacing w:after="0" w:line="285" w:lineRule="atLeast"/>
+                              <w:rPr>
+                                <w:rFonts w:ascii="Consolas" w:eastAsia="Times New Roman" w:hAnsi="Consolas" w:cs="Times New Roman"/>
+                                <w:color w:val="BBBEBF"/>
+                                <w:sz w:val="21"/>
+                                <w:szCs w:val="21"/>
+                                <w:lang w:eastAsia="en-US"/>
+                              </w:rPr>
+                            </w:pPr>
+                            <w:r>
+                              <w:rPr>
+                                <w:rFonts w:ascii="Consolas" w:eastAsia="Times New Roman" w:hAnsi="Consolas" w:cs="Times New Roman"/>
+                                <w:color w:val="BBBEBF"/>
+                                <w:sz w:val="21"/>
+                                <w:szCs w:val="21"/>
+                                <w:lang w:eastAsia="en-US"/>
+                              </w:rPr>
+                              <w:t xml:space="preserve">    </w:t>
+                            </w:r>
+                            <w:r>
+                              <w:rPr>
+                                <w:rFonts w:ascii="Consolas" w:eastAsia="Times New Roman" w:hAnsi="Consolas" w:cs="Times New Roman"/>
+                                <w:color w:val="DCDCAA"/>
+                                <w:sz w:val="21"/>
+                                <w:szCs w:val="21"/>
+                                <w:lang w:eastAsia="en-US"/>
+                              </w:rPr>
+                              <w:t>add</w:t>
+                            </w:r>
+                            <w:r>
+                              <w:rPr>
+                                <w:rFonts w:ascii="Consolas" w:eastAsia="Times New Roman" w:hAnsi="Consolas" w:cs="Times New Roman"/>
+                                <w:color w:val="BBBEBF"/>
+                                <w:sz w:val="21"/>
+                                <w:szCs w:val="21"/>
+                                <w:lang w:eastAsia="en-US"/>
+                              </w:rPr>
+                              <w:t xml:space="preserve"> </w:t>
+                            </w:r>
+                            <w:r>
+                              <w:rPr>
+                                <w:rFonts w:ascii="Consolas" w:eastAsia="Times New Roman" w:hAnsi="Consolas" w:cs="Times New Roman"/>
+                                <w:color w:val="C9D1D9"/>
+                                <w:sz w:val="21"/>
+                                <w:szCs w:val="21"/>
+                                <w:lang w:eastAsia="en-US"/>
+                              </w:rPr>
+                              <w:t>x21</w:t>
+                            </w:r>
+                            <w:r>
+                              <w:rPr>
+                                <w:rFonts w:ascii="Consolas" w:eastAsia="Times New Roman" w:hAnsi="Consolas" w:cs="Times New Roman"/>
+                                <w:color w:val="BBBEBF"/>
+                                <w:sz w:val="21"/>
+                                <w:szCs w:val="21"/>
+                                <w:lang w:eastAsia="en-US"/>
+                              </w:rPr>
+                              <w:t xml:space="preserve">, </w:t>
+                            </w:r>
+                            <w:r>
+                              <w:rPr>
+                                <w:rFonts w:ascii="Consolas" w:eastAsia="Times New Roman" w:hAnsi="Consolas" w:cs="Times New Roman"/>
+                                <w:color w:val="C9D1D9"/>
+                                <w:sz w:val="21"/>
+                                <w:szCs w:val="21"/>
+                                <w:lang w:eastAsia="en-US"/>
+                              </w:rPr>
+                              <w:t>x22</w:t>
+                            </w:r>
+                            <w:r>
+                              <w:rPr>
+                                <w:rFonts w:ascii="Consolas" w:eastAsia="Times New Roman" w:hAnsi="Consolas" w:cs="Times New Roman"/>
+                                <w:color w:val="BBBEBF"/>
+                                <w:sz w:val="21"/>
+                                <w:szCs w:val="21"/>
+                                <w:lang w:eastAsia="en-US"/>
+                              </w:rPr>
+                              <w:t xml:space="preserve">, </w:t>
+                            </w:r>
+                            <w:r>
+                              <w:rPr>
+                                <w:rFonts w:ascii="Consolas" w:eastAsia="Times New Roman" w:hAnsi="Consolas" w:cs="Times New Roman"/>
+                                <w:color w:val="C9D1D9"/>
+                                <w:sz w:val="21"/>
+                                <w:szCs w:val="21"/>
+                                <w:lang w:eastAsia="en-US"/>
+                              </w:rPr>
+                              <w:t>x23</w:t>
+                            </w:r>
+                          </w:p>
+                          <w:p>
+                            <w:pPr>
+                              <w:shd w:val="clear" w:color="auto" w:fill="121314"/>
+                              <w:spacing w:after="0" w:line="285" w:lineRule="atLeast"/>
+                              <w:rPr>
+                                <w:rFonts w:ascii="Consolas" w:eastAsia="Times New Roman" w:hAnsi="Consolas" w:cs="Times New Roman"/>
+                                <w:color w:val="BBBEBF"/>
+                                <w:sz w:val="21"/>
+                                <w:szCs w:val="21"/>
+                                <w:lang w:eastAsia="en-US"/>
+                              </w:rPr>
+                            </w:pPr>
+                            <w:r>
+                              <w:rPr>
+                                <w:rFonts w:ascii="Consolas" w:eastAsia="Times New Roman" w:hAnsi="Consolas" w:cs="Times New Roman"/>
+                                <w:color w:val="BBBEBF"/>
+                                <w:sz w:val="21"/>
+                                <w:szCs w:val="21"/>
+                                <w:lang w:eastAsia="en-US"/>
+                              </w:rPr>
+                              <w:t xml:space="preserve">    </w:t>
+                            </w:r>
+                            <w:r>
+                              <w:rPr>
+                                <w:rFonts w:ascii="Consolas" w:eastAsia="Times New Roman" w:hAnsi="Consolas" w:cs="Times New Roman"/>
+                                <w:color w:val="DCDCAA"/>
+                                <w:sz w:val="21"/>
+                                <w:szCs w:val="21"/>
+                                <w:lang w:eastAsia="en-US"/>
+                              </w:rPr>
+                              <w:t>j</w:t>
+                            </w:r>
+                            <w:r>
+                              <w:rPr>
+                                <w:rFonts w:ascii="Consolas" w:eastAsia="Times New Roman" w:hAnsi="Consolas" w:cs="Times New Roman"/>
+                                <w:color w:val="BBBEBF"/>
+                                <w:sz w:val="21"/>
+                                <w:szCs w:val="21"/>
+                                <w:lang w:eastAsia="en-US"/>
+                              </w:rPr>
+                              <w:t xml:space="preserve"> done</w:t>
+                            </w:r>
+                          </w:p>
+                          <w:p>
+                            <w:pPr>
+                              <w:shd w:val="clear" w:color="auto" w:fill="121314"/>
+                              <w:spacing w:after="0" w:line="285" w:lineRule="atLeast"/>
+                              <w:rPr>
+                                <w:rFonts w:ascii="Consolas" w:eastAsia="Times New Roman" w:hAnsi="Consolas" w:cs="Times New Roman"/>
+                                <w:color w:val="BBBEBF"/>
+                                <w:sz w:val="21"/>
+                                <w:szCs w:val="21"/>
+                                <w:lang w:eastAsia="en-US"/>
+                              </w:rPr>
+                            </w:pPr>
+                            <w:r>
+                              <w:rPr>
+                                <w:rFonts w:ascii="Consolas" w:eastAsia="Times New Roman" w:hAnsi="Consolas" w:cs="Times New Roman"/>
+                                <w:color w:val="D2A8FF"/>
+                                <w:sz w:val="21"/>
+                                <w:szCs w:val="21"/>
+                                <w:lang w:eastAsia="en-US"/>
+                              </w:rPr>
+                              <w:t>Case2</w:t>
+                            </w:r>
+                            <w:r>
+                              <w:rPr>
+                                <w:rFonts w:ascii="Consolas" w:eastAsia="Times New Roman" w:hAnsi="Consolas" w:cs="Times New Roman"/>
+                                <w:color w:val="BBBEBF"/>
+                                <w:sz w:val="21"/>
+                                <w:szCs w:val="21"/>
+                                <w:lang w:eastAsia="en-US"/>
+                              </w:rPr>
+                              <w:t xml:space="preserve">: </w:t>
+                            </w:r>
+                            <w:r>
+                              <w:rPr>
+                                <w:rFonts w:ascii="Consolas" w:eastAsia="Times New Roman" w:hAnsi="Consolas" w:cs="Times New Roman"/>
+                                <w:color w:val="DCDCAA"/>
+                                <w:sz w:val="21"/>
+                                <w:szCs w:val="21"/>
+                                <w:lang w:eastAsia="en-US"/>
+                              </w:rPr>
+                              <w:t>li</w:t>
+                            </w:r>
+                            <w:r>
+                              <w:rPr>
+                                <w:rFonts w:ascii="Consolas" w:eastAsia="Times New Roman" w:hAnsi="Consolas" w:cs="Times New Roman"/>
+                                <w:color w:val="BBBEBF"/>
+                                <w:sz w:val="21"/>
+                                <w:szCs w:val="21"/>
+                                <w:lang w:eastAsia="en-US"/>
+                              </w:rPr>
+                              <w:t xml:space="preserve"> </w:t>
+                            </w:r>
+                            <w:r>
+                              <w:rPr>
+                                <w:rFonts w:ascii="Consolas" w:eastAsia="Times New Roman" w:hAnsi="Consolas" w:cs="Times New Roman"/>
+                                <w:color w:val="C9D1D9"/>
+                                <w:sz w:val="21"/>
+                                <w:szCs w:val="21"/>
+                                <w:lang w:eastAsia="en-US"/>
+                              </w:rPr>
+                              <w:t>x5</w:t>
+                            </w:r>
+                            <w:r>
+                              <w:rPr>
+                                <w:rFonts w:ascii="Consolas" w:eastAsia="Times New Roman" w:hAnsi="Consolas" w:cs="Times New Roman"/>
+                                <w:color w:val="BBBEBF"/>
+                                <w:sz w:val="21"/>
+                                <w:szCs w:val="21"/>
+                                <w:lang w:eastAsia="en-US"/>
+                              </w:rPr>
+                              <w:t xml:space="preserve">, </w:t>
+                            </w:r>
+                            <w:r>
+                              <w:rPr>
+                                <w:rFonts w:ascii="Consolas" w:eastAsia="Times New Roman" w:hAnsi="Consolas" w:cs="Times New Roman"/>
+                                <w:color w:val="B5CEA8"/>
+                                <w:sz w:val="21"/>
+                                <w:szCs w:val="21"/>
+                                <w:lang w:eastAsia="en-US"/>
+                              </w:rPr>
+                              <w:t>2</w:t>
+                            </w:r>
+                          </w:p>
+                          <w:p>
+                            <w:pPr>
+                              <w:shd w:val="clear" w:color="auto" w:fill="121314"/>
+                              <w:spacing w:after="0" w:line="285" w:lineRule="atLeast"/>
+                              <w:rPr>
+                                <w:rFonts w:ascii="Consolas" w:eastAsia="Times New Roman" w:hAnsi="Consolas" w:cs="Times New Roman"/>
+                                <w:color w:val="BBBEBF"/>
+                                <w:sz w:val="21"/>
+                                <w:szCs w:val="21"/>
+                                <w:lang w:eastAsia="en-US"/>
+                              </w:rPr>
+                            </w:pPr>
+                            <w:r>
+                              <w:rPr>
+                                <w:rFonts w:ascii="Consolas" w:eastAsia="Times New Roman" w:hAnsi="Consolas" w:cs="Times New Roman"/>
+                                <w:color w:val="BBBEBF"/>
+                                <w:sz w:val="21"/>
+                                <w:szCs w:val="21"/>
+                                <w:lang w:eastAsia="en-US"/>
+                              </w:rPr>
+                              <w:t xml:space="preserve">    </w:t>
+                            </w:r>
+                            <w:proofErr w:type="spellStart"/>
+                            <w:r>
+                              <w:rPr>
+                                <w:rFonts w:ascii="Consolas" w:eastAsia="Times New Roman" w:hAnsi="Consolas" w:cs="Times New Roman"/>
+                                <w:color w:val="DCDCAA"/>
+                                <w:sz w:val="21"/>
+                                <w:szCs w:val="21"/>
+                                <w:lang w:eastAsia="en-US"/>
+                              </w:rPr>
+                              <w:t>bne</w:t>
+                            </w:r>
+                            <w:proofErr w:type="spellEnd"/>
+                            <w:r>
+                              <w:rPr>
+                                <w:rFonts w:ascii="Consolas" w:eastAsia="Times New Roman" w:hAnsi="Consolas" w:cs="Times New Roman"/>
+                                <w:color w:val="BBBEBF"/>
+                                <w:sz w:val="21"/>
+                                <w:szCs w:val="21"/>
+                                <w:lang w:eastAsia="en-US"/>
+                              </w:rPr>
+                              <w:t xml:space="preserve"> </w:t>
+                            </w:r>
+                            <w:r>
+                              <w:rPr>
+                                <w:rFonts w:ascii="Consolas" w:eastAsia="Times New Roman" w:hAnsi="Consolas" w:cs="Times New Roman"/>
+                                <w:color w:val="C9D1D9"/>
+                                <w:sz w:val="21"/>
+                                <w:szCs w:val="21"/>
+                                <w:lang w:eastAsia="en-US"/>
+                              </w:rPr>
+                              <w:t>x20</w:t>
+                            </w:r>
+                            <w:r>
+                              <w:rPr>
+                                <w:rFonts w:ascii="Consolas" w:eastAsia="Times New Roman" w:hAnsi="Consolas" w:cs="Times New Roman"/>
+                                <w:color w:val="BBBEBF"/>
+                                <w:sz w:val="21"/>
+                                <w:szCs w:val="21"/>
+                                <w:lang w:eastAsia="en-US"/>
+                              </w:rPr>
+                              <w:t xml:space="preserve">, </w:t>
+                            </w:r>
+                            <w:r>
+                              <w:rPr>
+                                <w:rFonts w:ascii="Consolas" w:eastAsia="Times New Roman" w:hAnsi="Consolas" w:cs="Times New Roman"/>
+                                <w:color w:val="C9D1D9"/>
+                                <w:sz w:val="21"/>
+                                <w:szCs w:val="21"/>
+                                <w:lang w:eastAsia="en-US"/>
+                              </w:rPr>
+                              <w:t>x5</w:t>
+                            </w:r>
+                            <w:r>
+                              <w:rPr>
+                                <w:rFonts w:ascii="Consolas" w:eastAsia="Times New Roman" w:hAnsi="Consolas" w:cs="Times New Roman"/>
+                                <w:color w:val="BBBEBF"/>
+                                <w:sz w:val="21"/>
+                                <w:szCs w:val="21"/>
+                                <w:lang w:eastAsia="en-US"/>
+                              </w:rPr>
+                              <w:t>, Case3</w:t>
+                            </w:r>
+                          </w:p>
+                          <w:p>
+                            <w:pPr>
+                              <w:shd w:val="clear" w:color="auto" w:fill="121314"/>
+                              <w:spacing w:after="0" w:line="285" w:lineRule="atLeast"/>
+                              <w:rPr>
+                                <w:rFonts w:ascii="Consolas" w:eastAsia="Times New Roman" w:hAnsi="Consolas" w:cs="Times New Roman"/>
+                                <w:color w:val="BBBEBF"/>
+                                <w:sz w:val="21"/>
+                                <w:szCs w:val="21"/>
+                                <w:lang w:eastAsia="en-US"/>
+                              </w:rPr>
+                            </w:pPr>
+                            <w:r>
+                              <w:rPr>
+                                <w:rFonts w:ascii="Consolas" w:eastAsia="Times New Roman" w:hAnsi="Consolas" w:cs="Times New Roman"/>
+                                <w:color w:val="BBBEBF"/>
+                                <w:sz w:val="21"/>
+                                <w:szCs w:val="21"/>
+                                <w:lang w:eastAsia="en-US"/>
+                              </w:rPr>
+                              <w:t xml:space="preserve">    </w:t>
+                            </w:r>
+                            <w:r>
+                              <w:rPr>
+                                <w:rFonts w:ascii="Consolas" w:eastAsia="Times New Roman" w:hAnsi="Consolas" w:cs="Times New Roman"/>
+                                <w:color w:val="DCDCAA"/>
+                                <w:sz w:val="21"/>
+                                <w:szCs w:val="21"/>
+                                <w:lang w:eastAsia="en-US"/>
+                              </w:rPr>
+                              <w:t>sub</w:t>
+                            </w:r>
+                            <w:r>
+                              <w:rPr>
+                                <w:rFonts w:ascii="Consolas" w:eastAsia="Times New Roman" w:hAnsi="Consolas" w:cs="Times New Roman"/>
+                                <w:color w:val="BBBEBF"/>
+                                <w:sz w:val="21"/>
+                                <w:szCs w:val="21"/>
+                                <w:lang w:eastAsia="en-US"/>
+                              </w:rPr>
+                              <w:t xml:space="preserve"> </w:t>
+                            </w:r>
+                            <w:r>
+                              <w:rPr>
+                                <w:rFonts w:ascii="Consolas" w:eastAsia="Times New Roman" w:hAnsi="Consolas" w:cs="Times New Roman"/>
+                                <w:color w:val="C9D1D9"/>
+                                <w:sz w:val="21"/>
+                                <w:szCs w:val="21"/>
+                                <w:lang w:eastAsia="en-US"/>
+                              </w:rPr>
+                              <w:t>x21</w:t>
+                            </w:r>
+                            <w:r>
+                              <w:rPr>
+                                <w:rFonts w:ascii="Consolas" w:eastAsia="Times New Roman" w:hAnsi="Consolas" w:cs="Times New Roman"/>
+                                <w:color w:val="BBBEBF"/>
+                                <w:sz w:val="21"/>
+                                <w:szCs w:val="21"/>
+                                <w:lang w:eastAsia="en-US"/>
+                              </w:rPr>
+                              <w:t xml:space="preserve">, </w:t>
+                            </w:r>
+                            <w:r>
+                              <w:rPr>
+                                <w:rFonts w:ascii="Consolas" w:eastAsia="Times New Roman" w:hAnsi="Consolas" w:cs="Times New Roman"/>
+                                <w:color w:val="C9D1D9"/>
+                                <w:sz w:val="21"/>
+                                <w:szCs w:val="21"/>
+                                <w:lang w:eastAsia="en-US"/>
+                              </w:rPr>
+                              <w:t>x22</w:t>
+                            </w:r>
+                            <w:r>
+                              <w:rPr>
+                                <w:rFonts w:ascii="Consolas" w:eastAsia="Times New Roman" w:hAnsi="Consolas" w:cs="Times New Roman"/>
+                                <w:color w:val="BBBEBF"/>
+                                <w:sz w:val="21"/>
+                                <w:szCs w:val="21"/>
+                                <w:lang w:eastAsia="en-US"/>
+                              </w:rPr>
+                              <w:t xml:space="preserve">, </w:t>
+                            </w:r>
+                            <w:r>
+                              <w:rPr>
+                                <w:rFonts w:ascii="Consolas" w:eastAsia="Times New Roman" w:hAnsi="Consolas" w:cs="Times New Roman"/>
+                                <w:color w:val="C9D1D9"/>
+                                <w:sz w:val="21"/>
+                                <w:szCs w:val="21"/>
+                                <w:lang w:eastAsia="en-US"/>
+                              </w:rPr>
+                              <w:t>x23</w:t>
+                            </w:r>
+                          </w:p>
+                          <w:p>
+                            <w:pPr>
+                              <w:shd w:val="clear" w:color="auto" w:fill="121314"/>
+                              <w:spacing w:after="0" w:line="285" w:lineRule="atLeast"/>
+                              <w:rPr>
+                                <w:rFonts w:ascii="Consolas" w:eastAsia="Times New Roman" w:hAnsi="Consolas" w:cs="Times New Roman"/>
+                                <w:color w:val="BBBEBF"/>
+                                <w:sz w:val="21"/>
+                                <w:szCs w:val="21"/>
+                                <w:lang w:eastAsia="en-US"/>
+                              </w:rPr>
+                            </w:pPr>
+                            <w:r>
+                              <w:rPr>
+                                <w:rFonts w:ascii="Consolas" w:eastAsia="Times New Roman" w:hAnsi="Consolas" w:cs="Times New Roman"/>
+                                <w:color w:val="BBBEBF"/>
+                                <w:sz w:val="21"/>
+                                <w:szCs w:val="21"/>
+                                <w:lang w:eastAsia="en-US"/>
+                              </w:rPr>
+                              <w:t xml:space="preserve">    </w:t>
+                            </w:r>
+                            <w:r>
+                              <w:rPr>
+                                <w:rFonts w:ascii="Consolas" w:eastAsia="Times New Roman" w:hAnsi="Consolas" w:cs="Times New Roman"/>
+                                <w:color w:val="DCDCAA"/>
+                                <w:sz w:val="21"/>
+                                <w:szCs w:val="21"/>
+                                <w:lang w:eastAsia="en-US"/>
+                              </w:rPr>
+                              <w:t>j</w:t>
+                            </w:r>
+                            <w:r>
+                              <w:rPr>
+                                <w:rFonts w:ascii="Consolas" w:eastAsia="Times New Roman" w:hAnsi="Consolas" w:cs="Times New Roman"/>
+                                <w:color w:val="BBBEBF"/>
+                                <w:sz w:val="21"/>
+                                <w:szCs w:val="21"/>
+                                <w:lang w:eastAsia="en-US"/>
+                              </w:rPr>
+                              <w:t xml:space="preserve"> done</w:t>
+                            </w:r>
+                          </w:p>
+                          <w:p>
+                            <w:pPr>
+                              <w:shd w:val="clear" w:color="auto" w:fill="121314"/>
+                              <w:spacing w:after="0" w:line="285" w:lineRule="atLeast"/>
+                              <w:rPr>
+                                <w:rFonts w:ascii="Consolas" w:eastAsia="Times New Roman" w:hAnsi="Consolas" w:cs="Times New Roman"/>
+                                <w:color w:val="BBBEBF"/>
+                                <w:sz w:val="21"/>
+                                <w:szCs w:val="21"/>
+                                <w:lang w:eastAsia="en-US"/>
+                              </w:rPr>
+                            </w:pPr>
+                            <w:r>
+                              <w:rPr>
+                                <w:rFonts w:ascii="Consolas" w:eastAsia="Times New Roman" w:hAnsi="Consolas" w:cs="Times New Roman"/>
+                                <w:color w:val="D2A8FF"/>
+                                <w:sz w:val="21"/>
+                                <w:szCs w:val="21"/>
+                                <w:lang w:eastAsia="en-US"/>
+                              </w:rPr>
+                              <w:t>Case3</w:t>
+                            </w:r>
+                            <w:r>
+                              <w:rPr>
+                                <w:rFonts w:ascii="Consolas" w:eastAsia="Times New Roman" w:hAnsi="Consolas" w:cs="Times New Roman"/>
+                                <w:color w:val="BBBEBF"/>
+                                <w:sz w:val="21"/>
+                                <w:szCs w:val="21"/>
+                                <w:lang w:eastAsia="en-US"/>
+                              </w:rPr>
+                              <w:t xml:space="preserve">: </w:t>
+                            </w:r>
+                            <w:r>
+                              <w:rPr>
+                                <w:rFonts w:ascii="Consolas" w:eastAsia="Times New Roman" w:hAnsi="Consolas" w:cs="Times New Roman"/>
+                                <w:color w:val="DCDCAA"/>
+                                <w:sz w:val="21"/>
+                                <w:szCs w:val="21"/>
+                                <w:lang w:eastAsia="en-US"/>
+                              </w:rPr>
+                              <w:t>li</w:t>
+                            </w:r>
+                            <w:r>
+                              <w:rPr>
+                                <w:rFonts w:ascii="Consolas" w:eastAsia="Times New Roman" w:hAnsi="Consolas" w:cs="Times New Roman"/>
+                                <w:color w:val="BBBEBF"/>
+                                <w:sz w:val="21"/>
+                                <w:szCs w:val="21"/>
+                                <w:lang w:eastAsia="en-US"/>
+                              </w:rPr>
+                              <w:t xml:space="preserve"> </w:t>
+                            </w:r>
+                            <w:r>
+                              <w:rPr>
+                                <w:rFonts w:ascii="Consolas" w:eastAsia="Times New Roman" w:hAnsi="Consolas" w:cs="Times New Roman"/>
+                                <w:color w:val="C9D1D9"/>
+                                <w:sz w:val="21"/>
+                                <w:szCs w:val="21"/>
+                                <w:lang w:eastAsia="en-US"/>
+                              </w:rPr>
+                              <w:t>x5</w:t>
+                            </w:r>
+                            <w:r>
+                              <w:rPr>
+                                <w:rFonts w:ascii="Consolas" w:eastAsia="Times New Roman" w:hAnsi="Consolas" w:cs="Times New Roman"/>
+                                <w:color w:val="BBBEBF"/>
+                                <w:sz w:val="21"/>
+                                <w:szCs w:val="21"/>
+                                <w:lang w:eastAsia="en-US"/>
+                              </w:rPr>
+                              <w:t xml:space="preserve">, </w:t>
+                            </w:r>
+                            <w:r>
+                              <w:rPr>
+                                <w:rFonts w:ascii="Consolas" w:eastAsia="Times New Roman" w:hAnsi="Consolas" w:cs="Times New Roman"/>
+                                <w:color w:val="B5CEA8"/>
+                                <w:sz w:val="21"/>
+                                <w:szCs w:val="21"/>
+                                <w:lang w:eastAsia="en-US"/>
+                              </w:rPr>
+                              <w:t>3</w:t>
+                            </w:r>
+                          </w:p>
+                          <w:p>
+                            <w:pPr>
+                              <w:shd w:val="clear" w:color="auto" w:fill="121314"/>
+                              <w:spacing w:after="0" w:line="285" w:lineRule="atLeast"/>
+                              <w:rPr>
+                                <w:rFonts w:ascii="Consolas" w:eastAsia="Times New Roman" w:hAnsi="Consolas" w:cs="Times New Roman"/>
+                                <w:color w:val="BBBEBF"/>
+                                <w:sz w:val="21"/>
+                                <w:szCs w:val="21"/>
+                                <w:lang w:eastAsia="en-US"/>
+                              </w:rPr>
+                            </w:pPr>
+                            <w:r>
+                              <w:rPr>
+                                <w:rFonts w:ascii="Consolas" w:eastAsia="Times New Roman" w:hAnsi="Consolas" w:cs="Times New Roman"/>
+                                <w:color w:val="BBBEBF"/>
+                                <w:sz w:val="21"/>
+                                <w:szCs w:val="21"/>
+                                <w:lang w:eastAsia="en-US"/>
+                              </w:rPr>
+                              <w:t xml:space="preserve">    </w:t>
+                            </w:r>
+                            <w:proofErr w:type="spellStart"/>
+                            <w:r>
+                              <w:rPr>
+                                <w:rFonts w:ascii="Consolas" w:eastAsia="Times New Roman" w:hAnsi="Consolas" w:cs="Times New Roman"/>
+                                <w:color w:val="DCDCAA"/>
+                                <w:sz w:val="21"/>
+                                <w:szCs w:val="21"/>
+                                <w:lang w:eastAsia="en-US"/>
+                              </w:rPr>
+                              <w:t>bne</w:t>
+                            </w:r>
+                            <w:proofErr w:type="spellEnd"/>
+                            <w:r>
+                              <w:rPr>
+                                <w:rFonts w:ascii="Consolas" w:eastAsia="Times New Roman" w:hAnsi="Consolas" w:cs="Times New Roman"/>
+                                <w:color w:val="BBBEBF"/>
+                                <w:sz w:val="21"/>
+                                <w:szCs w:val="21"/>
+                                <w:lang w:eastAsia="en-US"/>
+                              </w:rPr>
+                              <w:t xml:space="preserve"> </w:t>
+                            </w:r>
+                            <w:r>
+                              <w:rPr>
+                                <w:rFonts w:ascii="Consolas" w:eastAsia="Times New Roman" w:hAnsi="Consolas" w:cs="Times New Roman"/>
+                                <w:color w:val="C9D1D9"/>
+                                <w:sz w:val="21"/>
+                                <w:szCs w:val="21"/>
+                                <w:lang w:eastAsia="en-US"/>
+                              </w:rPr>
+                              <w:t>x20</w:t>
+                            </w:r>
+                            <w:r>
+                              <w:rPr>
+                                <w:rFonts w:ascii="Consolas" w:eastAsia="Times New Roman" w:hAnsi="Consolas" w:cs="Times New Roman"/>
+                                <w:color w:val="BBBEBF"/>
+                                <w:sz w:val="21"/>
+                                <w:szCs w:val="21"/>
+                                <w:lang w:eastAsia="en-US"/>
+                              </w:rPr>
+                              <w:t xml:space="preserve">, </w:t>
+                            </w:r>
+                            <w:r>
+                              <w:rPr>
+                                <w:rFonts w:ascii="Consolas" w:eastAsia="Times New Roman" w:hAnsi="Consolas" w:cs="Times New Roman"/>
+                                <w:color w:val="C9D1D9"/>
+                                <w:sz w:val="21"/>
+                                <w:szCs w:val="21"/>
+                                <w:lang w:eastAsia="en-US"/>
+                              </w:rPr>
+                              <w:t>x</w:t>
+                            </w:r>
+                            <w:proofErr w:type="gramStart"/>
+                            <w:r>
+                              <w:rPr>
+                                <w:rFonts w:ascii="Consolas" w:eastAsia="Times New Roman" w:hAnsi="Consolas" w:cs="Times New Roman"/>
+                                <w:color w:val="C9D1D9"/>
+                                <w:sz w:val="21"/>
+                                <w:szCs w:val="21"/>
+                                <w:lang w:eastAsia="en-US"/>
+                              </w:rPr>
+                              <w:t>5</w:t>
+                            </w:r>
+                            <w:r>
+                              <w:rPr>
+                                <w:rFonts w:ascii="Consolas" w:eastAsia="Times New Roman" w:hAnsi="Consolas" w:cs="Times New Roman"/>
+                                <w:color w:val="BBBEBF"/>
+                                <w:sz w:val="21"/>
+                                <w:szCs w:val="21"/>
+                                <w:lang w:eastAsia="en-US"/>
+                              </w:rPr>
+                              <w:t xml:space="preserve"> ,Case</w:t>
+                            </w:r>
+                            <w:proofErr w:type="gramEnd"/>
+                            <w:r>
+                              <w:rPr>
+                                <w:rFonts w:ascii="Consolas" w:eastAsia="Times New Roman" w:hAnsi="Consolas" w:cs="Times New Roman"/>
+                                <w:color w:val="BBBEBF"/>
+                                <w:sz w:val="21"/>
+                                <w:szCs w:val="21"/>
+                                <w:lang w:eastAsia="en-US"/>
+                              </w:rPr>
+                              <w:t>4</w:t>
+                            </w:r>
+                          </w:p>
+                          <w:p>
+                            <w:pPr>
+                              <w:shd w:val="clear" w:color="auto" w:fill="121314"/>
+                              <w:spacing w:after="0" w:line="285" w:lineRule="atLeast"/>
+                              <w:rPr>
+                                <w:rFonts w:ascii="Consolas" w:eastAsia="Times New Roman" w:hAnsi="Consolas" w:cs="Times New Roman"/>
+                                <w:color w:val="BBBEBF"/>
+                                <w:sz w:val="21"/>
+                                <w:szCs w:val="21"/>
+                                <w:lang w:eastAsia="en-US"/>
+                              </w:rPr>
+                            </w:pPr>
+                            <w:r>
+                              <w:rPr>
+                                <w:rFonts w:ascii="Consolas" w:eastAsia="Times New Roman" w:hAnsi="Consolas" w:cs="Times New Roman"/>
+                                <w:color w:val="BBBEBF"/>
+                                <w:sz w:val="21"/>
+                                <w:szCs w:val="21"/>
+                                <w:lang w:eastAsia="en-US"/>
+                              </w:rPr>
+                              <w:t xml:space="preserve">    </w:t>
+                            </w:r>
+                            <w:proofErr w:type="spellStart"/>
+                            <w:r>
+                              <w:rPr>
+                                <w:rFonts w:ascii="Consolas" w:eastAsia="Times New Roman" w:hAnsi="Consolas" w:cs="Times New Roman"/>
+                                <w:color w:val="DCDCAA"/>
+                                <w:sz w:val="21"/>
+                                <w:szCs w:val="21"/>
+                                <w:lang w:eastAsia="en-US"/>
+                              </w:rPr>
+                              <w:t>slli</w:t>
+                            </w:r>
+                            <w:proofErr w:type="spellEnd"/>
+                            <w:r>
+                              <w:rPr>
+                                <w:rFonts w:ascii="Consolas" w:eastAsia="Times New Roman" w:hAnsi="Consolas" w:cs="Times New Roman"/>
+                                <w:color w:val="BBBEBF"/>
+                                <w:sz w:val="21"/>
+                                <w:szCs w:val="21"/>
+                                <w:lang w:eastAsia="en-US"/>
+                              </w:rPr>
+                              <w:t xml:space="preserve"> </w:t>
+                            </w:r>
+                            <w:r>
+                              <w:rPr>
+                                <w:rFonts w:ascii="Consolas" w:eastAsia="Times New Roman" w:hAnsi="Consolas" w:cs="Times New Roman"/>
+                                <w:color w:val="C9D1D9"/>
+                                <w:sz w:val="21"/>
+                                <w:szCs w:val="21"/>
+                                <w:lang w:eastAsia="en-US"/>
+                              </w:rPr>
+                              <w:t>x21</w:t>
+                            </w:r>
+                            <w:r>
+                              <w:rPr>
+                                <w:rFonts w:ascii="Consolas" w:eastAsia="Times New Roman" w:hAnsi="Consolas" w:cs="Times New Roman"/>
+                                <w:color w:val="BBBEBF"/>
+                                <w:sz w:val="21"/>
+                                <w:szCs w:val="21"/>
+                                <w:lang w:eastAsia="en-US"/>
+                              </w:rPr>
+                              <w:t xml:space="preserve">, </w:t>
+                            </w:r>
+                            <w:r>
+                              <w:rPr>
+                                <w:rFonts w:ascii="Consolas" w:eastAsia="Times New Roman" w:hAnsi="Consolas" w:cs="Times New Roman"/>
+                                <w:color w:val="C9D1D9"/>
+                                <w:sz w:val="21"/>
+                                <w:szCs w:val="21"/>
+                                <w:lang w:eastAsia="en-US"/>
+                              </w:rPr>
+                              <w:t>x22</w:t>
+                            </w:r>
+                            <w:r>
+                              <w:rPr>
+                                <w:rFonts w:ascii="Consolas" w:eastAsia="Times New Roman" w:hAnsi="Consolas" w:cs="Times New Roman"/>
+                                <w:color w:val="BBBEBF"/>
+                                <w:sz w:val="21"/>
+                                <w:szCs w:val="21"/>
+                                <w:lang w:eastAsia="en-US"/>
+                              </w:rPr>
+                              <w:t xml:space="preserve">, </w:t>
+                            </w:r>
+                            <w:r>
+                              <w:rPr>
+                                <w:rFonts w:ascii="Consolas" w:eastAsia="Times New Roman" w:hAnsi="Consolas" w:cs="Times New Roman"/>
+                                <w:color w:val="B5CEA8"/>
+                                <w:sz w:val="21"/>
+                                <w:szCs w:val="21"/>
+                                <w:lang w:eastAsia="en-US"/>
+                              </w:rPr>
+                              <w:t>1</w:t>
+                            </w:r>
+                          </w:p>
+                          <w:p>
+                            <w:pPr>
+                              <w:shd w:val="clear" w:color="auto" w:fill="121314"/>
+                              <w:spacing w:after="0" w:line="285" w:lineRule="atLeast"/>
+                              <w:rPr>
+                                <w:rFonts w:ascii="Consolas" w:eastAsia="Times New Roman" w:hAnsi="Consolas" w:cs="Times New Roman"/>
+                                <w:color w:val="BBBEBF"/>
+                                <w:sz w:val="21"/>
+                                <w:szCs w:val="21"/>
+                                <w:lang w:eastAsia="en-US"/>
+                              </w:rPr>
+                            </w:pPr>
+                            <w:r>
+                              <w:rPr>
+                                <w:rFonts w:ascii="Consolas" w:eastAsia="Times New Roman" w:hAnsi="Consolas" w:cs="Times New Roman"/>
+                                <w:color w:val="BBBEBF"/>
+                                <w:sz w:val="21"/>
+                                <w:szCs w:val="21"/>
+                                <w:lang w:eastAsia="en-US"/>
+                              </w:rPr>
+                              <w:t xml:space="preserve">    </w:t>
+                            </w:r>
+                            <w:r>
+                              <w:rPr>
+                                <w:rFonts w:ascii="Consolas" w:eastAsia="Times New Roman" w:hAnsi="Consolas" w:cs="Times New Roman"/>
+                                <w:color w:val="DCDCAA"/>
+                                <w:sz w:val="21"/>
+                                <w:szCs w:val="21"/>
+                                <w:lang w:eastAsia="en-US"/>
+                              </w:rPr>
+                              <w:t>j</w:t>
+                            </w:r>
+                            <w:r>
+                              <w:rPr>
+                                <w:rFonts w:ascii="Consolas" w:eastAsia="Times New Roman" w:hAnsi="Consolas" w:cs="Times New Roman"/>
+                                <w:color w:val="BBBEBF"/>
+                                <w:sz w:val="21"/>
+                                <w:szCs w:val="21"/>
+                                <w:lang w:eastAsia="en-US"/>
+                              </w:rPr>
+                              <w:t xml:space="preserve"> done</w:t>
+                            </w:r>
+                          </w:p>
+                          <w:p>
+                            <w:pPr>
+                              <w:shd w:val="clear" w:color="auto" w:fill="121314"/>
+                              <w:spacing w:after="0" w:line="285" w:lineRule="atLeast"/>
+                              <w:rPr>
+                                <w:rFonts w:ascii="Consolas" w:eastAsia="Times New Roman" w:hAnsi="Consolas" w:cs="Times New Roman"/>
+                                <w:color w:val="BBBEBF"/>
+                                <w:sz w:val="21"/>
+                                <w:szCs w:val="21"/>
+                                <w:lang w:eastAsia="en-US"/>
+                              </w:rPr>
+                            </w:pPr>
+                            <w:r>
+                              <w:rPr>
+                                <w:rFonts w:ascii="Consolas" w:eastAsia="Times New Roman" w:hAnsi="Consolas" w:cs="Times New Roman"/>
+                                <w:color w:val="D2A8FF"/>
+                                <w:sz w:val="21"/>
+                                <w:szCs w:val="21"/>
+                                <w:lang w:eastAsia="en-US"/>
+                              </w:rPr>
+                              <w:t>Case4</w:t>
+                            </w:r>
+                            <w:r>
+                              <w:rPr>
+                                <w:rFonts w:ascii="Consolas" w:eastAsia="Times New Roman" w:hAnsi="Consolas" w:cs="Times New Roman"/>
+                                <w:color w:val="BBBEBF"/>
+                                <w:sz w:val="21"/>
+                                <w:szCs w:val="21"/>
+                                <w:lang w:eastAsia="en-US"/>
+                              </w:rPr>
+                              <w:t xml:space="preserve">: </w:t>
+                            </w:r>
+                            <w:r>
+                              <w:rPr>
+                                <w:rFonts w:ascii="Consolas" w:eastAsia="Times New Roman" w:hAnsi="Consolas" w:cs="Times New Roman"/>
+                                <w:color w:val="DCDCAA"/>
+                                <w:sz w:val="21"/>
+                                <w:szCs w:val="21"/>
+                                <w:lang w:eastAsia="en-US"/>
+                              </w:rPr>
+                              <w:t>li</w:t>
+                            </w:r>
+                            <w:r>
+                              <w:rPr>
+                                <w:rFonts w:ascii="Consolas" w:eastAsia="Times New Roman" w:hAnsi="Consolas" w:cs="Times New Roman"/>
+                                <w:color w:val="BBBEBF"/>
+                                <w:sz w:val="21"/>
+                                <w:szCs w:val="21"/>
+                                <w:lang w:eastAsia="en-US"/>
+                              </w:rPr>
+                              <w:t xml:space="preserve"> </w:t>
+                            </w:r>
+                            <w:r>
+                              <w:rPr>
+                                <w:rFonts w:ascii="Consolas" w:eastAsia="Times New Roman" w:hAnsi="Consolas" w:cs="Times New Roman"/>
+                                <w:color w:val="C9D1D9"/>
+                                <w:sz w:val="21"/>
+                                <w:szCs w:val="21"/>
+                                <w:lang w:eastAsia="en-US"/>
+                              </w:rPr>
+                              <w:t>x5</w:t>
+                            </w:r>
+                            <w:r>
+                              <w:rPr>
+                                <w:rFonts w:ascii="Consolas" w:eastAsia="Times New Roman" w:hAnsi="Consolas" w:cs="Times New Roman"/>
+                                <w:color w:val="BBBEBF"/>
+                                <w:sz w:val="21"/>
+                                <w:szCs w:val="21"/>
+                                <w:lang w:eastAsia="en-US"/>
+                              </w:rPr>
+                              <w:t xml:space="preserve">, </w:t>
+                            </w:r>
+                            <w:r>
+                              <w:rPr>
+                                <w:rFonts w:ascii="Consolas" w:eastAsia="Times New Roman" w:hAnsi="Consolas" w:cs="Times New Roman"/>
+                                <w:color w:val="B5CEA8"/>
+                                <w:sz w:val="21"/>
+                                <w:szCs w:val="21"/>
+                                <w:lang w:eastAsia="en-US"/>
+                              </w:rPr>
+                              <w:t>4</w:t>
+                            </w:r>
+                          </w:p>
+                          <w:p>
+                            <w:pPr>
+                              <w:shd w:val="clear" w:color="auto" w:fill="121314"/>
+                              <w:spacing w:after="0" w:line="285" w:lineRule="atLeast"/>
+                              <w:rPr>
+                                <w:rFonts w:ascii="Consolas" w:eastAsia="Times New Roman" w:hAnsi="Consolas" w:cs="Times New Roman"/>
+                                <w:color w:val="BBBEBF"/>
+                                <w:sz w:val="21"/>
+                                <w:szCs w:val="21"/>
+                                <w:lang w:eastAsia="en-US"/>
+                              </w:rPr>
+                            </w:pPr>
+                            <w:r>
+                              <w:rPr>
+                                <w:rFonts w:ascii="Consolas" w:eastAsia="Times New Roman" w:hAnsi="Consolas" w:cs="Times New Roman"/>
+                                <w:color w:val="BBBEBF"/>
+                                <w:sz w:val="21"/>
+                                <w:szCs w:val="21"/>
+                                <w:lang w:eastAsia="en-US"/>
+                              </w:rPr>
+                              <w:t xml:space="preserve">    </w:t>
+                            </w:r>
+                            <w:proofErr w:type="spellStart"/>
+                            <w:r>
+                              <w:rPr>
+                                <w:rFonts w:ascii="Consolas" w:eastAsia="Times New Roman" w:hAnsi="Consolas" w:cs="Times New Roman"/>
+                                <w:color w:val="DCDCAA"/>
+                                <w:sz w:val="21"/>
+                                <w:szCs w:val="21"/>
+                                <w:lang w:eastAsia="en-US"/>
+                              </w:rPr>
+                              <w:t>bne</w:t>
+                            </w:r>
+                            <w:proofErr w:type="spellEnd"/>
+                            <w:r>
+                              <w:rPr>
+                                <w:rFonts w:ascii="Consolas" w:eastAsia="Times New Roman" w:hAnsi="Consolas" w:cs="Times New Roman"/>
+                                <w:color w:val="BBBEBF"/>
+                                <w:sz w:val="21"/>
+                                <w:szCs w:val="21"/>
+                                <w:lang w:eastAsia="en-US"/>
+                              </w:rPr>
+                              <w:t xml:space="preserve"> </w:t>
+                            </w:r>
+                            <w:r>
+                              <w:rPr>
+                                <w:rFonts w:ascii="Consolas" w:eastAsia="Times New Roman" w:hAnsi="Consolas" w:cs="Times New Roman"/>
+                                <w:color w:val="C9D1D9"/>
+                                <w:sz w:val="21"/>
+                                <w:szCs w:val="21"/>
+                                <w:lang w:eastAsia="en-US"/>
+                              </w:rPr>
+                              <w:t>x20</w:t>
+                            </w:r>
+                            <w:r>
+                              <w:rPr>
+                                <w:rFonts w:ascii="Consolas" w:eastAsia="Times New Roman" w:hAnsi="Consolas" w:cs="Times New Roman"/>
+                                <w:color w:val="BBBEBF"/>
+                                <w:sz w:val="21"/>
+                                <w:szCs w:val="21"/>
+                                <w:lang w:eastAsia="en-US"/>
+                              </w:rPr>
+                              <w:t xml:space="preserve">, </w:t>
+                            </w:r>
+                            <w:r>
+                              <w:rPr>
+                                <w:rFonts w:ascii="Consolas" w:eastAsia="Times New Roman" w:hAnsi="Consolas" w:cs="Times New Roman"/>
+                                <w:color w:val="C9D1D9"/>
+                                <w:sz w:val="21"/>
+                                <w:szCs w:val="21"/>
+                                <w:lang w:eastAsia="en-US"/>
+                              </w:rPr>
+                              <w:t>x5</w:t>
+                            </w:r>
+                            <w:r>
+                              <w:rPr>
+                                <w:rFonts w:ascii="Consolas" w:eastAsia="Times New Roman" w:hAnsi="Consolas" w:cs="Times New Roman"/>
+                                <w:color w:val="BBBEBF"/>
+                                <w:sz w:val="21"/>
+                                <w:szCs w:val="21"/>
+                                <w:lang w:eastAsia="en-US"/>
+                              </w:rPr>
+                              <w:t>, default</w:t>
+                            </w:r>
+                          </w:p>
+                          <w:p>
+                            <w:pPr>
+                              <w:shd w:val="clear" w:color="auto" w:fill="121314"/>
+                              <w:spacing w:after="0" w:line="285" w:lineRule="atLeast"/>
+                              <w:rPr>
+                                <w:rFonts w:ascii="Consolas" w:eastAsia="Times New Roman" w:hAnsi="Consolas" w:cs="Times New Roman"/>
+                                <w:color w:val="BBBEBF"/>
+                                <w:sz w:val="21"/>
+                                <w:szCs w:val="21"/>
+                                <w:lang w:eastAsia="en-US"/>
+                              </w:rPr>
+                            </w:pPr>
+                            <w:r>
+                              <w:rPr>
+                                <w:rFonts w:ascii="Consolas" w:eastAsia="Times New Roman" w:hAnsi="Consolas" w:cs="Times New Roman"/>
+                                <w:color w:val="BBBEBF"/>
+                                <w:sz w:val="21"/>
+                                <w:szCs w:val="21"/>
+                                <w:lang w:eastAsia="en-US"/>
+                              </w:rPr>
+                              <w:t xml:space="preserve">    </w:t>
+                            </w:r>
+                            <w:proofErr w:type="spellStart"/>
+                            <w:r>
+                              <w:rPr>
+                                <w:rFonts w:ascii="Consolas" w:eastAsia="Times New Roman" w:hAnsi="Consolas" w:cs="Times New Roman"/>
+                                <w:color w:val="DCDCAA"/>
+                                <w:sz w:val="21"/>
+                                <w:szCs w:val="21"/>
+                                <w:lang w:eastAsia="en-US"/>
+                              </w:rPr>
+                              <w:t>srli</w:t>
+                            </w:r>
+                            <w:proofErr w:type="spellEnd"/>
+                            <w:r>
+                              <w:rPr>
+                                <w:rFonts w:ascii="Consolas" w:eastAsia="Times New Roman" w:hAnsi="Consolas" w:cs="Times New Roman"/>
+                                <w:color w:val="BBBEBF"/>
+                                <w:sz w:val="21"/>
+                                <w:szCs w:val="21"/>
+                                <w:lang w:eastAsia="en-US"/>
+                              </w:rPr>
+                              <w:t xml:space="preserve"> </w:t>
+                            </w:r>
+                            <w:r>
+                              <w:rPr>
+                                <w:rFonts w:ascii="Consolas" w:eastAsia="Times New Roman" w:hAnsi="Consolas" w:cs="Times New Roman"/>
+                                <w:color w:val="C9D1D9"/>
+                                <w:sz w:val="21"/>
+                                <w:szCs w:val="21"/>
+                                <w:lang w:eastAsia="en-US"/>
+                              </w:rPr>
+                              <w:t>x21</w:t>
+                            </w:r>
+                            <w:r>
+                              <w:rPr>
+                                <w:rFonts w:ascii="Consolas" w:eastAsia="Times New Roman" w:hAnsi="Consolas" w:cs="Times New Roman"/>
+                                <w:color w:val="BBBEBF"/>
+                                <w:sz w:val="21"/>
+                                <w:szCs w:val="21"/>
+                                <w:lang w:eastAsia="en-US"/>
+                              </w:rPr>
+                              <w:t xml:space="preserve">, </w:t>
+                            </w:r>
+                            <w:r>
+                              <w:rPr>
+                                <w:rFonts w:ascii="Consolas" w:eastAsia="Times New Roman" w:hAnsi="Consolas" w:cs="Times New Roman"/>
+                                <w:color w:val="C9D1D9"/>
+                                <w:sz w:val="21"/>
+                                <w:szCs w:val="21"/>
+                                <w:lang w:eastAsia="en-US"/>
+                              </w:rPr>
+                              <w:t>x22</w:t>
+                            </w:r>
+                            <w:r>
+                              <w:rPr>
+                                <w:rFonts w:ascii="Consolas" w:eastAsia="Times New Roman" w:hAnsi="Consolas" w:cs="Times New Roman"/>
+                                <w:color w:val="BBBEBF"/>
+                                <w:sz w:val="21"/>
+                                <w:szCs w:val="21"/>
+                                <w:lang w:eastAsia="en-US"/>
+                              </w:rPr>
+                              <w:t xml:space="preserve">, </w:t>
+                            </w:r>
+                            <w:r>
+                              <w:rPr>
+                                <w:rFonts w:ascii="Consolas" w:eastAsia="Times New Roman" w:hAnsi="Consolas" w:cs="Times New Roman"/>
+                                <w:color w:val="B5CEA8"/>
+                                <w:sz w:val="21"/>
+                                <w:szCs w:val="21"/>
+                                <w:lang w:eastAsia="en-US"/>
+                              </w:rPr>
+                              <w:t>1</w:t>
+                            </w:r>
+                          </w:p>
+                          <w:p>
+                            <w:pPr>
+                              <w:shd w:val="clear" w:color="auto" w:fill="121314"/>
+                              <w:spacing w:after="0" w:line="285" w:lineRule="atLeast"/>
+                              <w:rPr>
+                                <w:rFonts w:ascii="Consolas" w:eastAsia="Times New Roman" w:hAnsi="Consolas" w:cs="Times New Roman"/>
+                                <w:color w:val="BBBEBF"/>
+                                <w:sz w:val="21"/>
+                                <w:szCs w:val="21"/>
+                                <w:lang w:eastAsia="en-US"/>
+                              </w:rPr>
+                            </w:pPr>
+                            <w:r>
+                              <w:rPr>
+                                <w:rFonts w:ascii="Consolas" w:eastAsia="Times New Roman" w:hAnsi="Consolas" w:cs="Times New Roman"/>
+                                <w:color w:val="BBBEBF"/>
+                                <w:sz w:val="21"/>
+                                <w:szCs w:val="21"/>
+                                <w:lang w:eastAsia="en-US"/>
+                              </w:rPr>
+                              <w:t xml:space="preserve">    </w:t>
+                            </w:r>
+                            <w:r>
+                              <w:rPr>
+                                <w:rFonts w:ascii="Consolas" w:eastAsia="Times New Roman" w:hAnsi="Consolas" w:cs="Times New Roman"/>
+                                <w:color w:val="DCDCAA"/>
+                                <w:sz w:val="21"/>
+                                <w:szCs w:val="21"/>
+                                <w:lang w:eastAsia="en-US"/>
+                              </w:rPr>
+                              <w:t>j</w:t>
+                            </w:r>
+                            <w:r>
+                              <w:rPr>
+                                <w:rFonts w:ascii="Consolas" w:eastAsia="Times New Roman" w:hAnsi="Consolas" w:cs="Times New Roman"/>
+                                <w:color w:val="BBBEBF"/>
+                                <w:sz w:val="21"/>
+                                <w:szCs w:val="21"/>
+                                <w:lang w:eastAsia="en-US"/>
+                              </w:rPr>
+                              <w:t xml:space="preserve"> done</w:t>
+                            </w:r>
+                          </w:p>
+                          <w:p>
+                            <w:pPr>
+                              <w:shd w:val="clear" w:color="auto" w:fill="121314"/>
+                              <w:spacing w:after="0" w:line="285" w:lineRule="atLeast"/>
+                              <w:rPr>
+                                <w:rFonts w:ascii="Consolas" w:eastAsia="Times New Roman" w:hAnsi="Consolas" w:cs="Times New Roman"/>
+                                <w:color w:val="BBBEBF"/>
+                                <w:sz w:val="21"/>
+                                <w:szCs w:val="21"/>
+                                <w:lang w:eastAsia="en-US"/>
+                              </w:rPr>
+                            </w:pPr>
+                            <w:r>
+                              <w:rPr>
+                                <w:rFonts w:ascii="Consolas" w:eastAsia="Times New Roman" w:hAnsi="Consolas" w:cs="Times New Roman"/>
+                                <w:color w:val="D2A8FF"/>
+                                <w:sz w:val="21"/>
+                                <w:szCs w:val="21"/>
+                                <w:lang w:eastAsia="en-US"/>
+                              </w:rPr>
+                              <w:t>default</w:t>
+                            </w:r>
+                            <w:r>
+                              <w:rPr>
+                                <w:rFonts w:ascii="Consolas" w:eastAsia="Times New Roman" w:hAnsi="Consolas" w:cs="Times New Roman"/>
+                                <w:color w:val="BBBEBF"/>
+                                <w:sz w:val="21"/>
+                                <w:szCs w:val="21"/>
+                                <w:lang w:eastAsia="en-US"/>
+                              </w:rPr>
+                              <w:t xml:space="preserve">: </w:t>
+                            </w:r>
+                            <w:r>
+                              <w:rPr>
+                                <w:rFonts w:ascii="Consolas" w:eastAsia="Times New Roman" w:hAnsi="Consolas" w:cs="Times New Roman"/>
+                                <w:color w:val="DCDCAA"/>
+                                <w:sz w:val="21"/>
+                                <w:szCs w:val="21"/>
+                                <w:lang w:eastAsia="en-US"/>
+                              </w:rPr>
+                              <w:t>li</w:t>
+                            </w:r>
+                            <w:r>
+                              <w:rPr>
+                                <w:rFonts w:ascii="Consolas" w:eastAsia="Times New Roman" w:hAnsi="Consolas" w:cs="Times New Roman"/>
+                                <w:color w:val="BBBEBF"/>
+                                <w:sz w:val="21"/>
+                                <w:szCs w:val="21"/>
+                                <w:lang w:eastAsia="en-US"/>
+                              </w:rPr>
+                              <w:t xml:space="preserve"> </w:t>
+                            </w:r>
+                            <w:r>
+                              <w:rPr>
+                                <w:rFonts w:ascii="Consolas" w:eastAsia="Times New Roman" w:hAnsi="Consolas" w:cs="Times New Roman"/>
+                                <w:color w:val="C9D1D9"/>
+                                <w:sz w:val="21"/>
+                                <w:szCs w:val="21"/>
+                                <w:lang w:eastAsia="en-US"/>
+                              </w:rPr>
+                              <w:t>x21</w:t>
+                            </w:r>
+                            <w:r>
+                              <w:rPr>
+                                <w:rFonts w:ascii="Consolas" w:eastAsia="Times New Roman" w:hAnsi="Consolas" w:cs="Times New Roman"/>
+                                <w:color w:val="BBBEBF"/>
+                                <w:sz w:val="21"/>
+                                <w:szCs w:val="21"/>
+                                <w:lang w:eastAsia="en-US"/>
+                              </w:rPr>
+                              <w:t xml:space="preserve">, </w:t>
+                            </w:r>
+                            <w:r>
+                              <w:rPr>
+                                <w:rFonts w:ascii="Consolas" w:eastAsia="Times New Roman" w:hAnsi="Consolas" w:cs="Times New Roman"/>
+                                <w:color w:val="B5CEA8"/>
+                                <w:sz w:val="21"/>
+                                <w:szCs w:val="21"/>
+                                <w:lang w:eastAsia="en-US"/>
+                              </w:rPr>
+                              <w:t>0</w:t>
+                            </w:r>
+                          </w:p>
+                          <w:p>
+                            <w:pPr>
+                              <w:shd w:val="clear" w:color="auto" w:fill="121314"/>
+                              <w:spacing w:after="0" w:line="285" w:lineRule="atLeast"/>
+                              <w:rPr>
+                                <w:rFonts w:ascii="Consolas" w:eastAsia="Times New Roman" w:hAnsi="Consolas" w:cs="Times New Roman"/>
+                                <w:color w:val="BBBEBF"/>
+                                <w:sz w:val="21"/>
+                                <w:szCs w:val="21"/>
+                                <w:lang w:eastAsia="en-US"/>
+                              </w:rPr>
+                            </w:pPr>
+                          </w:p>
+                          <w:p>
+                            <w:pPr>
+                              <w:shd w:val="clear" w:color="auto" w:fill="121314"/>
+                              <w:spacing w:after="0" w:line="285" w:lineRule="atLeast"/>
+                              <w:rPr>
+                                <w:rFonts w:ascii="Consolas" w:eastAsia="Times New Roman" w:hAnsi="Consolas" w:cs="Times New Roman"/>
+                                <w:color w:val="BBBEBF"/>
+                                <w:sz w:val="21"/>
+                                <w:szCs w:val="21"/>
+                                <w:lang w:eastAsia="en-US"/>
+                              </w:rPr>
+                            </w:pPr>
+                            <w:r>
+                              <w:rPr>
+                                <w:rFonts w:ascii="Consolas" w:eastAsia="Times New Roman" w:hAnsi="Consolas" w:cs="Times New Roman"/>
+                                <w:color w:val="D2A8FF"/>
+                                <w:sz w:val="21"/>
+                                <w:szCs w:val="21"/>
+                                <w:lang w:eastAsia="en-US"/>
+                              </w:rPr>
+                              <w:t>done</w:t>
+                            </w:r>
+                            <w:r>
+                              <w:rPr>
+                                <w:rFonts w:ascii="Consolas" w:eastAsia="Times New Roman" w:hAnsi="Consolas" w:cs="Times New Roman"/>
+                                <w:color w:val="BBBEBF"/>
+                                <w:sz w:val="21"/>
+                                <w:szCs w:val="21"/>
+                                <w:lang w:eastAsia="en-US"/>
+                              </w:rPr>
+                              <w:t>:</w:t>
+                            </w:r>
+                          </w:p>
+                          <w:p>
+                            <w:pPr>
+                              <w:shd w:val="clear" w:color="auto" w:fill="121314"/>
+                              <w:spacing w:after="0" w:line="285" w:lineRule="atLeast"/>
+                              <w:rPr>
+                                <w:rFonts w:ascii="Consolas" w:eastAsia="Times New Roman" w:hAnsi="Consolas" w:cs="Times New Roman"/>
+                                <w:color w:val="BBBEBF"/>
+                                <w:sz w:val="21"/>
+                                <w:szCs w:val="21"/>
+                                <w:lang w:eastAsia="en-US"/>
+                              </w:rPr>
+                            </w:pPr>
+                          </w:p>
+                          <w:p>
+                            <w:pPr>
+                              <w:shd w:val="clear" w:color="auto" w:fill="121314"/>
+                              <w:spacing w:after="0" w:line="285" w:lineRule="atLeast"/>
+                              <w:rPr>
+                                <w:rFonts w:ascii="Consolas" w:eastAsia="Times New Roman" w:hAnsi="Consolas" w:cs="Times New Roman"/>
+                                <w:color w:val="BBBEBF"/>
+                                <w:sz w:val="21"/>
+                                <w:szCs w:val="21"/>
+                                <w:lang w:eastAsia="en-US"/>
+                              </w:rPr>
+                            </w:pPr>
+                            <w:r>
+                              <w:rPr>
+                                <w:rFonts w:ascii="Consolas" w:eastAsia="Times New Roman" w:hAnsi="Consolas" w:cs="Times New Roman"/>
+                                <w:color w:val="D2A8FF"/>
+                                <w:sz w:val="21"/>
+                                <w:szCs w:val="21"/>
+                                <w:lang w:eastAsia="en-US"/>
+                              </w:rPr>
+                              <w:t>end</w:t>
+                            </w:r>
+                            <w:r>
+                              <w:rPr>
+                                <w:rFonts w:ascii="Consolas" w:eastAsia="Times New Roman" w:hAnsi="Consolas" w:cs="Times New Roman"/>
+                                <w:color w:val="BBBEBF"/>
+                                <w:sz w:val="21"/>
+                                <w:szCs w:val="21"/>
+                                <w:lang w:eastAsia="en-US"/>
+                              </w:rPr>
+                              <w:t>:</w:t>
+                            </w:r>
+                          </w:p>
+                          <w:p>
+                            <w:pPr>
+                              <w:shd w:val="clear" w:color="auto" w:fill="121314"/>
+                              <w:spacing w:after="0" w:line="285" w:lineRule="atLeast"/>
+                              <w:rPr>
+                                <w:rFonts w:ascii="Consolas" w:eastAsia="Times New Roman" w:hAnsi="Consolas" w:cs="Times New Roman"/>
+                                <w:color w:val="BBBEBF"/>
+                                <w:sz w:val="21"/>
+                                <w:szCs w:val="21"/>
+                                <w:lang w:eastAsia="en-US"/>
+                              </w:rPr>
+                            </w:pPr>
+                            <w:r>
+                              <w:rPr>
+                                <w:rFonts w:ascii="Consolas" w:eastAsia="Times New Roman" w:hAnsi="Consolas" w:cs="Times New Roman"/>
+                                <w:color w:val="BBBEBF"/>
+                                <w:sz w:val="21"/>
+                                <w:szCs w:val="21"/>
+                                <w:lang w:eastAsia="en-US"/>
+                              </w:rPr>
+                              <w:t xml:space="preserve">    </w:t>
+                            </w:r>
+                            <w:r>
+                              <w:rPr>
+                                <w:rFonts w:ascii="Consolas" w:eastAsia="Times New Roman" w:hAnsi="Consolas" w:cs="Times New Roman"/>
+                                <w:color w:val="DCDCAA"/>
+                                <w:sz w:val="21"/>
+                                <w:szCs w:val="21"/>
+                                <w:lang w:eastAsia="en-US"/>
+                              </w:rPr>
+                              <w:t>j</w:t>
+                            </w:r>
+                            <w:r>
+                              <w:rPr>
+                                <w:rFonts w:ascii="Consolas" w:eastAsia="Times New Roman" w:hAnsi="Consolas" w:cs="Times New Roman"/>
+                                <w:color w:val="BBBEBF"/>
+                                <w:sz w:val="21"/>
+                                <w:szCs w:val="21"/>
+                                <w:lang w:eastAsia="en-US"/>
+                              </w:rPr>
+                              <w:t xml:space="preserve"> end   </w:t>
+                            </w:r>
+                          </w:p>
+                          <w:p>
+                            <w:pPr>
+                              <w:jc w:val="center"/>
+                            </w:pPr>
+                          </w:p>
+                        </w:txbxContent>
+                      </wps:txbx>
                       <wps:bodyPr anchor="t"/>
                     </wps:wsp>
                   </a:graphicData>
@@ -7466,7 +9404,1904 @@
               </wp:inline>
             </w:drawing>
           </mc:Choice>
-          <mc:Fallback xmlns:a="http://schemas.openxmlformats.org/drawingml/2006/main" xmlns:w16sdtfl="http://schemas.microsoft.com/office/word/2024/wordml/sdtformatlock"/>
+          <mc:Fallback>
+            <w:pict>
+              <v:rect w14:anchorId="30705749" id="_x0000_s1028" style="width:466.35pt;height:512.25pt;visibility:visible;mso-wrap-style:square;mso-left-percent:-10001;mso-top-percent:-10001;mso-position-horizontal:absolute;mso-position-horizontal-relative:char;mso-position-vertical:absolute;mso-position-vertical-relative:line;mso-left-percent:-10001;mso-top-percent:-10001;v-text-anchor:top" o:gfxdata="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" fillcolor="white [3201]">
+                <v:path arrowok="t"/>
+                <v:textbox>
+                  <w:txbxContent>
+                    <w:p>
+                      <w:pPr>
+                        <w:shd w:val="clear" w:color="auto" w:fill="121314"/>
+                        <w:spacing w:after="0" w:line="285" w:lineRule="atLeast"/>
+                        <w:rPr>
+                          <w:rFonts w:ascii="Consolas" w:eastAsia="Times New Roman" w:hAnsi="Consolas" w:cs="Times New Roman"/>
+                          <w:color w:val="BBBEBF"/>
+                          <w:sz w:val="21"/>
+                          <w:szCs w:val="21"/>
+                          <w:lang w:eastAsia="en-US"/>
+                        </w:rPr>
+                      </w:pPr>
+                      <w:r>
+                        <w:rPr>
+                          <w:rFonts w:ascii="Consolas" w:eastAsia="Times New Roman" w:hAnsi="Consolas" w:cs="Times New Roman"/>
+                          <w:color w:val="FF7B72"/>
+                          <w:sz w:val="21"/>
+                          <w:szCs w:val="21"/>
+                          <w:lang w:eastAsia="en-US"/>
+                        </w:rPr>
+                        <w:t>.text</w:t>
+                      </w:r>
+                    </w:p>
+                    <w:p>
+                      <w:pPr>
+                        <w:shd w:val="clear" w:color="auto" w:fill="121314"/>
+                        <w:spacing w:after="0" w:line="285" w:lineRule="atLeast"/>
+                        <w:rPr>
+                          <w:rFonts w:ascii="Consolas" w:eastAsia="Times New Roman" w:hAnsi="Consolas" w:cs="Times New Roman"/>
+                          <w:color w:val="BBBEBF"/>
+                          <w:sz w:val="21"/>
+                          <w:szCs w:val="21"/>
+                          <w:lang w:eastAsia="en-US"/>
+                        </w:rPr>
+                      </w:pPr>
+                      <w:proofErr w:type="gramStart"/>
+                      <w:r>
+                        <w:rPr>
+                          <w:rFonts w:ascii="Consolas" w:eastAsia="Times New Roman" w:hAnsi="Consolas" w:cs="Times New Roman"/>
+                          <w:color w:val="569CD6"/>
+                          <w:sz w:val="21"/>
+                          <w:szCs w:val="21"/>
+                          <w:lang w:eastAsia="en-US"/>
+                        </w:rPr>
+                        <w:t>.</w:t>
+                      </w:r>
+                      <w:proofErr w:type="spellStart"/>
+                      <w:r>
+                        <w:rPr>
+                          <w:rFonts w:ascii="Consolas" w:eastAsia="Times New Roman" w:hAnsi="Consolas" w:cs="Times New Roman"/>
+                          <w:color w:val="569CD6"/>
+                          <w:sz w:val="21"/>
+                          <w:szCs w:val="21"/>
+                          <w:lang w:eastAsia="en-US"/>
+                        </w:rPr>
+                        <w:t>globl</w:t>
+                      </w:r>
+                      <w:proofErr w:type="spellEnd"/>
+                      <w:proofErr w:type="gramEnd"/>
+                      <w:r>
+                        <w:rPr>
+                          <w:rFonts w:ascii="Consolas" w:eastAsia="Times New Roman" w:hAnsi="Consolas" w:cs="Times New Roman"/>
+                          <w:color w:val="BBBEBF"/>
+                          <w:sz w:val="21"/>
+                          <w:szCs w:val="21"/>
+                          <w:lang w:eastAsia="en-US"/>
+                        </w:rPr>
+                        <w:t xml:space="preserve"> main</w:t>
+                      </w:r>
+                    </w:p>
+                    <w:p>
+                      <w:pPr>
+                        <w:shd w:val="clear" w:color="auto" w:fill="121314"/>
+                        <w:spacing w:after="0" w:line="285" w:lineRule="atLeast"/>
+                        <w:rPr>
+                          <w:rFonts w:ascii="Consolas" w:eastAsia="Times New Roman" w:hAnsi="Consolas" w:cs="Times New Roman"/>
+                          <w:color w:val="BBBEBF"/>
+                          <w:sz w:val="21"/>
+                          <w:szCs w:val="21"/>
+                          <w:lang w:eastAsia="en-US"/>
+                        </w:rPr>
+                      </w:pPr>
+                      <w:r>
+                        <w:rPr>
+                          <w:rFonts w:ascii="Consolas" w:eastAsia="Times New Roman" w:hAnsi="Consolas" w:cs="Times New Roman"/>
+                          <w:color w:val="D2A8FF"/>
+                          <w:sz w:val="21"/>
+                          <w:szCs w:val="21"/>
+                          <w:lang w:eastAsia="en-US"/>
+                        </w:rPr>
+                        <w:t>main</w:t>
+                      </w:r>
+                      <w:r>
+                        <w:rPr>
+                          <w:rFonts w:ascii="Consolas" w:eastAsia="Times New Roman" w:hAnsi="Consolas" w:cs="Times New Roman"/>
+                          <w:color w:val="BBBEBF"/>
+                          <w:sz w:val="21"/>
+                          <w:szCs w:val="21"/>
+                          <w:lang w:eastAsia="en-US"/>
+                        </w:rPr>
+                        <w:t>:</w:t>
+                      </w:r>
+                    </w:p>
+                    <w:p>
+                      <w:pPr>
+                        <w:shd w:val="clear" w:color="auto" w:fill="121314"/>
+                        <w:spacing w:after="0" w:line="285" w:lineRule="atLeast"/>
+                        <w:rPr>
+                          <w:rFonts w:ascii="Consolas" w:eastAsia="Times New Roman" w:hAnsi="Consolas" w:cs="Times New Roman"/>
+                          <w:color w:val="BBBEBF"/>
+                          <w:sz w:val="21"/>
+                          <w:szCs w:val="21"/>
+                          <w:lang w:eastAsia="en-US"/>
+                        </w:rPr>
+                      </w:pPr>
+                      <w:r>
+                        <w:rPr>
+                          <w:rFonts w:ascii="Consolas" w:eastAsia="Times New Roman" w:hAnsi="Consolas" w:cs="Times New Roman"/>
+                          <w:color w:val="BBBEBF"/>
+                          <w:sz w:val="21"/>
+                          <w:szCs w:val="21"/>
+                          <w:lang w:eastAsia="en-US"/>
+                        </w:rPr>
+                        <w:t xml:space="preserve">    </w:t>
+                      </w:r>
+                      <w:r>
+                        <w:rPr>
+                          <w:rFonts w:ascii="Consolas" w:eastAsia="Times New Roman" w:hAnsi="Consolas" w:cs="Times New Roman"/>
+                          <w:color w:val="DCDCAA"/>
+                          <w:sz w:val="21"/>
+                          <w:szCs w:val="21"/>
+                          <w:lang w:eastAsia="en-US"/>
+                        </w:rPr>
+                        <w:t>li</w:t>
+                      </w:r>
+                      <w:r>
+                        <w:rPr>
+                          <w:rFonts w:ascii="Consolas" w:eastAsia="Times New Roman" w:hAnsi="Consolas" w:cs="Times New Roman"/>
+                          <w:color w:val="BBBEBF"/>
+                          <w:sz w:val="21"/>
+                          <w:szCs w:val="21"/>
+                          <w:lang w:eastAsia="en-US"/>
+                        </w:rPr>
+                        <w:t xml:space="preserve"> </w:t>
+                      </w:r>
+                      <w:r>
+                        <w:rPr>
+                          <w:rFonts w:ascii="Consolas" w:eastAsia="Times New Roman" w:hAnsi="Consolas" w:cs="Times New Roman"/>
+                          <w:color w:val="C9D1D9"/>
+                          <w:sz w:val="21"/>
+                          <w:szCs w:val="21"/>
+                          <w:lang w:eastAsia="en-US"/>
+                        </w:rPr>
+                        <w:t>x20</w:t>
+                      </w:r>
+                      <w:r>
+                        <w:rPr>
+                          <w:rFonts w:ascii="Consolas" w:eastAsia="Times New Roman" w:hAnsi="Consolas" w:cs="Times New Roman"/>
+                          <w:color w:val="BBBEBF"/>
+                          <w:sz w:val="21"/>
+                          <w:szCs w:val="21"/>
+                          <w:lang w:eastAsia="en-US"/>
+                        </w:rPr>
+                        <w:t xml:space="preserve">, </w:t>
+                      </w:r>
+                      <w:r>
+                        <w:rPr>
+                          <w:rFonts w:ascii="Consolas" w:eastAsia="Times New Roman" w:hAnsi="Consolas" w:cs="Times New Roman"/>
+                          <w:color w:val="B5CEA8"/>
+                          <w:sz w:val="21"/>
+                          <w:szCs w:val="21"/>
+                          <w:lang w:eastAsia="en-US"/>
+                        </w:rPr>
+                        <w:t>4</w:t>
+                      </w:r>
+                    </w:p>
+                    <w:p>
+                      <w:pPr>
+                        <w:shd w:val="clear" w:color="auto" w:fill="121314"/>
+                        <w:spacing w:after="0" w:line="285" w:lineRule="atLeast"/>
+                        <w:rPr>
+                          <w:rFonts w:ascii="Consolas" w:eastAsia="Times New Roman" w:hAnsi="Consolas" w:cs="Times New Roman"/>
+                          <w:color w:val="BBBEBF"/>
+                          <w:sz w:val="21"/>
+                          <w:szCs w:val="21"/>
+                          <w:lang w:eastAsia="en-US"/>
+                        </w:rPr>
+                      </w:pPr>
+                      <w:r>
+                        <w:rPr>
+                          <w:rFonts w:ascii="Consolas" w:eastAsia="Times New Roman" w:hAnsi="Consolas" w:cs="Times New Roman"/>
+                          <w:color w:val="BBBEBF"/>
+                          <w:sz w:val="21"/>
+                          <w:szCs w:val="21"/>
+                          <w:lang w:eastAsia="en-US"/>
+                        </w:rPr>
+                        <w:t xml:space="preserve">    </w:t>
+                      </w:r>
+                      <w:r>
+                        <w:rPr>
+                          <w:rFonts w:ascii="Consolas" w:eastAsia="Times New Roman" w:hAnsi="Consolas" w:cs="Times New Roman"/>
+                          <w:color w:val="DCDCAA"/>
+                          <w:sz w:val="21"/>
+                          <w:szCs w:val="21"/>
+                          <w:lang w:eastAsia="en-US"/>
+                        </w:rPr>
+                        <w:t>li</w:t>
+                      </w:r>
+                      <w:r>
+                        <w:rPr>
+                          <w:rFonts w:ascii="Consolas" w:eastAsia="Times New Roman" w:hAnsi="Consolas" w:cs="Times New Roman"/>
+                          <w:color w:val="BBBEBF"/>
+                          <w:sz w:val="21"/>
+                          <w:szCs w:val="21"/>
+                          <w:lang w:eastAsia="en-US"/>
+                        </w:rPr>
+                        <w:t xml:space="preserve"> </w:t>
+                      </w:r>
+                      <w:r>
+                        <w:rPr>
+                          <w:rFonts w:ascii="Consolas" w:eastAsia="Times New Roman" w:hAnsi="Consolas" w:cs="Times New Roman"/>
+                          <w:color w:val="C9D1D9"/>
+                          <w:sz w:val="21"/>
+                          <w:szCs w:val="21"/>
+                          <w:lang w:eastAsia="en-US"/>
+                        </w:rPr>
+                        <w:t>x21</w:t>
+                      </w:r>
+                      <w:r>
+                        <w:rPr>
+                          <w:rFonts w:ascii="Consolas" w:eastAsia="Times New Roman" w:hAnsi="Consolas" w:cs="Times New Roman"/>
+                          <w:color w:val="BBBEBF"/>
+                          <w:sz w:val="21"/>
+                          <w:szCs w:val="21"/>
+                          <w:lang w:eastAsia="en-US"/>
+                        </w:rPr>
+                        <w:t xml:space="preserve">, </w:t>
+                      </w:r>
+                      <w:r>
+                        <w:rPr>
+                          <w:rFonts w:ascii="Consolas" w:eastAsia="Times New Roman" w:hAnsi="Consolas" w:cs="Times New Roman"/>
+                          <w:color w:val="B5CEA8"/>
+                          <w:sz w:val="21"/>
+                          <w:szCs w:val="21"/>
+                          <w:lang w:eastAsia="en-US"/>
+                        </w:rPr>
+                        <w:t>2</w:t>
+                      </w:r>
+                    </w:p>
+                    <w:p>
+                      <w:pPr>
+                        <w:shd w:val="clear" w:color="auto" w:fill="121314"/>
+                        <w:spacing w:after="0" w:line="285" w:lineRule="atLeast"/>
+                        <w:rPr>
+                          <w:rFonts w:ascii="Consolas" w:eastAsia="Times New Roman" w:hAnsi="Consolas" w:cs="Times New Roman"/>
+                          <w:color w:val="BBBEBF"/>
+                          <w:sz w:val="21"/>
+                          <w:szCs w:val="21"/>
+                          <w:lang w:eastAsia="en-US"/>
+                        </w:rPr>
+                      </w:pPr>
+                      <w:r>
+                        <w:rPr>
+                          <w:rFonts w:ascii="Consolas" w:eastAsia="Times New Roman" w:hAnsi="Consolas" w:cs="Times New Roman"/>
+                          <w:color w:val="BBBEBF"/>
+                          <w:sz w:val="21"/>
+                          <w:szCs w:val="21"/>
+                          <w:lang w:eastAsia="en-US"/>
+                        </w:rPr>
+                        <w:t xml:space="preserve">    </w:t>
+                      </w:r>
+                      <w:r>
+                        <w:rPr>
+                          <w:rFonts w:ascii="Consolas" w:eastAsia="Times New Roman" w:hAnsi="Consolas" w:cs="Times New Roman"/>
+                          <w:color w:val="DCDCAA"/>
+                          <w:sz w:val="21"/>
+                          <w:szCs w:val="21"/>
+                          <w:lang w:eastAsia="en-US"/>
+                        </w:rPr>
+                        <w:t>li</w:t>
+                      </w:r>
+                      <w:r>
+                        <w:rPr>
+                          <w:rFonts w:ascii="Consolas" w:eastAsia="Times New Roman" w:hAnsi="Consolas" w:cs="Times New Roman"/>
+                          <w:color w:val="BBBEBF"/>
+                          <w:sz w:val="21"/>
+                          <w:szCs w:val="21"/>
+                          <w:lang w:eastAsia="en-US"/>
+                        </w:rPr>
+                        <w:t xml:space="preserve"> </w:t>
+                      </w:r>
+                      <w:r>
+                        <w:rPr>
+                          <w:rFonts w:ascii="Consolas" w:eastAsia="Times New Roman" w:hAnsi="Consolas" w:cs="Times New Roman"/>
+                          <w:color w:val="C9D1D9"/>
+                          <w:sz w:val="21"/>
+                          <w:szCs w:val="21"/>
+                          <w:lang w:eastAsia="en-US"/>
+                        </w:rPr>
+                        <w:t>x22</w:t>
+                      </w:r>
+                      <w:r>
+                        <w:rPr>
+                          <w:rFonts w:ascii="Consolas" w:eastAsia="Times New Roman" w:hAnsi="Consolas" w:cs="Times New Roman"/>
+                          <w:color w:val="BBBEBF"/>
+                          <w:sz w:val="21"/>
+                          <w:szCs w:val="21"/>
+                          <w:lang w:eastAsia="en-US"/>
+                        </w:rPr>
+                        <w:t xml:space="preserve">, </w:t>
+                      </w:r>
+                      <w:r>
+                        <w:rPr>
+                          <w:rFonts w:ascii="Consolas" w:eastAsia="Times New Roman" w:hAnsi="Consolas" w:cs="Times New Roman"/>
+                          <w:color w:val="B5CEA8"/>
+                          <w:sz w:val="21"/>
+                          <w:szCs w:val="21"/>
+                          <w:lang w:eastAsia="en-US"/>
+                        </w:rPr>
+                        <w:t>3</w:t>
+                      </w:r>
+                    </w:p>
+                    <w:p>
+                      <w:pPr>
+                        <w:shd w:val="clear" w:color="auto" w:fill="121314"/>
+                        <w:spacing w:after="0" w:line="285" w:lineRule="atLeast"/>
+                        <w:rPr>
+                          <w:rFonts w:ascii="Consolas" w:eastAsia="Times New Roman" w:hAnsi="Consolas" w:cs="Times New Roman"/>
+                          <w:color w:val="BBBEBF"/>
+                          <w:sz w:val="21"/>
+                          <w:szCs w:val="21"/>
+                          <w:lang w:eastAsia="en-US"/>
+                        </w:rPr>
+                      </w:pPr>
+                      <w:r>
+                        <w:rPr>
+                          <w:rFonts w:ascii="Consolas" w:eastAsia="Times New Roman" w:hAnsi="Consolas" w:cs="Times New Roman"/>
+                          <w:color w:val="BBBEBF"/>
+                          <w:sz w:val="21"/>
+                          <w:szCs w:val="21"/>
+                          <w:lang w:eastAsia="en-US"/>
+                        </w:rPr>
+                        <w:t xml:space="preserve">    </w:t>
+                      </w:r>
+                      <w:r>
+                        <w:rPr>
+                          <w:rFonts w:ascii="Consolas" w:eastAsia="Times New Roman" w:hAnsi="Consolas" w:cs="Times New Roman"/>
+                          <w:color w:val="DCDCAA"/>
+                          <w:sz w:val="21"/>
+                          <w:szCs w:val="21"/>
+                          <w:lang w:eastAsia="en-US"/>
+                        </w:rPr>
+                        <w:t>li</w:t>
+                      </w:r>
+                      <w:r>
+                        <w:rPr>
+                          <w:rFonts w:ascii="Consolas" w:eastAsia="Times New Roman" w:hAnsi="Consolas" w:cs="Times New Roman"/>
+                          <w:color w:val="BBBEBF"/>
+                          <w:sz w:val="21"/>
+                          <w:szCs w:val="21"/>
+                          <w:lang w:eastAsia="en-US"/>
+                        </w:rPr>
+                        <w:t xml:space="preserve"> </w:t>
+                      </w:r>
+                      <w:r>
+                        <w:rPr>
+                          <w:rFonts w:ascii="Consolas" w:eastAsia="Times New Roman" w:hAnsi="Consolas" w:cs="Times New Roman"/>
+                          <w:color w:val="C9D1D9"/>
+                          <w:sz w:val="21"/>
+                          <w:szCs w:val="21"/>
+                          <w:lang w:eastAsia="en-US"/>
+                        </w:rPr>
+                        <w:t>x23</w:t>
+                      </w:r>
+                      <w:r>
+                        <w:rPr>
+                          <w:rFonts w:ascii="Consolas" w:eastAsia="Times New Roman" w:hAnsi="Consolas" w:cs="Times New Roman"/>
+                          <w:color w:val="BBBEBF"/>
+                          <w:sz w:val="21"/>
+                          <w:szCs w:val="21"/>
+                          <w:lang w:eastAsia="en-US"/>
+                        </w:rPr>
+                        <w:t xml:space="preserve">, </w:t>
+                      </w:r>
+                      <w:r>
+                        <w:rPr>
+                          <w:rFonts w:ascii="Consolas" w:eastAsia="Times New Roman" w:hAnsi="Consolas" w:cs="Times New Roman"/>
+                          <w:color w:val="B5CEA8"/>
+                          <w:sz w:val="21"/>
+                          <w:szCs w:val="21"/>
+                          <w:lang w:eastAsia="en-US"/>
+                        </w:rPr>
+                        <w:t>4</w:t>
+                      </w:r>
+                    </w:p>
+                    <w:p>
+                      <w:pPr>
+                        <w:shd w:val="clear" w:color="auto" w:fill="121314"/>
+                        <w:spacing w:after="0" w:line="285" w:lineRule="atLeast"/>
+                        <w:rPr>
+                          <w:rFonts w:ascii="Consolas" w:eastAsia="Times New Roman" w:hAnsi="Consolas" w:cs="Times New Roman"/>
+                          <w:color w:val="BBBEBF"/>
+                          <w:sz w:val="21"/>
+                          <w:szCs w:val="21"/>
+                          <w:lang w:eastAsia="en-US"/>
+                        </w:rPr>
+                      </w:pPr>
+                      <w:r>
+                        <w:rPr>
+                          <w:rFonts w:ascii="Consolas" w:eastAsia="Times New Roman" w:hAnsi="Consolas" w:cs="Times New Roman"/>
+                          <w:color w:val="BBBEBF"/>
+                          <w:sz w:val="21"/>
+                          <w:szCs w:val="21"/>
+                          <w:lang w:eastAsia="en-US"/>
+                        </w:rPr>
+                        <w:t xml:space="preserve">    </w:t>
+                      </w:r>
+                      <w:r>
+                        <w:rPr>
+                          <w:rFonts w:ascii="Consolas" w:eastAsia="Times New Roman" w:hAnsi="Consolas" w:cs="Times New Roman"/>
+                          <w:color w:val="DCDCAA"/>
+                          <w:sz w:val="21"/>
+                          <w:szCs w:val="21"/>
+                          <w:lang w:eastAsia="en-US"/>
+                        </w:rPr>
+                        <w:t>li</w:t>
+                      </w:r>
+                      <w:r>
+                        <w:rPr>
+                          <w:rFonts w:ascii="Consolas" w:eastAsia="Times New Roman" w:hAnsi="Consolas" w:cs="Times New Roman"/>
+                          <w:color w:val="BBBEBF"/>
+                          <w:sz w:val="21"/>
+                          <w:szCs w:val="21"/>
+                          <w:lang w:eastAsia="en-US"/>
+                        </w:rPr>
+                        <w:t xml:space="preserve"> </w:t>
+                      </w:r>
+                      <w:r>
+                        <w:rPr>
+                          <w:rFonts w:ascii="Consolas" w:eastAsia="Times New Roman" w:hAnsi="Consolas" w:cs="Times New Roman"/>
+                          <w:color w:val="C9D1D9"/>
+                          <w:sz w:val="21"/>
+                          <w:szCs w:val="21"/>
+                          <w:lang w:eastAsia="en-US"/>
+                        </w:rPr>
+                        <w:t>x5</w:t>
+                      </w:r>
+                      <w:r>
+                        <w:rPr>
+                          <w:rFonts w:ascii="Consolas" w:eastAsia="Times New Roman" w:hAnsi="Consolas" w:cs="Times New Roman"/>
+                          <w:color w:val="BBBEBF"/>
+                          <w:sz w:val="21"/>
+                          <w:szCs w:val="21"/>
+                          <w:lang w:eastAsia="en-US"/>
+                        </w:rPr>
+                        <w:t xml:space="preserve">, </w:t>
+                      </w:r>
+                      <w:r>
+                        <w:rPr>
+                          <w:rFonts w:ascii="Consolas" w:eastAsia="Times New Roman" w:hAnsi="Consolas" w:cs="Times New Roman"/>
+                          <w:color w:val="B5CEA8"/>
+                          <w:sz w:val="21"/>
+                          <w:szCs w:val="21"/>
+                          <w:lang w:eastAsia="en-US"/>
+                        </w:rPr>
+                        <w:t>1</w:t>
+                      </w:r>
+                    </w:p>
+                    <w:p>
+                      <w:pPr>
+                        <w:shd w:val="clear" w:color="auto" w:fill="121314"/>
+                        <w:spacing w:after="0" w:line="285" w:lineRule="atLeast"/>
+                        <w:rPr>
+                          <w:rFonts w:ascii="Consolas" w:eastAsia="Times New Roman" w:hAnsi="Consolas" w:cs="Times New Roman"/>
+                          <w:color w:val="BBBEBF"/>
+                          <w:sz w:val="21"/>
+                          <w:szCs w:val="21"/>
+                          <w:lang w:eastAsia="en-US"/>
+                        </w:rPr>
+                      </w:pPr>
+                      <w:r>
+                        <w:rPr>
+                          <w:rFonts w:ascii="Consolas" w:eastAsia="Times New Roman" w:hAnsi="Consolas" w:cs="Times New Roman"/>
+                          <w:color w:val="BBBEBF"/>
+                          <w:sz w:val="21"/>
+                          <w:szCs w:val="21"/>
+                          <w:lang w:eastAsia="en-US"/>
+                        </w:rPr>
+                        <w:t xml:space="preserve">    </w:t>
+                      </w:r>
+                    </w:p>
+                    <w:p>
+                      <w:pPr>
+                        <w:shd w:val="clear" w:color="auto" w:fill="121314"/>
+                        <w:spacing w:after="0" w:line="285" w:lineRule="atLeast"/>
+                        <w:rPr>
+                          <w:rFonts w:ascii="Consolas" w:eastAsia="Times New Roman" w:hAnsi="Consolas" w:cs="Times New Roman"/>
+                          <w:color w:val="BBBEBF"/>
+                          <w:sz w:val="21"/>
+                          <w:szCs w:val="21"/>
+                          <w:lang w:eastAsia="en-US"/>
+                        </w:rPr>
+                      </w:pPr>
+                    </w:p>
+                    <w:p>
+                      <w:pPr>
+                        <w:shd w:val="clear" w:color="auto" w:fill="121314"/>
+                        <w:spacing w:after="0" w:line="285" w:lineRule="atLeast"/>
+                        <w:rPr>
+                          <w:rFonts w:ascii="Consolas" w:eastAsia="Times New Roman" w:hAnsi="Consolas" w:cs="Times New Roman"/>
+                          <w:color w:val="BBBEBF"/>
+                          <w:sz w:val="21"/>
+                          <w:szCs w:val="21"/>
+                          <w:lang w:eastAsia="en-US"/>
+                        </w:rPr>
+                      </w:pPr>
+                      <w:r>
+                        <w:rPr>
+                          <w:rFonts w:ascii="Consolas" w:eastAsia="Times New Roman" w:hAnsi="Consolas" w:cs="Times New Roman"/>
+                          <w:color w:val="BBBEBF"/>
+                          <w:sz w:val="21"/>
+                          <w:szCs w:val="21"/>
+                          <w:lang w:eastAsia="en-US"/>
+                        </w:rPr>
+                        <w:t xml:space="preserve">    </w:t>
+                      </w:r>
+                      <w:proofErr w:type="spellStart"/>
+                      <w:r>
+                        <w:rPr>
+                          <w:rFonts w:ascii="Consolas" w:eastAsia="Times New Roman" w:hAnsi="Consolas" w:cs="Times New Roman"/>
+                          <w:color w:val="DCDCAA"/>
+                          <w:sz w:val="21"/>
+                          <w:szCs w:val="21"/>
+                          <w:lang w:eastAsia="en-US"/>
+                        </w:rPr>
+                        <w:t>bne</w:t>
+                      </w:r>
+                      <w:proofErr w:type="spellEnd"/>
+                      <w:r>
+                        <w:rPr>
+                          <w:rFonts w:ascii="Consolas" w:eastAsia="Times New Roman" w:hAnsi="Consolas" w:cs="Times New Roman"/>
+                          <w:color w:val="BBBEBF"/>
+                          <w:sz w:val="21"/>
+                          <w:szCs w:val="21"/>
+                          <w:lang w:eastAsia="en-US"/>
+                        </w:rPr>
+                        <w:t xml:space="preserve"> </w:t>
+                      </w:r>
+                      <w:r>
+                        <w:rPr>
+                          <w:rFonts w:ascii="Consolas" w:eastAsia="Times New Roman" w:hAnsi="Consolas" w:cs="Times New Roman"/>
+                          <w:color w:val="C9D1D9"/>
+                          <w:sz w:val="21"/>
+                          <w:szCs w:val="21"/>
+                          <w:lang w:eastAsia="en-US"/>
+                        </w:rPr>
+                        <w:t>x20</w:t>
+                      </w:r>
+                      <w:r>
+                        <w:rPr>
+                          <w:rFonts w:ascii="Consolas" w:eastAsia="Times New Roman" w:hAnsi="Consolas" w:cs="Times New Roman"/>
+                          <w:color w:val="BBBEBF"/>
+                          <w:sz w:val="21"/>
+                          <w:szCs w:val="21"/>
+                          <w:lang w:eastAsia="en-US"/>
+                        </w:rPr>
+                        <w:t xml:space="preserve">, </w:t>
+                      </w:r>
+                      <w:r>
+                        <w:rPr>
+                          <w:rFonts w:ascii="Consolas" w:eastAsia="Times New Roman" w:hAnsi="Consolas" w:cs="Times New Roman"/>
+                          <w:color w:val="C9D1D9"/>
+                          <w:sz w:val="21"/>
+                          <w:szCs w:val="21"/>
+                          <w:lang w:eastAsia="en-US"/>
+                        </w:rPr>
+                        <w:t>x5</w:t>
+                      </w:r>
+                      <w:r>
+                        <w:rPr>
+                          <w:rFonts w:ascii="Consolas" w:eastAsia="Times New Roman" w:hAnsi="Consolas" w:cs="Times New Roman"/>
+                          <w:color w:val="BBBEBF"/>
+                          <w:sz w:val="21"/>
+                          <w:szCs w:val="21"/>
+                          <w:lang w:eastAsia="en-US"/>
+                        </w:rPr>
+                        <w:t>, Case2</w:t>
+                      </w:r>
+                    </w:p>
+                    <w:p>
+                      <w:pPr>
+                        <w:shd w:val="clear" w:color="auto" w:fill="121314"/>
+                        <w:spacing w:after="0" w:line="285" w:lineRule="atLeast"/>
+                        <w:rPr>
+                          <w:rFonts w:ascii="Consolas" w:eastAsia="Times New Roman" w:hAnsi="Consolas" w:cs="Times New Roman"/>
+                          <w:color w:val="BBBEBF"/>
+                          <w:sz w:val="21"/>
+                          <w:szCs w:val="21"/>
+                          <w:lang w:eastAsia="en-US"/>
+                        </w:rPr>
+                      </w:pPr>
+                      <w:r>
+                        <w:rPr>
+                          <w:rFonts w:ascii="Consolas" w:eastAsia="Times New Roman" w:hAnsi="Consolas" w:cs="Times New Roman"/>
+                          <w:color w:val="BBBEBF"/>
+                          <w:sz w:val="21"/>
+                          <w:szCs w:val="21"/>
+                          <w:lang w:eastAsia="en-US"/>
+                        </w:rPr>
+                        <w:t xml:space="preserve">    </w:t>
+                      </w:r>
+                      <w:r>
+                        <w:rPr>
+                          <w:rFonts w:ascii="Consolas" w:eastAsia="Times New Roman" w:hAnsi="Consolas" w:cs="Times New Roman"/>
+                          <w:color w:val="DCDCAA"/>
+                          <w:sz w:val="21"/>
+                          <w:szCs w:val="21"/>
+                          <w:lang w:eastAsia="en-US"/>
+                        </w:rPr>
+                        <w:t>add</w:t>
+                      </w:r>
+                      <w:r>
+                        <w:rPr>
+                          <w:rFonts w:ascii="Consolas" w:eastAsia="Times New Roman" w:hAnsi="Consolas" w:cs="Times New Roman"/>
+                          <w:color w:val="BBBEBF"/>
+                          <w:sz w:val="21"/>
+                          <w:szCs w:val="21"/>
+                          <w:lang w:eastAsia="en-US"/>
+                        </w:rPr>
+                        <w:t xml:space="preserve"> </w:t>
+                      </w:r>
+                      <w:r>
+                        <w:rPr>
+                          <w:rFonts w:ascii="Consolas" w:eastAsia="Times New Roman" w:hAnsi="Consolas" w:cs="Times New Roman"/>
+                          <w:color w:val="C9D1D9"/>
+                          <w:sz w:val="21"/>
+                          <w:szCs w:val="21"/>
+                          <w:lang w:eastAsia="en-US"/>
+                        </w:rPr>
+                        <w:t>x21</w:t>
+                      </w:r>
+                      <w:r>
+                        <w:rPr>
+                          <w:rFonts w:ascii="Consolas" w:eastAsia="Times New Roman" w:hAnsi="Consolas" w:cs="Times New Roman"/>
+                          <w:color w:val="BBBEBF"/>
+                          <w:sz w:val="21"/>
+                          <w:szCs w:val="21"/>
+                          <w:lang w:eastAsia="en-US"/>
+                        </w:rPr>
+                        <w:t xml:space="preserve">, </w:t>
+                      </w:r>
+                      <w:r>
+                        <w:rPr>
+                          <w:rFonts w:ascii="Consolas" w:eastAsia="Times New Roman" w:hAnsi="Consolas" w:cs="Times New Roman"/>
+                          <w:color w:val="C9D1D9"/>
+                          <w:sz w:val="21"/>
+                          <w:szCs w:val="21"/>
+                          <w:lang w:eastAsia="en-US"/>
+                        </w:rPr>
+                        <w:t>x22</w:t>
+                      </w:r>
+                      <w:r>
+                        <w:rPr>
+                          <w:rFonts w:ascii="Consolas" w:eastAsia="Times New Roman" w:hAnsi="Consolas" w:cs="Times New Roman"/>
+                          <w:color w:val="BBBEBF"/>
+                          <w:sz w:val="21"/>
+                          <w:szCs w:val="21"/>
+                          <w:lang w:eastAsia="en-US"/>
+                        </w:rPr>
+                        <w:t xml:space="preserve">, </w:t>
+                      </w:r>
+                      <w:r>
+                        <w:rPr>
+                          <w:rFonts w:ascii="Consolas" w:eastAsia="Times New Roman" w:hAnsi="Consolas" w:cs="Times New Roman"/>
+                          <w:color w:val="C9D1D9"/>
+                          <w:sz w:val="21"/>
+                          <w:szCs w:val="21"/>
+                          <w:lang w:eastAsia="en-US"/>
+                        </w:rPr>
+                        <w:t>x23</w:t>
+                      </w:r>
+                    </w:p>
+                    <w:p>
+                      <w:pPr>
+                        <w:shd w:val="clear" w:color="auto" w:fill="121314"/>
+                        <w:spacing w:after="0" w:line="285" w:lineRule="atLeast"/>
+                        <w:rPr>
+                          <w:rFonts w:ascii="Consolas" w:eastAsia="Times New Roman" w:hAnsi="Consolas" w:cs="Times New Roman"/>
+                          <w:color w:val="BBBEBF"/>
+                          <w:sz w:val="21"/>
+                          <w:szCs w:val="21"/>
+                          <w:lang w:eastAsia="en-US"/>
+                        </w:rPr>
+                      </w:pPr>
+                      <w:r>
+                        <w:rPr>
+                          <w:rFonts w:ascii="Consolas" w:eastAsia="Times New Roman" w:hAnsi="Consolas" w:cs="Times New Roman"/>
+                          <w:color w:val="BBBEBF"/>
+                          <w:sz w:val="21"/>
+                          <w:szCs w:val="21"/>
+                          <w:lang w:eastAsia="en-US"/>
+                        </w:rPr>
+                        <w:t xml:space="preserve">    </w:t>
+                      </w:r>
+                      <w:r>
+                        <w:rPr>
+                          <w:rFonts w:ascii="Consolas" w:eastAsia="Times New Roman" w:hAnsi="Consolas" w:cs="Times New Roman"/>
+                          <w:color w:val="DCDCAA"/>
+                          <w:sz w:val="21"/>
+                          <w:szCs w:val="21"/>
+                          <w:lang w:eastAsia="en-US"/>
+                        </w:rPr>
+                        <w:t>j</w:t>
+                      </w:r>
+                      <w:r>
+                        <w:rPr>
+                          <w:rFonts w:ascii="Consolas" w:eastAsia="Times New Roman" w:hAnsi="Consolas" w:cs="Times New Roman"/>
+                          <w:color w:val="BBBEBF"/>
+                          <w:sz w:val="21"/>
+                          <w:szCs w:val="21"/>
+                          <w:lang w:eastAsia="en-US"/>
+                        </w:rPr>
+                        <w:t xml:space="preserve"> done</w:t>
+                      </w:r>
+                    </w:p>
+                    <w:p>
+                      <w:pPr>
+                        <w:shd w:val="clear" w:color="auto" w:fill="121314"/>
+                        <w:spacing w:after="0" w:line="285" w:lineRule="atLeast"/>
+                        <w:rPr>
+                          <w:rFonts w:ascii="Consolas" w:eastAsia="Times New Roman" w:hAnsi="Consolas" w:cs="Times New Roman"/>
+                          <w:color w:val="BBBEBF"/>
+                          <w:sz w:val="21"/>
+                          <w:szCs w:val="21"/>
+                          <w:lang w:eastAsia="en-US"/>
+                        </w:rPr>
+                      </w:pPr>
+                      <w:r>
+                        <w:rPr>
+                          <w:rFonts w:ascii="Consolas" w:eastAsia="Times New Roman" w:hAnsi="Consolas" w:cs="Times New Roman"/>
+                          <w:color w:val="D2A8FF"/>
+                          <w:sz w:val="21"/>
+                          <w:szCs w:val="21"/>
+                          <w:lang w:eastAsia="en-US"/>
+                        </w:rPr>
+                        <w:t>Case2</w:t>
+                      </w:r>
+                      <w:r>
+                        <w:rPr>
+                          <w:rFonts w:ascii="Consolas" w:eastAsia="Times New Roman" w:hAnsi="Consolas" w:cs="Times New Roman"/>
+                          <w:color w:val="BBBEBF"/>
+                          <w:sz w:val="21"/>
+                          <w:szCs w:val="21"/>
+                          <w:lang w:eastAsia="en-US"/>
+                        </w:rPr>
+                        <w:t xml:space="preserve">: </w:t>
+                      </w:r>
+                      <w:r>
+                        <w:rPr>
+                          <w:rFonts w:ascii="Consolas" w:eastAsia="Times New Roman" w:hAnsi="Consolas" w:cs="Times New Roman"/>
+                          <w:color w:val="DCDCAA"/>
+                          <w:sz w:val="21"/>
+                          <w:szCs w:val="21"/>
+                          <w:lang w:eastAsia="en-US"/>
+                        </w:rPr>
+                        <w:t>li</w:t>
+                      </w:r>
+                      <w:r>
+                        <w:rPr>
+                          <w:rFonts w:ascii="Consolas" w:eastAsia="Times New Roman" w:hAnsi="Consolas" w:cs="Times New Roman"/>
+                          <w:color w:val="BBBEBF"/>
+                          <w:sz w:val="21"/>
+                          <w:szCs w:val="21"/>
+                          <w:lang w:eastAsia="en-US"/>
+                        </w:rPr>
+                        <w:t xml:space="preserve"> </w:t>
+                      </w:r>
+                      <w:r>
+                        <w:rPr>
+                          <w:rFonts w:ascii="Consolas" w:eastAsia="Times New Roman" w:hAnsi="Consolas" w:cs="Times New Roman"/>
+                          <w:color w:val="C9D1D9"/>
+                          <w:sz w:val="21"/>
+                          <w:szCs w:val="21"/>
+                          <w:lang w:eastAsia="en-US"/>
+                        </w:rPr>
+                        <w:t>x5</w:t>
+                      </w:r>
+                      <w:r>
+                        <w:rPr>
+                          <w:rFonts w:ascii="Consolas" w:eastAsia="Times New Roman" w:hAnsi="Consolas" w:cs="Times New Roman"/>
+                          <w:color w:val="BBBEBF"/>
+                          <w:sz w:val="21"/>
+                          <w:szCs w:val="21"/>
+                          <w:lang w:eastAsia="en-US"/>
+                        </w:rPr>
+                        <w:t xml:space="preserve">, </w:t>
+                      </w:r>
+                      <w:r>
+                        <w:rPr>
+                          <w:rFonts w:ascii="Consolas" w:eastAsia="Times New Roman" w:hAnsi="Consolas" w:cs="Times New Roman"/>
+                          <w:color w:val="B5CEA8"/>
+                          <w:sz w:val="21"/>
+                          <w:szCs w:val="21"/>
+                          <w:lang w:eastAsia="en-US"/>
+                        </w:rPr>
+                        <w:t>2</w:t>
+                      </w:r>
+                    </w:p>
+                    <w:p>
+                      <w:pPr>
+                        <w:shd w:val="clear" w:color="auto" w:fill="121314"/>
+                        <w:spacing w:after="0" w:line="285" w:lineRule="atLeast"/>
+                        <w:rPr>
+                          <w:rFonts w:ascii="Consolas" w:eastAsia="Times New Roman" w:hAnsi="Consolas" w:cs="Times New Roman"/>
+                          <w:color w:val="BBBEBF"/>
+                          <w:sz w:val="21"/>
+                          <w:szCs w:val="21"/>
+                          <w:lang w:eastAsia="en-US"/>
+                        </w:rPr>
+                      </w:pPr>
+                      <w:r>
+                        <w:rPr>
+                          <w:rFonts w:ascii="Consolas" w:eastAsia="Times New Roman" w:hAnsi="Consolas" w:cs="Times New Roman"/>
+                          <w:color w:val="BBBEBF"/>
+                          <w:sz w:val="21"/>
+                          <w:szCs w:val="21"/>
+                          <w:lang w:eastAsia="en-US"/>
+                        </w:rPr>
+                        <w:t xml:space="preserve">    </w:t>
+                      </w:r>
+                      <w:proofErr w:type="spellStart"/>
+                      <w:r>
+                        <w:rPr>
+                          <w:rFonts w:ascii="Consolas" w:eastAsia="Times New Roman" w:hAnsi="Consolas" w:cs="Times New Roman"/>
+                          <w:color w:val="DCDCAA"/>
+                          <w:sz w:val="21"/>
+                          <w:szCs w:val="21"/>
+                          <w:lang w:eastAsia="en-US"/>
+                        </w:rPr>
+                        <w:t>bne</w:t>
+                      </w:r>
+                      <w:proofErr w:type="spellEnd"/>
+                      <w:r>
+                        <w:rPr>
+                          <w:rFonts w:ascii="Consolas" w:eastAsia="Times New Roman" w:hAnsi="Consolas" w:cs="Times New Roman"/>
+                          <w:color w:val="BBBEBF"/>
+                          <w:sz w:val="21"/>
+                          <w:szCs w:val="21"/>
+                          <w:lang w:eastAsia="en-US"/>
+                        </w:rPr>
+                        <w:t xml:space="preserve"> </w:t>
+                      </w:r>
+                      <w:r>
+                        <w:rPr>
+                          <w:rFonts w:ascii="Consolas" w:eastAsia="Times New Roman" w:hAnsi="Consolas" w:cs="Times New Roman"/>
+                          <w:color w:val="C9D1D9"/>
+                          <w:sz w:val="21"/>
+                          <w:szCs w:val="21"/>
+                          <w:lang w:eastAsia="en-US"/>
+                        </w:rPr>
+                        <w:t>x20</w:t>
+                      </w:r>
+                      <w:r>
+                        <w:rPr>
+                          <w:rFonts w:ascii="Consolas" w:eastAsia="Times New Roman" w:hAnsi="Consolas" w:cs="Times New Roman"/>
+                          <w:color w:val="BBBEBF"/>
+                          <w:sz w:val="21"/>
+                          <w:szCs w:val="21"/>
+                          <w:lang w:eastAsia="en-US"/>
+                        </w:rPr>
+                        <w:t xml:space="preserve">, </w:t>
+                      </w:r>
+                      <w:r>
+                        <w:rPr>
+                          <w:rFonts w:ascii="Consolas" w:eastAsia="Times New Roman" w:hAnsi="Consolas" w:cs="Times New Roman"/>
+                          <w:color w:val="C9D1D9"/>
+                          <w:sz w:val="21"/>
+                          <w:szCs w:val="21"/>
+                          <w:lang w:eastAsia="en-US"/>
+                        </w:rPr>
+                        <w:t>x5</w:t>
+                      </w:r>
+                      <w:r>
+                        <w:rPr>
+                          <w:rFonts w:ascii="Consolas" w:eastAsia="Times New Roman" w:hAnsi="Consolas" w:cs="Times New Roman"/>
+                          <w:color w:val="BBBEBF"/>
+                          <w:sz w:val="21"/>
+                          <w:szCs w:val="21"/>
+                          <w:lang w:eastAsia="en-US"/>
+                        </w:rPr>
+                        <w:t>, Case3</w:t>
+                      </w:r>
+                    </w:p>
+                    <w:p>
+                      <w:pPr>
+                        <w:shd w:val="clear" w:color="auto" w:fill="121314"/>
+                        <w:spacing w:after="0" w:line="285" w:lineRule="atLeast"/>
+                        <w:rPr>
+                          <w:rFonts w:ascii="Consolas" w:eastAsia="Times New Roman" w:hAnsi="Consolas" w:cs="Times New Roman"/>
+                          <w:color w:val="BBBEBF"/>
+                          <w:sz w:val="21"/>
+                          <w:szCs w:val="21"/>
+                          <w:lang w:eastAsia="en-US"/>
+                        </w:rPr>
+                      </w:pPr>
+                      <w:r>
+                        <w:rPr>
+                          <w:rFonts w:ascii="Consolas" w:eastAsia="Times New Roman" w:hAnsi="Consolas" w:cs="Times New Roman"/>
+                          <w:color w:val="BBBEBF"/>
+                          <w:sz w:val="21"/>
+                          <w:szCs w:val="21"/>
+                          <w:lang w:eastAsia="en-US"/>
+                        </w:rPr>
+                        <w:t xml:space="preserve">    </w:t>
+                      </w:r>
+                      <w:r>
+                        <w:rPr>
+                          <w:rFonts w:ascii="Consolas" w:eastAsia="Times New Roman" w:hAnsi="Consolas" w:cs="Times New Roman"/>
+                          <w:color w:val="DCDCAA"/>
+                          <w:sz w:val="21"/>
+                          <w:szCs w:val="21"/>
+                          <w:lang w:eastAsia="en-US"/>
+                        </w:rPr>
+                        <w:t>sub</w:t>
+                      </w:r>
+                      <w:r>
+                        <w:rPr>
+                          <w:rFonts w:ascii="Consolas" w:eastAsia="Times New Roman" w:hAnsi="Consolas" w:cs="Times New Roman"/>
+                          <w:color w:val="BBBEBF"/>
+                          <w:sz w:val="21"/>
+                          <w:szCs w:val="21"/>
+                          <w:lang w:eastAsia="en-US"/>
+                        </w:rPr>
+                        <w:t xml:space="preserve"> </w:t>
+                      </w:r>
+                      <w:r>
+                        <w:rPr>
+                          <w:rFonts w:ascii="Consolas" w:eastAsia="Times New Roman" w:hAnsi="Consolas" w:cs="Times New Roman"/>
+                          <w:color w:val="C9D1D9"/>
+                          <w:sz w:val="21"/>
+                          <w:szCs w:val="21"/>
+                          <w:lang w:eastAsia="en-US"/>
+                        </w:rPr>
+                        <w:t>x21</w:t>
+                      </w:r>
+                      <w:r>
+                        <w:rPr>
+                          <w:rFonts w:ascii="Consolas" w:eastAsia="Times New Roman" w:hAnsi="Consolas" w:cs="Times New Roman"/>
+                          <w:color w:val="BBBEBF"/>
+                          <w:sz w:val="21"/>
+                          <w:szCs w:val="21"/>
+                          <w:lang w:eastAsia="en-US"/>
+                        </w:rPr>
+                        <w:t xml:space="preserve">, </w:t>
+                      </w:r>
+                      <w:r>
+                        <w:rPr>
+                          <w:rFonts w:ascii="Consolas" w:eastAsia="Times New Roman" w:hAnsi="Consolas" w:cs="Times New Roman"/>
+                          <w:color w:val="C9D1D9"/>
+                          <w:sz w:val="21"/>
+                          <w:szCs w:val="21"/>
+                          <w:lang w:eastAsia="en-US"/>
+                        </w:rPr>
+                        <w:t>x22</w:t>
+                      </w:r>
+                      <w:r>
+                        <w:rPr>
+                          <w:rFonts w:ascii="Consolas" w:eastAsia="Times New Roman" w:hAnsi="Consolas" w:cs="Times New Roman"/>
+                          <w:color w:val="BBBEBF"/>
+                          <w:sz w:val="21"/>
+                          <w:szCs w:val="21"/>
+                          <w:lang w:eastAsia="en-US"/>
+                        </w:rPr>
+                        <w:t xml:space="preserve">, </w:t>
+                      </w:r>
+                      <w:r>
+                        <w:rPr>
+                          <w:rFonts w:ascii="Consolas" w:eastAsia="Times New Roman" w:hAnsi="Consolas" w:cs="Times New Roman"/>
+                          <w:color w:val="C9D1D9"/>
+                          <w:sz w:val="21"/>
+                          <w:szCs w:val="21"/>
+                          <w:lang w:eastAsia="en-US"/>
+                        </w:rPr>
+                        <w:t>x23</w:t>
+                      </w:r>
+                    </w:p>
+                    <w:p>
+                      <w:pPr>
+                        <w:shd w:val="clear" w:color="auto" w:fill="121314"/>
+                        <w:spacing w:after="0" w:line="285" w:lineRule="atLeast"/>
+                        <w:rPr>
+                          <w:rFonts w:ascii="Consolas" w:eastAsia="Times New Roman" w:hAnsi="Consolas" w:cs="Times New Roman"/>
+                          <w:color w:val="BBBEBF"/>
+                          <w:sz w:val="21"/>
+                          <w:szCs w:val="21"/>
+                          <w:lang w:eastAsia="en-US"/>
+                        </w:rPr>
+                      </w:pPr>
+                      <w:r>
+                        <w:rPr>
+                          <w:rFonts w:ascii="Consolas" w:eastAsia="Times New Roman" w:hAnsi="Consolas" w:cs="Times New Roman"/>
+                          <w:color w:val="BBBEBF"/>
+                          <w:sz w:val="21"/>
+                          <w:szCs w:val="21"/>
+                          <w:lang w:eastAsia="en-US"/>
+                        </w:rPr>
+                        <w:t xml:space="preserve">    </w:t>
+                      </w:r>
+                      <w:r>
+                        <w:rPr>
+                          <w:rFonts w:ascii="Consolas" w:eastAsia="Times New Roman" w:hAnsi="Consolas" w:cs="Times New Roman"/>
+                          <w:color w:val="DCDCAA"/>
+                          <w:sz w:val="21"/>
+                          <w:szCs w:val="21"/>
+                          <w:lang w:eastAsia="en-US"/>
+                        </w:rPr>
+                        <w:t>j</w:t>
+                      </w:r>
+                      <w:r>
+                        <w:rPr>
+                          <w:rFonts w:ascii="Consolas" w:eastAsia="Times New Roman" w:hAnsi="Consolas" w:cs="Times New Roman"/>
+                          <w:color w:val="BBBEBF"/>
+                          <w:sz w:val="21"/>
+                          <w:szCs w:val="21"/>
+                          <w:lang w:eastAsia="en-US"/>
+                        </w:rPr>
+                        <w:t xml:space="preserve"> done</w:t>
+                      </w:r>
+                    </w:p>
+                    <w:p>
+                      <w:pPr>
+                        <w:shd w:val="clear" w:color="auto" w:fill="121314"/>
+                        <w:spacing w:after="0" w:line="285" w:lineRule="atLeast"/>
+                        <w:rPr>
+                          <w:rFonts w:ascii="Consolas" w:eastAsia="Times New Roman" w:hAnsi="Consolas" w:cs="Times New Roman"/>
+                          <w:color w:val="BBBEBF"/>
+                          <w:sz w:val="21"/>
+                          <w:szCs w:val="21"/>
+                          <w:lang w:eastAsia="en-US"/>
+                        </w:rPr>
+                      </w:pPr>
+                      <w:r>
+                        <w:rPr>
+                          <w:rFonts w:ascii="Consolas" w:eastAsia="Times New Roman" w:hAnsi="Consolas" w:cs="Times New Roman"/>
+                          <w:color w:val="D2A8FF"/>
+                          <w:sz w:val="21"/>
+                          <w:szCs w:val="21"/>
+                          <w:lang w:eastAsia="en-US"/>
+                        </w:rPr>
+                        <w:t>Case3</w:t>
+                      </w:r>
+                      <w:r>
+                        <w:rPr>
+                          <w:rFonts w:ascii="Consolas" w:eastAsia="Times New Roman" w:hAnsi="Consolas" w:cs="Times New Roman"/>
+                          <w:color w:val="BBBEBF"/>
+                          <w:sz w:val="21"/>
+                          <w:szCs w:val="21"/>
+                          <w:lang w:eastAsia="en-US"/>
+                        </w:rPr>
+                        <w:t xml:space="preserve">: </w:t>
+                      </w:r>
+                      <w:r>
+                        <w:rPr>
+                          <w:rFonts w:ascii="Consolas" w:eastAsia="Times New Roman" w:hAnsi="Consolas" w:cs="Times New Roman"/>
+                          <w:color w:val="DCDCAA"/>
+                          <w:sz w:val="21"/>
+                          <w:szCs w:val="21"/>
+                          <w:lang w:eastAsia="en-US"/>
+                        </w:rPr>
+                        <w:t>li</w:t>
+                      </w:r>
+                      <w:r>
+                        <w:rPr>
+                          <w:rFonts w:ascii="Consolas" w:eastAsia="Times New Roman" w:hAnsi="Consolas" w:cs="Times New Roman"/>
+                          <w:color w:val="BBBEBF"/>
+                          <w:sz w:val="21"/>
+                          <w:szCs w:val="21"/>
+                          <w:lang w:eastAsia="en-US"/>
+                        </w:rPr>
+                        <w:t xml:space="preserve"> </w:t>
+                      </w:r>
+                      <w:r>
+                        <w:rPr>
+                          <w:rFonts w:ascii="Consolas" w:eastAsia="Times New Roman" w:hAnsi="Consolas" w:cs="Times New Roman"/>
+                          <w:color w:val="C9D1D9"/>
+                          <w:sz w:val="21"/>
+                          <w:szCs w:val="21"/>
+                          <w:lang w:eastAsia="en-US"/>
+                        </w:rPr>
+                        <w:t>x5</w:t>
+                      </w:r>
+                      <w:r>
+                        <w:rPr>
+                          <w:rFonts w:ascii="Consolas" w:eastAsia="Times New Roman" w:hAnsi="Consolas" w:cs="Times New Roman"/>
+                          <w:color w:val="BBBEBF"/>
+                          <w:sz w:val="21"/>
+                          <w:szCs w:val="21"/>
+                          <w:lang w:eastAsia="en-US"/>
+                        </w:rPr>
+                        <w:t xml:space="preserve">, </w:t>
+                      </w:r>
+                      <w:r>
+                        <w:rPr>
+                          <w:rFonts w:ascii="Consolas" w:eastAsia="Times New Roman" w:hAnsi="Consolas" w:cs="Times New Roman"/>
+                          <w:color w:val="B5CEA8"/>
+                          <w:sz w:val="21"/>
+                          <w:szCs w:val="21"/>
+                          <w:lang w:eastAsia="en-US"/>
+                        </w:rPr>
+                        <w:t>3</w:t>
+                      </w:r>
+                    </w:p>
+                    <w:p>
+                      <w:pPr>
+                        <w:shd w:val="clear" w:color="auto" w:fill="121314"/>
+                        <w:spacing w:after="0" w:line="285" w:lineRule="atLeast"/>
+                        <w:rPr>
+                          <w:rFonts w:ascii="Consolas" w:eastAsia="Times New Roman" w:hAnsi="Consolas" w:cs="Times New Roman"/>
+                          <w:color w:val="BBBEBF"/>
+                          <w:sz w:val="21"/>
+                          <w:szCs w:val="21"/>
+                          <w:lang w:eastAsia="en-US"/>
+                        </w:rPr>
+                      </w:pPr>
+                      <w:r>
+                        <w:rPr>
+                          <w:rFonts w:ascii="Consolas" w:eastAsia="Times New Roman" w:hAnsi="Consolas" w:cs="Times New Roman"/>
+                          <w:color w:val="BBBEBF"/>
+                          <w:sz w:val="21"/>
+                          <w:szCs w:val="21"/>
+                          <w:lang w:eastAsia="en-US"/>
+                        </w:rPr>
+                        <w:t xml:space="preserve">    </w:t>
+                      </w:r>
+                      <w:proofErr w:type="spellStart"/>
+                      <w:r>
+                        <w:rPr>
+                          <w:rFonts w:ascii="Consolas" w:eastAsia="Times New Roman" w:hAnsi="Consolas" w:cs="Times New Roman"/>
+                          <w:color w:val="DCDCAA"/>
+                          <w:sz w:val="21"/>
+                          <w:szCs w:val="21"/>
+                          <w:lang w:eastAsia="en-US"/>
+                        </w:rPr>
+                        <w:t>bne</w:t>
+                      </w:r>
+                      <w:proofErr w:type="spellEnd"/>
+                      <w:r>
+                        <w:rPr>
+                          <w:rFonts w:ascii="Consolas" w:eastAsia="Times New Roman" w:hAnsi="Consolas" w:cs="Times New Roman"/>
+                          <w:color w:val="BBBEBF"/>
+                          <w:sz w:val="21"/>
+                          <w:szCs w:val="21"/>
+                          <w:lang w:eastAsia="en-US"/>
+                        </w:rPr>
+                        <w:t xml:space="preserve"> </w:t>
+                      </w:r>
+                      <w:r>
+                        <w:rPr>
+                          <w:rFonts w:ascii="Consolas" w:eastAsia="Times New Roman" w:hAnsi="Consolas" w:cs="Times New Roman"/>
+                          <w:color w:val="C9D1D9"/>
+                          <w:sz w:val="21"/>
+                          <w:szCs w:val="21"/>
+                          <w:lang w:eastAsia="en-US"/>
+                        </w:rPr>
+                        <w:t>x20</w:t>
+                      </w:r>
+                      <w:r>
+                        <w:rPr>
+                          <w:rFonts w:ascii="Consolas" w:eastAsia="Times New Roman" w:hAnsi="Consolas" w:cs="Times New Roman"/>
+                          <w:color w:val="BBBEBF"/>
+                          <w:sz w:val="21"/>
+                          <w:szCs w:val="21"/>
+                          <w:lang w:eastAsia="en-US"/>
+                        </w:rPr>
+                        <w:t xml:space="preserve">, </w:t>
+                      </w:r>
+                      <w:r>
+                        <w:rPr>
+                          <w:rFonts w:ascii="Consolas" w:eastAsia="Times New Roman" w:hAnsi="Consolas" w:cs="Times New Roman"/>
+                          <w:color w:val="C9D1D9"/>
+                          <w:sz w:val="21"/>
+                          <w:szCs w:val="21"/>
+                          <w:lang w:eastAsia="en-US"/>
+                        </w:rPr>
+                        <w:t>x</w:t>
+                      </w:r>
+                      <w:proofErr w:type="gramStart"/>
+                      <w:r>
+                        <w:rPr>
+                          <w:rFonts w:ascii="Consolas" w:eastAsia="Times New Roman" w:hAnsi="Consolas" w:cs="Times New Roman"/>
+                          <w:color w:val="C9D1D9"/>
+                          <w:sz w:val="21"/>
+                          <w:szCs w:val="21"/>
+                          <w:lang w:eastAsia="en-US"/>
+                        </w:rPr>
+                        <w:t>5</w:t>
+                      </w:r>
+                      <w:r>
+                        <w:rPr>
+                          <w:rFonts w:ascii="Consolas" w:eastAsia="Times New Roman" w:hAnsi="Consolas" w:cs="Times New Roman"/>
+                          <w:color w:val="BBBEBF"/>
+                          <w:sz w:val="21"/>
+                          <w:szCs w:val="21"/>
+                          <w:lang w:eastAsia="en-US"/>
+                        </w:rPr>
+                        <w:t xml:space="preserve"> ,Case</w:t>
+                      </w:r>
+                      <w:proofErr w:type="gramEnd"/>
+                      <w:r>
+                        <w:rPr>
+                          <w:rFonts w:ascii="Consolas" w:eastAsia="Times New Roman" w:hAnsi="Consolas" w:cs="Times New Roman"/>
+                          <w:color w:val="BBBEBF"/>
+                          <w:sz w:val="21"/>
+                          <w:szCs w:val="21"/>
+                          <w:lang w:eastAsia="en-US"/>
+                        </w:rPr>
+                        <w:t>4</w:t>
+                      </w:r>
+                    </w:p>
+                    <w:p>
+                      <w:pPr>
+                        <w:shd w:val="clear" w:color="auto" w:fill="121314"/>
+                        <w:spacing w:after="0" w:line="285" w:lineRule="atLeast"/>
+                        <w:rPr>
+                          <w:rFonts w:ascii="Consolas" w:eastAsia="Times New Roman" w:hAnsi="Consolas" w:cs="Times New Roman"/>
+                          <w:color w:val="BBBEBF"/>
+                          <w:sz w:val="21"/>
+                          <w:szCs w:val="21"/>
+                          <w:lang w:eastAsia="en-US"/>
+                        </w:rPr>
+                      </w:pPr>
+                      <w:r>
+                        <w:rPr>
+                          <w:rFonts w:ascii="Consolas" w:eastAsia="Times New Roman" w:hAnsi="Consolas" w:cs="Times New Roman"/>
+                          <w:color w:val="BBBEBF"/>
+                          <w:sz w:val="21"/>
+                          <w:szCs w:val="21"/>
+                          <w:lang w:eastAsia="en-US"/>
+                        </w:rPr>
+                        <w:t xml:space="preserve">    </w:t>
+                      </w:r>
+                      <w:proofErr w:type="spellStart"/>
+                      <w:r>
+                        <w:rPr>
+                          <w:rFonts w:ascii="Consolas" w:eastAsia="Times New Roman" w:hAnsi="Consolas" w:cs="Times New Roman"/>
+                          <w:color w:val="DCDCAA"/>
+                          <w:sz w:val="21"/>
+                          <w:szCs w:val="21"/>
+                          <w:lang w:eastAsia="en-US"/>
+                        </w:rPr>
+                        <w:t>slli</w:t>
+                      </w:r>
+                      <w:proofErr w:type="spellEnd"/>
+                      <w:r>
+                        <w:rPr>
+                          <w:rFonts w:ascii="Consolas" w:eastAsia="Times New Roman" w:hAnsi="Consolas" w:cs="Times New Roman"/>
+                          <w:color w:val="BBBEBF"/>
+                          <w:sz w:val="21"/>
+                          <w:szCs w:val="21"/>
+                          <w:lang w:eastAsia="en-US"/>
+                        </w:rPr>
+                        <w:t xml:space="preserve"> </w:t>
+                      </w:r>
+                      <w:r>
+                        <w:rPr>
+                          <w:rFonts w:ascii="Consolas" w:eastAsia="Times New Roman" w:hAnsi="Consolas" w:cs="Times New Roman"/>
+                          <w:color w:val="C9D1D9"/>
+                          <w:sz w:val="21"/>
+                          <w:szCs w:val="21"/>
+                          <w:lang w:eastAsia="en-US"/>
+                        </w:rPr>
+                        <w:t>x21</w:t>
+                      </w:r>
+                      <w:r>
+                        <w:rPr>
+                          <w:rFonts w:ascii="Consolas" w:eastAsia="Times New Roman" w:hAnsi="Consolas" w:cs="Times New Roman"/>
+                          <w:color w:val="BBBEBF"/>
+                          <w:sz w:val="21"/>
+                          <w:szCs w:val="21"/>
+                          <w:lang w:eastAsia="en-US"/>
+                        </w:rPr>
+                        <w:t xml:space="preserve">, </w:t>
+                      </w:r>
+                      <w:r>
+                        <w:rPr>
+                          <w:rFonts w:ascii="Consolas" w:eastAsia="Times New Roman" w:hAnsi="Consolas" w:cs="Times New Roman"/>
+                          <w:color w:val="C9D1D9"/>
+                          <w:sz w:val="21"/>
+                          <w:szCs w:val="21"/>
+                          <w:lang w:eastAsia="en-US"/>
+                        </w:rPr>
+                        <w:t>x22</w:t>
+                      </w:r>
+                      <w:r>
+                        <w:rPr>
+                          <w:rFonts w:ascii="Consolas" w:eastAsia="Times New Roman" w:hAnsi="Consolas" w:cs="Times New Roman"/>
+                          <w:color w:val="BBBEBF"/>
+                          <w:sz w:val="21"/>
+                          <w:szCs w:val="21"/>
+                          <w:lang w:eastAsia="en-US"/>
+                        </w:rPr>
+                        <w:t xml:space="preserve">, </w:t>
+                      </w:r>
+                      <w:r>
+                        <w:rPr>
+                          <w:rFonts w:ascii="Consolas" w:eastAsia="Times New Roman" w:hAnsi="Consolas" w:cs="Times New Roman"/>
+                          <w:color w:val="B5CEA8"/>
+                          <w:sz w:val="21"/>
+                          <w:szCs w:val="21"/>
+                          <w:lang w:eastAsia="en-US"/>
+                        </w:rPr>
+                        <w:t>1</w:t>
+                      </w:r>
+                    </w:p>
+                    <w:p>
+                      <w:pPr>
+                        <w:shd w:val="clear" w:color="auto" w:fill="121314"/>
+                        <w:spacing w:after="0" w:line="285" w:lineRule="atLeast"/>
+                        <w:rPr>
+                          <w:rFonts w:ascii="Consolas" w:eastAsia="Times New Roman" w:hAnsi="Consolas" w:cs="Times New Roman"/>
+                          <w:color w:val="BBBEBF"/>
+                          <w:sz w:val="21"/>
+                          <w:szCs w:val="21"/>
+                          <w:lang w:eastAsia="en-US"/>
+                        </w:rPr>
+                      </w:pPr>
+                      <w:r>
+                        <w:rPr>
+                          <w:rFonts w:ascii="Consolas" w:eastAsia="Times New Roman" w:hAnsi="Consolas" w:cs="Times New Roman"/>
+                          <w:color w:val="BBBEBF"/>
+                          <w:sz w:val="21"/>
+                          <w:szCs w:val="21"/>
+                          <w:lang w:eastAsia="en-US"/>
+                        </w:rPr>
+                        <w:t xml:space="preserve">    </w:t>
+                      </w:r>
+                      <w:r>
+                        <w:rPr>
+                          <w:rFonts w:ascii="Consolas" w:eastAsia="Times New Roman" w:hAnsi="Consolas" w:cs="Times New Roman"/>
+                          <w:color w:val="DCDCAA"/>
+                          <w:sz w:val="21"/>
+                          <w:szCs w:val="21"/>
+                          <w:lang w:eastAsia="en-US"/>
+                        </w:rPr>
+                        <w:t>j</w:t>
+                      </w:r>
+                      <w:r>
+                        <w:rPr>
+                          <w:rFonts w:ascii="Consolas" w:eastAsia="Times New Roman" w:hAnsi="Consolas" w:cs="Times New Roman"/>
+                          <w:color w:val="BBBEBF"/>
+                          <w:sz w:val="21"/>
+                          <w:szCs w:val="21"/>
+                          <w:lang w:eastAsia="en-US"/>
+                        </w:rPr>
+                        <w:t xml:space="preserve"> done</w:t>
+                      </w:r>
+                    </w:p>
+                    <w:p>
+                      <w:pPr>
+                        <w:shd w:val="clear" w:color="auto" w:fill="121314"/>
+                        <w:spacing w:after="0" w:line="285" w:lineRule="atLeast"/>
+                        <w:rPr>
+                          <w:rFonts w:ascii="Consolas" w:eastAsia="Times New Roman" w:hAnsi="Consolas" w:cs="Times New Roman"/>
+                          <w:color w:val="BBBEBF"/>
+                          <w:sz w:val="21"/>
+                          <w:szCs w:val="21"/>
+                          <w:lang w:eastAsia="en-US"/>
+                        </w:rPr>
+                      </w:pPr>
+                      <w:r>
+                        <w:rPr>
+                          <w:rFonts w:ascii="Consolas" w:eastAsia="Times New Roman" w:hAnsi="Consolas" w:cs="Times New Roman"/>
+                          <w:color w:val="D2A8FF"/>
+                          <w:sz w:val="21"/>
+                          <w:szCs w:val="21"/>
+                          <w:lang w:eastAsia="en-US"/>
+                        </w:rPr>
+                        <w:t>Case4</w:t>
+                      </w:r>
+                      <w:r>
+                        <w:rPr>
+                          <w:rFonts w:ascii="Consolas" w:eastAsia="Times New Roman" w:hAnsi="Consolas" w:cs="Times New Roman"/>
+                          <w:color w:val="BBBEBF"/>
+                          <w:sz w:val="21"/>
+                          <w:szCs w:val="21"/>
+                          <w:lang w:eastAsia="en-US"/>
+                        </w:rPr>
+                        <w:t xml:space="preserve">: </w:t>
+                      </w:r>
+                      <w:r>
+                        <w:rPr>
+                          <w:rFonts w:ascii="Consolas" w:eastAsia="Times New Roman" w:hAnsi="Consolas" w:cs="Times New Roman"/>
+                          <w:color w:val="DCDCAA"/>
+                          <w:sz w:val="21"/>
+                          <w:szCs w:val="21"/>
+                          <w:lang w:eastAsia="en-US"/>
+                        </w:rPr>
+                        <w:t>li</w:t>
+                      </w:r>
+                      <w:r>
+                        <w:rPr>
+                          <w:rFonts w:ascii="Consolas" w:eastAsia="Times New Roman" w:hAnsi="Consolas" w:cs="Times New Roman"/>
+                          <w:color w:val="BBBEBF"/>
+                          <w:sz w:val="21"/>
+                          <w:szCs w:val="21"/>
+                          <w:lang w:eastAsia="en-US"/>
+                        </w:rPr>
+                        <w:t xml:space="preserve"> </w:t>
+                      </w:r>
+                      <w:r>
+                        <w:rPr>
+                          <w:rFonts w:ascii="Consolas" w:eastAsia="Times New Roman" w:hAnsi="Consolas" w:cs="Times New Roman"/>
+                          <w:color w:val="C9D1D9"/>
+                          <w:sz w:val="21"/>
+                          <w:szCs w:val="21"/>
+                          <w:lang w:eastAsia="en-US"/>
+                        </w:rPr>
+                        <w:t>x5</w:t>
+                      </w:r>
+                      <w:r>
+                        <w:rPr>
+                          <w:rFonts w:ascii="Consolas" w:eastAsia="Times New Roman" w:hAnsi="Consolas" w:cs="Times New Roman"/>
+                          <w:color w:val="BBBEBF"/>
+                          <w:sz w:val="21"/>
+                          <w:szCs w:val="21"/>
+                          <w:lang w:eastAsia="en-US"/>
+                        </w:rPr>
+                        <w:t xml:space="preserve">, </w:t>
+                      </w:r>
+                      <w:r>
+                        <w:rPr>
+                          <w:rFonts w:ascii="Consolas" w:eastAsia="Times New Roman" w:hAnsi="Consolas" w:cs="Times New Roman"/>
+                          <w:color w:val="B5CEA8"/>
+                          <w:sz w:val="21"/>
+                          <w:szCs w:val="21"/>
+                          <w:lang w:eastAsia="en-US"/>
+                        </w:rPr>
+                        <w:t>4</w:t>
+                      </w:r>
+                    </w:p>
+                    <w:p>
+                      <w:pPr>
+                        <w:shd w:val="clear" w:color="auto" w:fill="121314"/>
+                        <w:spacing w:after="0" w:line="285" w:lineRule="atLeast"/>
+                        <w:rPr>
+                          <w:rFonts w:ascii="Consolas" w:eastAsia="Times New Roman" w:hAnsi="Consolas" w:cs="Times New Roman"/>
+                          <w:color w:val="BBBEBF"/>
+                          <w:sz w:val="21"/>
+                          <w:szCs w:val="21"/>
+                          <w:lang w:eastAsia="en-US"/>
+                        </w:rPr>
+                      </w:pPr>
+                      <w:r>
+                        <w:rPr>
+                          <w:rFonts w:ascii="Consolas" w:eastAsia="Times New Roman" w:hAnsi="Consolas" w:cs="Times New Roman"/>
+                          <w:color w:val="BBBEBF"/>
+                          <w:sz w:val="21"/>
+                          <w:szCs w:val="21"/>
+                          <w:lang w:eastAsia="en-US"/>
+                        </w:rPr>
+                        <w:t xml:space="preserve">    </w:t>
+                      </w:r>
+                      <w:proofErr w:type="spellStart"/>
+                      <w:r>
+                        <w:rPr>
+                          <w:rFonts w:ascii="Consolas" w:eastAsia="Times New Roman" w:hAnsi="Consolas" w:cs="Times New Roman"/>
+                          <w:color w:val="DCDCAA"/>
+                          <w:sz w:val="21"/>
+                          <w:szCs w:val="21"/>
+                          <w:lang w:eastAsia="en-US"/>
+                        </w:rPr>
+                        <w:t>bne</w:t>
+                      </w:r>
+                      <w:proofErr w:type="spellEnd"/>
+                      <w:r>
+                        <w:rPr>
+                          <w:rFonts w:ascii="Consolas" w:eastAsia="Times New Roman" w:hAnsi="Consolas" w:cs="Times New Roman"/>
+                          <w:color w:val="BBBEBF"/>
+                          <w:sz w:val="21"/>
+                          <w:szCs w:val="21"/>
+                          <w:lang w:eastAsia="en-US"/>
+                        </w:rPr>
+                        <w:t xml:space="preserve"> </w:t>
+                      </w:r>
+                      <w:r>
+                        <w:rPr>
+                          <w:rFonts w:ascii="Consolas" w:eastAsia="Times New Roman" w:hAnsi="Consolas" w:cs="Times New Roman"/>
+                          <w:color w:val="C9D1D9"/>
+                          <w:sz w:val="21"/>
+                          <w:szCs w:val="21"/>
+                          <w:lang w:eastAsia="en-US"/>
+                        </w:rPr>
+                        <w:t>x20</w:t>
+                      </w:r>
+                      <w:r>
+                        <w:rPr>
+                          <w:rFonts w:ascii="Consolas" w:eastAsia="Times New Roman" w:hAnsi="Consolas" w:cs="Times New Roman"/>
+                          <w:color w:val="BBBEBF"/>
+                          <w:sz w:val="21"/>
+                          <w:szCs w:val="21"/>
+                          <w:lang w:eastAsia="en-US"/>
+                        </w:rPr>
+                        <w:t xml:space="preserve">, </w:t>
+                      </w:r>
+                      <w:r>
+                        <w:rPr>
+                          <w:rFonts w:ascii="Consolas" w:eastAsia="Times New Roman" w:hAnsi="Consolas" w:cs="Times New Roman"/>
+                          <w:color w:val="C9D1D9"/>
+                          <w:sz w:val="21"/>
+                          <w:szCs w:val="21"/>
+                          <w:lang w:eastAsia="en-US"/>
+                        </w:rPr>
+                        <w:t>x5</w:t>
+                      </w:r>
+                      <w:r>
+                        <w:rPr>
+                          <w:rFonts w:ascii="Consolas" w:eastAsia="Times New Roman" w:hAnsi="Consolas" w:cs="Times New Roman"/>
+                          <w:color w:val="BBBEBF"/>
+                          <w:sz w:val="21"/>
+                          <w:szCs w:val="21"/>
+                          <w:lang w:eastAsia="en-US"/>
+                        </w:rPr>
+                        <w:t>, default</w:t>
+                      </w:r>
+                    </w:p>
+                    <w:p>
+                      <w:pPr>
+                        <w:shd w:val="clear" w:color="auto" w:fill="121314"/>
+                        <w:spacing w:after="0" w:line="285" w:lineRule="atLeast"/>
+                        <w:rPr>
+                          <w:rFonts w:ascii="Consolas" w:eastAsia="Times New Roman" w:hAnsi="Consolas" w:cs="Times New Roman"/>
+                          <w:color w:val="BBBEBF"/>
+                          <w:sz w:val="21"/>
+                          <w:szCs w:val="21"/>
+                          <w:lang w:eastAsia="en-US"/>
+                        </w:rPr>
+                      </w:pPr>
+                      <w:r>
+                        <w:rPr>
+                          <w:rFonts w:ascii="Consolas" w:eastAsia="Times New Roman" w:hAnsi="Consolas" w:cs="Times New Roman"/>
+                          <w:color w:val="BBBEBF"/>
+                          <w:sz w:val="21"/>
+                          <w:szCs w:val="21"/>
+                          <w:lang w:eastAsia="en-US"/>
+                        </w:rPr>
+                        <w:t xml:space="preserve">    </w:t>
+                      </w:r>
+                      <w:proofErr w:type="spellStart"/>
+                      <w:r>
+                        <w:rPr>
+                          <w:rFonts w:ascii="Consolas" w:eastAsia="Times New Roman" w:hAnsi="Consolas" w:cs="Times New Roman"/>
+                          <w:color w:val="DCDCAA"/>
+                          <w:sz w:val="21"/>
+                          <w:szCs w:val="21"/>
+                          <w:lang w:eastAsia="en-US"/>
+                        </w:rPr>
+                        <w:t>srli</w:t>
+                      </w:r>
+                      <w:proofErr w:type="spellEnd"/>
+                      <w:r>
+                        <w:rPr>
+                          <w:rFonts w:ascii="Consolas" w:eastAsia="Times New Roman" w:hAnsi="Consolas" w:cs="Times New Roman"/>
+                          <w:color w:val="BBBEBF"/>
+                          <w:sz w:val="21"/>
+                          <w:szCs w:val="21"/>
+                          <w:lang w:eastAsia="en-US"/>
+                        </w:rPr>
+                        <w:t xml:space="preserve"> </w:t>
+                      </w:r>
+                      <w:r>
+                        <w:rPr>
+                          <w:rFonts w:ascii="Consolas" w:eastAsia="Times New Roman" w:hAnsi="Consolas" w:cs="Times New Roman"/>
+                          <w:color w:val="C9D1D9"/>
+                          <w:sz w:val="21"/>
+                          <w:szCs w:val="21"/>
+                          <w:lang w:eastAsia="en-US"/>
+                        </w:rPr>
+                        <w:t>x21</w:t>
+                      </w:r>
+                      <w:r>
+                        <w:rPr>
+                          <w:rFonts w:ascii="Consolas" w:eastAsia="Times New Roman" w:hAnsi="Consolas" w:cs="Times New Roman"/>
+                          <w:color w:val="BBBEBF"/>
+                          <w:sz w:val="21"/>
+                          <w:szCs w:val="21"/>
+                          <w:lang w:eastAsia="en-US"/>
+                        </w:rPr>
+                        <w:t xml:space="preserve">, </w:t>
+                      </w:r>
+                      <w:r>
+                        <w:rPr>
+                          <w:rFonts w:ascii="Consolas" w:eastAsia="Times New Roman" w:hAnsi="Consolas" w:cs="Times New Roman"/>
+                          <w:color w:val="C9D1D9"/>
+                          <w:sz w:val="21"/>
+                          <w:szCs w:val="21"/>
+                          <w:lang w:eastAsia="en-US"/>
+                        </w:rPr>
+                        <w:t>x22</w:t>
+                      </w:r>
+                      <w:r>
+                        <w:rPr>
+                          <w:rFonts w:ascii="Consolas" w:eastAsia="Times New Roman" w:hAnsi="Consolas" w:cs="Times New Roman"/>
+                          <w:color w:val="BBBEBF"/>
+                          <w:sz w:val="21"/>
+                          <w:szCs w:val="21"/>
+                          <w:lang w:eastAsia="en-US"/>
+                        </w:rPr>
+                        <w:t xml:space="preserve">, </w:t>
+                      </w:r>
+                      <w:r>
+                        <w:rPr>
+                          <w:rFonts w:ascii="Consolas" w:eastAsia="Times New Roman" w:hAnsi="Consolas" w:cs="Times New Roman"/>
+                          <w:color w:val="B5CEA8"/>
+                          <w:sz w:val="21"/>
+                          <w:szCs w:val="21"/>
+                          <w:lang w:eastAsia="en-US"/>
+                        </w:rPr>
+                        <w:t>1</w:t>
+                      </w:r>
+                    </w:p>
+                    <w:p>
+                      <w:pPr>
+                        <w:shd w:val="clear" w:color="auto" w:fill="121314"/>
+                        <w:spacing w:after="0" w:line="285" w:lineRule="atLeast"/>
+                        <w:rPr>
+                          <w:rFonts w:ascii="Consolas" w:eastAsia="Times New Roman" w:hAnsi="Consolas" w:cs="Times New Roman"/>
+                          <w:color w:val="BBBEBF"/>
+                          <w:sz w:val="21"/>
+                          <w:szCs w:val="21"/>
+                          <w:lang w:eastAsia="en-US"/>
+                        </w:rPr>
+                      </w:pPr>
+                      <w:r>
+                        <w:rPr>
+                          <w:rFonts w:ascii="Consolas" w:eastAsia="Times New Roman" w:hAnsi="Consolas" w:cs="Times New Roman"/>
+                          <w:color w:val="BBBEBF"/>
+                          <w:sz w:val="21"/>
+                          <w:szCs w:val="21"/>
+                          <w:lang w:eastAsia="en-US"/>
+                        </w:rPr>
+                        <w:t xml:space="preserve">    </w:t>
+                      </w:r>
+                      <w:r>
+                        <w:rPr>
+                          <w:rFonts w:ascii="Consolas" w:eastAsia="Times New Roman" w:hAnsi="Consolas" w:cs="Times New Roman"/>
+                          <w:color w:val="DCDCAA"/>
+                          <w:sz w:val="21"/>
+                          <w:szCs w:val="21"/>
+                          <w:lang w:eastAsia="en-US"/>
+                        </w:rPr>
+                        <w:t>j</w:t>
+                      </w:r>
+                      <w:r>
+                        <w:rPr>
+                          <w:rFonts w:ascii="Consolas" w:eastAsia="Times New Roman" w:hAnsi="Consolas" w:cs="Times New Roman"/>
+                          <w:color w:val="BBBEBF"/>
+                          <w:sz w:val="21"/>
+                          <w:szCs w:val="21"/>
+                          <w:lang w:eastAsia="en-US"/>
+                        </w:rPr>
+                        <w:t xml:space="preserve"> done</w:t>
+                      </w:r>
+                    </w:p>
+                    <w:p>
+                      <w:pPr>
+                        <w:shd w:val="clear" w:color="auto" w:fill="121314"/>
+                        <w:spacing w:after="0" w:line="285" w:lineRule="atLeast"/>
+                        <w:rPr>
+                          <w:rFonts w:ascii="Consolas" w:eastAsia="Times New Roman" w:hAnsi="Consolas" w:cs="Times New Roman"/>
+                          <w:color w:val="BBBEBF"/>
+                          <w:sz w:val="21"/>
+                          <w:szCs w:val="21"/>
+                          <w:lang w:eastAsia="en-US"/>
+                        </w:rPr>
+                      </w:pPr>
+                      <w:r>
+                        <w:rPr>
+                          <w:rFonts w:ascii="Consolas" w:eastAsia="Times New Roman" w:hAnsi="Consolas" w:cs="Times New Roman"/>
+                          <w:color w:val="D2A8FF"/>
+                          <w:sz w:val="21"/>
+                          <w:szCs w:val="21"/>
+                          <w:lang w:eastAsia="en-US"/>
+                        </w:rPr>
+                        <w:t>default</w:t>
+                      </w:r>
+                      <w:r>
+                        <w:rPr>
+                          <w:rFonts w:ascii="Consolas" w:eastAsia="Times New Roman" w:hAnsi="Consolas" w:cs="Times New Roman"/>
+                          <w:color w:val="BBBEBF"/>
+                          <w:sz w:val="21"/>
+                          <w:szCs w:val="21"/>
+                          <w:lang w:eastAsia="en-US"/>
+                        </w:rPr>
+                        <w:t xml:space="preserve">: </w:t>
+                      </w:r>
+                      <w:r>
+                        <w:rPr>
+                          <w:rFonts w:ascii="Consolas" w:eastAsia="Times New Roman" w:hAnsi="Consolas" w:cs="Times New Roman"/>
+                          <w:color w:val="DCDCAA"/>
+                          <w:sz w:val="21"/>
+                          <w:szCs w:val="21"/>
+                          <w:lang w:eastAsia="en-US"/>
+                        </w:rPr>
+                        <w:t>li</w:t>
+                      </w:r>
+                      <w:r>
+                        <w:rPr>
+                          <w:rFonts w:ascii="Consolas" w:eastAsia="Times New Roman" w:hAnsi="Consolas" w:cs="Times New Roman"/>
+                          <w:color w:val="BBBEBF"/>
+                          <w:sz w:val="21"/>
+                          <w:szCs w:val="21"/>
+                          <w:lang w:eastAsia="en-US"/>
+                        </w:rPr>
+                        <w:t xml:space="preserve"> </w:t>
+                      </w:r>
+                      <w:r>
+                        <w:rPr>
+                          <w:rFonts w:ascii="Consolas" w:eastAsia="Times New Roman" w:hAnsi="Consolas" w:cs="Times New Roman"/>
+                          <w:color w:val="C9D1D9"/>
+                          <w:sz w:val="21"/>
+                          <w:szCs w:val="21"/>
+                          <w:lang w:eastAsia="en-US"/>
+                        </w:rPr>
+                        <w:t>x21</w:t>
+                      </w:r>
+                      <w:r>
+                        <w:rPr>
+                          <w:rFonts w:ascii="Consolas" w:eastAsia="Times New Roman" w:hAnsi="Consolas" w:cs="Times New Roman"/>
+                          <w:color w:val="BBBEBF"/>
+                          <w:sz w:val="21"/>
+                          <w:szCs w:val="21"/>
+                          <w:lang w:eastAsia="en-US"/>
+                        </w:rPr>
+                        <w:t xml:space="preserve">, </w:t>
+                      </w:r>
+                      <w:r>
+                        <w:rPr>
+                          <w:rFonts w:ascii="Consolas" w:eastAsia="Times New Roman" w:hAnsi="Consolas" w:cs="Times New Roman"/>
+                          <w:color w:val="B5CEA8"/>
+                          <w:sz w:val="21"/>
+                          <w:szCs w:val="21"/>
+                          <w:lang w:eastAsia="en-US"/>
+                        </w:rPr>
+                        <w:t>0</w:t>
+                      </w:r>
+                    </w:p>
+                    <w:p>
+                      <w:pPr>
+                        <w:shd w:val="clear" w:color="auto" w:fill="121314"/>
+                        <w:spacing w:after="0" w:line="285" w:lineRule="atLeast"/>
+                        <w:rPr>
+                          <w:rFonts w:ascii="Consolas" w:eastAsia="Times New Roman" w:hAnsi="Consolas" w:cs="Times New Roman"/>
+                          <w:color w:val="BBBEBF"/>
+                          <w:sz w:val="21"/>
+                          <w:szCs w:val="21"/>
+                          <w:lang w:eastAsia="en-US"/>
+                        </w:rPr>
+                      </w:pPr>
+                    </w:p>
+                    <w:p>
+                      <w:pPr>
+                        <w:shd w:val="clear" w:color="auto" w:fill="121314"/>
+                        <w:spacing w:after="0" w:line="285" w:lineRule="atLeast"/>
+                        <w:rPr>
+                          <w:rFonts w:ascii="Consolas" w:eastAsia="Times New Roman" w:hAnsi="Consolas" w:cs="Times New Roman"/>
+                          <w:color w:val="BBBEBF"/>
+                          <w:sz w:val="21"/>
+                          <w:szCs w:val="21"/>
+                          <w:lang w:eastAsia="en-US"/>
+                        </w:rPr>
+                      </w:pPr>
+                      <w:r>
+                        <w:rPr>
+                          <w:rFonts w:ascii="Consolas" w:eastAsia="Times New Roman" w:hAnsi="Consolas" w:cs="Times New Roman"/>
+                          <w:color w:val="D2A8FF"/>
+                          <w:sz w:val="21"/>
+                          <w:szCs w:val="21"/>
+                          <w:lang w:eastAsia="en-US"/>
+                        </w:rPr>
+                        <w:t>done</w:t>
+                      </w:r>
+                      <w:r>
+                        <w:rPr>
+                          <w:rFonts w:ascii="Consolas" w:eastAsia="Times New Roman" w:hAnsi="Consolas" w:cs="Times New Roman"/>
+                          <w:color w:val="BBBEBF"/>
+                          <w:sz w:val="21"/>
+                          <w:szCs w:val="21"/>
+                          <w:lang w:eastAsia="en-US"/>
+                        </w:rPr>
+                        <w:t>:</w:t>
+                      </w:r>
+                    </w:p>
+                    <w:p>
+                      <w:pPr>
+                        <w:shd w:val="clear" w:color="auto" w:fill="121314"/>
+                        <w:spacing w:after="0" w:line="285" w:lineRule="atLeast"/>
+                        <w:rPr>
+                          <w:rFonts w:ascii="Consolas" w:eastAsia="Times New Roman" w:hAnsi="Consolas" w:cs="Times New Roman"/>
+                          <w:color w:val="BBBEBF"/>
+                          <w:sz w:val="21"/>
+                          <w:szCs w:val="21"/>
+                          <w:lang w:eastAsia="en-US"/>
+                        </w:rPr>
+                      </w:pPr>
+                    </w:p>
+                    <w:p>
+                      <w:pPr>
+                        <w:shd w:val="clear" w:color="auto" w:fill="121314"/>
+                        <w:spacing w:after="0" w:line="285" w:lineRule="atLeast"/>
+                        <w:rPr>
+                          <w:rFonts w:ascii="Consolas" w:eastAsia="Times New Roman" w:hAnsi="Consolas" w:cs="Times New Roman"/>
+                          <w:color w:val="BBBEBF"/>
+                          <w:sz w:val="21"/>
+                          <w:szCs w:val="21"/>
+                          <w:lang w:eastAsia="en-US"/>
+                        </w:rPr>
+                      </w:pPr>
+                      <w:r>
+                        <w:rPr>
+                          <w:rFonts w:ascii="Consolas" w:eastAsia="Times New Roman" w:hAnsi="Consolas" w:cs="Times New Roman"/>
+                          <w:color w:val="D2A8FF"/>
+                          <w:sz w:val="21"/>
+                          <w:szCs w:val="21"/>
+                          <w:lang w:eastAsia="en-US"/>
+                        </w:rPr>
+                        <w:t>end</w:t>
+                      </w:r>
+                      <w:r>
+                        <w:rPr>
+                          <w:rFonts w:ascii="Consolas" w:eastAsia="Times New Roman" w:hAnsi="Consolas" w:cs="Times New Roman"/>
+                          <w:color w:val="BBBEBF"/>
+                          <w:sz w:val="21"/>
+                          <w:szCs w:val="21"/>
+                          <w:lang w:eastAsia="en-US"/>
+                        </w:rPr>
+                        <w:t>:</w:t>
+                      </w:r>
+                    </w:p>
+                    <w:p>
+                      <w:pPr>
+                        <w:shd w:val="clear" w:color="auto" w:fill="121314"/>
+                        <w:spacing w:after="0" w:line="285" w:lineRule="atLeast"/>
+                        <w:rPr>
+                          <w:rFonts w:ascii="Consolas" w:eastAsia="Times New Roman" w:hAnsi="Consolas" w:cs="Times New Roman"/>
+                          <w:color w:val="BBBEBF"/>
+                          <w:sz w:val="21"/>
+                          <w:szCs w:val="21"/>
+                          <w:lang w:eastAsia="en-US"/>
+                        </w:rPr>
+                      </w:pPr>
+                      <w:r>
+                        <w:rPr>
+                          <w:rFonts w:ascii="Consolas" w:eastAsia="Times New Roman" w:hAnsi="Consolas" w:cs="Times New Roman"/>
+                          <w:color w:val="BBBEBF"/>
+                          <w:sz w:val="21"/>
+                          <w:szCs w:val="21"/>
+                          <w:lang w:eastAsia="en-US"/>
+                        </w:rPr>
+                        <w:t xml:space="preserve">    </w:t>
+                      </w:r>
+                      <w:r>
+                        <w:rPr>
+                          <w:rFonts w:ascii="Consolas" w:eastAsia="Times New Roman" w:hAnsi="Consolas" w:cs="Times New Roman"/>
+                          <w:color w:val="DCDCAA"/>
+                          <w:sz w:val="21"/>
+                          <w:szCs w:val="21"/>
+                          <w:lang w:eastAsia="en-US"/>
+                        </w:rPr>
+                        <w:t>j</w:t>
+                      </w:r>
+                      <w:r>
+                        <w:rPr>
+                          <w:rFonts w:ascii="Consolas" w:eastAsia="Times New Roman" w:hAnsi="Consolas" w:cs="Times New Roman"/>
+                          <w:color w:val="BBBEBF"/>
+                          <w:sz w:val="21"/>
+                          <w:szCs w:val="21"/>
+                          <w:lang w:eastAsia="en-US"/>
+                        </w:rPr>
+                        <w:t xml:space="preserve"> end   </w:t>
+                      </w:r>
+                    </w:p>
+                    <w:p>
+                      <w:pPr>
+                        <w:jc w:val="center"/>
+                      </w:pPr>
+                    </w:p>
+                  </w:txbxContent>
+                </v:textbox>
+                <w10:anchorlock/>
+              </v:rect>
+            </w:pict>
+          </mc:Fallback>
         </mc:AlternateContent>
       </w:r>
     </w:p>
@@ -7502,6 +11337,42 @@
           <w:u w:val="single"/>
         </w:rPr>
       </w:pPr>
+    </w:p>
+    <w:p>
+      <w:pPr>
+        <w:tabs>
+          <w:tab w:val="center" w:pos="4680"/>
+          <w:tab w:val="right" w:pos="9360"/>
+        </w:tabs>
+        <w:spacing w:after="0" w:line="240" w:lineRule="auto"/>
+        <w:rPr>
+          <w:rFonts w:ascii="Times New Roman" w:eastAsia="Times New Roman" w:hAnsi="Times New Roman" w:cs="Times New Roman"/>
+          <w:b/>
+          <w:bCs/>
+          <w:color w:val="000000" w:themeColor="text1"/>
+          <w:sz w:val="28"/>
+          <w:szCs w:val="28"/>
+          <w:u w:val="single"/>
+        </w:rPr>
+      </w:pPr>
+    </w:p>
+    <w:p>
+      <w:pPr>
+        <w:tabs>
+          <w:tab w:val="center" w:pos="4680"/>
+          <w:tab w:val="right" w:pos="9360"/>
+        </w:tabs>
+        <w:spacing w:after="0" w:line="240" w:lineRule="auto"/>
+        <w:rPr>
+          <w:rFonts w:ascii="Times New Roman" w:eastAsia="Times New Roman" w:hAnsi="Times New Roman" w:cs="Times New Roman"/>
+          <w:b/>
+          <w:bCs/>
+          <w:color w:val="000000" w:themeColor="text1"/>
+          <w:sz w:val="28"/>
+          <w:szCs w:val="28"/>
+          <w:u w:val="single"/>
+        </w:rPr>
+      </w:pPr>
       <w:r>
         <w:rPr>
           <w:rFonts w:ascii="Times New Roman" w:eastAsia="Times New Roman" w:hAnsi="Times New Roman" w:cs="Times New Roman"/>
@@ -7512,6 +11383,7 @@
           <w:szCs w:val="28"/>
           <w:u w:val="single"/>
         </w:rPr>
+        <w:lastRenderedPageBreak/>
         <w:t>Results:</w:t>
       </w:r>
     </w:p>
@@ -7531,14 +11403,656 @@
       </w:pPr>
       <w:r>
         <w:rPr>
+          <w:rFonts w:ascii="Times New Roman" w:eastAsia="Times New Roman" w:hAnsi="Times New Roman" w:cs="Times New Roman"/>
+          <w:color w:val="000000" w:themeColor="text1"/>
+          <w:sz w:val="22"/>
+          <w:szCs w:val="22"/>
+        </w:rPr>
+        <w:drawing>
+          <wp:anchor distT="0" distB="0" distL="114300" distR="114300" simplePos="0" relativeHeight="251677696" behindDoc="0" locked="0" layoutInCell="1" allowOverlap="1" wp14:anchorId="7835150D" wp14:editId="6726BC24">
+            <wp:simplePos x="0" y="0"/>
+            <wp:positionH relativeFrom="column">
+              <wp:posOffset>3818890</wp:posOffset>
+            </wp:positionH>
+            <wp:positionV relativeFrom="paragraph">
+              <wp:posOffset>1970811</wp:posOffset>
+            </wp:positionV>
+            <wp:extent cx="1959429" cy="1752600"/>
+            <wp:effectExtent l="0" t="0" r="3175" b="0"/>
+            <wp:wrapNone/>
+            <wp:docPr id="19" name="Picture 19"/>
+            <wp:cNvGraphicFramePr>
+              <a:graphicFrameLocks xmlns:a="http://schemas.openxmlformats.org/drawingml/2006/main" noChangeAspect="1"/>
+            </wp:cNvGraphicFramePr>
+            <a:graphic xmlns:a="http://schemas.openxmlformats.org/drawingml/2006/main">
+              <a:graphicData uri="http://schemas.openxmlformats.org/drawingml/2006/picture">
+                <pic:pic xmlns:pic="http://schemas.openxmlformats.org/drawingml/2006/picture">
+                  <pic:nvPicPr>
+                    <pic:cNvPr id="1" name=""/>
+                    <pic:cNvPicPr/>
+                  </pic:nvPicPr>
+                  <pic:blipFill>
+                    <a:blip r:embed="rId18">
+                      <a:extLst>
+                        <a:ext uri="{28A0092B-C50C-407E-A947-70E740481C1C}">
+                          <a14:useLocalDpi xmlns:a14="http://schemas.microsoft.com/office/drawing/2010/main" val="0"/>
+                        </a:ext>
+                      </a:extLst>
+                    </a:blip>
+                    <a:stretch>
+                      <a:fillRect/>
+                    </a:stretch>
+                  </pic:blipFill>
+                  <pic:spPr>
+                    <a:xfrm>
+                      <a:off x="0" y="0"/>
+                      <a:ext cx="1959429" cy="1752600"/>
+                    </a:xfrm>
+                    <a:prstGeom prst="rect">
+                      <a:avLst/>
+                    </a:prstGeom>
+                  </pic:spPr>
+                </pic:pic>
+              </a:graphicData>
+            </a:graphic>
+            <wp14:sizeRelH relativeFrom="margin">
+              <wp14:pctWidth>0</wp14:pctWidth>
+            </wp14:sizeRelH>
+            <wp14:sizeRelV relativeFrom="margin">
+              <wp14:pctHeight>0</wp14:pctHeight>
+            </wp14:sizeRelV>
+          </wp:anchor>
+        </w:drawing>
+      </w:r>
+      <w:r>
+        <w:rPr>
+          <w:rFonts w:ascii="Times New Roman" w:eastAsia="Times New Roman" w:hAnsi="Times New Roman" w:cs="Times New Roman"/>
+          <w:b/>
+          <w:bCs/>
+          <w:color w:val="000000" w:themeColor="text1"/>
+          <w:sz w:val="28"/>
+          <w:szCs w:val="28"/>
+          <w:u w:val="single"/>
+        </w:rPr>
+        <w:drawing>
+          <wp:anchor distT="0" distB="0" distL="114300" distR="114300" simplePos="0" relativeHeight="251676672" behindDoc="0" locked="0" layoutInCell="1" allowOverlap="1" wp14:anchorId="5F1CA29B" wp14:editId="708F8B66">
+            <wp:simplePos x="0" y="0"/>
+            <wp:positionH relativeFrom="column">
+              <wp:posOffset>1885950</wp:posOffset>
+            </wp:positionH>
+            <wp:positionV relativeFrom="paragraph">
+              <wp:posOffset>1960880</wp:posOffset>
+            </wp:positionV>
+            <wp:extent cx="1886213" cy="2543530"/>
+            <wp:effectExtent l="0" t="0" r="0" b="9525"/>
+            <wp:wrapNone/>
+            <wp:docPr id="15" name="Picture 15"/>
+            <wp:cNvGraphicFramePr>
+              <a:graphicFrameLocks xmlns:a="http://schemas.openxmlformats.org/drawingml/2006/main" noChangeAspect="1"/>
+            </wp:cNvGraphicFramePr>
+            <a:graphic xmlns:a="http://schemas.openxmlformats.org/drawingml/2006/main">
+              <a:graphicData uri="http://schemas.openxmlformats.org/drawingml/2006/picture">
+                <pic:pic xmlns:pic="http://schemas.openxmlformats.org/drawingml/2006/picture">
+                  <pic:nvPicPr>
+                    <pic:cNvPr id="1" name=""/>
+                    <pic:cNvPicPr/>
+                  </pic:nvPicPr>
+                  <pic:blipFill>
+                    <a:blip r:embed="rId19">
+                      <a:extLst>
+                        <a:ext uri="{28A0092B-C50C-407E-A947-70E740481C1C}">
+                          <a14:useLocalDpi xmlns:a14="http://schemas.microsoft.com/office/drawing/2010/main" val="0"/>
+                        </a:ext>
+                      </a:extLst>
+                    </a:blip>
+                    <a:stretch>
+                      <a:fillRect/>
+                    </a:stretch>
+                  </pic:blipFill>
+                  <pic:spPr>
+                    <a:xfrm>
+                      <a:off x="0" y="0"/>
+                      <a:ext cx="1886213" cy="2543530"/>
+                    </a:xfrm>
+                    <a:prstGeom prst="rect">
+                      <a:avLst/>
+                    </a:prstGeom>
+                  </pic:spPr>
+                </pic:pic>
+              </a:graphicData>
+            </a:graphic>
+          </wp:anchor>
+        </w:drawing>
+      </w:r>
+      <w:r>
+        <w:rPr>
+          <w:rFonts w:ascii="Times New Roman" w:eastAsia="Times New Roman" w:hAnsi="Times New Roman" w:cs="Times New Roman"/>
+          <w:color w:val="000000" w:themeColor="text1"/>
+          <w:sz w:val="22"/>
+          <w:szCs w:val="22"/>
+        </w:rPr>
+        <w:drawing>
+          <wp:anchor distT="0" distB="0" distL="114300" distR="114300" simplePos="0" relativeHeight="251675648" behindDoc="0" locked="0" layoutInCell="1" allowOverlap="1" wp14:anchorId="10190F9A" wp14:editId="77042AB7">
+            <wp:simplePos x="0" y="0"/>
+            <wp:positionH relativeFrom="column">
+              <wp:posOffset>47625</wp:posOffset>
+            </wp:positionH>
+            <wp:positionV relativeFrom="paragraph">
+              <wp:posOffset>1970405</wp:posOffset>
+            </wp:positionV>
+            <wp:extent cx="1771897" cy="2676899"/>
+            <wp:effectExtent l="0" t="0" r="0" b="9525"/>
+            <wp:wrapNone/>
+            <wp:docPr id="11" name="Picture 11"/>
+            <wp:cNvGraphicFramePr>
+              <a:graphicFrameLocks xmlns:a="http://schemas.openxmlformats.org/drawingml/2006/main" noChangeAspect="1"/>
+            </wp:cNvGraphicFramePr>
+            <a:graphic xmlns:a="http://schemas.openxmlformats.org/drawingml/2006/main">
+              <a:graphicData uri="http://schemas.openxmlformats.org/drawingml/2006/picture">
+                <pic:pic xmlns:pic="http://schemas.openxmlformats.org/drawingml/2006/picture">
+                  <pic:nvPicPr>
+                    <pic:cNvPr id="1" name=""/>
+                    <pic:cNvPicPr/>
+                  </pic:nvPicPr>
+                  <pic:blipFill>
+                    <a:blip r:embed="rId20">
+                      <a:extLst>
+                        <a:ext uri="{28A0092B-C50C-407E-A947-70E740481C1C}">
+                          <a14:useLocalDpi xmlns:a14="http://schemas.microsoft.com/office/drawing/2010/main" val="0"/>
+                        </a:ext>
+                      </a:extLst>
+                    </a:blip>
+                    <a:stretch>
+                      <a:fillRect/>
+                    </a:stretch>
+                  </pic:blipFill>
+                  <pic:spPr>
+                    <a:xfrm>
+                      <a:off x="0" y="0"/>
+                      <a:ext cx="1771897" cy="2676899"/>
+                    </a:xfrm>
+                    <a:prstGeom prst="rect">
+                      <a:avLst/>
+                    </a:prstGeom>
+                  </pic:spPr>
+                </pic:pic>
+              </a:graphicData>
+            </a:graphic>
+          </wp:anchor>
+        </w:drawing>
+      </w:r>
+      <w:r>
+        <w:rPr>
+          <w:rFonts w:ascii="Times New Roman" w:eastAsia="Times New Roman" w:hAnsi="Times New Roman" w:cs="Times New Roman"/>
+          <w:color w:val="000000" w:themeColor="text1"/>
+          <w:sz w:val="22"/>
+          <w:szCs w:val="22"/>
+        </w:rPr>
+        <w:drawing>
+          <wp:anchor distT="0" distB="0" distL="114300" distR="114300" simplePos="0" relativeHeight="251674624" behindDoc="0" locked="0" layoutInCell="1" allowOverlap="1" wp14:anchorId="61BD2043" wp14:editId="490EC5C6">
+            <wp:simplePos x="0" y="0"/>
+            <wp:positionH relativeFrom="column">
+              <wp:posOffset>4562475</wp:posOffset>
+            </wp:positionH>
+            <wp:positionV relativeFrom="paragraph">
+              <wp:posOffset>1246505</wp:posOffset>
+            </wp:positionV>
+            <wp:extent cx="1095528" cy="228632"/>
+            <wp:effectExtent l="0" t="0" r="9525" b="0"/>
+            <wp:wrapNone/>
+            <wp:docPr id="10" name="Picture 10"/>
+            <wp:cNvGraphicFramePr>
+              <a:graphicFrameLocks xmlns:a="http://schemas.openxmlformats.org/drawingml/2006/main" noChangeAspect="1"/>
+            </wp:cNvGraphicFramePr>
+            <a:graphic xmlns:a="http://schemas.openxmlformats.org/drawingml/2006/main">
+              <a:graphicData uri="http://schemas.openxmlformats.org/drawingml/2006/picture">
+                <pic:pic xmlns:pic="http://schemas.openxmlformats.org/drawingml/2006/picture">
+                  <pic:nvPicPr>
+                    <pic:cNvPr id="1" name=""/>
+                    <pic:cNvPicPr/>
+                  </pic:nvPicPr>
+                  <pic:blipFill>
+                    <a:blip r:embed="rId21">
+                      <a:extLst>
+                        <a:ext uri="{28A0092B-C50C-407E-A947-70E740481C1C}">
+                          <a14:useLocalDpi xmlns:a14="http://schemas.microsoft.com/office/drawing/2010/main" val="0"/>
+                        </a:ext>
+                      </a:extLst>
+                    </a:blip>
+                    <a:stretch>
+                      <a:fillRect/>
+                    </a:stretch>
+                  </pic:blipFill>
+                  <pic:spPr>
+                    <a:xfrm>
+                      <a:off x="0" y="0"/>
+                      <a:ext cx="1095528" cy="228632"/>
+                    </a:xfrm>
+                    <a:prstGeom prst="rect">
+                      <a:avLst/>
+                    </a:prstGeom>
+                  </pic:spPr>
+                </pic:pic>
+              </a:graphicData>
+            </a:graphic>
+          </wp:anchor>
+        </w:drawing>
+      </w:r>
+      <w:r>
+        <w:rPr>
+          <w:rFonts w:ascii="Times New Roman" w:eastAsia="Times New Roman" w:hAnsi="Times New Roman" w:cs="Times New Roman"/>
+          <w:color w:val="000000" w:themeColor="text1"/>
+          <w:sz w:val="22"/>
+          <w:szCs w:val="22"/>
+        </w:rPr>
+        <w:drawing>
+          <wp:anchor distT="0" distB="0" distL="114300" distR="114300" simplePos="0" relativeHeight="251673600" behindDoc="0" locked="0" layoutInCell="1" allowOverlap="1" wp14:anchorId="434AC116" wp14:editId="05D515B0">
+            <wp:simplePos x="0" y="0"/>
+            <wp:positionH relativeFrom="column">
+              <wp:posOffset>3238500</wp:posOffset>
+            </wp:positionH>
+            <wp:positionV relativeFrom="paragraph">
+              <wp:posOffset>1275080</wp:posOffset>
+            </wp:positionV>
+            <wp:extent cx="1124107" cy="219106"/>
+            <wp:effectExtent l="0" t="0" r="0" b="9525"/>
+            <wp:wrapNone/>
+            <wp:docPr id="9" name="Picture 9"/>
+            <wp:cNvGraphicFramePr>
+              <a:graphicFrameLocks xmlns:a="http://schemas.openxmlformats.org/drawingml/2006/main" noChangeAspect="1"/>
+            </wp:cNvGraphicFramePr>
+            <a:graphic xmlns:a="http://schemas.openxmlformats.org/drawingml/2006/main">
+              <a:graphicData uri="http://schemas.openxmlformats.org/drawingml/2006/picture">
+                <pic:pic xmlns:pic="http://schemas.openxmlformats.org/drawingml/2006/picture">
+                  <pic:nvPicPr>
+                    <pic:cNvPr id="1" name=""/>
+                    <pic:cNvPicPr/>
+                  </pic:nvPicPr>
+                  <pic:blipFill>
+                    <a:blip r:embed="rId22">
+                      <a:extLst>
+                        <a:ext uri="{28A0092B-C50C-407E-A947-70E740481C1C}">
+                          <a14:useLocalDpi xmlns:a14="http://schemas.microsoft.com/office/drawing/2010/main" val="0"/>
+                        </a:ext>
+                      </a:extLst>
+                    </a:blip>
+                    <a:stretch>
+                      <a:fillRect/>
+                    </a:stretch>
+                  </pic:blipFill>
+                  <pic:spPr>
+                    <a:xfrm>
+                      <a:off x="0" y="0"/>
+                      <a:ext cx="1124107" cy="219106"/>
+                    </a:xfrm>
+                    <a:prstGeom prst="rect">
+                      <a:avLst/>
+                    </a:prstGeom>
+                  </pic:spPr>
+                </pic:pic>
+              </a:graphicData>
+            </a:graphic>
+          </wp:anchor>
+        </w:drawing>
+      </w:r>
+      <w:r>
+        <w:rPr>
+          <w:rFonts w:ascii="Times New Roman" w:eastAsia="Times New Roman" w:hAnsi="Times New Roman" w:cs="Times New Roman"/>
+          <w:color w:val="000000" w:themeColor="text1"/>
+          <w:sz w:val="22"/>
+          <w:szCs w:val="22"/>
+        </w:rPr>
+        <w:drawing>
+          <wp:anchor distT="0" distB="0" distL="114300" distR="114300" simplePos="0" relativeHeight="251672576" behindDoc="0" locked="0" layoutInCell="1" allowOverlap="1" wp14:anchorId="12F49D17" wp14:editId="2143CD83">
+            <wp:simplePos x="0" y="0"/>
+            <wp:positionH relativeFrom="column">
+              <wp:posOffset>1266825</wp:posOffset>
+            </wp:positionH>
+            <wp:positionV relativeFrom="paragraph">
+              <wp:posOffset>1256030</wp:posOffset>
+            </wp:positionV>
+            <wp:extent cx="1257475" cy="200053"/>
+            <wp:effectExtent l="0" t="0" r="0" b="9525"/>
+            <wp:wrapNone/>
+            <wp:docPr id="8" name="Picture 8"/>
+            <wp:cNvGraphicFramePr>
+              <a:graphicFrameLocks xmlns:a="http://schemas.openxmlformats.org/drawingml/2006/main" noChangeAspect="1"/>
+            </wp:cNvGraphicFramePr>
+            <a:graphic xmlns:a="http://schemas.openxmlformats.org/drawingml/2006/main">
+              <a:graphicData uri="http://schemas.openxmlformats.org/drawingml/2006/picture">
+                <pic:pic xmlns:pic="http://schemas.openxmlformats.org/drawingml/2006/picture">
+                  <pic:nvPicPr>
+                    <pic:cNvPr id="1" name=""/>
+                    <pic:cNvPicPr/>
+                  </pic:nvPicPr>
+                  <pic:blipFill>
+                    <a:blip r:embed="rId23">
+                      <a:extLst>
+                        <a:ext uri="{28A0092B-C50C-407E-A947-70E740481C1C}">
+                          <a14:useLocalDpi xmlns:a14="http://schemas.microsoft.com/office/drawing/2010/main" val="0"/>
+                        </a:ext>
+                      </a:extLst>
+                    </a:blip>
+                    <a:stretch>
+                      <a:fillRect/>
+                    </a:stretch>
+                  </pic:blipFill>
+                  <pic:spPr>
+                    <a:xfrm>
+                      <a:off x="0" y="0"/>
+                      <a:ext cx="1257475" cy="200053"/>
+                    </a:xfrm>
+                    <a:prstGeom prst="rect">
+                      <a:avLst/>
+                    </a:prstGeom>
+                  </pic:spPr>
+                </pic:pic>
+              </a:graphicData>
+            </a:graphic>
+          </wp:anchor>
+        </w:drawing>
+      </w:r>
+      <w:r>
+        <w:rPr>
+          <w:rFonts w:ascii="Times New Roman" w:eastAsia="Times New Roman" w:hAnsi="Times New Roman" w:cs="Times New Roman"/>
+          <w:color w:val="000000" w:themeColor="text1"/>
+          <w:sz w:val="22"/>
+          <w:szCs w:val="22"/>
+        </w:rPr>
+        <w:drawing>
+          <wp:anchor distT="0" distB="0" distL="114300" distR="114300" simplePos="0" relativeHeight="251671552" behindDoc="0" locked="0" layoutInCell="1" allowOverlap="1" wp14:anchorId="66BDCDF3" wp14:editId="25F2A03D">
+            <wp:simplePos x="0" y="0"/>
+            <wp:positionH relativeFrom="column">
+              <wp:posOffset>76200</wp:posOffset>
+            </wp:positionH>
+            <wp:positionV relativeFrom="paragraph">
+              <wp:posOffset>1246505</wp:posOffset>
+            </wp:positionV>
+            <wp:extent cx="1124107" cy="247685"/>
+            <wp:effectExtent l="0" t="0" r="0" b="0"/>
+            <wp:wrapNone/>
+            <wp:docPr id="7" name="Picture 7"/>
+            <wp:cNvGraphicFramePr>
+              <a:graphicFrameLocks xmlns:a="http://schemas.openxmlformats.org/drawingml/2006/main" noChangeAspect="1"/>
+            </wp:cNvGraphicFramePr>
+            <a:graphic xmlns:a="http://schemas.openxmlformats.org/drawingml/2006/main">
+              <a:graphicData uri="http://schemas.openxmlformats.org/drawingml/2006/picture">
+                <pic:pic xmlns:pic="http://schemas.openxmlformats.org/drawingml/2006/picture">
+                  <pic:nvPicPr>
+                    <pic:cNvPr id="1" name=""/>
+                    <pic:cNvPicPr/>
+                  </pic:nvPicPr>
+                  <pic:blipFill>
+                    <a:blip r:embed="rId24">
+                      <a:extLst>
+                        <a:ext uri="{28A0092B-C50C-407E-A947-70E740481C1C}">
+                          <a14:useLocalDpi xmlns:a14="http://schemas.microsoft.com/office/drawing/2010/main" val="0"/>
+                        </a:ext>
+                      </a:extLst>
+                    </a:blip>
+                    <a:stretch>
+                      <a:fillRect/>
+                    </a:stretch>
+                  </pic:blipFill>
+                  <pic:spPr>
+                    <a:xfrm>
+                      <a:off x="0" y="0"/>
+                      <a:ext cx="1124107" cy="247685"/>
+                    </a:xfrm>
+                    <a:prstGeom prst="rect">
+                      <a:avLst/>
+                    </a:prstGeom>
+                  </pic:spPr>
+                </pic:pic>
+              </a:graphicData>
+            </a:graphic>
+          </wp:anchor>
+        </w:drawing>
+      </w:r>
+      <w:r>
+        <w:rPr>
+          <w:rFonts w:ascii="Times New Roman" w:eastAsia="Times New Roman" w:hAnsi="Times New Roman" w:cs="Times New Roman"/>
+          <w:color w:val="000000" w:themeColor="text1"/>
+          <w:sz w:val="22"/>
+          <w:szCs w:val="22"/>
+        </w:rPr>
+        <w:drawing>
+          <wp:anchor distT="0" distB="0" distL="114300" distR="114300" simplePos="0" relativeHeight="251670528" behindDoc="0" locked="0" layoutInCell="1" allowOverlap="1" wp14:anchorId="12F1E758" wp14:editId="1EF69873">
+            <wp:simplePos x="0" y="0"/>
+            <wp:positionH relativeFrom="column">
+              <wp:posOffset>4514850</wp:posOffset>
+            </wp:positionH>
+            <wp:positionV relativeFrom="paragraph">
+              <wp:posOffset>655955</wp:posOffset>
+            </wp:positionV>
+            <wp:extent cx="1162212" cy="200053"/>
+            <wp:effectExtent l="0" t="0" r="0" b="9525"/>
+            <wp:wrapNone/>
+            <wp:docPr id="6" name="Picture 6"/>
+            <wp:cNvGraphicFramePr>
+              <a:graphicFrameLocks xmlns:a="http://schemas.openxmlformats.org/drawingml/2006/main" noChangeAspect="1"/>
+            </wp:cNvGraphicFramePr>
+            <a:graphic xmlns:a="http://schemas.openxmlformats.org/drawingml/2006/main">
+              <a:graphicData uri="http://schemas.openxmlformats.org/drawingml/2006/picture">
+                <pic:pic xmlns:pic="http://schemas.openxmlformats.org/drawingml/2006/picture">
+                  <pic:nvPicPr>
+                    <pic:cNvPr id="1" name=""/>
+                    <pic:cNvPicPr/>
+                  </pic:nvPicPr>
+                  <pic:blipFill>
+                    <a:blip r:embed="rId25">
+                      <a:extLst>
+                        <a:ext uri="{28A0092B-C50C-407E-A947-70E740481C1C}">
+                          <a14:useLocalDpi xmlns:a14="http://schemas.microsoft.com/office/drawing/2010/main" val="0"/>
+                        </a:ext>
+                      </a:extLst>
+                    </a:blip>
+                    <a:stretch>
+                      <a:fillRect/>
+                    </a:stretch>
+                  </pic:blipFill>
+                  <pic:spPr>
+                    <a:xfrm>
+                      <a:off x="0" y="0"/>
+                      <a:ext cx="1162212" cy="200053"/>
+                    </a:xfrm>
+                    <a:prstGeom prst="rect">
+                      <a:avLst/>
+                    </a:prstGeom>
+                  </pic:spPr>
+                </pic:pic>
+              </a:graphicData>
+            </a:graphic>
+          </wp:anchor>
+        </w:drawing>
+      </w:r>
+      <w:r>
+        <w:rPr>
+          <w:rFonts w:ascii="Times New Roman" w:eastAsia="Times New Roman" w:hAnsi="Times New Roman" w:cs="Times New Roman"/>
+          <w:color w:val="000000" w:themeColor="text1"/>
+          <w:sz w:val="22"/>
+          <w:szCs w:val="22"/>
+        </w:rPr>
+        <w:drawing>
+          <wp:anchor distT="0" distB="0" distL="114300" distR="114300" simplePos="0" relativeHeight="251669504" behindDoc="0" locked="0" layoutInCell="1" allowOverlap="1" wp14:anchorId="308A1180" wp14:editId="6D9D164F">
+            <wp:simplePos x="0" y="0"/>
+            <wp:positionH relativeFrom="column">
+              <wp:posOffset>3219450</wp:posOffset>
+            </wp:positionH>
+            <wp:positionV relativeFrom="paragraph">
+              <wp:posOffset>635635</wp:posOffset>
+            </wp:positionV>
+            <wp:extent cx="1181265" cy="209579"/>
+            <wp:effectExtent l="0" t="0" r="0" b="0"/>
+            <wp:wrapNone/>
+            <wp:docPr id="4" name="Picture 4"/>
+            <wp:cNvGraphicFramePr>
+              <a:graphicFrameLocks xmlns:a="http://schemas.openxmlformats.org/drawingml/2006/main" noChangeAspect="1"/>
+            </wp:cNvGraphicFramePr>
+            <a:graphic xmlns:a="http://schemas.openxmlformats.org/drawingml/2006/main">
+              <a:graphicData uri="http://schemas.openxmlformats.org/drawingml/2006/picture">
+                <pic:pic xmlns:pic="http://schemas.openxmlformats.org/drawingml/2006/picture">
+                  <pic:nvPicPr>
+                    <pic:cNvPr id="1" name=""/>
+                    <pic:cNvPicPr/>
+                  </pic:nvPicPr>
+                  <pic:blipFill>
+                    <a:blip r:embed="rId26">
+                      <a:extLst>
+                        <a:ext uri="{28A0092B-C50C-407E-A947-70E740481C1C}">
+                          <a14:useLocalDpi xmlns:a14="http://schemas.microsoft.com/office/drawing/2010/main" val="0"/>
+                        </a:ext>
+                      </a:extLst>
+                    </a:blip>
+                    <a:stretch>
+                      <a:fillRect/>
+                    </a:stretch>
+                  </pic:blipFill>
+                  <pic:spPr>
+                    <a:xfrm>
+                      <a:off x="0" y="0"/>
+                      <a:ext cx="1181265" cy="209579"/>
+                    </a:xfrm>
+                    <a:prstGeom prst="rect">
+                      <a:avLst/>
+                    </a:prstGeom>
+                  </pic:spPr>
+                </pic:pic>
+              </a:graphicData>
+            </a:graphic>
+          </wp:anchor>
+        </w:drawing>
+      </w:r>
+      <w:r>
+        <w:rPr>
+          <w:rFonts w:ascii="Times New Roman" w:eastAsia="Times New Roman" w:hAnsi="Times New Roman" w:cs="Times New Roman"/>
+          <w:b/>
+          <w:bCs/>
+          <w:color w:val="000000" w:themeColor="text1"/>
+          <w:sz w:val="28"/>
+          <w:szCs w:val="28"/>
+          <w:u w:val="single"/>
+        </w:rPr>
+        <w:drawing>
+          <wp:anchor distT="0" distB="0" distL="114300" distR="114300" simplePos="0" relativeHeight="251668480" behindDoc="0" locked="0" layoutInCell="1" allowOverlap="1" wp14:anchorId="56B46EC7" wp14:editId="14995522">
+            <wp:simplePos x="0" y="0"/>
+            <wp:positionH relativeFrom="column">
+              <wp:posOffset>1362075</wp:posOffset>
+            </wp:positionH>
+            <wp:positionV relativeFrom="paragraph">
+              <wp:posOffset>607060</wp:posOffset>
+            </wp:positionV>
+            <wp:extent cx="1171739" cy="238158"/>
+            <wp:effectExtent l="0" t="0" r="9525" b="9525"/>
+            <wp:wrapNone/>
+            <wp:docPr id="3" name="Picture 3"/>
+            <wp:cNvGraphicFramePr>
+              <a:graphicFrameLocks xmlns:a="http://schemas.openxmlformats.org/drawingml/2006/main" noChangeAspect="1"/>
+            </wp:cNvGraphicFramePr>
+            <a:graphic xmlns:a="http://schemas.openxmlformats.org/drawingml/2006/main">
+              <a:graphicData uri="http://schemas.openxmlformats.org/drawingml/2006/picture">
+                <pic:pic xmlns:pic="http://schemas.openxmlformats.org/drawingml/2006/picture">
+                  <pic:nvPicPr>
+                    <pic:cNvPr id="1" name=""/>
+                    <pic:cNvPicPr/>
+                  </pic:nvPicPr>
+                  <pic:blipFill>
+                    <a:blip r:embed="rId27">
+                      <a:extLst>
+                        <a:ext uri="{28A0092B-C50C-407E-A947-70E740481C1C}">
+                          <a14:useLocalDpi xmlns:a14="http://schemas.microsoft.com/office/drawing/2010/main" val="0"/>
+                        </a:ext>
+                      </a:extLst>
+                    </a:blip>
+                    <a:stretch>
+                      <a:fillRect/>
+                    </a:stretch>
+                  </pic:blipFill>
+                  <pic:spPr>
+                    <a:xfrm>
+                      <a:off x="0" y="0"/>
+                      <a:ext cx="1171739" cy="238158"/>
+                    </a:xfrm>
+                    <a:prstGeom prst="rect">
+                      <a:avLst/>
+                    </a:prstGeom>
+                  </pic:spPr>
+                </pic:pic>
+              </a:graphicData>
+            </a:graphic>
+          </wp:anchor>
+        </w:drawing>
+      </w:r>
+      <w:r>
+        <w:rPr>
+          <w:rFonts w:ascii="Times New Roman" w:eastAsia="Times New Roman" w:hAnsi="Times New Roman" w:cs="Times New Roman"/>
+          <w:b/>
+          <w:bCs/>
+          <w:color w:val="000000" w:themeColor="text1"/>
+          <w:sz w:val="28"/>
+          <w:szCs w:val="28"/>
+          <w:u w:val="single"/>
+        </w:rPr>
+        <w:drawing>
+          <wp:anchor distT="0" distB="0" distL="114300" distR="114300" simplePos="0" relativeHeight="251667456" behindDoc="0" locked="0" layoutInCell="1" allowOverlap="1" wp14:anchorId="72B71809" wp14:editId="5C06D2B3">
+            <wp:simplePos x="0" y="0"/>
+            <wp:positionH relativeFrom="column">
+              <wp:posOffset>104775</wp:posOffset>
+            </wp:positionH>
+            <wp:positionV relativeFrom="paragraph">
+              <wp:posOffset>607060</wp:posOffset>
+            </wp:positionV>
+            <wp:extent cx="1133633" cy="257211"/>
+            <wp:effectExtent l="0" t="0" r="0" b="9525"/>
+            <wp:wrapNone/>
+            <wp:docPr id="2" name="Picture 2"/>
+            <wp:cNvGraphicFramePr>
+              <a:graphicFrameLocks xmlns:a="http://schemas.openxmlformats.org/drawingml/2006/main" noChangeAspect="1"/>
+            </wp:cNvGraphicFramePr>
+            <a:graphic xmlns:a="http://schemas.openxmlformats.org/drawingml/2006/main">
+              <a:graphicData uri="http://schemas.openxmlformats.org/drawingml/2006/picture">
+                <pic:pic xmlns:pic="http://schemas.openxmlformats.org/drawingml/2006/picture">
+                  <pic:nvPicPr>
+                    <pic:cNvPr id="1" name=""/>
+                    <pic:cNvPicPr/>
+                  </pic:nvPicPr>
+                  <pic:blipFill>
+                    <a:blip r:embed="rId28">
+                      <a:extLst>
+                        <a:ext uri="{28A0092B-C50C-407E-A947-70E740481C1C}">
+                          <a14:useLocalDpi xmlns:a14="http://schemas.microsoft.com/office/drawing/2010/main" val="0"/>
+                        </a:ext>
+                      </a:extLst>
+                    </a:blip>
+                    <a:stretch>
+                      <a:fillRect/>
+                    </a:stretch>
+                  </pic:blipFill>
+                  <pic:spPr>
+                    <a:xfrm>
+                      <a:off x="0" y="0"/>
+                      <a:ext cx="1133633" cy="257211"/>
+                    </a:xfrm>
+                    <a:prstGeom prst="rect">
+                      <a:avLst/>
+                    </a:prstGeom>
+                  </pic:spPr>
+                </pic:pic>
+              </a:graphicData>
+            </a:graphic>
+          </wp:anchor>
+        </w:drawing>
+      </w:r>
+      <w:r>
+        <w:rPr>
           <w:noProof/>
         </w:rPr>
         <mc:AlternateContent>
           <mc:Choice Requires="wps">
             <w:drawing>
-              <wp:inline distT="0" distB="0" distL="0" distR="0" wp14:anchorId="178B8EA1" wp14:editId="27A8ECF2">
-                <wp:extent cx="5936186" cy="2334423"/>
-                <wp:effectExtent l="0" t="0" r="0" b="0"/>
+              <wp:inline distT="0" distB="0" distL="0" distR="0" wp14:anchorId="178B8EA1" wp14:editId="266D6031">
+                <wp:extent cx="5936186" cy="5467350"/>
+                <wp:effectExtent l="0" t="0" r="26670" b="19050"/>
                 <wp:docPr id="1179067450" name="drawing"/>
                 <wp:cNvGraphicFramePr>
                   <a:graphicFrameLocks xmlns:a="http://schemas.openxmlformats.org/drawingml/2006/main"/>
@@ -7552,7 +12066,7 @@
                       <wps:spPr>
                         <a:xfrm>
                           <a:off x="0" y="0"/>
-                          <a:ext cx="5936186" cy="2334423"/>
+                          <a:ext cx="5936186" cy="5467350"/>
                         </a:xfrm>
                         <a:prstGeom prst="rect">
                           <a:avLst/>
@@ -7566,6 +12080,102 @@
                           </a:solidFill>
                         </a:ln>
                       </wps:spPr>
+                      <wps:txbx>
+                        <w:txbxContent>
+                          <w:p>
+                            <w:r>
+                              <w:t>Taking x = 5</w:t>
+                            </w:r>
+                          </w:p>
+                          <w:p>
+                            <w:r>
+                              <w:t xml:space="preserve">Case 1-2 PC     </w:t>
+                            </w:r>
+                            <w:r>
+                              <w:tab/>
+                              <w:t xml:space="preserve">before </w:t>
+                            </w:r>
+                            <w:r>
+                              <w:tab/>
+                            </w:r>
+                            <w:r>
+                              <w:tab/>
+                              <w:t>after</w:t>
+                            </w:r>
+                            <w:r>
+                              <w:tab/>
+                            </w:r>
+                            <w:r>
+                              <w:tab/>
+                            </w:r>
+                            <w:r>
+                              <w:tab/>
+                              <w:t>Case 2-3 PC</w:t>
+                            </w:r>
+                            <w:r>
+                              <w:tab/>
+                              <w:t xml:space="preserve">before </w:t>
+                            </w:r>
+                            <w:r>
+                              <w:tab/>
+                            </w:r>
+                            <w:r>
+                              <w:tab/>
+                              <w:t>after</w:t>
+                            </w:r>
+                          </w:p>
+                          <w:p/>
+                          <w:p>
+                            <w:r>
+                              <w:t>Case 3-4 PC</w:t>
+                            </w:r>
+                            <w:r>
+                              <w:tab/>
+                              <w:t>before</w:t>
+                            </w:r>
+                            <w:r>
+                              <w:tab/>
+                            </w:r>
+                            <w:r>
+                              <w:tab/>
+                              <w:t>after</w:t>
+                            </w:r>
+                            <w:r>
+                              <w:tab/>
+                            </w:r>
+                            <w:r>
+                              <w:tab/>
+                              <w:t>Case 4-defaul</w:t>
+                            </w:r>
+                            <w:r>
+                              <w:t>t</w:t>
+                            </w:r>
+                            <w:r>
+                              <w:t xml:space="preserve"> PC</w:t>
+                            </w:r>
+                            <w:r>
+                              <w:tab/>
+                              <w:t xml:space="preserve">before </w:t>
+                            </w:r>
+                            <w:r>
+                              <w:tab/>
+                            </w:r>
+                            <w:r>
+                              <w:tab/>
+                              <w:t>after</w:t>
+                            </w:r>
+                          </w:p>
+                          <w:p/>
+                          <w:p>
+                            <w:r>
+                              <w:t>Registers final values</w:t>
+                            </w:r>
+                            <w:r>
+                              <w:t xml:space="preserve">  </w:t>
+                            </w:r>
+                          </w:p>
+                        </w:txbxContent>
+                      </wps:txbx>
                       <wps:bodyPr anchor="t"/>
                     </wps:wsp>
                   </a:graphicData>
@@ -7573,7 +12183,110 @@
               </wp:inline>
             </w:drawing>
           </mc:Choice>
-          <mc:Fallback xmlns:a="http://schemas.openxmlformats.org/drawingml/2006/main" xmlns:w16sdtfl="http://schemas.microsoft.com/office/word/2024/wordml/sdtformatlock"/>
+          <mc:Fallback>
+            <w:pict>
+              <v:rect w14:anchorId="178B8EA1" id="_x0000_s1029" style="width:467.4pt;height:430.5pt;visibility:visible;mso-wrap-style:square;mso-left-percent:-10001;mso-top-percent:-10001;mso-position-horizontal:absolute;mso-position-horizontal-relative:char;mso-position-vertical:absolute;mso-position-vertical-relative:line;mso-left-percent:-10001;mso-top-percent:-10001;v-text-anchor:top" o:gfxdata="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" fillcolor="white [3201]">
+                <v:path arrowok="t"/>
+                <v:textbox>
+                  <w:txbxContent>
+                    <w:p>
+                      <w:r>
+                        <w:t>Taking x = 5</w:t>
+                      </w:r>
+                    </w:p>
+                    <w:p>
+                      <w:r>
+                        <w:t xml:space="preserve">Case 1-2 PC     </w:t>
+                      </w:r>
+                      <w:r>
+                        <w:tab/>
+                        <w:t xml:space="preserve">before </w:t>
+                      </w:r>
+                      <w:r>
+                        <w:tab/>
+                      </w:r>
+                      <w:r>
+                        <w:tab/>
+                        <w:t>after</w:t>
+                      </w:r>
+                      <w:r>
+                        <w:tab/>
+                      </w:r>
+                      <w:r>
+                        <w:tab/>
+                      </w:r>
+                      <w:r>
+                        <w:tab/>
+                        <w:t>Case 2-3 PC</w:t>
+                      </w:r>
+                      <w:r>
+                        <w:tab/>
+                        <w:t xml:space="preserve">before </w:t>
+                      </w:r>
+                      <w:r>
+                        <w:tab/>
+                      </w:r>
+                      <w:r>
+                        <w:tab/>
+                        <w:t>after</w:t>
+                      </w:r>
+                    </w:p>
+                    <w:p/>
+                    <w:p>
+                      <w:r>
+                        <w:t>Case 3-4 PC</w:t>
+                      </w:r>
+                      <w:r>
+                        <w:tab/>
+                        <w:t>before</w:t>
+                      </w:r>
+                      <w:r>
+                        <w:tab/>
+                      </w:r>
+                      <w:r>
+                        <w:tab/>
+                        <w:t>after</w:t>
+                      </w:r>
+                      <w:r>
+                        <w:tab/>
+                      </w:r>
+                      <w:r>
+                        <w:tab/>
+                        <w:t>Case 4-defaul</w:t>
+                      </w:r>
+                      <w:r>
+                        <w:t>t</w:t>
+                      </w:r>
+                      <w:r>
+                        <w:t xml:space="preserve"> PC</w:t>
+                      </w:r>
+                      <w:r>
+                        <w:tab/>
+                        <w:t xml:space="preserve">before </w:t>
+                      </w:r>
+                      <w:r>
+                        <w:tab/>
+                      </w:r>
+                      <w:r>
+                        <w:tab/>
+                        <w:t>after</w:t>
+                      </w:r>
+                    </w:p>
+                    <w:p/>
+                    <w:p>
+                      <w:r>
+                        <w:t>Registers final values</w:t>
+                      </w:r>
+                      <w:r>
+                        <w:t xml:space="preserve">  </w:t>
+                      </w:r>
+                    </w:p>
+                  </w:txbxContent>
+                </v:textbox>
+                <w10:anchorlock/>
+              </v:rect>
+            </w:pict>
+          </mc:Fallback>
         </mc:AlternateContent>
       </w:r>
     </w:p>
@@ -7728,9 +12441,9 @@
         <mc:AlternateContent>
           <mc:Choice Requires="wps">
             <w:drawing>
-              <wp:inline distT="0" distB="0" distL="0" distR="0" wp14:anchorId="7AD1E08F" wp14:editId="52980791">
-                <wp:extent cx="5922492" cy="1976854"/>
-                <wp:effectExtent l="0" t="0" r="0" b="0"/>
+              <wp:inline distT="0" distB="0" distL="0" distR="0" wp14:anchorId="7AD1E08F" wp14:editId="2F69039A">
+                <wp:extent cx="5922492" cy="6934200"/>
+                <wp:effectExtent l="0" t="0" r="21590" b="19050"/>
                 <wp:docPr id="349948051" name="drawing"/>
                 <wp:cNvGraphicFramePr>
                   <a:graphicFrameLocks xmlns:a="http://schemas.openxmlformats.org/drawingml/2006/main"/>
@@ -7744,7 +12457,7 @@
                       <wps:spPr>
                         <a:xfrm>
                           <a:off x="0" y="0"/>
-                          <a:ext cx="5922492" cy="1976854"/>
+                          <a:ext cx="5922492" cy="6934200"/>
                         </a:xfrm>
                         <a:prstGeom prst="rect">
                           <a:avLst/>
@@ -7758,6 +12471,1884 @@
                           </a:solidFill>
                         </a:ln>
                       </wps:spPr>
+                      <wps:txbx>
+                        <w:txbxContent>
+                          <w:p>
+                            <w:pPr>
+                              <w:shd w:val="clear" w:color="auto" w:fill="121314"/>
+                              <w:spacing w:after="0" w:line="285" w:lineRule="atLeast"/>
+                              <w:rPr>
+                                <w:rFonts w:ascii="Consolas" w:eastAsia="Times New Roman" w:hAnsi="Consolas" w:cs="Times New Roman"/>
+                                <w:color w:val="BBBEBF"/>
+                                <w:sz w:val="21"/>
+                                <w:szCs w:val="21"/>
+                                <w:lang w:eastAsia="en-US"/>
+                              </w:rPr>
+                            </w:pPr>
+                            <w:r>
+                              <w:rPr>
+                                <w:rFonts w:ascii="Consolas" w:eastAsia="Times New Roman" w:hAnsi="Consolas" w:cs="Times New Roman"/>
+                                <w:color w:val="FF7B72"/>
+                                <w:sz w:val="21"/>
+                                <w:szCs w:val="21"/>
+                                <w:lang w:eastAsia="en-US"/>
+                              </w:rPr>
+                              <w:t>.text</w:t>
+                            </w:r>
+                          </w:p>
+                          <w:p>
+                            <w:pPr>
+                              <w:shd w:val="clear" w:color="auto" w:fill="121314"/>
+                              <w:spacing w:after="0" w:line="285" w:lineRule="atLeast"/>
+                              <w:rPr>
+                                <w:rFonts w:ascii="Consolas" w:eastAsia="Times New Roman" w:hAnsi="Consolas" w:cs="Times New Roman"/>
+                                <w:color w:val="BBBEBF"/>
+                                <w:sz w:val="21"/>
+                                <w:szCs w:val="21"/>
+                                <w:lang w:eastAsia="en-US"/>
+                              </w:rPr>
+                            </w:pPr>
+                            <w:proofErr w:type="gramStart"/>
+                            <w:r>
+                              <w:rPr>
+                                <w:rFonts w:ascii="Consolas" w:eastAsia="Times New Roman" w:hAnsi="Consolas" w:cs="Times New Roman"/>
+                                <w:color w:val="569CD6"/>
+                                <w:sz w:val="21"/>
+                                <w:szCs w:val="21"/>
+                                <w:lang w:eastAsia="en-US"/>
+                              </w:rPr>
+                              <w:t>.</w:t>
+                            </w:r>
+                            <w:proofErr w:type="spellStart"/>
+                            <w:r>
+                              <w:rPr>
+                                <w:rFonts w:ascii="Consolas" w:eastAsia="Times New Roman" w:hAnsi="Consolas" w:cs="Times New Roman"/>
+                                <w:color w:val="569CD6"/>
+                                <w:sz w:val="21"/>
+                                <w:szCs w:val="21"/>
+                                <w:lang w:eastAsia="en-US"/>
+                              </w:rPr>
+                              <w:t>globl</w:t>
+                            </w:r>
+                            <w:proofErr w:type="spellEnd"/>
+                            <w:proofErr w:type="gramEnd"/>
+                            <w:r>
+                              <w:rPr>
+                                <w:rFonts w:ascii="Consolas" w:eastAsia="Times New Roman" w:hAnsi="Consolas" w:cs="Times New Roman"/>
+                                <w:color w:val="BBBEBF"/>
+                                <w:sz w:val="21"/>
+                                <w:szCs w:val="21"/>
+                                <w:lang w:eastAsia="en-US"/>
+                              </w:rPr>
+                              <w:t xml:space="preserve"> main</w:t>
+                            </w:r>
+                          </w:p>
+                          <w:p>
+                            <w:pPr>
+                              <w:shd w:val="clear" w:color="auto" w:fill="121314"/>
+                              <w:spacing w:after="0" w:line="285" w:lineRule="atLeast"/>
+                              <w:rPr>
+                                <w:rFonts w:ascii="Consolas" w:eastAsia="Times New Roman" w:hAnsi="Consolas" w:cs="Times New Roman"/>
+                                <w:color w:val="BBBEBF"/>
+                                <w:sz w:val="21"/>
+                                <w:szCs w:val="21"/>
+                                <w:lang w:eastAsia="en-US"/>
+                              </w:rPr>
+                            </w:pPr>
+                            <w:r>
+                              <w:rPr>
+                                <w:rFonts w:ascii="Consolas" w:eastAsia="Times New Roman" w:hAnsi="Consolas" w:cs="Times New Roman"/>
+                                <w:color w:val="D2A8FF"/>
+                                <w:sz w:val="21"/>
+                                <w:szCs w:val="21"/>
+                                <w:lang w:eastAsia="en-US"/>
+                              </w:rPr>
+                              <w:t>main</w:t>
+                            </w:r>
+                            <w:r>
+                              <w:rPr>
+                                <w:rFonts w:ascii="Consolas" w:eastAsia="Times New Roman" w:hAnsi="Consolas" w:cs="Times New Roman"/>
+                                <w:color w:val="BBBEBF"/>
+                                <w:sz w:val="21"/>
+                                <w:szCs w:val="21"/>
+                                <w:lang w:eastAsia="en-US"/>
+                              </w:rPr>
+                              <w:t>:</w:t>
+                            </w:r>
+                          </w:p>
+                          <w:p>
+                            <w:pPr>
+                              <w:shd w:val="clear" w:color="auto" w:fill="121314"/>
+                              <w:spacing w:after="0" w:line="285" w:lineRule="atLeast"/>
+                              <w:rPr>
+                                <w:rFonts w:ascii="Consolas" w:eastAsia="Times New Roman" w:hAnsi="Consolas" w:cs="Times New Roman"/>
+                                <w:color w:val="BBBEBF"/>
+                                <w:sz w:val="21"/>
+                                <w:szCs w:val="21"/>
+                                <w:lang w:eastAsia="en-US"/>
+                              </w:rPr>
+                            </w:pPr>
+                            <w:r>
+                              <w:rPr>
+                                <w:rFonts w:ascii="Consolas" w:eastAsia="Times New Roman" w:hAnsi="Consolas" w:cs="Times New Roman"/>
+                                <w:color w:val="BBBEBF"/>
+                                <w:sz w:val="21"/>
+                                <w:szCs w:val="21"/>
+                                <w:lang w:eastAsia="en-US"/>
+                              </w:rPr>
+                              <w:t>   </w:t>
+                            </w:r>
+                            <w:r>
+                              <w:rPr>
+                                <w:rFonts w:ascii="Consolas" w:eastAsia="Times New Roman" w:hAnsi="Consolas" w:cs="Times New Roman"/>
+                                <w:color w:val="DCDCAA"/>
+                                <w:sz w:val="21"/>
+                                <w:szCs w:val="21"/>
+                                <w:lang w:eastAsia="en-US"/>
+                              </w:rPr>
+                              <w:t>li</w:t>
+                            </w:r>
+                            <w:r>
+                              <w:rPr>
+                                <w:rFonts w:ascii="Consolas" w:eastAsia="Times New Roman" w:hAnsi="Consolas" w:cs="Times New Roman"/>
+                                <w:color w:val="BBBEBF"/>
+                                <w:sz w:val="21"/>
+                                <w:szCs w:val="21"/>
+                                <w:lang w:eastAsia="en-US"/>
+                              </w:rPr>
+                              <w:t xml:space="preserve"> </w:t>
+                            </w:r>
+                            <w:r>
+                              <w:rPr>
+                                <w:rFonts w:ascii="Consolas" w:eastAsia="Times New Roman" w:hAnsi="Consolas" w:cs="Times New Roman"/>
+                                <w:color w:val="C9D1D9"/>
+                                <w:sz w:val="21"/>
+                                <w:szCs w:val="21"/>
+                                <w:lang w:eastAsia="en-US"/>
+                              </w:rPr>
+                              <w:t>x22</w:t>
+                            </w:r>
+                            <w:r>
+                              <w:rPr>
+                                <w:rFonts w:ascii="Consolas" w:eastAsia="Times New Roman" w:hAnsi="Consolas" w:cs="Times New Roman"/>
+                                <w:color w:val="BBBEBF"/>
+                                <w:sz w:val="21"/>
+                                <w:szCs w:val="21"/>
+                                <w:lang w:eastAsia="en-US"/>
+                              </w:rPr>
+                              <w:t xml:space="preserve">, </w:t>
+                            </w:r>
+                            <w:r>
+                              <w:rPr>
+                                <w:rFonts w:ascii="Consolas" w:eastAsia="Times New Roman" w:hAnsi="Consolas" w:cs="Times New Roman"/>
+                                <w:color w:val="B5CEA8"/>
+                                <w:sz w:val="21"/>
+                                <w:szCs w:val="21"/>
+                                <w:lang w:eastAsia="en-US"/>
+                              </w:rPr>
+                              <w:t>0</w:t>
+                            </w:r>
+                          </w:p>
+                          <w:p>
+                            <w:pPr>
+                              <w:shd w:val="clear" w:color="auto" w:fill="121314"/>
+                              <w:spacing w:after="0" w:line="285" w:lineRule="atLeast"/>
+                              <w:rPr>
+                                <w:rFonts w:ascii="Consolas" w:eastAsia="Times New Roman" w:hAnsi="Consolas" w:cs="Times New Roman"/>
+                                <w:color w:val="BBBEBF"/>
+                                <w:sz w:val="21"/>
+                                <w:szCs w:val="21"/>
+                                <w:lang w:eastAsia="en-US"/>
+                              </w:rPr>
+                            </w:pPr>
+                            <w:r>
+                              <w:rPr>
+                                <w:rFonts w:ascii="Consolas" w:eastAsia="Times New Roman" w:hAnsi="Consolas" w:cs="Times New Roman"/>
+                                <w:color w:val="BBBEBF"/>
+                                <w:sz w:val="21"/>
+                                <w:szCs w:val="21"/>
+                                <w:lang w:eastAsia="en-US"/>
+                              </w:rPr>
+                              <w:t>   </w:t>
+                            </w:r>
+                            <w:r>
+                              <w:rPr>
+                                <w:rFonts w:ascii="Consolas" w:eastAsia="Times New Roman" w:hAnsi="Consolas" w:cs="Times New Roman"/>
+                                <w:color w:val="DCDCAA"/>
+                                <w:sz w:val="21"/>
+                                <w:szCs w:val="21"/>
+                                <w:lang w:eastAsia="en-US"/>
+                              </w:rPr>
+                              <w:t>li</w:t>
+                            </w:r>
+                            <w:r>
+                              <w:rPr>
+                                <w:rFonts w:ascii="Consolas" w:eastAsia="Times New Roman" w:hAnsi="Consolas" w:cs="Times New Roman"/>
+                                <w:color w:val="BBBEBF"/>
+                                <w:sz w:val="21"/>
+                                <w:szCs w:val="21"/>
+                                <w:lang w:eastAsia="en-US"/>
+                              </w:rPr>
+                              <w:t xml:space="preserve"> </w:t>
+                            </w:r>
+                            <w:r>
+                              <w:rPr>
+                                <w:rFonts w:ascii="Consolas" w:eastAsia="Times New Roman" w:hAnsi="Consolas" w:cs="Times New Roman"/>
+                                <w:color w:val="C9D1D9"/>
+                                <w:sz w:val="21"/>
+                                <w:szCs w:val="21"/>
+                                <w:lang w:eastAsia="en-US"/>
+                              </w:rPr>
+                              <w:t>x23</w:t>
+                            </w:r>
+                            <w:r>
+                              <w:rPr>
+                                <w:rFonts w:ascii="Consolas" w:eastAsia="Times New Roman" w:hAnsi="Consolas" w:cs="Times New Roman"/>
+                                <w:color w:val="BBBEBF"/>
+                                <w:sz w:val="21"/>
+                                <w:szCs w:val="21"/>
+                                <w:lang w:eastAsia="en-US"/>
+                              </w:rPr>
+                              <w:t xml:space="preserve">, </w:t>
+                            </w:r>
+                            <w:r>
+                              <w:rPr>
+                                <w:rFonts w:ascii="Consolas" w:eastAsia="Times New Roman" w:hAnsi="Consolas" w:cs="Times New Roman"/>
+                                <w:color w:val="B5CEA8"/>
+                                <w:sz w:val="21"/>
+                                <w:szCs w:val="21"/>
+                                <w:lang w:eastAsia="en-US"/>
+                              </w:rPr>
+                              <w:t>0</w:t>
+                            </w:r>
+                          </w:p>
+                          <w:p>
+                            <w:pPr>
+                              <w:shd w:val="clear" w:color="auto" w:fill="121314"/>
+                              <w:spacing w:after="0" w:line="285" w:lineRule="atLeast"/>
+                              <w:rPr>
+                                <w:rFonts w:ascii="Consolas" w:eastAsia="Times New Roman" w:hAnsi="Consolas" w:cs="Times New Roman"/>
+                                <w:color w:val="BBBEBF"/>
+                                <w:sz w:val="21"/>
+                                <w:szCs w:val="21"/>
+                                <w:lang w:eastAsia="en-US"/>
+                              </w:rPr>
+                            </w:pPr>
+                            <w:r>
+                              <w:rPr>
+                                <w:rFonts w:ascii="Consolas" w:eastAsia="Times New Roman" w:hAnsi="Consolas" w:cs="Times New Roman"/>
+                                <w:color w:val="BBBEBF"/>
+                                <w:sz w:val="21"/>
+                                <w:szCs w:val="21"/>
+                                <w:lang w:eastAsia="en-US"/>
+                              </w:rPr>
+                              <w:t>   </w:t>
+                            </w:r>
+                            <w:r>
+                              <w:rPr>
+                                <w:rFonts w:ascii="Consolas" w:eastAsia="Times New Roman" w:hAnsi="Consolas" w:cs="Times New Roman"/>
+                                <w:color w:val="DCDCAA"/>
+                                <w:sz w:val="21"/>
+                                <w:szCs w:val="21"/>
+                                <w:lang w:eastAsia="en-US"/>
+                              </w:rPr>
+                              <w:t>li</w:t>
+                            </w:r>
+                            <w:r>
+                              <w:rPr>
+                                <w:rFonts w:ascii="Consolas" w:eastAsia="Times New Roman" w:hAnsi="Consolas" w:cs="Times New Roman"/>
+                                <w:color w:val="BBBEBF"/>
+                                <w:sz w:val="21"/>
+                                <w:szCs w:val="21"/>
+                                <w:lang w:eastAsia="en-US"/>
+                              </w:rPr>
+                              <w:t xml:space="preserve"> </w:t>
+                            </w:r>
+                            <w:r>
+                              <w:rPr>
+                                <w:rFonts w:ascii="Consolas" w:eastAsia="Times New Roman" w:hAnsi="Consolas" w:cs="Times New Roman"/>
+                                <w:color w:val="C9D1D9"/>
+                                <w:sz w:val="21"/>
+                                <w:szCs w:val="21"/>
+                                <w:lang w:eastAsia="en-US"/>
+                              </w:rPr>
+                              <w:t>x5</w:t>
+                            </w:r>
+                            <w:r>
+                              <w:rPr>
+                                <w:rFonts w:ascii="Consolas" w:eastAsia="Times New Roman" w:hAnsi="Consolas" w:cs="Times New Roman"/>
+                                <w:color w:val="BBBEBF"/>
+                                <w:sz w:val="21"/>
+                                <w:szCs w:val="21"/>
+                                <w:lang w:eastAsia="en-US"/>
+                              </w:rPr>
+                              <w:t xml:space="preserve">, </w:t>
+                            </w:r>
+                            <w:r>
+                              <w:rPr>
+                                <w:rFonts w:ascii="Consolas" w:eastAsia="Times New Roman" w:hAnsi="Consolas" w:cs="Times New Roman"/>
+                                <w:color w:val="B5CEA8"/>
+                                <w:sz w:val="21"/>
+                                <w:szCs w:val="21"/>
+                                <w:lang w:eastAsia="en-US"/>
+                              </w:rPr>
+                              <w:t>10</w:t>
+                            </w:r>
+                          </w:p>
+                          <w:p>
+                            <w:pPr>
+                              <w:shd w:val="clear" w:color="auto" w:fill="121314"/>
+                              <w:spacing w:after="0" w:line="285" w:lineRule="atLeast"/>
+                              <w:rPr>
+                                <w:rFonts w:ascii="Consolas" w:eastAsia="Times New Roman" w:hAnsi="Consolas" w:cs="Times New Roman"/>
+                                <w:color w:val="BBBEBF"/>
+                                <w:sz w:val="21"/>
+                                <w:szCs w:val="21"/>
+                                <w:lang w:eastAsia="en-US"/>
+                              </w:rPr>
+                            </w:pPr>
+                            <w:r>
+                              <w:rPr>
+                                <w:rFonts w:ascii="Consolas" w:eastAsia="Times New Roman" w:hAnsi="Consolas" w:cs="Times New Roman"/>
+                                <w:color w:val="BBBEBF"/>
+                                <w:sz w:val="21"/>
+                                <w:szCs w:val="21"/>
+                                <w:lang w:eastAsia="en-US"/>
+                              </w:rPr>
+                              <w:t>   </w:t>
+                            </w:r>
+                            <w:r>
+                              <w:rPr>
+                                <w:rFonts w:ascii="Consolas" w:eastAsia="Times New Roman" w:hAnsi="Consolas" w:cs="Times New Roman"/>
+                                <w:color w:val="DCDCAA"/>
+                                <w:sz w:val="21"/>
+                                <w:szCs w:val="21"/>
+                                <w:lang w:eastAsia="en-US"/>
+                              </w:rPr>
+                              <w:t>li</w:t>
+                            </w:r>
+                            <w:r>
+                              <w:rPr>
+                                <w:rFonts w:ascii="Consolas" w:eastAsia="Times New Roman" w:hAnsi="Consolas" w:cs="Times New Roman"/>
+                                <w:color w:val="BBBEBF"/>
+                                <w:sz w:val="21"/>
+                                <w:szCs w:val="21"/>
+                                <w:lang w:eastAsia="en-US"/>
+                              </w:rPr>
+                              <w:t xml:space="preserve"> </w:t>
+                            </w:r>
+                            <w:r>
+                              <w:rPr>
+                                <w:rFonts w:ascii="Consolas" w:eastAsia="Times New Roman" w:hAnsi="Consolas" w:cs="Times New Roman"/>
+                                <w:color w:val="C9D1D9"/>
+                                <w:sz w:val="21"/>
+                                <w:szCs w:val="21"/>
+                                <w:lang w:eastAsia="en-US"/>
+                              </w:rPr>
+                              <w:t>x6</w:t>
+                            </w:r>
+                            <w:r>
+                              <w:rPr>
+                                <w:rFonts w:ascii="Consolas" w:eastAsia="Times New Roman" w:hAnsi="Consolas" w:cs="Times New Roman"/>
+                                <w:color w:val="BBBEBF"/>
+                                <w:sz w:val="21"/>
+                                <w:szCs w:val="21"/>
+                                <w:lang w:eastAsia="en-US"/>
+                              </w:rPr>
+                              <w:t xml:space="preserve">, </w:t>
+                            </w:r>
+                            <w:r>
+                              <w:rPr>
+                                <w:rFonts w:ascii="Consolas" w:eastAsia="Times New Roman" w:hAnsi="Consolas" w:cs="Times New Roman"/>
+                                <w:color w:val="B5CEA8"/>
+                                <w:sz w:val="21"/>
+                                <w:szCs w:val="21"/>
+                                <w:lang w:eastAsia="en-US"/>
+                              </w:rPr>
+                              <w:t>0x200</w:t>
+                            </w:r>
+                          </w:p>
+                          <w:p>
+                            <w:pPr>
+                              <w:shd w:val="clear" w:color="auto" w:fill="121314"/>
+                              <w:spacing w:after="0" w:line="285" w:lineRule="atLeast"/>
+                              <w:rPr>
+                                <w:rFonts w:ascii="Consolas" w:eastAsia="Times New Roman" w:hAnsi="Consolas" w:cs="Times New Roman"/>
+                                <w:color w:val="BBBEBF"/>
+                                <w:sz w:val="21"/>
+                                <w:szCs w:val="21"/>
+                                <w:lang w:eastAsia="en-US"/>
+                              </w:rPr>
+                            </w:pPr>
+                          </w:p>
+                          <w:p>
+                            <w:pPr>
+                              <w:shd w:val="clear" w:color="auto" w:fill="121314"/>
+                              <w:spacing w:after="0" w:line="285" w:lineRule="atLeast"/>
+                              <w:rPr>
+                                <w:rFonts w:ascii="Consolas" w:eastAsia="Times New Roman" w:hAnsi="Consolas" w:cs="Times New Roman"/>
+                                <w:color w:val="BBBEBF"/>
+                                <w:sz w:val="21"/>
+                                <w:szCs w:val="21"/>
+                                <w:lang w:eastAsia="en-US"/>
+                              </w:rPr>
+                            </w:pPr>
+                            <w:r>
+                              <w:rPr>
+                                <w:rFonts w:ascii="Consolas" w:eastAsia="Times New Roman" w:hAnsi="Consolas" w:cs="Times New Roman"/>
+                                <w:color w:val="D2A8FF"/>
+                                <w:sz w:val="21"/>
+                                <w:szCs w:val="21"/>
+                                <w:lang w:eastAsia="en-US"/>
+                              </w:rPr>
+                              <w:t>FOR1</w:t>
+                            </w:r>
+                            <w:r>
+                              <w:rPr>
+                                <w:rFonts w:ascii="Consolas" w:eastAsia="Times New Roman" w:hAnsi="Consolas" w:cs="Times New Roman"/>
+                                <w:color w:val="BBBEBF"/>
+                                <w:sz w:val="21"/>
+                                <w:szCs w:val="21"/>
+                                <w:lang w:eastAsia="en-US"/>
+                              </w:rPr>
+                              <w:t xml:space="preserve">: </w:t>
+                            </w:r>
+                            <w:proofErr w:type="spellStart"/>
+                            <w:r>
+                              <w:rPr>
+                                <w:rFonts w:ascii="Consolas" w:eastAsia="Times New Roman" w:hAnsi="Consolas" w:cs="Times New Roman"/>
+                                <w:color w:val="DCDCAA"/>
+                                <w:sz w:val="21"/>
+                                <w:szCs w:val="21"/>
+                                <w:lang w:eastAsia="en-US"/>
+                              </w:rPr>
+                              <w:t>bge</w:t>
+                            </w:r>
+                            <w:proofErr w:type="spellEnd"/>
+                            <w:r>
+                              <w:rPr>
+                                <w:rFonts w:ascii="Consolas" w:eastAsia="Times New Roman" w:hAnsi="Consolas" w:cs="Times New Roman"/>
+                                <w:color w:val="BBBEBF"/>
+                                <w:sz w:val="21"/>
+                                <w:szCs w:val="21"/>
+                                <w:lang w:eastAsia="en-US"/>
+                              </w:rPr>
+                              <w:t xml:space="preserve"> </w:t>
+                            </w:r>
+                            <w:r>
+                              <w:rPr>
+                                <w:rFonts w:ascii="Consolas" w:eastAsia="Times New Roman" w:hAnsi="Consolas" w:cs="Times New Roman"/>
+                                <w:color w:val="C9D1D9"/>
+                                <w:sz w:val="21"/>
+                                <w:szCs w:val="21"/>
+                                <w:lang w:eastAsia="en-US"/>
+                              </w:rPr>
+                              <w:t>x22</w:t>
+                            </w:r>
+                            <w:r>
+                              <w:rPr>
+                                <w:rFonts w:ascii="Consolas" w:eastAsia="Times New Roman" w:hAnsi="Consolas" w:cs="Times New Roman"/>
+                                <w:color w:val="BBBEBF"/>
+                                <w:sz w:val="21"/>
+                                <w:szCs w:val="21"/>
+                                <w:lang w:eastAsia="en-US"/>
+                              </w:rPr>
+                              <w:t xml:space="preserve">, </w:t>
+                            </w:r>
+                            <w:r>
+                              <w:rPr>
+                                <w:rFonts w:ascii="Consolas" w:eastAsia="Times New Roman" w:hAnsi="Consolas" w:cs="Times New Roman"/>
+                                <w:color w:val="C9D1D9"/>
+                                <w:sz w:val="21"/>
+                                <w:szCs w:val="21"/>
+                                <w:lang w:eastAsia="en-US"/>
+                              </w:rPr>
+                              <w:t>x5</w:t>
+                            </w:r>
+                            <w:r>
+                              <w:rPr>
+                                <w:rFonts w:ascii="Consolas" w:eastAsia="Times New Roman" w:hAnsi="Consolas" w:cs="Times New Roman"/>
+                                <w:color w:val="BBBEBF"/>
+                                <w:sz w:val="21"/>
+                                <w:szCs w:val="21"/>
+                                <w:lang w:eastAsia="en-US"/>
+                              </w:rPr>
+                              <w:t>, EXIT1</w:t>
+                            </w:r>
+                          </w:p>
+                          <w:p>
+                            <w:pPr>
+                              <w:shd w:val="clear" w:color="auto" w:fill="121314"/>
+                              <w:spacing w:after="0" w:line="285" w:lineRule="atLeast"/>
+                              <w:rPr>
+                                <w:rFonts w:ascii="Consolas" w:eastAsia="Times New Roman" w:hAnsi="Consolas" w:cs="Times New Roman"/>
+                                <w:color w:val="BBBEBF"/>
+                                <w:sz w:val="21"/>
+                                <w:szCs w:val="21"/>
+                                <w:lang w:eastAsia="en-US"/>
+                              </w:rPr>
+                            </w:pPr>
+                            <w:r>
+                              <w:rPr>
+                                <w:rFonts w:ascii="Consolas" w:eastAsia="Times New Roman" w:hAnsi="Consolas" w:cs="Times New Roman"/>
+                                <w:color w:val="BBBEBF"/>
+                                <w:sz w:val="21"/>
+                                <w:szCs w:val="21"/>
+                                <w:lang w:eastAsia="en-US"/>
+                              </w:rPr>
+                              <w:t xml:space="preserve">    </w:t>
+                            </w:r>
+                            <w:proofErr w:type="spellStart"/>
+                            <w:r>
+                              <w:rPr>
+                                <w:rFonts w:ascii="Consolas" w:eastAsia="Times New Roman" w:hAnsi="Consolas" w:cs="Times New Roman"/>
+                                <w:color w:val="DCDCAA"/>
+                                <w:sz w:val="21"/>
+                                <w:szCs w:val="21"/>
+                                <w:lang w:eastAsia="en-US"/>
+                              </w:rPr>
+                              <w:t>slli</w:t>
+                            </w:r>
+                            <w:proofErr w:type="spellEnd"/>
+                            <w:r>
+                              <w:rPr>
+                                <w:rFonts w:ascii="Consolas" w:eastAsia="Times New Roman" w:hAnsi="Consolas" w:cs="Times New Roman"/>
+                                <w:color w:val="BBBEBF"/>
+                                <w:sz w:val="21"/>
+                                <w:szCs w:val="21"/>
+                                <w:lang w:eastAsia="en-US"/>
+                              </w:rPr>
+                              <w:t xml:space="preserve"> </w:t>
+                            </w:r>
+                            <w:r>
+                              <w:rPr>
+                                <w:rFonts w:ascii="Consolas" w:eastAsia="Times New Roman" w:hAnsi="Consolas" w:cs="Times New Roman"/>
+                                <w:color w:val="C9D1D9"/>
+                                <w:sz w:val="21"/>
+                                <w:szCs w:val="21"/>
+                                <w:lang w:eastAsia="en-US"/>
+                              </w:rPr>
+                              <w:t>x7</w:t>
+                            </w:r>
+                            <w:r>
+                              <w:rPr>
+                                <w:rFonts w:ascii="Consolas" w:eastAsia="Times New Roman" w:hAnsi="Consolas" w:cs="Times New Roman"/>
+                                <w:color w:val="BBBEBF"/>
+                                <w:sz w:val="21"/>
+                                <w:szCs w:val="21"/>
+                                <w:lang w:eastAsia="en-US"/>
+                              </w:rPr>
+                              <w:t xml:space="preserve">, </w:t>
+                            </w:r>
+                            <w:r>
+                              <w:rPr>
+                                <w:rFonts w:ascii="Consolas" w:eastAsia="Times New Roman" w:hAnsi="Consolas" w:cs="Times New Roman"/>
+                                <w:color w:val="C9D1D9"/>
+                                <w:sz w:val="21"/>
+                                <w:szCs w:val="21"/>
+                                <w:lang w:eastAsia="en-US"/>
+                              </w:rPr>
+                              <w:t>x22</w:t>
+                            </w:r>
+                            <w:r>
+                              <w:rPr>
+                                <w:rFonts w:ascii="Consolas" w:eastAsia="Times New Roman" w:hAnsi="Consolas" w:cs="Times New Roman"/>
+                                <w:color w:val="BBBEBF"/>
+                                <w:sz w:val="21"/>
+                                <w:szCs w:val="21"/>
+                                <w:lang w:eastAsia="en-US"/>
+                              </w:rPr>
+                              <w:t xml:space="preserve">, </w:t>
+                            </w:r>
+                            <w:r>
+                              <w:rPr>
+                                <w:rFonts w:ascii="Consolas" w:eastAsia="Times New Roman" w:hAnsi="Consolas" w:cs="Times New Roman"/>
+                                <w:color w:val="B5CEA8"/>
+                                <w:sz w:val="21"/>
+                                <w:szCs w:val="21"/>
+                                <w:lang w:eastAsia="en-US"/>
+                              </w:rPr>
+                              <w:t>2</w:t>
+                            </w:r>
+                          </w:p>
+                          <w:p>
+                            <w:pPr>
+                              <w:shd w:val="clear" w:color="auto" w:fill="121314"/>
+                              <w:spacing w:after="0" w:line="285" w:lineRule="atLeast"/>
+                              <w:rPr>
+                                <w:rFonts w:ascii="Consolas" w:eastAsia="Times New Roman" w:hAnsi="Consolas" w:cs="Times New Roman"/>
+                                <w:color w:val="BBBEBF"/>
+                                <w:sz w:val="21"/>
+                                <w:szCs w:val="21"/>
+                                <w:lang w:eastAsia="en-US"/>
+                              </w:rPr>
+                            </w:pPr>
+                            <w:r>
+                              <w:rPr>
+                                <w:rFonts w:ascii="Consolas" w:eastAsia="Times New Roman" w:hAnsi="Consolas" w:cs="Times New Roman"/>
+                                <w:color w:val="BBBEBF"/>
+                                <w:sz w:val="21"/>
+                                <w:szCs w:val="21"/>
+                                <w:lang w:eastAsia="en-US"/>
+                              </w:rPr>
+                              <w:t xml:space="preserve">    </w:t>
+                            </w:r>
+                            <w:r>
+                              <w:rPr>
+                                <w:rFonts w:ascii="Consolas" w:eastAsia="Times New Roman" w:hAnsi="Consolas" w:cs="Times New Roman"/>
+                                <w:color w:val="DCDCAA"/>
+                                <w:sz w:val="21"/>
+                                <w:szCs w:val="21"/>
+                                <w:lang w:eastAsia="en-US"/>
+                              </w:rPr>
+                              <w:t>add</w:t>
+                            </w:r>
+                            <w:r>
+                              <w:rPr>
+                                <w:rFonts w:ascii="Consolas" w:eastAsia="Times New Roman" w:hAnsi="Consolas" w:cs="Times New Roman"/>
+                                <w:color w:val="BBBEBF"/>
+                                <w:sz w:val="21"/>
+                                <w:szCs w:val="21"/>
+                                <w:lang w:eastAsia="en-US"/>
+                              </w:rPr>
+                              <w:t xml:space="preserve"> </w:t>
+                            </w:r>
+                            <w:r>
+                              <w:rPr>
+                                <w:rFonts w:ascii="Consolas" w:eastAsia="Times New Roman" w:hAnsi="Consolas" w:cs="Times New Roman"/>
+                                <w:color w:val="C9D1D9"/>
+                                <w:sz w:val="21"/>
+                                <w:szCs w:val="21"/>
+                                <w:lang w:eastAsia="en-US"/>
+                              </w:rPr>
+                              <w:t>x7</w:t>
+                            </w:r>
+                            <w:r>
+                              <w:rPr>
+                                <w:rFonts w:ascii="Consolas" w:eastAsia="Times New Roman" w:hAnsi="Consolas" w:cs="Times New Roman"/>
+                                <w:color w:val="BBBEBF"/>
+                                <w:sz w:val="21"/>
+                                <w:szCs w:val="21"/>
+                                <w:lang w:eastAsia="en-US"/>
+                              </w:rPr>
+                              <w:t xml:space="preserve">, </w:t>
+                            </w:r>
+                            <w:r>
+                              <w:rPr>
+                                <w:rFonts w:ascii="Consolas" w:eastAsia="Times New Roman" w:hAnsi="Consolas" w:cs="Times New Roman"/>
+                                <w:color w:val="C9D1D9"/>
+                                <w:sz w:val="21"/>
+                                <w:szCs w:val="21"/>
+                                <w:lang w:eastAsia="en-US"/>
+                              </w:rPr>
+                              <w:t>x7</w:t>
+                            </w:r>
+                            <w:r>
+                              <w:rPr>
+                                <w:rFonts w:ascii="Consolas" w:eastAsia="Times New Roman" w:hAnsi="Consolas" w:cs="Times New Roman"/>
+                                <w:color w:val="BBBEBF"/>
+                                <w:sz w:val="21"/>
+                                <w:szCs w:val="21"/>
+                                <w:lang w:eastAsia="en-US"/>
+                              </w:rPr>
+                              <w:t xml:space="preserve">, </w:t>
+                            </w:r>
+                            <w:r>
+                              <w:rPr>
+                                <w:rFonts w:ascii="Consolas" w:eastAsia="Times New Roman" w:hAnsi="Consolas" w:cs="Times New Roman"/>
+                                <w:color w:val="C9D1D9"/>
+                                <w:sz w:val="21"/>
+                                <w:szCs w:val="21"/>
+                                <w:lang w:eastAsia="en-US"/>
+                              </w:rPr>
+                              <w:t>x6</w:t>
+                            </w:r>
+                          </w:p>
+                          <w:p>
+                            <w:pPr>
+                              <w:shd w:val="clear" w:color="auto" w:fill="121314"/>
+                              <w:spacing w:after="0" w:line="285" w:lineRule="atLeast"/>
+                              <w:rPr>
+                                <w:rFonts w:ascii="Consolas" w:eastAsia="Times New Roman" w:hAnsi="Consolas" w:cs="Times New Roman"/>
+                                <w:color w:val="BBBEBF"/>
+                                <w:sz w:val="21"/>
+                                <w:szCs w:val="21"/>
+                                <w:lang w:eastAsia="en-US"/>
+                              </w:rPr>
+                            </w:pPr>
+                            <w:r>
+                              <w:rPr>
+                                <w:rFonts w:ascii="Consolas" w:eastAsia="Times New Roman" w:hAnsi="Consolas" w:cs="Times New Roman"/>
+                                <w:color w:val="BBBEBF"/>
+                                <w:sz w:val="21"/>
+                                <w:szCs w:val="21"/>
+                                <w:lang w:eastAsia="en-US"/>
+                              </w:rPr>
+                              <w:t xml:space="preserve">    </w:t>
+                            </w:r>
+                            <w:proofErr w:type="spellStart"/>
+                            <w:r>
+                              <w:rPr>
+                                <w:rFonts w:ascii="Consolas" w:eastAsia="Times New Roman" w:hAnsi="Consolas" w:cs="Times New Roman"/>
+                                <w:color w:val="DCDCAA"/>
+                                <w:sz w:val="21"/>
+                                <w:szCs w:val="21"/>
+                                <w:lang w:eastAsia="en-US"/>
+                              </w:rPr>
+                              <w:t>sw</w:t>
+                            </w:r>
+                            <w:proofErr w:type="spellEnd"/>
+                            <w:r>
+                              <w:rPr>
+                                <w:rFonts w:ascii="Consolas" w:eastAsia="Times New Roman" w:hAnsi="Consolas" w:cs="Times New Roman"/>
+                                <w:color w:val="BBBEBF"/>
+                                <w:sz w:val="21"/>
+                                <w:szCs w:val="21"/>
+                                <w:lang w:eastAsia="en-US"/>
+                              </w:rPr>
+                              <w:t xml:space="preserve"> </w:t>
+                            </w:r>
+                            <w:r>
+                              <w:rPr>
+                                <w:rFonts w:ascii="Consolas" w:eastAsia="Times New Roman" w:hAnsi="Consolas" w:cs="Times New Roman"/>
+                                <w:color w:val="C9D1D9"/>
+                                <w:sz w:val="21"/>
+                                <w:szCs w:val="21"/>
+                                <w:lang w:eastAsia="en-US"/>
+                              </w:rPr>
+                              <w:t>x22</w:t>
+                            </w:r>
+                            <w:r>
+                              <w:rPr>
+                                <w:rFonts w:ascii="Consolas" w:eastAsia="Times New Roman" w:hAnsi="Consolas" w:cs="Times New Roman"/>
+                                <w:color w:val="BBBEBF"/>
+                                <w:sz w:val="21"/>
+                                <w:szCs w:val="21"/>
+                                <w:lang w:eastAsia="en-US"/>
+                              </w:rPr>
+                              <w:t xml:space="preserve">, </w:t>
+                            </w:r>
+                            <w:r>
+                              <w:rPr>
+                                <w:rFonts w:ascii="Consolas" w:eastAsia="Times New Roman" w:hAnsi="Consolas" w:cs="Times New Roman"/>
+                                <w:color w:val="B5CEA8"/>
+                                <w:sz w:val="21"/>
+                                <w:szCs w:val="21"/>
+                                <w:lang w:eastAsia="en-US"/>
+                              </w:rPr>
+                              <w:t>0</w:t>
+                            </w:r>
+                            <w:r>
+                              <w:rPr>
+                                <w:rFonts w:ascii="Consolas" w:eastAsia="Times New Roman" w:hAnsi="Consolas" w:cs="Times New Roman"/>
+                                <w:color w:val="BBBEBF"/>
+                                <w:sz w:val="21"/>
+                                <w:szCs w:val="21"/>
+                                <w:lang w:eastAsia="en-US"/>
+                              </w:rPr>
+                              <w:t>(</w:t>
+                            </w:r>
+                            <w:r>
+                              <w:rPr>
+                                <w:rFonts w:ascii="Consolas" w:eastAsia="Times New Roman" w:hAnsi="Consolas" w:cs="Times New Roman"/>
+                                <w:color w:val="C9D1D9"/>
+                                <w:sz w:val="21"/>
+                                <w:szCs w:val="21"/>
+                                <w:lang w:eastAsia="en-US"/>
+                              </w:rPr>
+                              <w:t>x7</w:t>
+                            </w:r>
+                            <w:r>
+                              <w:rPr>
+                                <w:rFonts w:ascii="Consolas" w:eastAsia="Times New Roman" w:hAnsi="Consolas" w:cs="Times New Roman"/>
+                                <w:color w:val="BBBEBF"/>
+                                <w:sz w:val="21"/>
+                                <w:szCs w:val="21"/>
+                                <w:lang w:eastAsia="en-US"/>
+                              </w:rPr>
+                              <w:t>)</w:t>
+                            </w:r>
+                          </w:p>
+                          <w:p>
+                            <w:pPr>
+                              <w:shd w:val="clear" w:color="auto" w:fill="121314"/>
+                              <w:spacing w:after="0" w:line="285" w:lineRule="atLeast"/>
+                              <w:rPr>
+                                <w:rFonts w:ascii="Consolas" w:eastAsia="Times New Roman" w:hAnsi="Consolas" w:cs="Times New Roman"/>
+                                <w:color w:val="BBBEBF"/>
+                                <w:sz w:val="21"/>
+                                <w:szCs w:val="21"/>
+                                <w:lang w:eastAsia="en-US"/>
+                              </w:rPr>
+                            </w:pPr>
+                            <w:r>
+                              <w:rPr>
+                                <w:rFonts w:ascii="Consolas" w:eastAsia="Times New Roman" w:hAnsi="Consolas" w:cs="Times New Roman"/>
+                                <w:color w:val="BBBEBF"/>
+                                <w:sz w:val="21"/>
+                                <w:szCs w:val="21"/>
+                                <w:lang w:eastAsia="en-US"/>
+                              </w:rPr>
+                              <w:t xml:space="preserve">    </w:t>
+                            </w:r>
+                            <w:proofErr w:type="spellStart"/>
+                            <w:r>
+                              <w:rPr>
+                                <w:rFonts w:ascii="Consolas" w:eastAsia="Times New Roman" w:hAnsi="Consolas" w:cs="Times New Roman"/>
+                                <w:color w:val="DCDCAA"/>
+                                <w:sz w:val="21"/>
+                                <w:szCs w:val="21"/>
+                                <w:lang w:eastAsia="en-US"/>
+                              </w:rPr>
+                              <w:t>addi</w:t>
+                            </w:r>
+                            <w:proofErr w:type="spellEnd"/>
+                            <w:r>
+                              <w:rPr>
+                                <w:rFonts w:ascii="Consolas" w:eastAsia="Times New Roman" w:hAnsi="Consolas" w:cs="Times New Roman"/>
+                                <w:color w:val="BBBEBF"/>
+                                <w:sz w:val="21"/>
+                                <w:szCs w:val="21"/>
+                                <w:lang w:eastAsia="en-US"/>
+                              </w:rPr>
+                              <w:t xml:space="preserve"> </w:t>
+                            </w:r>
+                            <w:r>
+                              <w:rPr>
+                                <w:rFonts w:ascii="Consolas" w:eastAsia="Times New Roman" w:hAnsi="Consolas" w:cs="Times New Roman"/>
+                                <w:color w:val="C9D1D9"/>
+                                <w:sz w:val="21"/>
+                                <w:szCs w:val="21"/>
+                                <w:lang w:eastAsia="en-US"/>
+                              </w:rPr>
+                              <w:t>x</w:t>
+                            </w:r>
+                            <w:proofErr w:type="gramStart"/>
+                            <w:r>
+                              <w:rPr>
+                                <w:rFonts w:ascii="Consolas" w:eastAsia="Times New Roman" w:hAnsi="Consolas" w:cs="Times New Roman"/>
+                                <w:color w:val="C9D1D9"/>
+                                <w:sz w:val="21"/>
+                                <w:szCs w:val="21"/>
+                                <w:lang w:eastAsia="en-US"/>
+                              </w:rPr>
+                              <w:t>22</w:t>
+                            </w:r>
+                            <w:r>
+                              <w:rPr>
+                                <w:rFonts w:ascii="Consolas" w:eastAsia="Times New Roman" w:hAnsi="Consolas" w:cs="Times New Roman"/>
+                                <w:color w:val="BBBEBF"/>
+                                <w:sz w:val="21"/>
+                                <w:szCs w:val="21"/>
+                                <w:lang w:eastAsia="en-US"/>
+                              </w:rPr>
+                              <w:t>,</w:t>
+                            </w:r>
+                            <w:r>
+                              <w:rPr>
+                                <w:rFonts w:ascii="Consolas" w:eastAsia="Times New Roman" w:hAnsi="Consolas" w:cs="Times New Roman"/>
+                                <w:color w:val="C9D1D9"/>
+                                <w:sz w:val="21"/>
+                                <w:szCs w:val="21"/>
+                                <w:lang w:eastAsia="en-US"/>
+                              </w:rPr>
+                              <w:t>x</w:t>
+                            </w:r>
+                            <w:proofErr w:type="gramEnd"/>
+                            <w:r>
+                              <w:rPr>
+                                <w:rFonts w:ascii="Consolas" w:eastAsia="Times New Roman" w:hAnsi="Consolas" w:cs="Times New Roman"/>
+                                <w:color w:val="C9D1D9"/>
+                                <w:sz w:val="21"/>
+                                <w:szCs w:val="21"/>
+                                <w:lang w:eastAsia="en-US"/>
+                              </w:rPr>
+                              <w:t>22</w:t>
+                            </w:r>
+                            <w:r>
+                              <w:rPr>
+                                <w:rFonts w:ascii="Consolas" w:eastAsia="Times New Roman" w:hAnsi="Consolas" w:cs="Times New Roman"/>
+                                <w:color w:val="BBBEBF"/>
+                                <w:sz w:val="21"/>
+                                <w:szCs w:val="21"/>
+                                <w:lang w:eastAsia="en-US"/>
+                              </w:rPr>
+                              <w:t>,</w:t>
+                            </w:r>
+                            <w:r>
+                              <w:rPr>
+                                <w:rFonts w:ascii="Consolas" w:eastAsia="Times New Roman" w:hAnsi="Consolas" w:cs="Times New Roman"/>
+                                <w:color w:val="B5CEA8"/>
+                                <w:sz w:val="21"/>
+                                <w:szCs w:val="21"/>
+                                <w:lang w:eastAsia="en-US"/>
+                              </w:rPr>
+                              <w:t>1</w:t>
+                            </w:r>
+                          </w:p>
+                          <w:p>
+                            <w:pPr>
+                              <w:shd w:val="clear" w:color="auto" w:fill="121314"/>
+                              <w:spacing w:after="0" w:line="285" w:lineRule="atLeast"/>
+                              <w:rPr>
+                                <w:rFonts w:ascii="Consolas" w:eastAsia="Times New Roman" w:hAnsi="Consolas" w:cs="Times New Roman"/>
+                                <w:color w:val="BBBEBF"/>
+                                <w:sz w:val="21"/>
+                                <w:szCs w:val="21"/>
+                                <w:lang w:eastAsia="en-US"/>
+                              </w:rPr>
+                            </w:pPr>
+                            <w:r>
+                              <w:rPr>
+                                <w:rFonts w:ascii="Consolas" w:eastAsia="Times New Roman" w:hAnsi="Consolas" w:cs="Times New Roman"/>
+                                <w:color w:val="BBBEBF"/>
+                                <w:sz w:val="21"/>
+                                <w:szCs w:val="21"/>
+                                <w:lang w:eastAsia="en-US"/>
+                              </w:rPr>
+                              <w:t xml:space="preserve">    </w:t>
+                            </w:r>
+                            <w:r>
+                              <w:rPr>
+                                <w:rFonts w:ascii="Consolas" w:eastAsia="Times New Roman" w:hAnsi="Consolas" w:cs="Times New Roman"/>
+                                <w:color w:val="DCDCAA"/>
+                                <w:sz w:val="21"/>
+                                <w:szCs w:val="21"/>
+                                <w:lang w:eastAsia="en-US"/>
+                              </w:rPr>
+                              <w:t>j</w:t>
+                            </w:r>
+                            <w:r>
+                              <w:rPr>
+                                <w:rFonts w:ascii="Consolas" w:eastAsia="Times New Roman" w:hAnsi="Consolas" w:cs="Times New Roman"/>
+                                <w:color w:val="BBBEBF"/>
+                                <w:sz w:val="21"/>
+                                <w:szCs w:val="21"/>
+                                <w:lang w:eastAsia="en-US"/>
+                              </w:rPr>
+                              <w:t xml:space="preserve"> FOR1</w:t>
+                            </w:r>
+                          </w:p>
+                          <w:p>
+                            <w:pPr>
+                              <w:shd w:val="clear" w:color="auto" w:fill="121314"/>
+                              <w:spacing w:after="0" w:line="285" w:lineRule="atLeast"/>
+                              <w:rPr>
+                                <w:rFonts w:ascii="Consolas" w:eastAsia="Times New Roman" w:hAnsi="Consolas" w:cs="Times New Roman"/>
+                                <w:color w:val="BBBEBF"/>
+                                <w:sz w:val="21"/>
+                                <w:szCs w:val="21"/>
+                                <w:lang w:eastAsia="en-US"/>
+                              </w:rPr>
+                            </w:pPr>
+                            <w:r>
+                              <w:rPr>
+                                <w:rFonts w:ascii="Consolas" w:eastAsia="Times New Roman" w:hAnsi="Consolas" w:cs="Times New Roman"/>
+                                <w:color w:val="D2A8FF"/>
+                                <w:sz w:val="21"/>
+                                <w:szCs w:val="21"/>
+                                <w:lang w:eastAsia="en-US"/>
+                              </w:rPr>
+                              <w:t>EXIT1</w:t>
+                            </w:r>
+                            <w:r>
+                              <w:rPr>
+                                <w:rFonts w:ascii="Consolas" w:eastAsia="Times New Roman" w:hAnsi="Consolas" w:cs="Times New Roman"/>
+                                <w:color w:val="BBBEBF"/>
+                                <w:sz w:val="21"/>
+                                <w:szCs w:val="21"/>
+                                <w:lang w:eastAsia="en-US"/>
+                              </w:rPr>
+                              <w:t>:</w:t>
+                            </w:r>
+                          </w:p>
+                          <w:p>
+                            <w:pPr>
+                              <w:shd w:val="clear" w:color="auto" w:fill="121314"/>
+                              <w:spacing w:after="0" w:line="285" w:lineRule="atLeast"/>
+                              <w:rPr>
+                                <w:rFonts w:ascii="Consolas" w:eastAsia="Times New Roman" w:hAnsi="Consolas" w:cs="Times New Roman"/>
+                                <w:color w:val="BBBEBF"/>
+                                <w:sz w:val="21"/>
+                                <w:szCs w:val="21"/>
+                                <w:lang w:eastAsia="en-US"/>
+                              </w:rPr>
+                            </w:pPr>
+                            <w:r>
+                              <w:rPr>
+                                <w:rFonts w:ascii="Consolas" w:eastAsia="Times New Roman" w:hAnsi="Consolas" w:cs="Times New Roman"/>
+                                <w:color w:val="DCDCAA"/>
+                                <w:sz w:val="21"/>
+                                <w:szCs w:val="21"/>
+                                <w:lang w:eastAsia="en-US"/>
+                              </w:rPr>
+                              <w:t>li</w:t>
+                            </w:r>
+                            <w:r>
+                              <w:rPr>
+                                <w:rFonts w:ascii="Consolas" w:eastAsia="Times New Roman" w:hAnsi="Consolas" w:cs="Times New Roman"/>
+                                <w:color w:val="BBBEBF"/>
+                                <w:sz w:val="21"/>
+                                <w:szCs w:val="21"/>
+                                <w:lang w:eastAsia="en-US"/>
+                              </w:rPr>
+                              <w:t xml:space="preserve"> </w:t>
+                            </w:r>
+                            <w:r>
+                              <w:rPr>
+                                <w:rFonts w:ascii="Consolas" w:eastAsia="Times New Roman" w:hAnsi="Consolas" w:cs="Times New Roman"/>
+                                <w:color w:val="C9D1D9"/>
+                                <w:sz w:val="21"/>
+                                <w:szCs w:val="21"/>
+                                <w:lang w:eastAsia="en-US"/>
+                              </w:rPr>
+                              <w:t>x22</w:t>
+                            </w:r>
+                            <w:r>
+                              <w:rPr>
+                                <w:rFonts w:ascii="Consolas" w:eastAsia="Times New Roman" w:hAnsi="Consolas" w:cs="Times New Roman"/>
+                                <w:color w:val="BBBEBF"/>
+                                <w:sz w:val="21"/>
+                                <w:szCs w:val="21"/>
+                                <w:lang w:eastAsia="en-US"/>
+                              </w:rPr>
+                              <w:t xml:space="preserve">, </w:t>
+                            </w:r>
+                            <w:r>
+                              <w:rPr>
+                                <w:rFonts w:ascii="Consolas" w:eastAsia="Times New Roman" w:hAnsi="Consolas" w:cs="Times New Roman"/>
+                                <w:color w:val="B5CEA8"/>
+                                <w:sz w:val="21"/>
+                                <w:szCs w:val="21"/>
+                                <w:lang w:eastAsia="en-US"/>
+                              </w:rPr>
+                              <w:t>0</w:t>
+                            </w:r>
+                          </w:p>
+                          <w:p>
+                            <w:pPr>
+                              <w:shd w:val="clear" w:color="auto" w:fill="121314"/>
+                              <w:spacing w:after="0" w:line="285" w:lineRule="atLeast"/>
+                              <w:rPr>
+                                <w:rFonts w:ascii="Consolas" w:eastAsia="Times New Roman" w:hAnsi="Consolas" w:cs="Times New Roman"/>
+                                <w:color w:val="BBBEBF"/>
+                                <w:sz w:val="21"/>
+                                <w:szCs w:val="21"/>
+                                <w:lang w:eastAsia="en-US"/>
+                              </w:rPr>
+                            </w:pPr>
+                            <w:r>
+                              <w:rPr>
+                                <w:rFonts w:ascii="Consolas" w:eastAsia="Times New Roman" w:hAnsi="Consolas" w:cs="Times New Roman"/>
+                                <w:color w:val="D2A8FF"/>
+                                <w:sz w:val="21"/>
+                                <w:szCs w:val="21"/>
+                                <w:lang w:eastAsia="en-US"/>
+                              </w:rPr>
+                              <w:t>FOR</w:t>
+                            </w:r>
+                            <w:proofErr w:type="gramStart"/>
+                            <w:r>
+                              <w:rPr>
+                                <w:rFonts w:ascii="Consolas" w:eastAsia="Times New Roman" w:hAnsi="Consolas" w:cs="Times New Roman"/>
+                                <w:color w:val="D2A8FF"/>
+                                <w:sz w:val="21"/>
+                                <w:szCs w:val="21"/>
+                                <w:lang w:eastAsia="en-US"/>
+                              </w:rPr>
+                              <w:t>2</w:t>
+                            </w:r>
+                            <w:r>
+                              <w:rPr>
+                                <w:rFonts w:ascii="Consolas" w:eastAsia="Times New Roman" w:hAnsi="Consolas" w:cs="Times New Roman"/>
+                                <w:color w:val="BBBEBF"/>
+                                <w:sz w:val="21"/>
+                                <w:szCs w:val="21"/>
+                                <w:lang w:eastAsia="en-US"/>
+                              </w:rPr>
+                              <w:t>:</w:t>
+                            </w:r>
+                            <w:r>
+                              <w:rPr>
+                                <w:rFonts w:ascii="Consolas" w:eastAsia="Times New Roman" w:hAnsi="Consolas" w:cs="Times New Roman"/>
+                                <w:color w:val="DCDCAA"/>
+                                <w:sz w:val="21"/>
+                                <w:szCs w:val="21"/>
+                                <w:lang w:eastAsia="en-US"/>
+                              </w:rPr>
+                              <w:t>bge</w:t>
+                            </w:r>
+                            <w:proofErr w:type="gramEnd"/>
+                            <w:r>
+                              <w:rPr>
+                                <w:rFonts w:ascii="Consolas" w:eastAsia="Times New Roman" w:hAnsi="Consolas" w:cs="Times New Roman"/>
+                                <w:color w:val="BBBEBF"/>
+                                <w:sz w:val="21"/>
+                                <w:szCs w:val="21"/>
+                                <w:lang w:eastAsia="en-US"/>
+                              </w:rPr>
+                              <w:t xml:space="preserve"> </w:t>
+                            </w:r>
+                            <w:r>
+                              <w:rPr>
+                                <w:rFonts w:ascii="Consolas" w:eastAsia="Times New Roman" w:hAnsi="Consolas" w:cs="Times New Roman"/>
+                                <w:color w:val="C9D1D9"/>
+                                <w:sz w:val="21"/>
+                                <w:szCs w:val="21"/>
+                                <w:lang w:eastAsia="en-US"/>
+                              </w:rPr>
+                              <w:t>x22</w:t>
+                            </w:r>
+                            <w:r>
+                              <w:rPr>
+                                <w:rFonts w:ascii="Consolas" w:eastAsia="Times New Roman" w:hAnsi="Consolas" w:cs="Times New Roman"/>
+                                <w:color w:val="BBBEBF"/>
+                                <w:sz w:val="21"/>
+                                <w:szCs w:val="21"/>
+                                <w:lang w:eastAsia="en-US"/>
+                              </w:rPr>
+                              <w:t>,</w:t>
+                            </w:r>
+                            <w:r>
+                              <w:rPr>
+                                <w:rFonts w:ascii="Consolas" w:eastAsia="Times New Roman" w:hAnsi="Consolas" w:cs="Times New Roman"/>
+                                <w:color w:val="C9D1D9"/>
+                                <w:sz w:val="21"/>
+                                <w:szCs w:val="21"/>
+                                <w:lang w:eastAsia="en-US"/>
+                              </w:rPr>
+                              <w:t>x5</w:t>
+                            </w:r>
+                            <w:r>
+                              <w:rPr>
+                                <w:rFonts w:ascii="Consolas" w:eastAsia="Times New Roman" w:hAnsi="Consolas" w:cs="Times New Roman"/>
+                                <w:color w:val="BBBEBF"/>
+                                <w:sz w:val="21"/>
+                                <w:szCs w:val="21"/>
+                                <w:lang w:eastAsia="en-US"/>
+                              </w:rPr>
+                              <w:t>,EXIT2</w:t>
+                            </w:r>
+                          </w:p>
+                          <w:p>
+                            <w:pPr>
+                              <w:shd w:val="clear" w:color="auto" w:fill="121314"/>
+                              <w:spacing w:after="0" w:line="285" w:lineRule="atLeast"/>
+                              <w:rPr>
+                                <w:rFonts w:ascii="Consolas" w:eastAsia="Times New Roman" w:hAnsi="Consolas" w:cs="Times New Roman"/>
+                                <w:color w:val="BBBEBF"/>
+                                <w:sz w:val="21"/>
+                                <w:szCs w:val="21"/>
+                                <w:lang w:eastAsia="en-US"/>
+                              </w:rPr>
+                            </w:pPr>
+                            <w:r>
+                              <w:rPr>
+                                <w:rFonts w:ascii="Consolas" w:eastAsia="Times New Roman" w:hAnsi="Consolas" w:cs="Times New Roman"/>
+                                <w:color w:val="BBBEBF"/>
+                                <w:sz w:val="21"/>
+                                <w:szCs w:val="21"/>
+                                <w:lang w:eastAsia="en-US"/>
+                              </w:rPr>
+                              <w:t xml:space="preserve">    </w:t>
+                            </w:r>
+                            <w:proofErr w:type="spellStart"/>
+                            <w:r>
+                              <w:rPr>
+                                <w:rFonts w:ascii="Consolas" w:eastAsia="Times New Roman" w:hAnsi="Consolas" w:cs="Times New Roman"/>
+                                <w:color w:val="DCDCAA"/>
+                                <w:sz w:val="21"/>
+                                <w:szCs w:val="21"/>
+                                <w:lang w:eastAsia="en-US"/>
+                              </w:rPr>
+                              <w:t>slli</w:t>
+                            </w:r>
+                            <w:proofErr w:type="spellEnd"/>
+                            <w:r>
+                              <w:rPr>
+                                <w:rFonts w:ascii="Consolas" w:eastAsia="Times New Roman" w:hAnsi="Consolas" w:cs="Times New Roman"/>
+                                <w:color w:val="BBBEBF"/>
+                                <w:sz w:val="21"/>
+                                <w:szCs w:val="21"/>
+                                <w:lang w:eastAsia="en-US"/>
+                              </w:rPr>
+                              <w:t xml:space="preserve"> </w:t>
+                            </w:r>
+                            <w:r>
+                              <w:rPr>
+                                <w:rFonts w:ascii="Consolas" w:eastAsia="Times New Roman" w:hAnsi="Consolas" w:cs="Times New Roman"/>
+                                <w:color w:val="C9D1D9"/>
+                                <w:sz w:val="21"/>
+                                <w:szCs w:val="21"/>
+                                <w:lang w:eastAsia="en-US"/>
+                              </w:rPr>
+                              <w:t>x</w:t>
+                            </w:r>
+                            <w:proofErr w:type="gramStart"/>
+                            <w:r>
+                              <w:rPr>
+                                <w:rFonts w:ascii="Consolas" w:eastAsia="Times New Roman" w:hAnsi="Consolas" w:cs="Times New Roman"/>
+                                <w:color w:val="C9D1D9"/>
+                                <w:sz w:val="21"/>
+                                <w:szCs w:val="21"/>
+                                <w:lang w:eastAsia="en-US"/>
+                              </w:rPr>
+                              <w:t>7</w:t>
+                            </w:r>
+                            <w:r>
+                              <w:rPr>
+                                <w:rFonts w:ascii="Consolas" w:eastAsia="Times New Roman" w:hAnsi="Consolas" w:cs="Times New Roman"/>
+                                <w:color w:val="BBBEBF"/>
+                                <w:sz w:val="21"/>
+                                <w:szCs w:val="21"/>
+                                <w:lang w:eastAsia="en-US"/>
+                              </w:rPr>
+                              <w:t>,</w:t>
+                            </w:r>
+                            <w:r>
+                              <w:rPr>
+                                <w:rFonts w:ascii="Consolas" w:eastAsia="Times New Roman" w:hAnsi="Consolas" w:cs="Times New Roman"/>
+                                <w:color w:val="C9D1D9"/>
+                                <w:sz w:val="21"/>
+                                <w:szCs w:val="21"/>
+                                <w:lang w:eastAsia="en-US"/>
+                              </w:rPr>
+                              <w:t>x</w:t>
+                            </w:r>
+                            <w:proofErr w:type="gramEnd"/>
+                            <w:r>
+                              <w:rPr>
+                                <w:rFonts w:ascii="Consolas" w:eastAsia="Times New Roman" w:hAnsi="Consolas" w:cs="Times New Roman"/>
+                                <w:color w:val="C9D1D9"/>
+                                <w:sz w:val="21"/>
+                                <w:szCs w:val="21"/>
+                                <w:lang w:eastAsia="en-US"/>
+                              </w:rPr>
+                              <w:t>22</w:t>
+                            </w:r>
+                            <w:r>
+                              <w:rPr>
+                                <w:rFonts w:ascii="Consolas" w:eastAsia="Times New Roman" w:hAnsi="Consolas" w:cs="Times New Roman"/>
+                                <w:color w:val="BBBEBF"/>
+                                <w:sz w:val="21"/>
+                                <w:szCs w:val="21"/>
+                                <w:lang w:eastAsia="en-US"/>
+                              </w:rPr>
+                              <w:t>,</w:t>
+                            </w:r>
+                            <w:r>
+                              <w:rPr>
+                                <w:rFonts w:ascii="Consolas" w:eastAsia="Times New Roman" w:hAnsi="Consolas" w:cs="Times New Roman"/>
+                                <w:color w:val="B5CEA8"/>
+                                <w:sz w:val="21"/>
+                                <w:szCs w:val="21"/>
+                                <w:lang w:eastAsia="en-US"/>
+                              </w:rPr>
+                              <w:t>2</w:t>
+                            </w:r>
+                          </w:p>
+                          <w:p>
+                            <w:pPr>
+                              <w:shd w:val="clear" w:color="auto" w:fill="121314"/>
+                              <w:spacing w:after="0" w:line="285" w:lineRule="atLeast"/>
+                              <w:rPr>
+                                <w:rFonts w:ascii="Consolas" w:eastAsia="Times New Roman" w:hAnsi="Consolas" w:cs="Times New Roman"/>
+                                <w:color w:val="BBBEBF"/>
+                                <w:sz w:val="21"/>
+                                <w:szCs w:val="21"/>
+                                <w:lang w:eastAsia="en-US"/>
+                              </w:rPr>
+                            </w:pPr>
+                            <w:r>
+                              <w:rPr>
+                                <w:rFonts w:ascii="Consolas" w:eastAsia="Times New Roman" w:hAnsi="Consolas" w:cs="Times New Roman"/>
+                                <w:color w:val="BBBEBF"/>
+                                <w:sz w:val="21"/>
+                                <w:szCs w:val="21"/>
+                                <w:lang w:eastAsia="en-US"/>
+                              </w:rPr>
+                              <w:t xml:space="preserve">    </w:t>
+                            </w:r>
+                            <w:r>
+                              <w:rPr>
+                                <w:rFonts w:ascii="Consolas" w:eastAsia="Times New Roman" w:hAnsi="Consolas" w:cs="Times New Roman"/>
+                                <w:color w:val="DCDCAA"/>
+                                <w:sz w:val="21"/>
+                                <w:szCs w:val="21"/>
+                                <w:lang w:eastAsia="en-US"/>
+                              </w:rPr>
+                              <w:t>add</w:t>
+                            </w:r>
+                            <w:r>
+                              <w:rPr>
+                                <w:rFonts w:ascii="Consolas" w:eastAsia="Times New Roman" w:hAnsi="Consolas" w:cs="Times New Roman"/>
+                                <w:color w:val="BBBEBF"/>
+                                <w:sz w:val="21"/>
+                                <w:szCs w:val="21"/>
+                                <w:lang w:eastAsia="en-US"/>
+                              </w:rPr>
+                              <w:t xml:space="preserve"> </w:t>
+                            </w:r>
+                            <w:r>
+                              <w:rPr>
+                                <w:rFonts w:ascii="Consolas" w:eastAsia="Times New Roman" w:hAnsi="Consolas" w:cs="Times New Roman"/>
+                                <w:color w:val="C9D1D9"/>
+                                <w:sz w:val="21"/>
+                                <w:szCs w:val="21"/>
+                                <w:lang w:eastAsia="en-US"/>
+                              </w:rPr>
+                              <w:t>x7</w:t>
+                            </w:r>
+                            <w:r>
+                              <w:rPr>
+                                <w:rFonts w:ascii="Consolas" w:eastAsia="Times New Roman" w:hAnsi="Consolas" w:cs="Times New Roman"/>
+                                <w:color w:val="BBBEBF"/>
+                                <w:sz w:val="21"/>
+                                <w:szCs w:val="21"/>
+                                <w:lang w:eastAsia="en-US"/>
+                              </w:rPr>
+                              <w:t xml:space="preserve">, </w:t>
+                            </w:r>
+                            <w:r>
+                              <w:rPr>
+                                <w:rFonts w:ascii="Consolas" w:eastAsia="Times New Roman" w:hAnsi="Consolas" w:cs="Times New Roman"/>
+                                <w:color w:val="C9D1D9"/>
+                                <w:sz w:val="21"/>
+                                <w:szCs w:val="21"/>
+                                <w:lang w:eastAsia="en-US"/>
+                              </w:rPr>
+                              <w:t>x7</w:t>
+                            </w:r>
+                            <w:r>
+                              <w:rPr>
+                                <w:rFonts w:ascii="Consolas" w:eastAsia="Times New Roman" w:hAnsi="Consolas" w:cs="Times New Roman"/>
+                                <w:color w:val="BBBEBF"/>
+                                <w:sz w:val="21"/>
+                                <w:szCs w:val="21"/>
+                                <w:lang w:eastAsia="en-US"/>
+                              </w:rPr>
+                              <w:t xml:space="preserve">, </w:t>
+                            </w:r>
+                            <w:r>
+                              <w:rPr>
+                                <w:rFonts w:ascii="Consolas" w:eastAsia="Times New Roman" w:hAnsi="Consolas" w:cs="Times New Roman"/>
+                                <w:color w:val="C9D1D9"/>
+                                <w:sz w:val="21"/>
+                                <w:szCs w:val="21"/>
+                                <w:lang w:eastAsia="en-US"/>
+                              </w:rPr>
+                              <w:t>x6</w:t>
+                            </w:r>
+                          </w:p>
+                          <w:p>
+                            <w:pPr>
+                              <w:shd w:val="clear" w:color="auto" w:fill="121314"/>
+                              <w:spacing w:after="0" w:line="285" w:lineRule="atLeast"/>
+                              <w:rPr>
+                                <w:rFonts w:ascii="Consolas" w:eastAsia="Times New Roman" w:hAnsi="Consolas" w:cs="Times New Roman"/>
+                                <w:color w:val="BBBEBF"/>
+                                <w:sz w:val="21"/>
+                                <w:szCs w:val="21"/>
+                                <w:lang w:eastAsia="en-US"/>
+                              </w:rPr>
+                            </w:pPr>
+                            <w:r>
+                              <w:rPr>
+                                <w:rFonts w:ascii="Consolas" w:eastAsia="Times New Roman" w:hAnsi="Consolas" w:cs="Times New Roman"/>
+                                <w:color w:val="BBBEBF"/>
+                                <w:sz w:val="21"/>
+                                <w:szCs w:val="21"/>
+                                <w:lang w:eastAsia="en-US"/>
+                              </w:rPr>
+                              <w:t xml:space="preserve">    </w:t>
+                            </w:r>
+                            <w:proofErr w:type="spellStart"/>
+                            <w:r>
+                              <w:rPr>
+                                <w:rFonts w:ascii="Consolas" w:eastAsia="Times New Roman" w:hAnsi="Consolas" w:cs="Times New Roman"/>
+                                <w:color w:val="DCDCAA"/>
+                                <w:sz w:val="21"/>
+                                <w:szCs w:val="21"/>
+                                <w:lang w:eastAsia="en-US"/>
+                              </w:rPr>
+                              <w:t>lw</w:t>
+                            </w:r>
+                            <w:proofErr w:type="spellEnd"/>
+                            <w:r>
+                              <w:rPr>
+                                <w:rFonts w:ascii="Consolas" w:eastAsia="Times New Roman" w:hAnsi="Consolas" w:cs="Times New Roman"/>
+                                <w:color w:val="BBBEBF"/>
+                                <w:sz w:val="21"/>
+                                <w:szCs w:val="21"/>
+                                <w:lang w:eastAsia="en-US"/>
+                              </w:rPr>
+                              <w:t xml:space="preserve"> </w:t>
+                            </w:r>
+                            <w:r>
+                              <w:rPr>
+                                <w:rFonts w:ascii="Consolas" w:eastAsia="Times New Roman" w:hAnsi="Consolas" w:cs="Times New Roman"/>
+                                <w:color w:val="C9D1D9"/>
+                                <w:sz w:val="21"/>
+                                <w:szCs w:val="21"/>
+                                <w:lang w:eastAsia="en-US"/>
+                              </w:rPr>
+                              <w:t>x8</w:t>
+                            </w:r>
+                            <w:r>
+                              <w:rPr>
+                                <w:rFonts w:ascii="Consolas" w:eastAsia="Times New Roman" w:hAnsi="Consolas" w:cs="Times New Roman"/>
+                                <w:color w:val="BBBEBF"/>
+                                <w:sz w:val="21"/>
+                                <w:szCs w:val="21"/>
+                                <w:lang w:eastAsia="en-US"/>
+                              </w:rPr>
+                              <w:t xml:space="preserve">, </w:t>
+                            </w:r>
+                            <w:r>
+                              <w:rPr>
+                                <w:rFonts w:ascii="Consolas" w:eastAsia="Times New Roman" w:hAnsi="Consolas" w:cs="Times New Roman"/>
+                                <w:color w:val="B5CEA8"/>
+                                <w:sz w:val="21"/>
+                                <w:szCs w:val="21"/>
+                                <w:lang w:eastAsia="en-US"/>
+                              </w:rPr>
+                              <w:t>0</w:t>
+                            </w:r>
+                            <w:r>
+                              <w:rPr>
+                                <w:rFonts w:ascii="Consolas" w:eastAsia="Times New Roman" w:hAnsi="Consolas" w:cs="Times New Roman"/>
+                                <w:color w:val="BBBEBF"/>
+                                <w:sz w:val="21"/>
+                                <w:szCs w:val="21"/>
+                                <w:lang w:eastAsia="en-US"/>
+                              </w:rPr>
+                              <w:t>(</w:t>
+                            </w:r>
+                            <w:r>
+                              <w:rPr>
+                                <w:rFonts w:ascii="Consolas" w:eastAsia="Times New Roman" w:hAnsi="Consolas" w:cs="Times New Roman"/>
+                                <w:color w:val="C9D1D9"/>
+                                <w:sz w:val="21"/>
+                                <w:szCs w:val="21"/>
+                                <w:lang w:eastAsia="en-US"/>
+                              </w:rPr>
+                              <w:t>x7</w:t>
+                            </w:r>
+                            <w:r>
+                              <w:rPr>
+                                <w:rFonts w:ascii="Consolas" w:eastAsia="Times New Roman" w:hAnsi="Consolas" w:cs="Times New Roman"/>
+                                <w:color w:val="BBBEBF"/>
+                                <w:sz w:val="21"/>
+                                <w:szCs w:val="21"/>
+                                <w:lang w:eastAsia="en-US"/>
+                              </w:rPr>
+                              <w:t>)</w:t>
+                            </w:r>
+                          </w:p>
+                          <w:p>
+                            <w:pPr>
+                              <w:shd w:val="clear" w:color="auto" w:fill="121314"/>
+                              <w:spacing w:after="0" w:line="285" w:lineRule="atLeast"/>
+                              <w:rPr>
+                                <w:rFonts w:ascii="Consolas" w:eastAsia="Times New Roman" w:hAnsi="Consolas" w:cs="Times New Roman"/>
+                                <w:color w:val="BBBEBF"/>
+                                <w:sz w:val="21"/>
+                                <w:szCs w:val="21"/>
+                                <w:lang w:eastAsia="en-US"/>
+                              </w:rPr>
+                            </w:pPr>
+                            <w:r>
+                              <w:rPr>
+                                <w:rFonts w:ascii="Consolas" w:eastAsia="Times New Roman" w:hAnsi="Consolas" w:cs="Times New Roman"/>
+                                <w:color w:val="BBBEBF"/>
+                                <w:sz w:val="21"/>
+                                <w:szCs w:val="21"/>
+                                <w:lang w:eastAsia="en-US"/>
+                              </w:rPr>
+                              <w:t xml:space="preserve">    </w:t>
+                            </w:r>
+                            <w:r>
+                              <w:rPr>
+                                <w:rFonts w:ascii="Consolas" w:eastAsia="Times New Roman" w:hAnsi="Consolas" w:cs="Times New Roman"/>
+                                <w:color w:val="DCDCAA"/>
+                                <w:sz w:val="21"/>
+                                <w:szCs w:val="21"/>
+                                <w:lang w:eastAsia="en-US"/>
+                              </w:rPr>
+                              <w:t>add</w:t>
+                            </w:r>
+                            <w:r>
+                              <w:rPr>
+                                <w:rFonts w:ascii="Consolas" w:eastAsia="Times New Roman" w:hAnsi="Consolas" w:cs="Times New Roman"/>
+                                <w:color w:val="BBBEBF"/>
+                                <w:sz w:val="21"/>
+                                <w:szCs w:val="21"/>
+                                <w:lang w:eastAsia="en-US"/>
+                              </w:rPr>
+                              <w:t xml:space="preserve"> </w:t>
+                            </w:r>
+                            <w:r>
+                              <w:rPr>
+                                <w:rFonts w:ascii="Consolas" w:eastAsia="Times New Roman" w:hAnsi="Consolas" w:cs="Times New Roman"/>
+                                <w:color w:val="C9D1D9"/>
+                                <w:sz w:val="21"/>
+                                <w:szCs w:val="21"/>
+                                <w:lang w:eastAsia="en-US"/>
+                              </w:rPr>
+                              <w:t>x23</w:t>
+                            </w:r>
+                            <w:r>
+                              <w:rPr>
+                                <w:rFonts w:ascii="Consolas" w:eastAsia="Times New Roman" w:hAnsi="Consolas" w:cs="Times New Roman"/>
+                                <w:color w:val="BBBEBF"/>
+                                <w:sz w:val="21"/>
+                                <w:szCs w:val="21"/>
+                                <w:lang w:eastAsia="en-US"/>
+                              </w:rPr>
+                              <w:t xml:space="preserve">, </w:t>
+                            </w:r>
+                            <w:r>
+                              <w:rPr>
+                                <w:rFonts w:ascii="Consolas" w:eastAsia="Times New Roman" w:hAnsi="Consolas" w:cs="Times New Roman"/>
+                                <w:color w:val="C9D1D9"/>
+                                <w:sz w:val="21"/>
+                                <w:szCs w:val="21"/>
+                                <w:lang w:eastAsia="en-US"/>
+                              </w:rPr>
+                              <w:t>x</w:t>
+                            </w:r>
+                            <w:proofErr w:type="gramStart"/>
+                            <w:r>
+                              <w:rPr>
+                                <w:rFonts w:ascii="Consolas" w:eastAsia="Times New Roman" w:hAnsi="Consolas" w:cs="Times New Roman"/>
+                                <w:color w:val="C9D1D9"/>
+                                <w:sz w:val="21"/>
+                                <w:szCs w:val="21"/>
+                                <w:lang w:eastAsia="en-US"/>
+                              </w:rPr>
+                              <w:t>23</w:t>
+                            </w:r>
+                            <w:r>
+                              <w:rPr>
+                                <w:rFonts w:ascii="Consolas" w:eastAsia="Times New Roman" w:hAnsi="Consolas" w:cs="Times New Roman"/>
+                                <w:color w:val="BBBEBF"/>
+                                <w:sz w:val="21"/>
+                                <w:szCs w:val="21"/>
+                                <w:lang w:eastAsia="en-US"/>
+                              </w:rPr>
+                              <w:t>,</w:t>
+                            </w:r>
+                            <w:r>
+                              <w:rPr>
+                                <w:rFonts w:ascii="Consolas" w:eastAsia="Times New Roman" w:hAnsi="Consolas" w:cs="Times New Roman"/>
+                                <w:color w:val="C9D1D9"/>
+                                <w:sz w:val="21"/>
+                                <w:szCs w:val="21"/>
+                                <w:lang w:eastAsia="en-US"/>
+                              </w:rPr>
+                              <w:t>x</w:t>
+                            </w:r>
+                            <w:proofErr w:type="gramEnd"/>
+                            <w:r>
+                              <w:rPr>
+                                <w:rFonts w:ascii="Consolas" w:eastAsia="Times New Roman" w:hAnsi="Consolas" w:cs="Times New Roman"/>
+                                <w:color w:val="C9D1D9"/>
+                                <w:sz w:val="21"/>
+                                <w:szCs w:val="21"/>
+                                <w:lang w:eastAsia="en-US"/>
+                              </w:rPr>
+                              <w:t>8</w:t>
+                            </w:r>
+                          </w:p>
+                          <w:p>
+                            <w:pPr>
+                              <w:shd w:val="clear" w:color="auto" w:fill="121314"/>
+                              <w:spacing w:after="0" w:line="285" w:lineRule="atLeast"/>
+                              <w:rPr>
+                                <w:rFonts w:ascii="Consolas" w:eastAsia="Times New Roman" w:hAnsi="Consolas" w:cs="Times New Roman"/>
+                                <w:color w:val="BBBEBF"/>
+                                <w:sz w:val="21"/>
+                                <w:szCs w:val="21"/>
+                                <w:lang w:eastAsia="en-US"/>
+                              </w:rPr>
+                            </w:pPr>
+                            <w:r>
+                              <w:rPr>
+                                <w:rFonts w:ascii="Consolas" w:eastAsia="Times New Roman" w:hAnsi="Consolas" w:cs="Times New Roman"/>
+                                <w:color w:val="BBBEBF"/>
+                                <w:sz w:val="21"/>
+                                <w:szCs w:val="21"/>
+                                <w:lang w:eastAsia="en-US"/>
+                              </w:rPr>
+                              <w:t xml:space="preserve">    </w:t>
+                            </w:r>
+                            <w:proofErr w:type="spellStart"/>
+                            <w:r>
+                              <w:rPr>
+                                <w:rFonts w:ascii="Consolas" w:eastAsia="Times New Roman" w:hAnsi="Consolas" w:cs="Times New Roman"/>
+                                <w:color w:val="DCDCAA"/>
+                                <w:sz w:val="21"/>
+                                <w:szCs w:val="21"/>
+                                <w:lang w:eastAsia="en-US"/>
+                              </w:rPr>
+                              <w:t>addi</w:t>
+                            </w:r>
+                            <w:proofErr w:type="spellEnd"/>
+                            <w:r>
+                              <w:rPr>
+                                <w:rFonts w:ascii="Consolas" w:eastAsia="Times New Roman" w:hAnsi="Consolas" w:cs="Times New Roman"/>
+                                <w:color w:val="BBBEBF"/>
+                                <w:sz w:val="21"/>
+                                <w:szCs w:val="21"/>
+                                <w:lang w:eastAsia="en-US"/>
+                              </w:rPr>
+                              <w:t xml:space="preserve"> </w:t>
+                            </w:r>
+                            <w:r>
+                              <w:rPr>
+                                <w:rFonts w:ascii="Consolas" w:eastAsia="Times New Roman" w:hAnsi="Consolas" w:cs="Times New Roman"/>
+                                <w:color w:val="C9D1D9"/>
+                                <w:sz w:val="21"/>
+                                <w:szCs w:val="21"/>
+                                <w:lang w:eastAsia="en-US"/>
+                              </w:rPr>
+                              <w:t>x</w:t>
+                            </w:r>
+                            <w:proofErr w:type="gramStart"/>
+                            <w:r>
+                              <w:rPr>
+                                <w:rFonts w:ascii="Consolas" w:eastAsia="Times New Roman" w:hAnsi="Consolas" w:cs="Times New Roman"/>
+                                <w:color w:val="C9D1D9"/>
+                                <w:sz w:val="21"/>
+                                <w:szCs w:val="21"/>
+                                <w:lang w:eastAsia="en-US"/>
+                              </w:rPr>
+                              <w:t>22</w:t>
+                            </w:r>
+                            <w:r>
+                              <w:rPr>
+                                <w:rFonts w:ascii="Consolas" w:eastAsia="Times New Roman" w:hAnsi="Consolas" w:cs="Times New Roman"/>
+                                <w:color w:val="BBBEBF"/>
+                                <w:sz w:val="21"/>
+                                <w:szCs w:val="21"/>
+                                <w:lang w:eastAsia="en-US"/>
+                              </w:rPr>
+                              <w:t>,</w:t>
+                            </w:r>
+                            <w:r>
+                              <w:rPr>
+                                <w:rFonts w:ascii="Consolas" w:eastAsia="Times New Roman" w:hAnsi="Consolas" w:cs="Times New Roman"/>
+                                <w:color w:val="C9D1D9"/>
+                                <w:sz w:val="21"/>
+                                <w:szCs w:val="21"/>
+                                <w:lang w:eastAsia="en-US"/>
+                              </w:rPr>
+                              <w:t>x</w:t>
+                            </w:r>
+                            <w:proofErr w:type="gramEnd"/>
+                            <w:r>
+                              <w:rPr>
+                                <w:rFonts w:ascii="Consolas" w:eastAsia="Times New Roman" w:hAnsi="Consolas" w:cs="Times New Roman"/>
+                                <w:color w:val="C9D1D9"/>
+                                <w:sz w:val="21"/>
+                                <w:szCs w:val="21"/>
+                                <w:lang w:eastAsia="en-US"/>
+                              </w:rPr>
+                              <w:t>22</w:t>
+                            </w:r>
+                            <w:r>
+                              <w:rPr>
+                                <w:rFonts w:ascii="Consolas" w:eastAsia="Times New Roman" w:hAnsi="Consolas" w:cs="Times New Roman"/>
+                                <w:color w:val="BBBEBF"/>
+                                <w:sz w:val="21"/>
+                                <w:szCs w:val="21"/>
+                                <w:lang w:eastAsia="en-US"/>
+                              </w:rPr>
+                              <w:t>,</w:t>
+                            </w:r>
+                            <w:r>
+                              <w:rPr>
+                                <w:rFonts w:ascii="Consolas" w:eastAsia="Times New Roman" w:hAnsi="Consolas" w:cs="Times New Roman"/>
+                                <w:color w:val="B5CEA8"/>
+                                <w:sz w:val="21"/>
+                                <w:szCs w:val="21"/>
+                                <w:lang w:eastAsia="en-US"/>
+                              </w:rPr>
+                              <w:t>1</w:t>
+                            </w:r>
+                          </w:p>
+                          <w:p>
+                            <w:pPr>
+                              <w:shd w:val="clear" w:color="auto" w:fill="121314"/>
+                              <w:spacing w:after="0" w:line="285" w:lineRule="atLeast"/>
+                              <w:rPr>
+                                <w:rFonts w:ascii="Consolas" w:eastAsia="Times New Roman" w:hAnsi="Consolas" w:cs="Times New Roman"/>
+                                <w:color w:val="BBBEBF"/>
+                                <w:sz w:val="21"/>
+                                <w:szCs w:val="21"/>
+                                <w:lang w:eastAsia="en-US"/>
+                              </w:rPr>
+                            </w:pPr>
+                            <w:r>
+                              <w:rPr>
+                                <w:rFonts w:ascii="Consolas" w:eastAsia="Times New Roman" w:hAnsi="Consolas" w:cs="Times New Roman"/>
+                                <w:color w:val="BBBEBF"/>
+                                <w:sz w:val="21"/>
+                                <w:szCs w:val="21"/>
+                                <w:lang w:eastAsia="en-US"/>
+                              </w:rPr>
+                              <w:t xml:space="preserve">    </w:t>
+                            </w:r>
+                            <w:r>
+                              <w:rPr>
+                                <w:rFonts w:ascii="Consolas" w:eastAsia="Times New Roman" w:hAnsi="Consolas" w:cs="Times New Roman"/>
+                                <w:color w:val="DCDCAA"/>
+                                <w:sz w:val="21"/>
+                                <w:szCs w:val="21"/>
+                                <w:lang w:eastAsia="en-US"/>
+                              </w:rPr>
+                              <w:t>j</w:t>
+                            </w:r>
+                            <w:r>
+                              <w:rPr>
+                                <w:rFonts w:ascii="Consolas" w:eastAsia="Times New Roman" w:hAnsi="Consolas" w:cs="Times New Roman"/>
+                                <w:color w:val="BBBEBF"/>
+                                <w:sz w:val="21"/>
+                                <w:szCs w:val="21"/>
+                                <w:lang w:eastAsia="en-US"/>
+                              </w:rPr>
+                              <w:t xml:space="preserve"> FOR2</w:t>
+                            </w:r>
+                          </w:p>
+                          <w:p>
+                            <w:pPr>
+                              <w:shd w:val="clear" w:color="auto" w:fill="121314"/>
+                              <w:spacing w:after="0" w:line="285" w:lineRule="atLeast"/>
+                              <w:rPr>
+                                <w:rFonts w:ascii="Consolas" w:eastAsia="Times New Roman" w:hAnsi="Consolas" w:cs="Times New Roman"/>
+                                <w:color w:val="BBBEBF"/>
+                                <w:sz w:val="21"/>
+                                <w:szCs w:val="21"/>
+                                <w:lang w:eastAsia="en-US"/>
+                              </w:rPr>
+                            </w:pPr>
+                            <w:r>
+                              <w:rPr>
+                                <w:rFonts w:ascii="Consolas" w:eastAsia="Times New Roman" w:hAnsi="Consolas" w:cs="Times New Roman"/>
+                                <w:color w:val="D2A8FF"/>
+                                <w:sz w:val="21"/>
+                                <w:szCs w:val="21"/>
+                                <w:lang w:eastAsia="en-US"/>
+                              </w:rPr>
+                              <w:t>EXIT2</w:t>
+                            </w:r>
+                            <w:r>
+                              <w:rPr>
+                                <w:rFonts w:ascii="Consolas" w:eastAsia="Times New Roman" w:hAnsi="Consolas" w:cs="Times New Roman"/>
+                                <w:color w:val="BBBEBF"/>
+                                <w:sz w:val="21"/>
+                                <w:szCs w:val="21"/>
+                                <w:lang w:eastAsia="en-US"/>
+                              </w:rPr>
+                              <w:t>:</w:t>
+                            </w:r>
+                          </w:p>
+                          <w:p>
+                            <w:pPr>
+                              <w:shd w:val="clear" w:color="auto" w:fill="121314"/>
+                              <w:spacing w:after="240" w:line="285" w:lineRule="atLeast"/>
+                              <w:rPr>
+                                <w:rFonts w:ascii="Consolas" w:eastAsia="Times New Roman" w:hAnsi="Consolas" w:cs="Times New Roman"/>
+                                <w:color w:val="BBBEBF"/>
+                                <w:sz w:val="21"/>
+                                <w:szCs w:val="21"/>
+                                <w:lang w:eastAsia="en-US"/>
+                              </w:rPr>
+                            </w:pPr>
+                          </w:p>
+                          <w:p>
+                            <w:pPr>
+                              <w:shd w:val="clear" w:color="auto" w:fill="121314"/>
+                              <w:spacing w:after="0" w:line="285" w:lineRule="atLeast"/>
+                              <w:rPr>
+                                <w:rFonts w:ascii="Consolas" w:eastAsia="Times New Roman" w:hAnsi="Consolas" w:cs="Times New Roman"/>
+                                <w:color w:val="BBBEBF"/>
+                                <w:sz w:val="21"/>
+                                <w:szCs w:val="21"/>
+                                <w:lang w:eastAsia="en-US"/>
+                              </w:rPr>
+                            </w:pPr>
+                            <w:r>
+                              <w:rPr>
+                                <w:rFonts w:ascii="Consolas" w:eastAsia="Times New Roman" w:hAnsi="Consolas" w:cs="Times New Roman"/>
+                                <w:color w:val="D2A8FF"/>
+                                <w:sz w:val="21"/>
+                                <w:szCs w:val="21"/>
+                                <w:lang w:eastAsia="en-US"/>
+                              </w:rPr>
+                              <w:t>end</w:t>
+                            </w:r>
+                            <w:r>
+                              <w:rPr>
+                                <w:rFonts w:ascii="Consolas" w:eastAsia="Times New Roman" w:hAnsi="Consolas" w:cs="Times New Roman"/>
+                                <w:color w:val="BBBEBF"/>
+                                <w:sz w:val="21"/>
+                                <w:szCs w:val="21"/>
+                                <w:lang w:eastAsia="en-US"/>
+                              </w:rPr>
+                              <w:t>:</w:t>
+                            </w:r>
+                          </w:p>
+                          <w:p>
+                            <w:pPr>
+                              <w:shd w:val="clear" w:color="auto" w:fill="121314"/>
+                              <w:spacing w:after="0" w:line="285" w:lineRule="atLeast"/>
+                              <w:rPr>
+                                <w:rFonts w:ascii="Consolas" w:eastAsia="Times New Roman" w:hAnsi="Consolas" w:cs="Times New Roman"/>
+                                <w:color w:val="BBBEBF"/>
+                                <w:sz w:val="21"/>
+                                <w:szCs w:val="21"/>
+                                <w:lang w:eastAsia="en-US"/>
+                              </w:rPr>
+                            </w:pPr>
+                            <w:r>
+                              <w:rPr>
+                                <w:rFonts w:ascii="Consolas" w:eastAsia="Times New Roman" w:hAnsi="Consolas" w:cs="Times New Roman"/>
+                                <w:color w:val="BBBEBF"/>
+                                <w:sz w:val="21"/>
+                                <w:szCs w:val="21"/>
+                                <w:lang w:eastAsia="en-US"/>
+                              </w:rPr>
+                              <w:t xml:space="preserve">    </w:t>
+                            </w:r>
+                            <w:r>
+                              <w:rPr>
+                                <w:rFonts w:ascii="Consolas" w:eastAsia="Times New Roman" w:hAnsi="Consolas" w:cs="Times New Roman"/>
+                                <w:color w:val="DCDCAA"/>
+                                <w:sz w:val="21"/>
+                                <w:szCs w:val="21"/>
+                                <w:lang w:eastAsia="en-US"/>
+                              </w:rPr>
+                              <w:t>j</w:t>
+                            </w:r>
+                            <w:r>
+                              <w:rPr>
+                                <w:rFonts w:ascii="Consolas" w:eastAsia="Times New Roman" w:hAnsi="Consolas" w:cs="Times New Roman"/>
+                                <w:color w:val="BBBEBF"/>
+                                <w:sz w:val="21"/>
+                                <w:szCs w:val="21"/>
+                                <w:lang w:eastAsia="en-US"/>
+                              </w:rPr>
+                              <w:t xml:space="preserve"> end   </w:t>
+                            </w:r>
+                          </w:p>
+                          <w:p>
+                            <w:pPr>
+                              <w:jc w:val="center"/>
+                            </w:pPr>
+                          </w:p>
+                        </w:txbxContent>
+                      </wps:txbx>
                       <wps:bodyPr anchor="t"/>
                     </wps:wsp>
                   </a:graphicData>
@@ -7765,7 +14356,1892 @@
               </wp:inline>
             </w:drawing>
           </mc:Choice>
-          <mc:Fallback xmlns:a="http://schemas.openxmlformats.org/drawingml/2006/main" xmlns:w16sdtfl="http://schemas.microsoft.com/office/word/2024/wordml/sdtformatlock"/>
+          <mc:Fallback>
+            <w:pict>
+              <v:rect w14:anchorId="7AD1E08F" id="_x0000_s1030" style="width:466.35pt;height:546pt;visibility:visible;mso-wrap-style:square;mso-left-percent:-10001;mso-top-percent:-10001;mso-position-horizontal:absolute;mso-position-horizontal-relative:char;mso-position-vertical:absolute;mso-position-vertical-relative:line;mso-left-percent:-10001;mso-top-percent:-10001;v-text-anchor:top" o:gfxdata="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" fillcolor="white [3201]">
+                <v:path arrowok="t"/>
+                <v:textbox>
+                  <w:txbxContent>
+                    <w:p>
+                      <w:pPr>
+                        <w:shd w:val="clear" w:color="auto" w:fill="121314"/>
+                        <w:spacing w:after="0" w:line="285" w:lineRule="atLeast"/>
+                        <w:rPr>
+                          <w:rFonts w:ascii="Consolas" w:eastAsia="Times New Roman" w:hAnsi="Consolas" w:cs="Times New Roman"/>
+                          <w:color w:val="BBBEBF"/>
+                          <w:sz w:val="21"/>
+                          <w:szCs w:val="21"/>
+                          <w:lang w:eastAsia="en-US"/>
+                        </w:rPr>
+                      </w:pPr>
+                      <w:r>
+                        <w:rPr>
+                          <w:rFonts w:ascii="Consolas" w:eastAsia="Times New Roman" w:hAnsi="Consolas" w:cs="Times New Roman"/>
+                          <w:color w:val="FF7B72"/>
+                          <w:sz w:val="21"/>
+                          <w:szCs w:val="21"/>
+                          <w:lang w:eastAsia="en-US"/>
+                        </w:rPr>
+                        <w:t>.text</w:t>
+                      </w:r>
+                    </w:p>
+                    <w:p>
+                      <w:pPr>
+                        <w:shd w:val="clear" w:color="auto" w:fill="121314"/>
+                        <w:spacing w:after="0" w:line="285" w:lineRule="atLeast"/>
+                        <w:rPr>
+                          <w:rFonts w:ascii="Consolas" w:eastAsia="Times New Roman" w:hAnsi="Consolas" w:cs="Times New Roman"/>
+                          <w:color w:val="BBBEBF"/>
+                          <w:sz w:val="21"/>
+                          <w:szCs w:val="21"/>
+                          <w:lang w:eastAsia="en-US"/>
+                        </w:rPr>
+                      </w:pPr>
+                      <w:proofErr w:type="gramStart"/>
+                      <w:r>
+                        <w:rPr>
+                          <w:rFonts w:ascii="Consolas" w:eastAsia="Times New Roman" w:hAnsi="Consolas" w:cs="Times New Roman"/>
+                          <w:color w:val="569CD6"/>
+                          <w:sz w:val="21"/>
+                          <w:szCs w:val="21"/>
+                          <w:lang w:eastAsia="en-US"/>
+                        </w:rPr>
+                        <w:t>.</w:t>
+                      </w:r>
+                      <w:proofErr w:type="spellStart"/>
+                      <w:r>
+                        <w:rPr>
+                          <w:rFonts w:ascii="Consolas" w:eastAsia="Times New Roman" w:hAnsi="Consolas" w:cs="Times New Roman"/>
+                          <w:color w:val="569CD6"/>
+                          <w:sz w:val="21"/>
+                          <w:szCs w:val="21"/>
+                          <w:lang w:eastAsia="en-US"/>
+                        </w:rPr>
+                        <w:t>globl</w:t>
+                      </w:r>
+                      <w:proofErr w:type="spellEnd"/>
+                      <w:proofErr w:type="gramEnd"/>
+                      <w:r>
+                        <w:rPr>
+                          <w:rFonts w:ascii="Consolas" w:eastAsia="Times New Roman" w:hAnsi="Consolas" w:cs="Times New Roman"/>
+                          <w:color w:val="BBBEBF"/>
+                          <w:sz w:val="21"/>
+                          <w:szCs w:val="21"/>
+                          <w:lang w:eastAsia="en-US"/>
+                        </w:rPr>
+                        <w:t xml:space="preserve"> main</w:t>
+                      </w:r>
+                    </w:p>
+                    <w:p>
+                      <w:pPr>
+                        <w:shd w:val="clear" w:color="auto" w:fill="121314"/>
+                        <w:spacing w:after="0" w:line="285" w:lineRule="atLeast"/>
+                        <w:rPr>
+                          <w:rFonts w:ascii="Consolas" w:eastAsia="Times New Roman" w:hAnsi="Consolas" w:cs="Times New Roman"/>
+                          <w:color w:val="BBBEBF"/>
+                          <w:sz w:val="21"/>
+                          <w:szCs w:val="21"/>
+                          <w:lang w:eastAsia="en-US"/>
+                        </w:rPr>
+                      </w:pPr>
+                      <w:r>
+                        <w:rPr>
+                          <w:rFonts w:ascii="Consolas" w:eastAsia="Times New Roman" w:hAnsi="Consolas" w:cs="Times New Roman"/>
+                          <w:color w:val="D2A8FF"/>
+                          <w:sz w:val="21"/>
+                          <w:szCs w:val="21"/>
+                          <w:lang w:eastAsia="en-US"/>
+                        </w:rPr>
+                        <w:t>main</w:t>
+                      </w:r>
+                      <w:r>
+                        <w:rPr>
+                          <w:rFonts w:ascii="Consolas" w:eastAsia="Times New Roman" w:hAnsi="Consolas" w:cs="Times New Roman"/>
+                          <w:color w:val="BBBEBF"/>
+                          <w:sz w:val="21"/>
+                          <w:szCs w:val="21"/>
+                          <w:lang w:eastAsia="en-US"/>
+                        </w:rPr>
+                        <w:t>:</w:t>
+                      </w:r>
+                    </w:p>
+                    <w:p>
+                      <w:pPr>
+                        <w:shd w:val="clear" w:color="auto" w:fill="121314"/>
+                        <w:spacing w:after="0" w:line="285" w:lineRule="atLeast"/>
+                        <w:rPr>
+                          <w:rFonts w:ascii="Consolas" w:eastAsia="Times New Roman" w:hAnsi="Consolas" w:cs="Times New Roman"/>
+                          <w:color w:val="BBBEBF"/>
+                          <w:sz w:val="21"/>
+                          <w:szCs w:val="21"/>
+                          <w:lang w:eastAsia="en-US"/>
+                        </w:rPr>
+                      </w:pPr>
+                      <w:r>
+                        <w:rPr>
+                          <w:rFonts w:ascii="Consolas" w:eastAsia="Times New Roman" w:hAnsi="Consolas" w:cs="Times New Roman"/>
+                          <w:color w:val="BBBEBF"/>
+                          <w:sz w:val="21"/>
+                          <w:szCs w:val="21"/>
+                          <w:lang w:eastAsia="en-US"/>
+                        </w:rPr>
+                        <w:t>   </w:t>
+                      </w:r>
+                      <w:r>
+                        <w:rPr>
+                          <w:rFonts w:ascii="Consolas" w:eastAsia="Times New Roman" w:hAnsi="Consolas" w:cs="Times New Roman"/>
+                          <w:color w:val="DCDCAA"/>
+                          <w:sz w:val="21"/>
+                          <w:szCs w:val="21"/>
+                          <w:lang w:eastAsia="en-US"/>
+                        </w:rPr>
+                        <w:t>li</w:t>
+                      </w:r>
+                      <w:r>
+                        <w:rPr>
+                          <w:rFonts w:ascii="Consolas" w:eastAsia="Times New Roman" w:hAnsi="Consolas" w:cs="Times New Roman"/>
+                          <w:color w:val="BBBEBF"/>
+                          <w:sz w:val="21"/>
+                          <w:szCs w:val="21"/>
+                          <w:lang w:eastAsia="en-US"/>
+                        </w:rPr>
+                        <w:t xml:space="preserve"> </w:t>
+                      </w:r>
+                      <w:r>
+                        <w:rPr>
+                          <w:rFonts w:ascii="Consolas" w:eastAsia="Times New Roman" w:hAnsi="Consolas" w:cs="Times New Roman"/>
+                          <w:color w:val="C9D1D9"/>
+                          <w:sz w:val="21"/>
+                          <w:szCs w:val="21"/>
+                          <w:lang w:eastAsia="en-US"/>
+                        </w:rPr>
+                        <w:t>x22</w:t>
+                      </w:r>
+                      <w:r>
+                        <w:rPr>
+                          <w:rFonts w:ascii="Consolas" w:eastAsia="Times New Roman" w:hAnsi="Consolas" w:cs="Times New Roman"/>
+                          <w:color w:val="BBBEBF"/>
+                          <w:sz w:val="21"/>
+                          <w:szCs w:val="21"/>
+                          <w:lang w:eastAsia="en-US"/>
+                        </w:rPr>
+                        <w:t xml:space="preserve">, </w:t>
+                      </w:r>
+                      <w:r>
+                        <w:rPr>
+                          <w:rFonts w:ascii="Consolas" w:eastAsia="Times New Roman" w:hAnsi="Consolas" w:cs="Times New Roman"/>
+                          <w:color w:val="B5CEA8"/>
+                          <w:sz w:val="21"/>
+                          <w:szCs w:val="21"/>
+                          <w:lang w:eastAsia="en-US"/>
+                        </w:rPr>
+                        <w:t>0</w:t>
+                      </w:r>
+                    </w:p>
+                    <w:p>
+                      <w:pPr>
+                        <w:shd w:val="clear" w:color="auto" w:fill="121314"/>
+                        <w:spacing w:after="0" w:line="285" w:lineRule="atLeast"/>
+                        <w:rPr>
+                          <w:rFonts w:ascii="Consolas" w:eastAsia="Times New Roman" w:hAnsi="Consolas" w:cs="Times New Roman"/>
+                          <w:color w:val="BBBEBF"/>
+                          <w:sz w:val="21"/>
+                          <w:szCs w:val="21"/>
+                          <w:lang w:eastAsia="en-US"/>
+                        </w:rPr>
+                      </w:pPr>
+                      <w:r>
+                        <w:rPr>
+                          <w:rFonts w:ascii="Consolas" w:eastAsia="Times New Roman" w:hAnsi="Consolas" w:cs="Times New Roman"/>
+                          <w:color w:val="BBBEBF"/>
+                          <w:sz w:val="21"/>
+                          <w:szCs w:val="21"/>
+                          <w:lang w:eastAsia="en-US"/>
+                        </w:rPr>
+                        <w:t>   </w:t>
+                      </w:r>
+                      <w:r>
+                        <w:rPr>
+                          <w:rFonts w:ascii="Consolas" w:eastAsia="Times New Roman" w:hAnsi="Consolas" w:cs="Times New Roman"/>
+                          <w:color w:val="DCDCAA"/>
+                          <w:sz w:val="21"/>
+                          <w:szCs w:val="21"/>
+                          <w:lang w:eastAsia="en-US"/>
+                        </w:rPr>
+                        <w:t>li</w:t>
+                      </w:r>
+                      <w:r>
+                        <w:rPr>
+                          <w:rFonts w:ascii="Consolas" w:eastAsia="Times New Roman" w:hAnsi="Consolas" w:cs="Times New Roman"/>
+                          <w:color w:val="BBBEBF"/>
+                          <w:sz w:val="21"/>
+                          <w:szCs w:val="21"/>
+                          <w:lang w:eastAsia="en-US"/>
+                        </w:rPr>
+                        <w:t xml:space="preserve"> </w:t>
+                      </w:r>
+                      <w:r>
+                        <w:rPr>
+                          <w:rFonts w:ascii="Consolas" w:eastAsia="Times New Roman" w:hAnsi="Consolas" w:cs="Times New Roman"/>
+                          <w:color w:val="C9D1D9"/>
+                          <w:sz w:val="21"/>
+                          <w:szCs w:val="21"/>
+                          <w:lang w:eastAsia="en-US"/>
+                        </w:rPr>
+                        <w:t>x23</w:t>
+                      </w:r>
+                      <w:r>
+                        <w:rPr>
+                          <w:rFonts w:ascii="Consolas" w:eastAsia="Times New Roman" w:hAnsi="Consolas" w:cs="Times New Roman"/>
+                          <w:color w:val="BBBEBF"/>
+                          <w:sz w:val="21"/>
+                          <w:szCs w:val="21"/>
+                          <w:lang w:eastAsia="en-US"/>
+                        </w:rPr>
+                        <w:t xml:space="preserve">, </w:t>
+                      </w:r>
+                      <w:r>
+                        <w:rPr>
+                          <w:rFonts w:ascii="Consolas" w:eastAsia="Times New Roman" w:hAnsi="Consolas" w:cs="Times New Roman"/>
+                          <w:color w:val="B5CEA8"/>
+                          <w:sz w:val="21"/>
+                          <w:szCs w:val="21"/>
+                          <w:lang w:eastAsia="en-US"/>
+                        </w:rPr>
+                        <w:t>0</w:t>
+                      </w:r>
+                    </w:p>
+                    <w:p>
+                      <w:pPr>
+                        <w:shd w:val="clear" w:color="auto" w:fill="121314"/>
+                        <w:spacing w:after="0" w:line="285" w:lineRule="atLeast"/>
+                        <w:rPr>
+                          <w:rFonts w:ascii="Consolas" w:eastAsia="Times New Roman" w:hAnsi="Consolas" w:cs="Times New Roman"/>
+                          <w:color w:val="BBBEBF"/>
+                          <w:sz w:val="21"/>
+                          <w:szCs w:val="21"/>
+                          <w:lang w:eastAsia="en-US"/>
+                        </w:rPr>
+                      </w:pPr>
+                      <w:r>
+                        <w:rPr>
+                          <w:rFonts w:ascii="Consolas" w:eastAsia="Times New Roman" w:hAnsi="Consolas" w:cs="Times New Roman"/>
+                          <w:color w:val="BBBEBF"/>
+                          <w:sz w:val="21"/>
+                          <w:szCs w:val="21"/>
+                          <w:lang w:eastAsia="en-US"/>
+                        </w:rPr>
+                        <w:t>   </w:t>
+                      </w:r>
+                      <w:r>
+                        <w:rPr>
+                          <w:rFonts w:ascii="Consolas" w:eastAsia="Times New Roman" w:hAnsi="Consolas" w:cs="Times New Roman"/>
+                          <w:color w:val="DCDCAA"/>
+                          <w:sz w:val="21"/>
+                          <w:szCs w:val="21"/>
+                          <w:lang w:eastAsia="en-US"/>
+                        </w:rPr>
+                        <w:t>li</w:t>
+                      </w:r>
+                      <w:r>
+                        <w:rPr>
+                          <w:rFonts w:ascii="Consolas" w:eastAsia="Times New Roman" w:hAnsi="Consolas" w:cs="Times New Roman"/>
+                          <w:color w:val="BBBEBF"/>
+                          <w:sz w:val="21"/>
+                          <w:szCs w:val="21"/>
+                          <w:lang w:eastAsia="en-US"/>
+                        </w:rPr>
+                        <w:t xml:space="preserve"> </w:t>
+                      </w:r>
+                      <w:r>
+                        <w:rPr>
+                          <w:rFonts w:ascii="Consolas" w:eastAsia="Times New Roman" w:hAnsi="Consolas" w:cs="Times New Roman"/>
+                          <w:color w:val="C9D1D9"/>
+                          <w:sz w:val="21"/>
+                          <w:szCs w:val="21"/>
+                          <w:lang w:eastAsia="en-US"/>
+                        </w:rPr>
+                        <w:t>x5</w:t>
+                      </w:r>
+                      <w:r>
+                        <w:rPr>
+                          <w:rFonts w:ascii="Consolas" w:eastAsia="Times New Roman" w:hAnsi="Consolas" w:cs="Times New Roman"/>
+                          <w:color w:val="BBBEBF"/>
+                          <w:sz w:val="21"/>
+                          <w:szCs w:val="21"/>
+                          <w:lang w:eastAsia="en-US"/>
+                        </w:rPr>
+                        <w:t xml:space="preserve">, </w:t>
+                      </w:r>
+                      <w:r>
+                        <w:rPr>
+                          <w:rFonts w:ascii="Consolas" w:eastAsia="Times New Roman" w:hAnsi="Consolas" w:cs="Times New Roman"/>
+                          <w:color w:val="B5CEA8"/>
+                          <w:sz w:val="21"/>
+                          <w:szCs w:val="21"/>
+                          <w:lang w:eastAsia="en-US"/>
+                        </w:rPr>
+                        <w:t>10</w:t>
+                      </w:r>
+                    </w:p>
+                    <w:p>
+                      <w:pPr>
+                        <w:shd w:val="clear" w:color="auto" w:fill="121314"/>
+                        <w:spacing w:after="0" w:line="285" w:lineRule="atLeast"/>
+                        <w:rPr>
+                          <w:rFonts w:ascii="Consolas" w:eastAsia="Times New Roman" w:hAnsi="Consolas" w:cs="Times New Roman"/>
+                          <w:color w:val="BBBEBF"/>
+                          <w:sz w:val="21"/>
+                          <w:szCs w:val="21"/>
+                          <w:lang w:eastAsia="en-US"/>
+                        </w:rPr>
+                      </w:pPr>
+                      <w:r>
+                        <w:rPr>
+                          <w:rFonts w:ascii="Consolas" w:eastAsia="Times New Roman" w:hAnsi="Consolas" w:cs="Times New Roman"/>
+                          <w:color w:val="BBBEBF"/>
+                          <w:sz w:val="21"/>
+                          <w:szCs w:val="21"/>
+                          <w:lang w:eastAsia="en-US"/>
+                        </w:rPr>
+                        <w:t>   </w:t>
+                      </w:r>
+                      <w:r>
+                        <w:rPr>
+                          <w:rFonts w:ascii="Consolas" w:eastAsia="Times New Roman" w:hAnsi="Consolas" w:cs="Times New Roman"/>
+                          <w:color w:val="DCDCAA"/>
+                          <w:sz w:val="21"/>
+                          <w:szCs w:val="21"/>
+                          <w:lang w:eastAsia="en-US"/>
+                        </w:rPr>
+                        <w:t>li</w:t>
+                      </w:r>
+                      <w:r>
+                        <w:rPr>
+                          <w:rFonts w:ascii="Consolas" w:eastAsia="Times New Roman" w:hAnsi="Consolas" w:cs="Times New Roman"/>
+                          <w:color w:val="BBBEBF"/>
+                          <w:sz w:val="21"/>
+                          <w:szCs w:val="21"/>
+                          <w:lang w:eastAsia="en-US"/>
+                        </w:rPr>
+                        <w:t xml:space="preserve"> </w:t>
+                      </w:r>
+                      <w:r>
+                        <w:rPr>
+                          <w:rFonts w:ascii="Consolas" w:eastAsia="Times New Roman" w:hAnsi="Consolas" w:cs="Times New Roman"/>
+                          <w:color w:val="C9D1D9"/>
+                          <w:sz w:val="21"/>
+                          <w:szCs w:val="21"/>
+                          <w:lang w:eastAsia="en-US"/>
+                        </w:rPr>
+                        <w:t>x6</w:t>
+                      </w:r>
+                      <w:r>
+                        <w:rPr>
+                          <w:rFonts w:ascii="Consolas" w:eastAsia="Times New Roman" w:hAnsi="Consolas" w:cs="Times New Roman"/>
+                          <w:color w:val="BBBEBF"/>
+                          <w:sz w:val="21"/>
+                          <w:szCs w:val="21"/>
+                          <w:lang w:eastAsia="en-US"/>
+                        </w:rPr>
+                        <w:t xml:space="preserve">, </w:t>
+                      </w:r>
+                      <w:r>
+                        <w:rPr>
+                          <w:rFonts w:ascii="Consolas" w:eastAsia="Times New Roman" w:hAnsi="Consolas" w:cs="Times New Roman"/>
+                          <w:color w:val="B5CEA8"/>
+                          <w:sz w:val="21"/>
+                          <w:szCs w:val="21"/>
+                          <w:lang w:eastAsia="en-US"/>
+                        </w:rPr>
+                        <w:t>0x200</w:t>
+                      </w:r>
+                    </w:p>
+                    <w:p>
+                      <w:pPr>
+                        <w:shd w:val="clear" w:color="auto" w:fill="121314"/>
+                        <w:spacing w:after="0" w:line="285" w:lineRule="atLeast"/>
+                        <w:rPr>
+                          <w:rFonts w:ascii="Consolas" w:eastAsia="Times New Roman" w:hAnsi="Consolas" w:cs="Times New Roman"/>
+                          <w:color w:val="BBBEBF"/>
+                          <w:sz w:val="21"/>
+                          <w:szCs w:val="21"/>
+                          <w:lang w:eastAsia="en-US"/>
+                        </w:rPr>
+                      </w:pPr>
+                    </w:p>
+                    <w:p>
+                      <w:pPr>
+                        <w:shd w:val="clear" w:color="auto" w:fill="121314"/>
+                        <w:spacing w:after="0" w:line="285" w:lineRule="atLeast"/>
+                        <w:rPr>
+                          <w:rFonts w:ascii="Consolas" w:eastAsia="Times New Roman" w:hAnsi="Consolas" w:cs="Times New Roman"/>
+                          <w:color w:val="BBBEBF"/>
+                          <w:sz w:val="21"/>
+                          <w:szCs w:val="21"/>
+                          <w:lang w:eastAsia="en-US"/>
+                        </w:rPr>
+                      </w:pPr>
+                      <w:r>
+                        <w:rPr>
+                          <w:rFonts w:ascii="Consolas" w:eastAsia="Times New Roman" w:hAnsi="Consolas" w:cs="Times New Roman"/>
+                          <w:color w:val="D2A8FF"/>
+                          <w:sz w:val="21"/>
+                          <w:szCs w:val="21"/>
+                          <w:lang w:eastAsia="en-US"/>
+                        </w:rPr>
+                        <w:t>FOR1</w:t>
+                      </w:r>
+                      <w:r>
+                        <w:rPr>
+                          <w:rFonts w:ascii="Consolas" w:eastAsia="Times New Roman" w:hAnsi="Consolas" w:cs="Times New Roman"/>
+                          <w:color w:val="BBBEBF"/>
+                          <w:sz w:val="21"/>
+                          <w:szCs w:val="21"/>
+                          <w:lang w:eastAsia="en-US"/>
+                        </w:rPr>
+                        <w:t xml:space="preserve">: </w:t>
+                      </w:r>
+                      <w:proofErr w:type="spellStart"/>
+                      <w:r>
+                        <w:rPr>
+                          <w:rFonts w:ascii="Consolas" w:eastAsia="Times New Roman" w:hAnsi="Consolas" w:cs="Times New Roman"/>
+                          <w:color w:val="DCDCAA"/>
+                          <w:sz w:val="21"/>
+                          <w:szCs w:val="21"/>
+                          <w:lang w:eastAsia="en-US"/>
+                        </w:rPr>
+                        <w:t>bge</w:t>
+                      </w:r>
+                      <w:proofErr w:type="spellEnd"/>
+                      <w:r>
+                        <w:rPr>
+                          <w:rFonts w:ascii="Consolas" w:eastAsia="Times New Roman" w:hAnsi="Consolas" w:cs="Times New Roman"/>
+                          <w:color w:val="BBBEBF"/>
+                          <w:sz w:val="21"/>
+                          <w:szCs w:val="21"/>
+                          <w:lang w:eastAsia="en-US"/>
+                        </w:rPr>
+                        <w:t xml:space="preserve"> </w:t>
+                      </w:r>
+                      <w:r>
+                        <w:rPr>
+                          <w:rFonts w:ascii="Consolas" w:eastAsia="Times New Roman" w:hAnsi="Consolas" w:cs="Times New Roman"/>
+                          <w:color w:val="C9D1D9"/>
+                          <w:sz w:val="21"/>
+                          <w:szCs w:val="21"/>
+                          <w:lang w:eastAsia="en-US"/>
+                        </w:rPr>
+                        <w:t>x22</w:t>
+                      </w:r>
+                      <w:r>
+                        <w:rPr>
+                          <w:rFonts w:ascii="Consolas" w:eastAsia="Times New Roman" w:hAnsi="Consolas" w:cs="Times New Roman"/>
+                          <w:color w:val="BBBEBF"/>
+                          <w:sz w:val="21"/>
+                          <w:szCs w:val="21"/>
+                          <w:lang w:eastAsia="en-US"/>
+                        </w:rPr>
+                        <w:t xml:space="preserve">, </w:t>
+                      </w:r>
+                      <w:r>
+                        <w:rPr>
+                          <w:rFonts w:ascii="Consolas" w:eastAsia="Times New Roman" w:hAnsi="Consolas" w:cs="Times New Roman"/>
+                          <w:color w:val="C9D1D9"/>
+                          <w:sz w:val="21"/>
+                          <w:szCs w:val="21"/>
+                          <w:lang w:eastAsia="en-US"/>
+                        </w:rPr>
+                        <w:t>x5</w:t>
+                      </w:r>
+                      <w:r>
+                        <w:rPr>
+                          <w:rFonts w:ascii="Consolas" w:eastAsia="Times New Roman" w:hAnsi="Consolas" w:cs="Times New Roman"/>
+                          <w:color w:val="BBBEBF"/>
+                          <w:sz w:val="21"/>
+                          <w:szCs w:val="21"/>
+                          <w:lang w:eastAsia="en-US"/>
+                        </w:rPr>
+                        <w:t>, EXIT1</w:t>
+                      </w:r>
+                    </w:p>
+                    <w:p>
+                      <w:pPr>
+                        <w:shd w:val="clear" w:color="auto" w:fill="121314"/>
+                        <w:spacing w:after="0" w:line="285" w:lineRule="atLeast"/>
+                        <w:rPr>
+                          <w:rFonts w:ascii="Consolas" w:eastAsia="Times New Roman" w:hAnsi="Consolas" w:cs="Times New Roman"/>
+                          <w:color w:val="BBBEBF"/>
+                          <w:sz w:val="21"/>
+                          <w:szCs w:val="21"/>
+                          <w:lang w:eastAsia="en-US"/>
+                        </w:rPr>
+                      </w:pPr>
+                      <w:r>
+                        <w:rPr>
+                          <w:rFonts w:ascii="Consolas" w:eastAsia="Times New Roman" w:hAnsi="Consolas" w:cs="Times New Roman"/>
+                          <w:color w:val="BBBEBF"/>
+                          <w:sz w:val="21"/>
+                          <w:szCs w:val="21"/>
+                          <w:lang w:eastAsia="en-US"/>
+                        </w:rPr>
+                        <w:t xml:space="preserve">    </w:t>
+                      </w:r>
+                      <w:proofErr w:type="spellStart"/>
+                      <w:r>
+                        <w:rPr>
+                          <w:rFonts w:ascii="Consolas" w:eastAsia="Times New Roman" w:hAnsi="Consolas" w:cs="Times New Roman"/>
+                          <w:color w:val="DCDCAA"/>
+                          <w:sz w:val="21"/>
+                          <w:szCs w:val="21"/>
+                          <w:lang w:eastAsia="en-US"/>
+                        </w:rPr>
+                        <w:t>slli</w:t>
+                      </w:r>
+                      <w:proofErr w:type="spellEnd"/>
+                      <w:r>
+                        <w:rPr>
+                          <w:rFonts w:ascii="Consolas" w:eastAsia="Times New Roman" w:hAnsi="Consolas" w:cs="Times New Roman"/>
+                          <w:color w:val="BBBEBF"/>
+                          <w:sz w:val="21"/>
+                          <w:szCs w:val="21"/>
+                          <w:lang w:eastAsia="en-US"/>
+                        </w:rPr>
+                        <w:t xml:space="preserve"> </w:t>
+                      </w:r>
+                      <w:r>
+                        <w:rPr>
+                          <w:rFonts w:ascii="Consolas" w:eastAsia="Times New Roman" w:hAnsi="Consolas" w:cs="Times New Roman"/>
+                          <w:color w:val="C9D1D9"/>
+                          <w:sz w:val="21"/>
+                          <w:szCs w:val="21"/>
+                          <w:lang w:eastAsia="en-US"/>
+                        </w:rPr>
+                        <w:t>x7</w:t>
+                      </w:r>
+                      <w:r>
+                        <w:rPr>
+                          <w:rFonts w:ascii="Consolas" w:eastAsia="Times New Roman" w:hAnsi="Consolas" w:cs="Times New Roman"/>
+                          <w:color w:val="BBBEBF"/>
+                          <w:sz w:val="21"/>
+                          <w:szCs w:val="21"/>
+                          <w:lang w:eastAsia="en-US"/>
+                        </w:rPr>
+                        <w:t xml:space="preserve">, </w:t>
+                      </w:r>
+                      <w:r>
+                        <w:rPr>
+                          <w:rFonts w:ascii="Consolas" w:eastAsia="Times New Roman" w:hAnsi="Consolas" w:cs="Times New Roman"/>
+                          <w:color w:val="C9D1D9"/>
+                          <w:sz w:val="21"/>
+                          <w:szCs w:val="21"/>
+                          <w:lang w:eastAsia="en-US"/>
+                        </w:rPr>
+                        <w:t>x22</w:t>
+                      </w:r>
+                      <w:r>
+                        <w:rPr>
+                          <w:rFonts w:ascii="Consolas" w:eastAsia="Times New Roman" w:hAnsi="Consolas" w:cs="Times New Roman"/>
+                          <w:color w:val="BBBEBF"/>
+                          <w:sz w:val="21"/>
+                          <w:szCs w:val="21"/>
+                          <w:lang w:eastAsia="en-US"/>
+                        </w:rPr>
+                        <w:t xml:space="preserve">, </w:t>
+                      </w:r>
+                      <w:r>
+                        <w:rPr>
+                          <w:rFonts w:ascii="Consolas" w:eastAsia="Times New Roman" w:hAnsi="Consolas" w:cs="Times New Roman"/>
+                          <w:color w:val="B5CEA8"/>
+                          <w:sz w:val="21"/>
+                          <w:szCs w:val="21"/>
+                          <w:lang w:eastAsia="en-US"/>
+                        </w:rPr>
+                        <w:t>2</w:t>
+                      </w:r>
+                    </w:p>
+                    <w:p>
+                      <w:pPr>
+                        <w:shd w:val="clear" w:color="auto" w:fill="121314"/>
+                        <w:spacing w:after="0" w:line="285" w:lineRule="atLeast"/>
+                        <w:rPr>
+                          <w:rFonts w:ascii="Consolas" w:eastAsia="Times New Roman" w:hAnsi="Consolas" w:cs="Times New Roman"/>
+                          <w:color w:val="BBBEBF"/>
+                          <w:sz w:val="21"/>
+                          <w:szCs w:val="21"/>
+                          <w:lang w:eastAsia="en-US"/>
+                        </w:rPr>
+                      </w:pPr>
+                      <w:r>
+                        <w:rPr>
+                          <w:rFonts w:ascii="Consolas" w:eastAsia="Times New Roman" w:hAnsi="Consolas" w:cs="Times New Roman"/>
+                          <w:color w:val="BBBEBF"/>
+                          <w:sz w:val="21"/>
+                          <w:szCs w:val="21"/>
+                          <w:lang w:eastAsia="en-US"/>
+                        </w:rPr>
+                        <w:t xml:space="preserve">    </w:t>
+                      </w:r>
+                      <w:r>
+                        <w:rPr>
+                          <w:rFonts w:ascii="Consolas" w:eastAsia="Times New Roman" w:hAnsi="Consolas" w:cs="Times New Roman"/>
+                          <w:color w:val="DCDCAA"/>
+                          <w:sz w:val="21"/>
+                          <w:szCs w:val="21"/>
+                          <w:lang w:eastAsia="en-US"/>
+                        </w:rPr>
+                        <w:t>add</w:t>
+                      </w:r>
+                      <w:r>
+                        <w:rPr>
+                          <w:rFonts w:ascii="Consolas" w:eastAsia="Times New Roman" w:hAnsi="Consolas" w:cs="Times New Roman"/>
+                          <w:color w:val="BBBEBF"/>
+                          <w:sz w:val="21"/>
+                          <w:szCs w:val="21"/>
+                          <w:lang w:eastAsia="en-US"/>
+                        </w:rPr>
+                        <w:t xml:space="preserve"> </w:t>
+                      </w:r>
+                      <w:r>
+                        <w:rPr>
+                          <w:rFonts w:ascii="Consolas" w:eastAsia="Times New Roman" w:hAnsi="Consolas" w:cs="Times New Roman"/>
+                          <w:color w:val="C9D1D9"/>
+                          <w:sz w:val="21"/>
+                          <w:szCs w:val="21"/>
+                          <w:lang w:eastAsia="en-US"/>
+                        </w:rPr>
+                        <w:t>x7</w:t>
+                      </w:r>
+                      <w:r>
+                        <w:rPr>
+                          <w:rFonts w:ascii="Consolas" w:eastAsia="Times New Roman" w:hAnsi="Consolas" w:cs="Times New Roman"/>
+                          <w:color w:val="BBBEBF"/>
+                          <w:sz w:val="21"/>
+                          <w:szCs w:val="21"/>
+                          <w:lang w:eastAsia="en-US"/>
+                        </w:rPr>
+                        <w:t xml:space="preserve">, </w:t>
+                      </w:r>
+                      <w:r>
+                        <w:rPr>
+                          <w:rFonts w:ascii="Consolas" w:eastAsia="Times New Roman" w:hAnsi="Consolas" w:cs="Times New Roman"/>
+                          <w:color w:val="C9D1D9"/>
+                          <w:sz w:val="21"/>
+                          <w:szCs w:val="21"/>
+                          <w:lang w:eastAsia="en-US"/>
+                        </w:rPr>
+                        <w:t>x7</w:t>
+                      </w:r>
+                      <w:r>
+                        <w:rPr>
+                          <w:rFonts w:ascii="Consolas" w:eastAsia="Times New Roman" w:hAnsi="Consolas" w:cs="Times New Roman"/>
+                          <w:color w:val="BBBEBF"/>
+                          <w:sz w:val="21"/>
+                          <w:szCs w:val="21"/>
+                          <w:lang w:eastAsia="en-US"/>
+                        </w:rPr>
+                        <w:t xml:space="preserve">, </w:t>
+                      </w:r>
+                      <w:r>
+                        <w:rPr>
+                          <w:rFonts w:ascii="Consolas" w:eastAsia="Times New Roman" w:hAnsi="Consolas" w:cs="Times New Roman"/>
+                          <w:color w:val="C9D1D9"/>
+                          <w:sz w:val="21"/>
+                          <w:szCs w:val="21"/>
+                          <w:lang w:eastAsia="en-US"/>
+                        </w:rPr>
+                        <w:t>x6</w:t>
+                      </w:r>
+                    </w:p>
+                    <w:p>
+                      <w:pPr>
+                        <w:shd w:val="clear" w:color="auto" w:fill="121314"/>
+                        <w:spacing w:after="0" w:line="285" w:lineRule="atLeast"/>
+                        <w:rPr>
+                          <w:rFonts w:ascii="Consolas" w:eastAsia="Times New Roman" w:hAnsi="Consolas" w:cs="Times New Roman"/>
+                          <w:color w:val="BBBEBF"/>
+                          <w:sz w:val="21"/>
+                          <w:szCs w:val="21"/>
+                          <w:lang w:eastAsia="en-US"/>
+                        </w:rPr>
+                      </w:pPr>
+                      <w:r>
+                        <w:rPr>
+                          <w:rFonts w:ascii="Consolas" w:eastAsia="Times New Roman" w:hAnsi="Consolas" w:cs="Times New Roman"/>
+                          <w:color w:val="BBBEBF"/>
+                          <w:sz w:val="21"/>
+                          <w:szCs w:val="21"/>
+                          <w:lang w:eastAsia="en-US"/>
+                        </w:rPr>
+                        <w:t xml:space="preserve">    </w:t>
+                      </w:r>
+                      <w:proofErr w:type="spellStart"/>
+                      <w:r>
+                        <w:rPr>
+                          <w:rFonts w:ascii="Consolas" w:eastAsia="Times New Roman" w:hAnsi="Consolas" w:cs="Times New Roman"/>
+                          <w:color w:val="DCDCAA"/>
+                          <w:sz w:val="21"/>
+                          <w:szCs w:val="21"/>
+                          <w:lang w:eastAsia="en-US"/>
+                        </w:rPr>
+                        <w:t>sw</w:t>
+                      </w:r>
+                      <w:proofErr w:type="spellEnd"/>
+                      <w:r>
+                        <w:rPr>
+                          <w:rFonts w:ascii="Consolas" w:eastAsia="Times New Roman" w:hAnsi="Consolas" w:cs="Times New Roman"/>
+                          <w:color w:val="BBBEBF"/>
+                          <w:sz w:val="21"/>
+                          <w:szCs w:val="21"/>
+                          <w:lang w:eastAsia="en-US"/>
+                        </w:rPr>
+                        <w:t xml:space="preserve"> </w:t>
+                      </w:r>
+                      <w:r>
+                        <w:rPr>
+                          <w:rFonts w:ascii="Consolas" w:eastAsia="Times New Roman" w:hAnsi="Consolas" w:cs="Times New Roman"/>
+                          <w:color w:val="C9D1D9"/>
+                          <w:sz w:val="21"/>
+                          <w:szCs w:val="21"/>
+                          <w:lang w:eastAsia="en-US"/>
+                        </w:rPr>
+                        <w:t>x22</w:t>
+                      </w:r>
+                      <w:r>
+                        <w:rPr>
+                          <w:rFonts w:ascii="Consolas" w:eastAsia="Times New Roman" w:hAnsi="Consolas" w:cs="Times New Roman"/>
+                          <w:color w:val="BBBEBF"/>
+                          <w:sz w:val="21"/>
+                          <w:szCs w:val="21"/>
+                          <w:lang w:eastAsia="en-US"/>
+                        </w:rPr>
+                        <w:t xml:space="preserve">, </w:t>
+                      </w:r>
+                      <w:r>
+                        <w:rPr>
+                          <w:rFonts w:ascii="Consolas" w:eastAsia="Times New Roman" w:hAnsi="Consolas" w:cs="Times New Roman"/>
+                          <w:color w:val="B5CEA8"/>
+                          <w:sz w:val="21"/>
+                          <w:szCs w:val="21"/>
+                          <w:lang w:eastAsia="en-US"/>
+                        </w:rPr>
+                        <w:t>0</w:t>
+                      </w:r>
+                      <w:r>
+                        <w:rPr>
+                          <w:rFonts w:ascii="Consolas" w:eastAsia="Times New Roman" w:hAnsi="Consolas" w:cs="Times New Roman"/>
+                          <w:color w:val="BBBEBF"/>
+                          <w:sz w:val="21"/>
+                          <w:szCs w:val="21"/>
+                          <w:lang w:eastAsia="en-US"/>
+                        </w:rPr>
+                        <w:t>(</w:t>
+                      </w:r>
+                      <w:r>
+                        <w:rPr>
+                          <w:rFonts w:ascii="Consolas" w:eastAsia="Times New Roman" w:hAnsi="Consolas" w:cs="Times New Roman"/>
+                          <w:color w:val="C9D1D9"/>
+                          <w:sz w:val="21"/>
+                          <w:szCs w:val="21"/>
+                          <w:lang w:eastAsia="en-US"/>
+                        </w:rPr>
+                        <w:t>x7</w:t>
+                      </w:r>
+                      <w:r>
+                        <w:rPr>
+                          <w:rFonts w:ascii="Consolas" w:eastAsia="Times New Roman" w:hAnsi="Consolas" w:cs="Times New Roman"/>
+                          <w:color w:val="BBBEBF"/>
+                          <w:sz w:val="21"/>
+                          <w:szCs w:val="21"/>
+                          <w:lang w:eastAsia="en-US"/>
+                        </w:rPr>
+                        <w:t>)</w:t>
+                      </w:r>
+                    </w:p>
+                    <w:p>
+                      <w:pPr>
+                        <w:shd w:val="clear" w:color="auto" w:fill="121314"/>
+                        <w:spacing w:after="0" w:line="285" w:lineRule="atLeast"/>
+                        <w:rPr>
+                          <w:rFonts w:ascii="Consolas" w:eastAsia="Times New Roman" w:hAnsi="Consolas" w:cs="Times New Roman"/>
+                          <w:color w:val="BBBEBF"/>
+                          <w:sz w:val="21"/>
+                          <w:szCs w:val="21"/>
+                          <w:lang w:eastAsia="en-US"/>
+                        </w:rPr>
+                      </w:pPr>
+                      <w:r>
+                        <w:rPr>
+                          <w:rFonts w:ascii="Consolas" w:eastAsia="Times New Roman" w:hAnsi="Consolas" w:cs="Times New Roman"/>
+                          <w:color w:val="BBBEBF"/>
+                          <w:sz w:val="21"/>
+                          <w:szCs w:val="21"/>
+                          <w:lang w:eastAsia="en-US"/>
+                        </w:rPr>
+                        <w:t xml:space="preserve">    </w:t>
+                      </w:r>
+                      <w:proofErr w:type="spellStart"/>
+                      <w:r>
+                        <w:rPr>
+                          <w:rFonts w:ascii="Consolas" w:eastAsia="Times New Roman" w:hAnsi="Consolas" w:cs="Times New Roman"/>
+                          <w:color w:val="DCDCAA"/>
+                          <w:sz w:val="21"/>
+                          <w:szCs w:val="21"/>
+                          <w:lang w:eastAsia="en-US"/>
+                        </w:rPr>
+                        <w:t>addi</w:t>
+                      </w:r>
+                      <w:proofErr w:type="spellEnd"/>
+                      <w:r>
+                        <w:rPr>
+                          <w:rFonts w:ascii="Consolas" w:eastAsia="Times New Roman" w:hAnsi="Consolas" w:cs="Times New Roman"/>
+                          <w:color w:val="BBBEBF"/>
+                          <w:sz w:val="21"/>
+                          <w:szCs w:val="21"/>
+                          <w:lang w:eastAsia="en-US"/>
+                        </w:rPr>
+                        <w:t xml:space="preserve"> </w:t>
+                      </w:r>
+                      <w:r>
+                        <w:rPr>
+                          <w:rFonts w:ascii="Consolas" w:eastAsia="Times New Roman" w:hAnsi="Consolas" w:cs="Times New Roman"/>
+                          <w:color w:val="C9D1D9"/>
+                          <w:sz w:val="21"/>
+                          <w:szCs w:val="21"/>
+                          <w:lang w:eastAsia="en-US"/>
+                        </w:rPr>
+                        <w:t>x</w:t>
+                      </w:r>
+                      <w:proofErr w:type="gramStart"/>
+                      <w:r>
+                        <w:rPr>
+                          <w:rFonts w:ascii="Consolas" w:eastAsia="Times New Roman" w:hAnsi="Consolas" w:cs="Times New Roman"/>
+                          <w:color w:val="C9D1D9"/>
+                          <w:sz w:val="21"/>
+                          <w:szCs w:val="21"/>
+                          <w:lang w:eastAsia="en-US"/>
+                        </w:rPr>
+                        <w:t>22</w:t>
+                      </w:r>
+                      <w:r>
+                        <w:rPr>
+                          <w:rFonts w:ascii="Consolas" w:eastAsia="Times New Roman" w:hAnsi="Consolas" w:cs="Times New Roman"/>
+                          <w:color w:val="BBBEBF"/>
+                          <w:sz w:val="21"/>
+                          <w:szCs w:val="21"/>
+                          <w:lang w:eastAsia="en-US"/>
+                        </w:rPr>
+                        <w:t>,</w:t>
+                      </w:r>
+                      <w:r>
+                        <w:rPr>
+                          <w:rFonts w:ascii="Consolas" w:eastAsia="Times New Roman" w:hAnsi="Consolas" w:cs="Times New Roman"/>
+                          <w:color w:val="C9D1D9"/>
+                          <w:sz w:val="21"/>
+                          <w:szCs w:val="21"/>
+                          <w:lang w:eastAsia="en-US"/>
+                        </w:rPr>
+                        <w:t>x</w:t>
+                      </w:r>
+                      <w:proofErr w:type="gramEnd"/>
+                      <w:r>
+                        <w:rPr>
+                          <w:rFonts w:ascii="Consolas" w:eastAsia="Times New Roman" w:hAnsi="Consolas" w:cs="Times New Roman"/>
+                          <w:color w:val="C9D1D9"/>
+                          <w:sz w:val="21"/>
+                          <w:szCs w:val="21"/>
+                          <w:lang w:eastAsia="en-US"/>
+                        </w:rPr>
+                        <w:t>22</w:t>
+                      </w:r>
+                      <w:r>
+                        <w:rPr>
+                          <w:rFonts w:ascii="Consolas" w:eastAsia="Times New Roman" w:hAnsi="Consolas" w:cs="Times New Roman"/>
+                          <w:color w:val="BBBEBF"/>
+                          <w:sz w:val="21"/>
+                          <w:szCs w:val="21"/>
+                          <w:lang w:eastAsia="en-US"/>
+                        </w:rPr>
+                        <w:t>,</w:t>
+                      </w:r>
+                      <w:r>
+                        <w:rPr>
+                          <w:rFonts w:ascii="Consolas" w:eastAsia="Times New Roman" w:hAnsi="Consolas" w:cs="Times New Roman"/>
+                          <w:color w:val="B5CEA8"/>
+                          <w:sz w:val="21"/>
+                          <w:szCs w:val="21"/>
+                          <w:lang w:eastAsia="en-US"/>
+                        </w:rPr>
+                        <w:t>1</w:t>
+                      </w:r>
+                    </w:p>
+                    <w:p>
+                      <w:pPr>
+                        <w:shd w:val="clear" w:color="auto" w:fill="121314"/>
+                        <w:spacing w:after="0" w:line="285" w:lineRule="atLeast"/>
+                        <w:rPr>
+                          <w:rFonts w:ascii="Consolas" w:eastAsia="Times New Roman" w:hAnsi="Consolas" w:cs="Times New Roman"/>
+                          <w:color w:val="BBBEBF"/>
+                          <w:sz w:val="21"/>
+                          <w:szCs w:val="21"/>
+                          <w:lang w:eastAsia="en-US"/>
+                        </w:rPr>
+                      </w:pPr>
+                      <w:r>
+                        <w:rPr>
+                          <w:rFonts w:ascii="Consolas" w:eastAsia="Times New Roman" w:hAnsi="Consolas" w:cs="Times New Roman"/>
+                          <w:color w:val="BBBEBF"/>
+                          <w:sz w:val="21"/>
+                          <w:szCs w:val="21"/>
+                          <w:lang w:eastAsia="en-US"/>
+                        </w:rPr>
+                        <w:t xml:space="preserve">    </w:t>
+                      </w:r>
+                      <w:r>
+                        <w:rPr>
+                          <w:rFonts w:ascii="Consolas" w:eastAsia="Times New Roman" w:hAnsi="Consolas" w:cs="Times New Roman"/>
+                          <w:color w:val="DCDCAA"/>
+                          <w:sz w:val="21"/>
+                          <w:szCs w:val="21"/>
+                          <w:lang w:eastAsia="en-US"/>
+                        </w:rPr>
+                        <w:t>j</w:t>
+                      </w:r>
+                      <w:r>
+                        <w:rPr>
+                          <w:rFonts w:ascii="Consolas" w:eastAsia="Times New Roman" w:hAnsi="Consolas" w:cs="Times New Roman"/>
+                          <w:color w:val="BBBEBF"/>
+                          <w:sz w:val="21"/>
+                          <w:szCs w:val="21"/>
+                          <w:lang w:eastAsia="en-US"/>
+                        </w:rPr>
+                        <w:t xml:space="preserve"> FOR1</w:t>
+                      </w:r>
+                    </w:p>
+                    <w:p>
+                      <w:pPr>
+                        <w:shd w:val="clear" w:color="auto" w:fill="121314"/>
+                        <w:spacing w:after="0" w:line="285" w:lineRule="atLeast"/>
+                        <w:rPr>
+                          <w:rFonts w:ascii="Consolas" w:eastAsia="Times New Roman" w:hAnsi="Consolas" w:cs="Times New Roman"/>
+                          <w:color w:val="BBBEBF"/>
+                          <w:sz w:val="21"/>
+                          <w:szCs w:val="21"/>
+                          <w:lang w:eastAsia="en-US"/>
+                        </w:rPr>
+                      </w:pPr>
+                      <w:r>
+                        <w:rPr>
+                          <w:rFonts w:ascii="Consolas" w:eastAsia="Times New Roman" w:hAnsi="Consolas" w:cs="Times New Roman"/>
+                          <w:color w:val="D2A8FF"/>
+                          <w:sz w:val="21"/>
+                          <w:szCs w:val="21"/>
+                          <w:lang w:eastAsia="en-US"/>
+                        </w:rPr>
+                        <w:t>EXIT1</w:t>
+                      </w:r>
+                      <w:r>
+                        <w:rPr>
+                          <w:rFonts w:ascii="Consolas" w:eastAsia="Times New Roman" w:hAnsi="Consolas" w:cs="Times New Roman"/>
+                          <w:color w:val="BBBEBF"/>
+                          <w:sz w:val="21"/>
+                          <w:szCs w:val="21"/>
+                          <w:lang w:eastAsia="en-US"/>
+                        </w:rPr>
+                        <w:t>:</w:t>
+                      </w:r>
+                    </w:p>
+                    <w:p>
+                      <w:pPr>
+                        <w:shd w:val="clear" w:color="auto" w:fill="121314"/>
+                        <w:spacing w:after="0" w:line="285" w:lineRule="atLeast"/>
+                        <w:rPr>
+                          <w:rFonts w:ascii="Consolas" w:eastAsia="Times New Roman" w:hAnsi="Consolas" w:cs="Times New Roman"/>
+                          <w:color w:val="BBBEBF"/>
+                          <w:sz w:val="21"/>
+                          <w:szCs w:val="21"/>
+                          <w:lang w:eastAsia="en-US"/>
+                        </w:rPr>
+                      </w:pPr>
+                      <w:r>
+                        <w:rPr>
+                          <w:rFonts w:ascii="Consolas" w:eastAsia="Times New Roman" w:hAnsi="Consolas" w:cs="Times New Roman"/>
+                          <w:color w:val="DCDCAA"/>
+                          <w:sz w:val="21"/>
+                          <w:szCs w:val="21"/>
+                          <w:lang w:eastAsia="en-US"/>
+                        </w:rPr>
+                        <w:t>li</w:t>
+                      </w:r>
+                      <w:r>
+                        <w:rPr>
+                          <w:rFonts w:ascii="Consolas" w:eastAsia="Times New Roman" w:hAnsi="Consolas" w:cs="Times New Roman"/>
+                          <w:color w:val="BBBEBF"/>
+                          <w:sz w:val="21"/>
+                          <w:szCs w:val="21"/>
+                          <w:lang w:eastAsia="en-US"/>
+                        </w:rPr>
+                        <w:t xml:space="preserve"> </w:t>
+                      </w:r>
+                      <w:r>
+                        <w:rPr>
+                          <w:rFonts w:ascii="Consolas" w:eastAsia="Times New Roman" w:hAnsi="Consolas" w:cs="Times New Roman"/>
+                          <w:color w:val="C9D1D9"/>
+                          <w:sz w:val="21"/>
+                          <w:szCs w:val="21"/>
+                          <w:lang w:eastAsia="en-US"/>
+                        </w:rPr>
+                        <w:t>x22</w:t>
+                      </w:r>
+                      <w:r>
+                        <w:rPr>
+                          <w:rFonts w:ascii="Consolas" w:eastAsia="Times New Roman" w:hAnsi="Consolas" w:cs="Times New Roman"/>
+                          <w:color w:val="BBBEBF"/>
+                          <w:sz w:val="21"/>
+                          <w:szCs w:val="21"/>
+                          <w:lang w:eastAsia="en-US"/>
+                        </w:rPr>
+                        <w:t xml:space="preserve">, </w:t>
+                      </w:r>
+                      <w:r>
+                        <w:rPr>
+                          <w:rFonts w:ascii="Consolas" w:eastAsia="Times New Roman" w:hAnsi="Consolas" w:cs="Times New Roman"/>
+                          <w:color w:val="B5CEA8"/>
+                          <w:sz w:val="21"/>
+                          <w:szCs w:val="21"/>
+                          <w:lang w:eastAsia="en-US"/>
+                        </w:rPr>
+                        <w:t>0</w:t>
+                      </w:r>
+                    </w:p>
+                    <w:p>
+                      <w:pPr>
+                        <w:shd w:val="clear" w:color="auto" w:fill="121314"/>
+                        <w:spacing w:after="0" w:line="285" w:lineRule="atLeast"/>
+                        <w:rPr>
+                          <w:rFonts w:ascii="Consolas" w:eastAsia="Times New Roman" w:hAnsi="Consolas" w:cs="Times New Roman"/>
+                          <w:color w:val="BBBEBF"/>
+                          <w:sz w:val="21"/>
+                          <w:szCs w:val="21"/>
+                          <w:lang w:eastAsia="en-US"/>
+                        </w:rPr>
+                      </w:pPr>
+                      <w:r>
+                        <w:rPr>
+                          <w:rFonts w:ascii="Consolas" w:eastAsia="Times New Roman" w:hAnsi="Consolas" w:cs="Times New Roman"/>
+                          <w:color w:val="D2A8FF"/>
+                          <w:sz w:val="21"/>
+                          <w:szCs w:val="21"/>
+                          <w:lang w:eastAsia="en-US"/>
+                        </w:rPr>
+                        <w:t>FOR</w:t>
+                      </w:r>
+                      <w:proofErr w:type="gramStart"/>
+                      <w:r>
+                        <w:rPr>
+                          <w:rFonts w:ascii="Consolas" w:eastAsia="Times New Roman" w:hAnsi="Consolas" w:cs="Times New Roman"/>
+                          <w:color w:val="D2A8FF"/>
+                          <w:sz w:val="21"/>
+                          <w:szCs w:val="21"/>
+                          <w:lang w:eastAsia="en-US"/>
+                        </w:rPr>
+                        <w:t>2</w:t>
+                      </w:r>
+                      <w:r>
+                        <w:rPr>
+                          <w:rFonts w:ascii="Consolas" w:eastAsia="Times New Roman" w:hAnsi="Consolas" w:cs="Times New Roman"/>
+                          <w:color w:val="BBBEBF"/>
+                          <w:sz w:val="21"/>
+                          <w:szCs w:val="21"/>
+                          <w:lang w:eastAsia="en-US"/>
+                        </w:rPr>
+                        <w:t>:</w:t>
+                      </w:r>
+                      <w:r>
+                        <w:rPr>
+                          <w:rFonts w:ascii="Consolas" w:eastAsia="Times New Roman" w:hAnsi="Consolas" w:cs="Times New Roman"/>
+                          <w:color w:val="DCDCAA"/>
+                          <w:sz w:val="21"/>
+                          <w:szCs w:val="21"/>
+                          <w:lang w:eastAsia="en-US"/>
+                        </w:rPr>
+                        <w:t>bge</w:t>
+                      </w:r>
+                      <w:proofErr w:type="gramEnd"/>
+                      <w:r>
+                        <w:rPr>
+                          <w:rFonts w:ascii="Consolas" w:eastAsia="Times New Roman" w:hAnsi="Consolas" w:cs="Times New Roman"/>
+                          <w:color w:val="BBBEBF"/>
+                          <w:sz w:val="21"/>
+                          <w:szCs w:val="21"/>
+                          <w:lang w:eastAsia="en-US"/>
+                        </w:rPr>
+                        <w:t xml:space="preserve"> </w:t>
+                      </w:r>
+                      <w:r>
+                        <w:rPr>
+                          <w:rFonts w:ascii="Consolas" w:eastAsia="Times New Roman" w:hAnsi="Consolas" w:cs="Times New Roman"/>
+                          <w:color w:val="C9D1D9"/>
+                          <w:sz w:val="21"/>
+                          <w:szCs w:val="21"/>
+                          <w:lang w:eastAsia="en-US"/>
+                        </w:rPr>
+                        <w:t>x22</w:t>
+                      </w:r>
+                      <w:r>
+                        <w:rPr>
+                          <w:rFonts w:ascii="Consolas" w:eastAsia="Times New Roman" w:hAnsi="Consolas" w:cs="Times New Roman"/>
+                          <w:color w:val="BBBEBF"/>
+                          <w:sz w:val="21"/>
+                          <w:szCs w:val="21"/>
+                          <w:lang w:eastAsia="en-US"/>
+                        </w:rPr>
+                        <w:t>,</w:t>
+                      </w:r>
+                      <w:r>
+                        <w:rPr>
+                          <w:rFonts w:ascii="Consolas" w:eastAsia="Times New Roman" w:hAnsi="Consolas" w:cs="Times New Roman"/>
+                          <w:color w:val="C9D1D9"/>
+                          <w:sz w:val="21"/>
+                          <w:szCs w:val="21"/>
+                          <w:lang w:eastAsia="en-US"/>
+                        </w:rPr>
+                        <w:t>x5</w:t>
+                      </w:r>
+                      <w:r>
+                        <w:rPr>
+                          <w:rFonts w:ascii="Consolas" w:eastAsia="Times New Roman" w:hAnsi="Consolas" w:cs="Times New Roman"/>
+                          <w:color w:val="BBBEBF"/>
+                          <w:sz w:val="21"/>
+                          <w:szCs w:val="21"/>
+                          <w:lang w:eastAsia="en-US"/>
+                        </w:rPr>
+                        <w:t>,EXIT2</w:t>
+                      </w:r>
+                    </w:p>
+                    <w:p>
+                      <w:pPr>
+                        <w:shd w:val="clear" w:color="auto" w:fill="121314"/>
+                        <w:spacing w:after="0" w:line="285" w:lineRule="atLeast"/>
+                        <w:rPr>
+                          <w:rFonts w:ascii="Consolas" w:eastAsia="Times New Roman" w:hAnsi="Consolas" w:cs="Times New Roman"/>
+                          <w:color w:val="BBBEBF"/>
+                          <w:sz w:val="21"/>
+                          <w:szCs w:val="21"/>
+                          <w:lang w:eastAsia="en-US"/>
+                        </w:rPr>
+                      </w:pPr>
+                      <w:r>
+                        <w:rPr>
+                          <w:rFonts w:ascii="Consolas" w:eastAsia="Times New Roman" w:hAnsi="Consolas" w:cs="Times New Roman"/>
+                          <w:color w:val="BBBEBF"/>
+                          <w:sz w:val="21"/>
+                          <w:szCs w:val="21"/>
+                          <w:lang w:eastAsia="en-US"/>
+                        </w:rPr>
+                        <w:t xml:space="preserve">    </w:t>
+                      </w:r>
+                      <w:proofErr w:type="spellStart"/>
+                      <w:r>
+                        <w:rPr>
+                          <w:rFonts w:ascii="Consolas" w:eastAsia="Times New Roman" w:hAnsi="Consolas" w:cs="Times New Roman"/>
+                          <w:color w:val="DCDCAA"/>
+                          <w:sz w:val="21"/>
+                          <w:szCs w:val="21"/>
+                          <w:lang w:eastAsia="en-US"/>
+                        </w:rPr>
+                        <w:t>slli</w:t>
+                      </w:r>
+                      <w:proofErr w:type="spellEnd"/>
+                      <w:r>
+                        <w:rPr>
+                          <w:rFonts w:ascii="Consolas" w:eastAsia="Times New Roman" w:hAnsi="Consolas" w:cs="Times New Roman"/>
+                          <w:color w:val="BBBEBF"/>
+                          <w:sz w:val="21"/>
+                          <w:szCs w:val="21"/>
+                          <w:lang w:eastAsia="en-US"/>
+                        </w:rPr>
+                        <w:t xml:space="preserve"> </w:t>
+                      </w:r>
+                      <w:r>
+                        <w:rPr>
+                          <w:rFonts w:ascii="Consolas" w:eastAsia="Times New Roman" w:hAnsi="Consolas" w:cs="Times New Roman"/>
+                          <w:color w:val="C9D1D9"/>
+                          <w:sz w:val="21"/>
+                          <w:szCs w:val="21"/>
+                          <w:lang w:eastAsia="en-US"/>
+                        </w:rPr>
+                        <w:t>x</w:t>
+                      </w:r>
+                      <w:proofErr w:type="gramStart"/>
+                      <w:r>
+                        <w:rPr>
+                          <w:rFonts w:ascii="Consolas" w:eastAsia="Times New Roman" w:hAnsi="Consolas" w:cs="Times New Roman"/>
+                          <w:color w:val="C9D1D9"/>
+                          <w:sz w:val="21"/>
+                          <w:szCs w:val="21"/>
+                          <w:lang w:eastAsia="en-US"/>
+                        </w:rPr>
+                        <w:t>7</w:t>
+                      </w:r>
+                      <w:r>
+                        <w:rPr>
+                          <w:rFonts w:ascii="Consolas" w:eastAsia="Times New Roman" w:hAnsi="Consolas" w:cs="Times New Roman"/>
+                          <w:color w:val="BBBEBF"/>
+                          <w:sz w:val="21"/>
+                          <w:szCs w:val="21"/>
+                          <w:lang w:eastAsia="en-US"/>
+                        </w:rPr>
+                        <w:t>,</w:t>
+                      </w:r>
+                      <w:r>
+                        <w:rPr>
+                          <w:rFonts w:ascii="Consolas" w:eastAsia="Times New Roman" w:hAnsi="Consolas" w:cs="Times New Roman"/>
+                          <w:color w:val="C9D1D9"/>
+                          <w:sz w:val="21"/>
+                          <w:szCs w:val="21"/>
+                          <w:lang w:eastAsia="en-US"/>
+                        </w:rPr>
+                        <w:t>x</w:t>
+                      </w:r>
+                      <w:proofErr w:type="gramEnd"/>
+                      <w:r>
+                        <w:rPr>
+                          <w:rFonts w:ascii="Consolas" w:eastAsia="Times New Roman" w:hAnsi="Consolas" w:cs="Times New Roman"/>
+                          <w:color w:val="C9D1D9"/>
+                          <w:sz w:val="21"/>
+                          <w:szCs w:val="21"/>
+                          <w:lang w:eastAsia="en-US"/>
+                        </w:rPr>
+                        <w:t>22</w:t>
+                      </w:r>
+                      <w:r>
+                        <w:rPr>
+                          <w:rFonts w:ascii="Consolas" w:eastAsia="Times New Roman" w:hAnsi="Consolas" w:cs="Times New Roman"/>
+                          <w:color w:val="BBBEBF"/>
+                          <w:sz w:val="21"/>
+                          <w:szCs w:val="21"/>
+                          <w:lang w:eastAsia="en-US"/>
+                        </w:rPr>
+                        <w:t>,</w:t>
+                      </w:r>
+                      <w:r>
+                        <w:rPr>
+                          <w:rFonts w:ascii="Consolas" w:eastAsia="Times New Roman" w:hAnsi="Consolas" w:cs="Times New Roman"/>
+                          <w:color w:val="B5CEA8"/>
+                          <w:sz w:val="21"/>
+                          <w:szCs w:val="21"/>
+                          <w:lang w:eastAsia="en-US"/>
+                        </w:rPr>
+                        <w:t>2</w:t>
+                      </w:r>
+                    </w:p>
+                    <w:p>
+                      <w:pPr>
+                        <w:shd w:val="clear" w:color="auto" w:fill="121314"/>
+                        <w:spacing w:after="0" w:line="285" w:lineRule="atLeast"/>
+                        <w:rPr>
+                          <w:rFonts w:ascii="Consolas" w:eastAsia="Times New Roman" w:hAnsi="Consolas" w:cs="Times New Roman"/>
+                          <w:color w:val="BBBEBF"/>
+                          <w:sz w:val="21"/>
+                          <w:szCs w:val="21"/>
+                          <w:lang w:eastAsia="en-US"/>
+                        </w:rPr>
+                      </w:pPr>
+                      <w:r>
+                        <w:rPr>
+                          <w:rFonts w:ascii="Consolas" w:eastAsia="Times New Roman" w:hAnsi="Consolas" w:cs="Times New Roman"/>
+                          <w:color w:val="BBBEBF"/>
+                          <w:sz w:val="21"/>
+                          <w:szCs w:val="21"/>
+                          <w:lang w:eastAsia="en-US"/>
+                        </w:rPr>
+                        <w:t xml:space="preserve">    </w:t>
+                      </w:r>
+                      <w:r>
+                        <w:rPr>
+                          <w:rFonts w:ascii="Consolas" w:eastAsia="Times New Roman" w:hAnsi="Consolas" w:cs="Times New Roman"/>
+                          <w:color w:val="DCDCAA"/>
+                          <w:sz w:val="21"/>
+                          <w:szCs w:val="21"/>
+                          <w:lang w:eastAsia="en-US"/>
+                        </w:rPr>
+                        <w:t>add</w:t>
+                      </w:r>
+                      <w:r>
+                        <w:rPr>
+                          <w:rFonts w:ascii="Consolas" w:eastAsia="Times New Roman" w:hAnsi="Consolas" w:cs="Times New Roman"/>
+                          <w:color w:val="BBBEBF"/>
+                          <w:sz w:val="21"/>
+                          <w:szCs w:val="21"/>
+                          <w:lang w:eastAsia="en-US"/>
+                        </w:rPr>
+                        <w:t xml:space="preserve"> </w:t>
+                      </w:r>
+                      <w:r>
+                        <w:rPr>
+                          <w:rFonts w:ascii="Consolas" w:eastAsia="Times New Roman" w:hAnsi="Consolas" w:cs="Times New Roman"/>
+                          <w:color w:val="C9D1D9"/>
+                          <w:sz w:val="21"/>
+                          <w:szCs w:val="21"/>
+                          <w:lang w:eastAsia="en-US"/>
+                        </w:rPr>
+                        <w:t>x7</w:t>
+                      </w:r>
+                      <w:r>
+                        <w:rPr>
+                          <w:rFonts w:ascii="Consolas" w:eastAsia="Times New Roman" w:hAnsi="Consolas" w:cs="Times New Roman"/>
+                          <w:color w:val="BBBEBF"/>
+                          <w:sz w:val="21"/>
+                          <w:szCs w:val="21"/>
+                          <w:lang w:eastAsia="en-US"/>
+                        </w:rPr>
+                        <w:t xml:space="preserve">, </w:t>
+                      </w:r>
+                      <w:r>
+                        <w:rPr>
+                          <w:rFonts w:ascii="Consolas" w:eastAsia="Times New Roman" w:hAnsi="Consolas" w:cs="Times New Roman"/>
+                          <w:color w:val="C9D1D9"/>
+                          <w:sz w:val="21"/>
+                          <w:szCs w:val="21"/>
+                          <w:lang w:eastAsia="en-US"/>
+                        </w:rPr>
+                        <w:t>x7</w:t>
+                      </w:r>
+                      <w:r>
+                        <w:rPr>
+                          <w:rFonts w:ascii="Consolas" w:eastAsia="Times New Roman" w:hAnsi="Consolas" w:cs="Times New Roman"/>
+                          <w:color w:val="BBBEBF"/>
+                          <w:sz w:val="21"/>
+                          <w:szCs w:val="21"/>
+                          <w:lang w:eastAsia="en-US"/>
+                        </w:rPr>
+                        <w:t xml:space="preserve">, </w:t>
+                      </w:r>
+                      <w:r>
+                        <w:rPr>
+                          <w:rFonts w:ascii="Consolas" w:eastAsia="Times New Roman" w:hAnsi="Consolas" w:cs="Times New Roman"/>
+                          <w:color w:val="C9D1D9"/>
+                          <w:sz w:val="21"/>
+                          <w:szCs w:val="21"/>
+                          <w:lang w:eastAsia="en-US"/>
+                        </w:rPr>
+                        <w:t>x6</w:t>
+                      </w:r>
+                    </w:p>
+                    <w:p>
+                      <w:pPr>
+                        <w:shd w:val="clear" w:color="auto" w:fill="121314"/>
+                        <w:spacing w:after="0" w:line="285" w:lineRule="atLeast"/>
+                        <w:rPr>
+                          <w:rFonts w:ascii="Consolas" w:eastAsia="Times New Roman" w:hAnsi="Consolas" w:cs="Times New Roman"/>
+                          <w:color w:val="BBBEBF"/>
+                          <w:sz w:val="21"/>
+                          <w:szCs w:val="21"/>
+                          <w:lang w:eastAsia="en-US"/>
+                        </w:rPr>
+                      </w:pPr>
+                      <w:r>
+                        <w:rPr>
+                          <w:rFonts w:ascii="Consolas" w:eastAsia="Times New Roman" w:hAnsi="Consolas" w:cs="Times New Roman"/>
+                          <w:color w:val="BBBEBF"/>
+                          <w:sz w:val="21"/>
+                          <w:szCs w:val="21"/>
+                          <w:lang w:eastAsia="en-US"/>
+                        </w:rPr>
+                        <w:t xml:space="preserve">    </w:t>
+                      </w:r>
+                      <w:proofErr w:type="spellStart"/>
+                      <w:r>
+                        <w:rPr>
+                          <w:rFonts w:ascii="Consolas" w:eastAsia="Times New Roman" w:hAnsi="Consolas" w:cs="Times New Roman"/>
+                          <w:color w:val="DCDCAA"/>
+                          <w:sz w:val="21"/>
+                          <w:szCs w:val="21"/>
+                          <w:lang w:eastAsia="en-US"/>
+                        </w:rPr>
+                        <w:t>lw</w:t>
+                      </w:r>
+                      <w:proofErr w:type="spellEnd"/>
+                      <w:r>
+                        <w:rPr>
+                          <w:rFonts w:ascii="Consolas" w:eastAsia="Times New Roman" w:hAnsi="Consolas" w:cs="Times New Roman"/>
+                          <w:color w:val="BBBEBF"/>
+                          <w:sz w:val="21"/>
+                          <w:szCs w:val="21"/>
+                          <w:lang w:eastAsia="en-US"/>
+                        </w:rPr>
+                        <w:t xml:space="preserve"> </w:t>
+                      </w:r>
+                      <w:r>
+                        <w:rPr>
+                          <w:rFonts w:ascii="Consolas" w:eastAsia="Times New Roman" w:hAnsi="Consolas" w:cs="Times New Roman"/>
+                          <w:color w:val="C9D1D9"/>
+                          <w:sz w:val="21"/>
+                          <w:szCs w:val="21"/>
+                          <w:lang w:eastAsia="en-US"/>
+                        </w:rPr>
+                        <w:t>x8</w:t>
+                      </w:r>
+                      <w:r>
+                        <w:rPr>
+                          <w:rFonts w:ascii="Consolas" w:eastAsia="Times New Roman" w:hAnsi="Consolas" w:cs="Times New Roman"/>
+                          <w:color w:val="BBBEBF"/>
+                          <w:sz w:val="21"/>
+                          <w:szCs w:val="21"/>
+                          <w:lang w:eastAsia="en-US"/>
+                        </w:rPr>
+                        <w:t xml:space="preserve">, </w:t>
+                      </w:r>
+                      <w:r>
+                        <w:rPr>
+                          <w:rFonts w:ascii="Consolas" w:eastAsia="Times New Roman" w:hAnsi="Consolas" w:cs="Times New Roman"/>
+                          <w:color w:val="B5CEA8"/>
+                          <w:sz w:val="21"/>
+                          <w:szCs w:val="21"/>
+                          <w:lang w:eastAsia="en-US"/>
+                        </w:rPr>
+                        <w:t>0</w:t>
+                      </w:r>
+                      <w:r>
+                        <w:rPr>
+                          <w:rFonts w:ascii="Consolas" w:eastAsia="Times New Roman" w:hAnsi="Consolas" w:cs="Times New Roman"/>
+                          <w:color w:val="BBBEBF"/>
+                          <w:sz w:val="21"/>
+                          <w:szCs w:val="21"/>
+                          <w:lang w:eastAsia="en-US"/>
+                        </w:rPr>
+                        <w:t>(</w:t>
+                      </w:r>
+                      <w:r>
+                        <w:rPr>
+                          <w:rFonts w:ascii="Consolas" w:eastAsia="Times New Roman" w:hAnsi="Consolas" w:cs="Times New Roman"/>
+                          <w:color w:val="C9D1D9"/>
+                          <w:sz w:val="21"/>
+                          <w:szCs w:val="21"/>
+                          <w:lang w:eastAsia="en-US"/>
+                        </w:rPr>
+                        <w:t>x7</w:t>
+                      </w:r>
+                      <w:r>
+                        <w:rPr>
+                          <w:rFonts w:ascii="Consolas" w:eastAsia="Times New Roman" w:hAnsi="Consolas" w:cs="Times New Roman"/>
+                          <w:color w:val="BBBEBF"/>
+                          <w:sz w:val="21"/>
+                          <w:szCs w:val="21"/>
+                          <w:lang w:eastAsia="en-US"/>
+                        </w:rPr>
+                        <w:t>)</w:t>
+                      </w:r>
+                    </w:p>
+                    <w:p>
+                      <w:pPr>
+                        <w:shd w:val="clear" w:color="auto" w:fill="121314"/>
+                        <w:spacing w:after="0" w:line="285" w:lineRule="atLeast"/>
+                        <w:rPr>
+                          <w:rFonts w:ascii="Consolas" w:eastAsia="Times New Roman" w:hAnsi="Consolas" w:cs="Times New Roman"/>
+                          <w:color w:val="BBBEBF"/>
+                          <w:sz w:val="21"/>
+                          <w:szCs w:val="21"/>
+                          <w:lang w:eastAsia="en-US"/>
+                        </w:rPr>
+                      </w:pPr>
+                      <w:r>
+                        <w:rPr>
+                          <w:rFonts w:ascii="Consolas" w:eastAsia="Times New Roman" w:hAnsi="Consolas" w:cs="Times New Roman"/>
+                          <w:color w:val="BBBEBF"/>
+                          <w:sz w:val="21"/>
+                          <w:szCs w:val="21"/>
+                          <w:lang w:eastAsia="en-US"/>
+                        </w:rPr>
+                        <w:t xml:space="preserve">    </w:t>
+                      </w:r>
+                      <w:r>
+                        <w:rPr>
+                          <w:rFonts w:ascii="Consolas" w:eastAsia="Times New Roman" w:hAnsi="Consolas" w:cs="Times New Roman"/>
+                          <w:color w:val="DCDCAA"/>
+                          <w:sz w:val="21"/>
+                          <w:szCs w:val="21"/>
+                          <w:lang w:eastAsia="en-US"/>
+                        </w:rPr>
+                        <w:t>add</w:t>
+                      </w:r>
+                      <w:r>
+                        <w:rPr>
+                          <w:rFonts w:ascii="Consolas" w:eastAsia="Times New Roman" w:hAnsi="Consolas" w:cs="Times New Roman"/>
+                          <w:color w:val="BBBEBF"/>
+                          <w:sz w:val="21"/>
+                          <w:szCs w:val="21"/>
+                          <w:lang w:eastAsia="en-US"/>
+                        </w:rPr>
+                        <w:t xml:space="preserve"> </w:t>
+                      </w:r>
+                      <w:r>
+                        <w:rPr>
+                          <w:rFonts w:ascii="Consolas" w:eastAsia="Times New Roman" w:hAnsi="Consolas" w:cs="Times New Roman"/>
+                          <w:color w:val="C9D1D9"/>
+                          <w:sz w:val="21"/>
+                          <w:szCs w:val="21"/>
+                          <w:lang w:eastAsia="en-US"/>
+                        </w:rPr>
+                        <w:t>x23</w:t>
+                      </w:r>
+                      <w:r>
+                        <w:rPr>
+                          <w:rFonts w:ascii="Consolas" w:eastAsia="Times New Roman" w:hAnsi="Consolas" w:cs="Times New Roman"/>
+                          <w:color w:val="BBBEBF"/>
+                          <w:sz w:val="21"/>
+                          <w:szCs w:val="21"/>
+                          <w:lang w:eastAsia="en-US"/>
+                        </w:rPr>
+                        <w:t xml:space="preserve">, </w:t>
+                      </w:r>
+                      <w:r>
+                        <w:rPr>
+                          <w:rFonts w:ascii="Consolas" w:eastAsia="Times New Roman" w:hAnsi="Consolas" w:cs="Times New Roman"/>
+                          <w:color w:val="C9D1D9"/>
+                          <w:sz w:val="21"/>
+                          <w:szCs w:val="21"/>
+                          <w:lang w:eastAsia="en-US"/>
+                        </w:rPr>
+                        <w:t>x</w:t>
+                      </w:r>
+                      <w:proofErr w:type="gramStart"/>
+                      <w:r>
+                        <w:rPr>
+                          <w:rFonts w:ascii="Consolas" w:eastAsia="Times New Roman" w:hAnsi="Consolas" w:cs="Times New Roman"/>
+                          <w:color w:val="C9D1D9"/>
+                          <w:sz w:val="21"/>
+                          <w:szCs w:val="21"/>
+                          <w:lang w:eastAsia="en-US"/>
+                        </w:rPr>
+                        <w:t>23</w:t>
+                      </w:r>
+                      <w:r>
+                        <w:rPr>
+                          <w:rFonts w:ascii="Consolas" w:eastAsia="Times New Roman" w:hAnsi="Consolas" w:cs="Times New Roman"/>
+                          <w:color w:val="BBBEBF"/>
+                          <w:sz w:val="21"/>
+                          <w:szCs w:val="21"/>
+                          <w:lang w:eastAsia="en-US"/>
+                        </w:rPr>
+                        <w:t>,</w:t>
+                      </w:r>
+                      <w:r>
+                        <w:rPr>
+                          <w:rFonts w:ascii="Consolas" w:eastAsia="Times New Roman" w:hAnsi="Consolas" w:cs="Times New Roman"/>
+                          <w:color w:val="C9D1D9"/>
+                          <w:sz w:val="21"/>
+                          <w:szCs w:val="21"/>
+                          <w:lang w:eastAsia="en-US"/>
+                        </w:rPr>
+                        <w:t>x</w:t>
+                      </w:r>
+                      <w:proofErr w:type="gramEnd"/>
+                      <w:r>
+                        <w:rPr>
+                          <w:rFonts w:ascii="Consolas" w:eastAsia="Times New Roman" w:hAnsi="Consolas" w:cs="Times New Roman"/>
+                          <w:color w:val="C9D1D9"/>
+                          <w:sz w:val="21"/>
+                          <w:szCs w:val="21"/>
+                          <w:lang w:eastAsia="en-US"/>
+                        </w:rPr>
+                        <w:t>8</w:t>
+                      </w:r>
+                    </w:p>
+                    <w:p>
+                      <w:pPr>
+                        <w:shd w:val="clear" w:color="auto" w:fill="121314"/>
+                        <w:spacing w:after="0" w:line="285" w:lineRule="atLeast"/>
+                        <w:rPr>
+                          <w:rFonts w:ascii="Consolas" w:eastAsia="Times New Roman" w:hAnsi="Consolas" w:cs="Times New Roman"/>
+                          <w:color w:val="BBBEBF"/>
+                          <w:sz w:val="21"/>
+                          <w:szCs w:val="21"/>
+                          <w:lang w:eastAsia="en-US"/>
+                        </w:rPr>
+                      </w:pPr>
+                      <w:r>
+                        <w:rPr>
+                          <w:rFonts w:ascii="Consolas" w:eastAsia="Times New Roman" w:hAnsi="Consolas" w:cs="Times New Roman"/>
+                          <w:color w:val="BBBEBF"/>
+                          <w:sz w:val="21"/>
+                          <w:szCs w:val="21"/>
+                          <w:lang w:eastAsia="en-US"/>
+                        </w:rPr>
+                        <w:t xml:space="preserve">    </w:t>
+                      </w:r>
+                      <w:proofErr w:type="spellStart"/>
+                      <w:r>
+                        <w:rPr>
+                          <w:rFonts w:ascii="Consolas" w:eastAsia="Times New Roman" w:hAnsi="Consolas" w:cs="Times New Roman"/>
+                          <w:color w:val="DCDCAA"/>
+                          <w:sz w:val="21"/>
+                          <w:szCs w:val="21"/>
+                          <w:lang w:eastAsia="en-US"/>
+                        </w:rPr>
+                        <w:t>addi</w:t>
+                      </w:r>
+                      <w:proofErr w:type="spellEnd"/>
+                      <w:r>
+                        <w:rPr>
+                          <w:rFonts w:ascii="Consolas" w:eastAsia="Times New Roman" w:hAnsi="Consolas" w:cs="Times New Roman"/>
+                          <w:color w:val="BBBEBF"/>
+                          <w:sz w:val="21"/>
+                          <w:szCs w:val="21"/>
+                          <w:lang w:eastAsia="en-US"/>
+                        </w:rPr>
+                        <w:t xml:space="preserve"> </w:t>
+                      </w:r>
+                      <w:r>
+                        <w:rPr>
+                          <w:rFonts w:ascii="Consolas" w:eastAsia="Times New Roman" w:hAnsi="Consolas" w:cs="Times New Roman"/>
+                          <w:color w:val="C9D1D9"/>
+                          <w:sz w:val="21"/>
+                          <w:szCs w:val="21"/>
+                          <w:lang w:eastAsia="en-US"/>
+                        </w:rPr>
+                        <w:t>x</w:t>
+                      </w:r>
+                      <w:proofErr w:type="gramStart"/>
+                      <w:r>
+                        <w:rPr>
+                          <w:rFonts w:ascii="Consolas" w:eastAsia="Times New Roman" w:hAnsi="Consolas" w:cs="Times New Roman"/>
+                          <w:color w:val="C9D1D9"/>
+                          <w:sz w:val="21"/>
+                          <w:szCs w:val="21"/>
+                          <w:lang w:eastAsia="en-US"/>
+                        </w:rPr>
+                        <w:t>22</w:t>
+                      </w:r>
+                      <w:r>
+                        <w:rPr>
+                          <w:rFonts w:ascii="Consolas" w:eastAsia="Times New Roman" w:hAnsi="Consolas" w:cs="Times New Roman"/>
+                          <w:color w:val="BBBEBF"/>
+                          <w:sz w:val="21"/>
+                          <w:szCs w:val="21"/>
+                          <w:lang w:eastAsia="en-US"/>
+                        </w:rPr>
+                        <w:t>,</w:t>
+                      </w:r>
+                      <w:r>
+                        <w:rPr>
+                          <w:rFonts w:ascii="Consolas" w:eastAsia="Times New Roman" w:hAnsi="Consolas" w:cs="Times New Roman"/>
+                          <w:color w:val="C9D1D9"/>
+                          <w:sz w:val="21"/>
+                          <w:szCs w:val="21"/>
+                          <w:lang w:eastAsia="en-US"/>
+                        </w:rPr>
+                        <w:t>x</w:t>
+                      </w:r>
+                      <w:proofErr w:type="gramEnd"/>
+                      <w:r>
+                        <w:rPr>
+                          <w:rFonts w:ascii="Consolas" w:eastAsia="Times New Roman" w:hAnsi="Consolas" w:cs="Times New Roman"/>
+                          <w:color w:val="C9D1D9"/>
+                          <w:sz w:val="21"/>
+                          <w:szCs w:val="21"/>
+                          <w:lang w:eastAsia="en-US"/>
+                        </w:rPr>
+                        <w:t>22</w:t>
+                      </w:r>
+                      <w:r>
+                        <w:rPr>
+                          <w:rFonts w:ascii="Consolas" w:eastAsia="Times New Roman" w:hAnsi="Consolas" w:cs="Times New Roman"/>
+                          <w:color w:val="BBBEBF"/>
+                          <w:sz w:val="21"/>
+                          <w:szCs w:val="21"/>
+                          <w:lang w:eastAsia="en-US"/>
+                        </w:rPr>
+                        <w:t>,</w:t>
+                      </w:r>
+                      <w:r>
+                        <w:rPr>
+                          <w:rFonts w:ascii="Consolas" w:eastAsia="Times New Roman" w:hAnsi="Consolas" w:cs="Times New Roman"/>
+                          <w:color w:val="B5CEA8"/>
+                          <w:sz w:val="21"/>
+                          <w:szCs w:val="21"/>
+                          <w:lang w:eastAsia="en-US"/>
+                        </w:rPr>
+                        <w:t>1</w:t>
+                      </w:r>
+                    </w:p>
+                    <w:p>
+                      <w:pPr>
+                        <w:shd w:val="clear" w:color="auto" w:fill="121314"/>
+                        <w:spacing w:after="0" w:line="285" w:lineRule="atLeast"/>
+                        <w:rPr>
+                          <w:rFonts w:ascii="Consolas" w:eastAsia="Times New Roman" w:hAnsi="Consolas" w:cs="Times New Roman"/>
+                          <w:color w:val="BBBEBF"/>
+                          <w:sz w:val="21"/>
+                          <w:szCs w:val="21"/>
+                          <w:lang w:eastAsia="en-US"/>
+                        </w:rPr>
+                      </w:pPr>
+                      <w:r>
+                        <w:rPr>
+                          <w:rFonts w:ascii="Consolas" w:eastAsia="Times New Roman" w:hAnsi="Consolas" w:cs="Times New Roman"/>
+                          <w:color w:val="BBBEBF"/>
+                          <w:sz w:val="21"/>
+                          <w:szCs w:val="21"/>
+                          <w:lang w:eastAsia="en-US"/>
+                        </w:rPr>
+                        <w:t xml:space="preserve">    </w:t>
+                      </w:r>
+                      <w:r>
+                        <w:rPr>
+                          <w:rFonts w:ascii="Consolas" w:eastAsia="Times New Roman" w:hAnsi="Consolas" w:cs="Times New Roman"/>
+                          <w:color w:val="DCDCAA"/>
+                          <w:sz w:val="21"/>
+                          <w:szCs w:val="21"/>
+                          <w:lang w:eastAsia="en-US"/>
+                        </w:rPr>
+                        <w:t>j</w:t>
+                      </w:r>
+                      <w:r>
+                        <w:rPr>
+                          <w:rFonts w:ascii="Consolas" w:eastAsia="Times New Roman" w:hAnsi="Consolas" w:cs="Times New Roman"/>
+                          <w:color w:val="BBBEBF"/>
+                          <w:sz w:val="21"/>
+                          <w:szCs w:val="21"/>
+                          <w:lang w:eastAsia="en-US"/>
+                        </w:rPr>
+                        <w:t xml:space="preserve"> FOR2</w:t>
+                      </w:r>
+                    </w:p>
+                    <w:p>
+                      <w:pPr>
+                        <w:shd w:val="clear" w:color="auto" w:fill="121314"/>
+                        <w:spacing w:after="0" w:line="285" w:lineRule="atLeast"/>
+                        <w:rPr>
+                          <w:rFonts w:ascii="Consolas" w:eastAsia="Times New Roman" w:hAnsi="Consolas" w:cs="Times New Roman"/>
+                          <w:color w:val="BBBEBF"/>
+                          <w:sz w:val="21"/>
+                          <w:szCs w:val="21"/>
+                          <w:lang w:eastAsia="en-US"/>
+                        </w:rPr>
+                      </w:pPr>
+                      <w:r>
+                        <w:rPr>
+                          <w:rFonts w:ascii="Consolas" w:eastAsia="Times New Roman" w:hAnsi="Consolas" w:cs="Times New Roman"/>
+                          <w:color w:val="D2A8FF"/>
+                          <w:sz w:val="21"/>
+                          <w:szCs w:val="21"/>
+                          <w:lang w:eastAsia="en-US"/>
+                        </w:rPr>
+                        <w:t>EXIT2</w:t>
+                      </w:r>
+                      <w:r>
+                        <w:rPr>
+                          <w:rFonts w:ascii="Consolas" w:eastAsia="Times New Roman" w:hAnsi="Consolas" w:cs="Times New Roman"/>
+                          <w:color w:val="BBBEBF"/>
+                          <w:sz w:val="21"/>
+                          <w:szCs w:val="21"/>
+                          <w:lang w:eastAsia="en-US"/>
+                        </w:rPr>
+                        <w:t>:</w:t>
+                      </w:r>
+                    </w:p>
+                    <w:p>
+                      <w:pPr>
+                        <w:shd w:val="clear" w:color="auto" w:fill="121314"/>
+                        <w:spacing w:after="240" w:line="285" w:lineRule="atLeast"/>
+                        <w:rPr>
+                          <w:rFonts w:ascii="Consolas" w:eastAsia="Times New Roman" w:hAnsi="Consolas" w:cs="Times New Roman"/>
+                          <w:color w:val="BBBEBF"/>
+                          <w:sz w:val="21"/>
+                          <w:szCs w:val="21"/>
+                          <w:lang w:eastAsia="en-US"/>
+                        </w:rPr>
+                      </w:pPr>
+                    </w:p>
+                    <w:p>
+                      <w:pPr>
+                        <w:shd w:val="clear" w:color="auto" w:fill="121314"/>
+                        <w:spacing w:after="0" w:line="285" w:lineRule="atLeast"/>
+                        <w:rPr>
+                          <w:rFonts w:ascii="Consolas" w:eastAsia="Times New Roman" w:hAnsi="Consolas" w:cs="Times New Roman"/>
+                          <w:color w:val="BBBEBF"/>
+                          <w:sz w:val="21"/>
+                          <w:szCs w:val="21"/>
+                          <w:lang w:eastAsia="en-US"/>
+                        </w:rPr>
+                      </w:pPr>
+                      <w:r>
+                        <w:rPr>
+                          <w:rFonts w:ascii="Consolas" w:eastAsia="Times New Roman" w:hAnsi="Consolas" w:cs="Times New Roman"/>
+                          <w:color w:val="D2A8FF"/>
+                          <w:sz w:val="21"/>
+                          <w:szCs w:val="21"/>
+                          <w:lang w:eastAsia="en-US"/>
+                        </w:rPr>
+                        <w:t>end</w:t>
+                      </w:r>
+                      <w:r>
+                        <w:rPr>
+                          <w:rFonts w:ascii="Consolas" w:eastAsia="Times New Roman" w:hAnsi="Consolas" w:cs="Times New Roman"/>
+                          <w:color w:val="BBBEBF"/>
+                          <w:sz w:val="21"/>
+                          <w:szCs w:val="21"/>
+                          <w:lang w:eastAsia="en-US"/>
+                        </w:rPr>
+                        <w:t>:</w:t>
+                      </w:r>
+                    </w:p>
+                    <w:p>
+                      <w:pPr>
+                        <w:shd w:val="clear" w:color="auto" w:fill="121314"/>
+                        <w:spacing w:after="0" w:line="285" w:lineRule="atLeast"/>
+                        <w:rPr>
+                          <w:rFonts w:ascii="Consolas" w:eastAsia="Times New Roman" w:hAnsi="Consolas" w:cs="Times New Roman"/>
+                          <w:color w:val="BBBEBF"/>
+                          <w:sz w:val="21"/>
+                          <w:szCs w:val="21"/>
+                          <w:lang w:eastAsia="en-US"/>
+                        </w:rPr>
+                      </w:pPr>
+                      <w:r>
+                        <w:rPr>
+                          <w:rFonts w:ascii="Consolas" w:eastAsia="Times New Roman" w:hAnsi="Consolas" w:cs="Times New Roman"/>
+                          <w:color w:val="BBBEBF"/>
+                          <w:sz w:val="21"/>
+                          <w:szCs w:val="21"/>
+                          <w:lang w:eastAsia="en-US"/>
+                        </w:rPr>
+                        <w:t xml:space="preserve">    </w:t>
+                      </w:r>
+                      <w:r>
+                        <w:rPr>
+                          <w:rFonts w:ascii="Consolas" w:eastAsia="Times New Roman" w:hAnsi="Consolas" w:cs="Times New Roman"/>
+                          <w:color w:val="DCDCAA"/>
+                          <w:sz w:val="21"/>
+                          <w:szCs w:val="21"/>
+                          <w:lang w:eastAsia="en-US"/>
+                        </w:rPr>
+                        <w:t>j</w:t>
+                      </w:r>
+                      <w:r>
+                        <w:rPr>
+                          <w:rFonts w:ascii="Consolas" w:eastAsia="Times New Roman" w:hAnsi="Consolas" w:cs="Times New Roman"/>
+                          <w:color w:val="BBBEBF"/>
+                          <w:sz w:val="21"/>
+                          <w:szCs w:val="21"/>
+                          <w:lang w:eastAsia="en-US"/>
+                        </w:rPr>
+                        <w:t xml:space="preserve"> end   </w:t>
+                      </w:r>
+                    </w:p>
+                    <w:p>
+                      <w:pPr>
+                        <w:jc w:val="center"/>
+                      </w:pPr>
+                    </w:p>
+                  </w:txbxContent>
+                </v:textbox>
+                <w10:anchorlock/>
+              </v:rect>
+            </w:pict>
+          </mc:Fallback>
         </mc:AlternateContent>
       </w:r>
     </w:p>
@@ -7778,9 +16254,30 @@
         <w:spacing w:after="0" w:line="240" w:lineRule="auto"/>
         <w:rPr>
           <w:rFonts w:ascii="Times New Roman" w:eastAsia="Times New Roman" w:hAnsi="Times New Roman" w:cs="Times New Roman"/>
+          <w:b/>
+          <w:bCs/>
           <w:color w:val="000000" w:themeColor="text1"/>
-          <w:sz w:val="22"/>
-          <w:szCs w:val="22"/>
+          <w:sz w:val="28"/>
+          <w:szCs w:val="28"/>
+          <w:u w:val="single"/>
+        </w:rPr>
+      </w:pPr>
+    </w:p>
+    <w:p>
+      <w:pPr>
+        <w:tabs>
+          <w:tab w:val="center" w:pos="4680"/>
+          <w:tab w:val="right" w:pos="9360"/>
+        </w:tabs>
+        <w:spacing w:after="0" w:line="240" w:lineRule="auto"/>
+        <w:rPr>
+          <w:rFonts w:ascii="Times New Roman" w:eastAsia="Times New Roman" w:hAnsi="Times New Roman" w:cs="Times New Roman"/>
+          <w:b/>
+          <w:bCs/>
+          <w:color w:val="000000" w:themeColor="text1"/>
+          <w:sz w:val="28"/>
+          <w:szCs w:val="28"/>
+          <w:u w:val="single"/>
         </w:rPr>
       </w:pPr>
     </w:p>
@@ -7813,6 +16310,30 @@
         </w:rPr>
         <w:t>Results:</w:t>
       </w:r>
+      <w:r>
+        <w:rPr>
+          <w:noProof/>
+        </w:rPr>
+        <w:t xml:space="preserve"> </w:t>
+      </w:r>
+    </w:p>
+    <w:p>
+      <w:pPr>
+        <w:tabs>
+          <w:tab w:val="center" w:pos="4680"/>
+          <w:tab w:val="right" w:pos="9360"/>
+        </w:tabs>
+        <w:spacing w:after="0" w:line="240" w:lineRule="auto"/>
+      </w:pPr>
+    </w:p>
+    <w:p>
+      <w:pPr>
+        <w:tabs>
+          <w:tab w:val="center" w:pos="4680"/>
+          <w:tab w:val="right" w:pos="9360"/>
+        </w:tabs>
+        <w:spacing w:after="0" w:line="240" w:lineRule="auto"/>
+      </w:pPr>
     </w:p>
     <w:p>
       <w:pPr>
@@ -7832,12 +16353,367 @@
         <w:rPr>
           <w:noProof/>
         </w:rPr>
+        <w:drawing>
+          <wp:anchor distT="0" distB="0" distL="114300" distR="114300" simplePos="0" relativeHeight="251683840" behindDoc="0" locked="0" layoutInCell="1" allowOverlap="1" wp14:anchorId="317A5A66" wp14:editId="2B75710D">
+            <wp:simplePos x="0" y="0"/>
+            <wp:positionH relativeFrom="column">
+              <wp:posOffset>2228850</wp:posOffset>
+            </wp:positionH>
+            <wp:positionV relativeFrom="paragraph">
+              <wp:posOffset>3264535</wp:posOffset>
+            </wp:positionV>
+            <wp:extent cx="1752600" cy="3524250"/>
+            <wp:effectExtent l="0" t="0" r="0" b="0"/>
+            <wp:wrapNone/>
+            <wp:docPr id="33" name="Picture 33"/>
+            <wp:cNvGraphicFramePr>
+              <a:graphicFrameLocks xmlns:a="http://schemas.openxmlformats.org/drawingml/2006/main" noChangeAspect="1"/>
+            </wp:cNvGraphicFramePr>
+            <a:graphic xmlns:a="http://schemas.openxmlformats.org/drawingml/2006/main">
+              <a:graphicData uri="http://schemas.openxmlformats.org/drawingml/2006/picture">
+                <pic:pic xmlns:pic="http://schemas.openxmlformats.org/drawingml/2006/picture">
+                  <pic:nvPicPr>
+                    <pic:cNvPr id="1" name=""/>
+                    <pic:cNvPicPr/>
+                  </pic:nvPicPr>
+                  <pic:blipFill>
+                    <a:blip r:embed="rId29">
+                      <a:extLst>
+                        <a:ext uri="{28A0092B-C50C-407E-A947-70E740481C1C}">
+                          <a14:useLocalDpi xmlns:a14="http://schemas.microsoft.com/office/drawing/2010/main" val="0"/>
+                        </a:ext>
+                      </a:extLst>
+                    </a:blip>
+                    <a:stretch>
+                      <a:fillRect/>
+                    </a:stretch>
+                  </pic:blipFill>
+                  <pic:spPr>
+                    <a:xfrm>
+                      <a:off x="0" y="0"/>
+                      <a:ext cx="1752600" cy="3524250"/>
+                    </a:xfrm>
+                    <a:prstGeom prst="rect">
+                      <a:avLst/>
+                    </a:prstGeom>
+                  </pic:spPr>
+                </pic:pic>
+              </a:graphicData>
+            </a:graphic>
+          </wp:anchor>
+        </w:drawing>
+      </w:r>
+      <w:r>
+        <w:drawing>
+          <wp:anchor distT="0" distB="0" distL="114300" distR="114300" simplePos="0" relativeHeight="251682816" behindDoc="0" locked="0" layoutInCell="1" allowOverlap="1" wp14:anchorId="111A9BEF" wp14:editId="00D36DA9">
+            <wp:simplePos x="0" y="0"/>
+            <wp:positionH relativeFrom="column">
+              <wp:posOffset>152400</wp:posOffset>
+            </wp:positionH>
+            <wp:positionV relativeFrom="paragraph">
+              <wp:posOffset>3660140</wp:posOffset>
+            </wp:positionV>
+            <wp:extent cx="1666875" cy="3114675"/>
+            <wp:effectExtent l="0" t="0" r="9525" b="9525"/>
+            <wp:wrapNone/>
+            <wp:docPr id="31" name="Picture 31"/>
+            <wp:cNvGraphicFramePr>
+              <a:graphicFrameLocks xmlns:a="http://schemas.openxmlformats.org/drawingml/2006/main" noChangeAspect="1"/>
+            </wp:cNvGraphicFramePr>
+            <a:graphic xmlns:a="http://schemas.openxmlformats.org/drawingml/2006/main">
+              <a:graphicData uri="http://schemas.openxmlformats.org/drawingml/2006/picture">
+                <pic:pic xmlns:pic="http://schemas.openxmlformats.org/drawingml/2006/picture">
+                  <pic:nvPicPr>
+                    <pic:cNvPr id="1" name=""/>
+                    <pic:cNvPicPr/>
+                  </pic:nvPicPr>
+                  <pic:blipFill rotWithShape="1">
+                    <a:blip r:embed="rId30">
+                      <a:extLst>
+                        <a:ext uri="{28A0092B-C50C-407E-A947-70E740481C1C}">
+                          <a14:useLocalDpi xmlns:a14="http://schemas.microsoft.com/office/drawing/2010/main" val="0"/>
+                        </a:ext>
+                      </a:extLst>
+                    </a:blip>
+                    <a:srcRect b="25172"/>
+                    <a:stretch/>
+                  </pic:blipFill>
+                  <pic:spPr bwMode="auto">
+                    <a:xfrm>
+                      <a:off x="0" y="0"/>
+                      <a:ext cx="1666875" cy="3114675"/>
+                    </a:xfrm>
+                    <a:prstGeom prst="rect">
+                      <a:avLst/>
+                    </a:prstGeom>
+                    <a:ln>
+                      <a:noFill/>
+                    </a:ln>
+                    <a:extLst>
+                      <a:ext uri="{53640926-AAD7-44D8-BBD7-CCE9431645EC}">
+                        <a14:shadowObscured xmlns:a14="http://schemas.microsoft.com/office/drawing/2010/main"/>
+                      </a:ext>
+                    </a:extLst>
+                  </pic:spPr>
+                </pic:pic>
+              </a:graphicData>
+            </a:graphic>
+            <wp14:sizeRelV relativeFrom="margin">
+              <wp14:pctHeight>0</wp14:pctHeight>
+            </wp14:sizeRelV>
+          </wp:anchor>
+        </w:drawing>
+      </w:r>
+      <w:r>
+        <w:rPr>
+          <w:rFonts w:ascii="Times New Roman" w:eastAsia="Times New Roman" w:hAnsi="Times New Roman" w:cs="Times New Roman"/>
+          <w:b/>
+          <w:bCs/>
+          <w:color w:val="000000" w:themeColor="text1"/>
+          <w:sz w:val="28"/>
+          <w:szCs w:val="28"/>
+          <w:u w:val="single"/>
+        </w:rPr>
+        <w:drawing>
+          <wp:anchor distT="0" distB="0" distL="114300" distR="114300" simplePos="0" relativeHeight="251681792" behindDoc="0" locked="0" layoutInCell="1" allowOverlap="1" wp14:anchorId="10944FB1" wp14:editId="0FCC6232">
+            <wp:simplePos x="0" y="0"/>
+            <wp:positionH relativeFrom="column">
+              <wp:posOffset>4095750</wp:posOffset>
+            </wp:positionH>
+            <wp:positionV relativeFrom="paragraph">
+              <wp:posOffset>245745</wp:posOffset>
+            </wp:positionV>
+            <wp:extent cx="1162212" cy="228632"/>
+            <wp:effectExtent l="0" t="0" r="0" b="0"/>
+            <wp:wrapNone/>
+            <wp:docPr id="28" name="Picture 28"/>
+            <wp:cNvGraphicFramePr>
+              <a:graphicFrameLocks xmlns:a="http://schemas.openxmlformats.org/drawingml/2006/main" noChangeAspect="1"/>
+            </wp:cNvGraphicFramePr>
+            <a:graphic xmlns:a="http://schemas.openxmlformats.org/drawingml/2006/main">
+              <a:graphicData uri="http://schemas.openxmlformats.org/drawingml/2006/picture">
+                <pic:pic xmlns:pic="http://schemas.openxmlformats.org/drawingml/2006/picture">
+                  <pic:nvPicPr>
+                    <pic:cNvPr id="1" name=""/>
+                    <pic:cNvPicPr/>
+                  </pic:nvPicPr>
+                  <pic:blipFill>
+                    <a:blip r:embed="rId31">
+                      <a:extLst>
+                        <a:ext uri="{28A0092B-C50C-407E-A947-70E740481C1C}">
+                          <a14:useLocalDpi xmlns:a14="http://schemas.microsoft.com/office/drawing/2010/main" val="0"/>
+                        </a:ext>
+                      </a:extLst>
+                    </a:blip>
+                    <a:stretch>
+                      <a:fillRect/>
+                    </a:stretch>
+                  </pic:blipFill>
+                  <pic:spPr>
+                    <a:xfrm>
+                      <a:off x="0" y="0"/>
+                      <a:ext cx="1162212" cy="228632"/>
+                    </a:xfrm>
+                    <a:prstGeom prst="rect">
+                      <a:avLst/>
+                    </a:prstGeom>
+                  </pic:spPr>
+                </pic:pic>
+              </a:graphicData>
+            </a:graphic>
+          </wp:anchor>
+        </w:drawing>
+      </w:r>
+      <w:r>
+        <w:rPr>
+          <w:rFonts w:ascii="Times New Roman" w:eastAsia="Times New Roman" w:hAnsi="Times New Roman" w:cs="Times New Roman"/>
+          <w:b/>
+          <w:bCs/>
+          <w:color w:val="000000" w:themeColor="text1"/>
+          <w:sz w:val="28"/>
+          <w:szCs w:val="28"/>
+          <w:u w:val="single"/>
+        </w:rPr>
+        <w:drawing>
+          <wp:anchor distT="0" distB="0" distL="114300" distR="114300" simplePos="0" relativeHeight="251680768" behindDoc="0" locked="0" layoutInCell="1" allowOverlap="1" wp14:anchorId="760D4204" wp14:editId="5993D9ED">
+            <wp:simplePos x="0" y="0"/>
+            <wp:positionH relativeFrom="column">
+              <wp:posOffset>2895600</wp:posOffset>
+            </wp:positionH>
+            <wp:positionV relativeFrom="paragraph">
+              <wp:posOffset>283845</wp:posOffset>
+            </wp:positionV>
+            <wp:extent cx="1085850" cy="180975"/>
+            <wp:effectExtent l="0" t="0" r="0" b="9525"/>
+            <wp:wrapNone/>
+            <wp:docPr id="27" name="Picture 27"/>
+            <wp:cNvGraphicFramePr>
+              <a:graphicFrameLocks xmlns:a="http://schemas.openxmlformats.org/drawingml/2006/main" noChangeAspect="1"/>
+            </wp:cNvGraphicFramePr>
+            <a:graphic xmlns:a="http://schemas.openxmlformats.org/drawingml/2006/main">
+              <a:graphicData uri="http://schemas.openxmlformats.org/drawingml/2006/picture">
+                <pic:pic xmlns:pic="http://schemas.openxmlformats.org/drawingml/2006/picture">
+                  <pic:nvPicPr>
+                    <pic:cNvPr id="1" name=""/>
+                    <pic:cNvPicPr/>
+                  </pic:nvPicPr>
+                  <pic:blipFill>
+                    <a:blip r:embed="rId32">
+                      <a:extLst>
+                        <a:ext uri="{28A0092B-C50C-407E-A947-70E740481C1C}">
+                          <a14:useLocalDpi xmlns:a14="http://schemas.microsoft.com/office/drawing/2010/main" val="0"/>
+                        </a:ext>
+                      </a:extLst>
+                    </a:blip>
+                    <a:stretch>
+                      <a:fillRect/>
+                    </a:stretch>
+                  </pic:blipFill>
+                  <pic:spPr>
+                    <a:xfrm>
+                      <a:off x="0" y="0"/>
+                      <a:ext cx="1085850" cy="180975"/>
+                    </a:xfrm>
+                    <a:prstGeom prst="rect">
+                      <a:avLst/>
+                    </a:prstGeom>
+                  </pic:spPr>
+                </pic:pic>
+              </a:graphicData>
+            </a:graphic>
+          </wp:anchor>
+        </w:drawing>
+      </w:r>
+      <w:r>
+        <w:rPr>
+          <w:rFonts w:ascii="Times New Roman" w:eastAsia="Times New Roman" w:hAnsi="Times New Roman" w:cs="Times New Roman"/>
+          <w:b/>
+          <w:bCs/>
+          <w:color w:val="000000" w:themeColor="text1"/>
+          <w:sz w:val="28"/>
+          <w:szCs w:val="28"/>
+          <w:u w:val="single"/>
+        </w:rPr>
+        <w:drawing>
+          <wp:anchor distT="0" distB="0" distL="114300" distR="114300" simplePos="0" relativeHeight="251679744" behindDoc="0" locked="0" layoutInCell="1" allowOverlap="1" wp14:anchorId="591813C3" wp14:editId="29A876BD">
+            <wp:simplePos x="0" y="0"/>
+            <wp:positionH relativeFrom="column">
+              <wp:posOffset>1466850</wp:posOffset>
+            </wp:positionH>
+            <wp:positionV relativeFrom="paragraph">
+              <wp:posOffset>264795</wp:posOffset>
+            </wp:positionV>
+            <wp:extent cx="1095528" cy="209579"/>
+            <wp:effectExtent l="0" t="0" r="9525" b="0"/>
+            <wp:wrapNone/>
+            <wp:docPr id="26" name="Picture 26"/>
+            <wp:cNvGraphicFramePr>
+              <a:graphicFrameLocks xmlns:a="http://schemas.openxmlformats.org/drawingml/2006/main" noChangeAspect="1"/>
+            </wp:cNvGraphicFramePr>
+            <a:graphic xmlns:a="http://schemas.openxmlformats.org/drawingml/2006/main">
+              <a:graphicData uri="http://schemas.openxmlformats.org/drawingml/2006/picture">
+                <pic:pic xmlns:pic="http://schemas.openxmlformats.org/drawingml/2006/picture">
+                  <pic:nvPicPr>
+                    <pic:cNvPr id="1" name=""/>
+                    <pic:cNvPicPr/>
+                  </pic:nvPicPr>
+                  <pic:blipFill>
+                    <a:blip r:embed="rId33">
+                      <a:extLst>
+                        <a:ext uri="{28A0092B-C50C-407E-A947-70E740481C1C}">
+                          <a14:useLocalDpi xmlns:a14="http://schemas.microsoft.com/office/drawing/2010/main" val="0"/>
+                        </a:ext>
+                      </a:extLst>
+                    </a:blip>
+                    <a:stretch>
+                      <a:fillRect/>
+                    </a:stretch>
+                  </pic:blipFill>
+                  <pic:spPr>
+                    <a:xfrm>
+                      <a:off x="0" y="0"/>
+                      <a:ext cx="1095528" cy="209579"/>
+                    </a:xfrm>
+                    <a:prstGeom prst="rect">
+                      <a:avLst/>
+                    </a:prstGeom>
+                  </pic:spPr>
+                </pic:pic>
+              </a:graphicData>
+            </a:graphic>
+          </wp:anchor>
+        </w:drawing>
+      </w:r>
+      <w:r>
+        <w:rPr>
+          <w:rFonts w:ascii="Times New Roman" w:eastAsia="Times New Roman" w:hAnsi="Times New Roman" w:cs="Times New Roman"/>
+          <w:b/>
+          <w:bCs/>
+          <w:color w:val="000000" w:themeColor="text1"/>
+          <w:sz w:val="28"/>
+          <w:szCs w:val="28"/>
+          <w:u w:val="single"/>
+        </w:rPr>
+        <w:drawing>
+          <wp:anchor distT="0" distB="0" distL="114300" distR="114300" simplePos="0" relativeHeight="251678720" behindDoc="0" locked="0" layoutInCell="1" allowOverlap="1" wp14:anchorId="35AF17F8" wp14:editId="63A7DCC8">
+            <wp:simplePos x="0" y="0"/>
+            <wp:positionH relativeFrom="column">
+              <wp:posOffset>114300</wp:posOffset>
+            </wp:positionH>
+            <wp:positionV relativeFrom="paragraph">
+              <wp:posOffset>293370</wp:posOffset>
+            </wp:positionV>
+            <wp:extent cx="1257475" cy="190527"/>
+            <wp:effectExtent l="0" t="0" r="0" b="0"/>
+            <wp:wrapNone/>
+            <wp:docPr id="25" name="Picture 25"/>
+            <wp:cNvGraphicFramePr>
+              <a:graphicFrameLocks xmlns:a="http://schemas.openxmlformats.org/drawingml/2006/main" noChangeAspect="1"/>
+            </wp:cNvGraphicFramePr>
+            <a:graphic xmlns:a="http://schemas.openxmlformats.org/drawingml/2006/main">
+              <a:graphicData uri="http://schemas.openxmlformats.org/drawingml/2006/picture">
+                <pic:pic xmlns:pic="http://schemas.openxmlformats.org/drawingml/2006/picture">
+                  <pic:nvPicPr>
+                    <pic:cNvPr id="1" name=""/>
+                    <pic:cNvPicPr/>
+                  </pic:nvPicPr>
+                  <pic:blipFill>
+                    <a:blip r:embed="rId34">
+                      <a:extLst>
+                        <a:ext uri="{28A0092B-C50C-407E-A947-70E740481C1C}">
+                          <a14:useLocalDpi xmlns:a14="http://schemas.microsoft.com/office/drawing/2010/main" val="0"/>
+                        </a:ext>
+                      </a:extLst>
+                    </a:blip>
+                    <a:stretch>
+                      <a:fillRect/>
+                    </a:stretch>
+                  </pic:blipFill>
+                  <pic:spPr>
+                    <a:xfrm>
+                      <a:off x="0" y="0"/>
+                      <a:ext cx="1257475" cy="190527"/>
+                    </a:xfrm>
+                    <a:prstGeom prst="rect">
+                      <a:avLst/>
+                    </a:prstGeom>
+                  </pic:spPr>
+                </pic:pic>
+              </a:graphicData>
+            </a:graphic>
+          </wp:anchor>
+        </w:drawing>
+      </w:r>
+      <w:r>
+        <w:rPr>
+          <w:noProof/>
+        </w:rPr>
         <mc:AlternateContent>
           <mc:Choice Requires="wps">
             <w:drawing>
-              <wp:inline distT="0" distB="0" distL="0" distR="0" wp14:anchorId="38A9D7C8" wp14:editId="0D304ACA">
-                <wp:extent cx="5936186" cy="2334423"/>
-                <wp:effectExtent l="0" t="0" r="0" b="0"/>
+              <wp:inline distT="0" distB="0" distL="0" distR="0" wp14:anchorId="38A9D7C8" wp14:editId="3663D737">
+                <wp:extent cx="5936186" cy="6829425"/>
+                <wp:effectExtent l="0" t="0" r="26670" b="28575"/>
                 <wp:docPr id="239263507" name="drawing"/>
                 <wp:cNvGraphicFramePr>
                   <a:graphicFrameLocks xmlns:a="http://schemas.openxmlformats.org/drawingml/2006/main"/>
@@ -7851,7 +16727,7 @@
                       <wps:spPr>
                         <a:xfrm>
                           <a:off x="0" y="0"/>
-                          <a:ext cx="5936186" cy="2334423"/>
+                          <a:ext cx="5936186" cy="6829425"/>
                         </a:xfrm>
                         <a:prstGeom prst="rect">
                           <a:avLst/>
@@ -7865,6 +16741,82 @@
                           </a:solidFill>
                         </a:ln>
                       </wps:spPr>
+                      <wps:txbx>
+                        <w:txbxContent>
+                          <w:p>
+                            <w:r>
+                              <w:t xml:space="preserve">PC of loop 1 Before </w:t>
+                            </w:r>
+                            <w:r>
+                              <w:tab/>
+                              <w:t>After</w:t>
+                            </w:r>
+                            <w:r>
+                              <w:tab/>
+                            </w:r>
+                            <w:r>
+                              <w:tab/>
+                            </w:r>
+                            <w:r>
+                              <w:tab/>
+                              <w:t>PC of loop 2 Before After</w:t>
+                            </w:r>
+                          </w:p>
+                          <w:p/>
+                          <w:p>
+                            <w:r>
+                              <w:t>Memory of array</w:t>
+                            </w:r>
+                          </w:p>
+                          <w:p>
+                            <w:r>
+                              <w:rPr>
+                                <w:noProof/>
+                              </w:rPr>
+                              <w:drawing>
+                                <wp:inline distT="0" distB="0" distL="0" distR="0" wp14:anchorId="4ED1BA34" wp14:editId="5EE14DCE">
+                                  <wp:extent cx="5619048" cy="2019048"/>
+                                  <wp:effectExtent l="0" t="0" r="1270" b="635"/>
+                                  <wp:docPr id="30" name="Picture 30"/>
+                                  <wp:cNvGraphicFramePr>
+                                    <a:graphicFrameLocks xmlns:a="http://schemas.openxmlformats.org/drawingml/2006/main" noChangeAspect="1"/>
+                                  </wp:cNvGraphicFramePr>
+                                  <a:graphic xmlns:a="http://schemas.openxmlformats.org/drawingml/2006/main">
+                                    <a:graphicData uri="http://schemas.openxmlformats.org/drawingml/2006/picture">
+                                      <pic:pic xmlns:pic="http://schemas.openxmlformats.org/drawingml/2006/picture">
+                                        <pic:nvPicPr>
+                                          <pic:cNvPr id="1" name=""/>
+                                          <pic:cNvPicPr/>
+                                        </pic:nvPicPr>
+                                        <pic:blipFill>
+                                          <a:blip r:embed="rId35"/>
+                                          <a:stretch>
+                                            <a:fillRect/>
+                                          </a:stretch>
+                                        </pic:blipFill>
+                                        <pic:spPr>
+                                          <a:xfrm>
+                                            <a:off x="0" y="0"/>
+                                            <a:ext cx="5619048" cy="2019048"/>
+                                          </a:xfrm>
+                                          <a:prstGeom prst="rect">
+                                            <a:avLst/>
+                                          </a:prstGeom>
+                                        </pic:spPr>
+                                      </pic:pic>
+                                    </a:graphicData>
+                                  </a:graphic>
+                                </wp:inline>
+                              </w:drawing>
+                            </w:r>
+                          </w:p>
+                          <w:p>
+                            <w:r>
+                              <w:t>Final register</w:t>
+                            </w:r>
+                          </w:p>
+                        </w:txbxContent>
+                      </wps:txbx>
                       <wps:bodyPr anchor="t"/>
                     </wps:wsp>
                   </a:graphicData>
@@ -7872,7 +16824,90 @@
               </wp:inline>
             </w:drawing>
           </mc:Choice>
-          <mc:Fallback xmlns:a="http://schemas.openxmlformats.org/drawingml/2006/main" xmlns:w16sdtfl="http://schemas.microsoft.com/office/word/2024/wordml/sdtformatlock"/>
+          <mc:Fallback>
+            <w:pict>
+              <v:rect w14:anchorId="38A9D7C8" id="_x0000_s1031" style="width:467.4pt;height:537.75pt;visibility:visible;mso-wrap-style:square;mso-left-percent:-10001;mso-top-percent:-10001;mso-position-horizontal:absolute;mso-position-horizontal-relative:char;mso-position-vertical:absolute;mso-position-vertical-relative:line;mso-left-percent:-10001;mso-top-percent:-10001;v-text-anchor:top" o:gfxdata="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" fillcolor="white [3201]">
+                <v:path arrowok="t"/>
+                <v:textbox>
+                  <w:txbxContent>
+                    <w:p>
+                      <w:r>
+                        <w:t xml:space="preserve">PC of loop 1 Before </w:t>
+                      </w:r>
+                      <w:r>
+                        <w:tab/>
+                        <w:t>After</w:t>
+                      </w:r>
+                      <w:r>
+                        <w:tab/>
+                      </w:r>
+                      <w:r>
+                        <w:tab/>
+                      </w:r>
+                      <w:r>
+                        <w:tab/>
+                        <w:t>PC of loop 2 Before After</w:t>
+                      </w:r>
+                    </w:p>
+                    <w:p/>
+                    <w:p>
+                      <w:r>
+                        <w:t>Memory of array</w:t>
+                      </w:r>
+                    </w:p>
+                    <w:p>
+                      <w:r>
+                        <w:rPr>
+                          <w:noProof/>
+                        </w:rPr>
+                        <w:drawing>
+                          <wp:inline distT="0" distB="0" distL="0" distR="0" wp14:anchorId="4ED1BA34" wp14:editId="5EE14DCE">
+                            <wp:extent cx="5619048" cy="2019048"/>
+                            <wp:effectExtent l="0" t="0" r="1270" b="635"/>
+                            <wp:docPr id="30" name="Picture 30"/>
+                            <wp:cNvGraphicFramePr>
+                              <a:graphicFrameLocks xmlns:a="http://schemas.openxmlformats.org/drawingml/2006/main" noChangeAspect="1"/>
+                            </wp:cNvGraphicFramePr>
+                            <a:graphic xmlns:a="http://schemas.openxmlformats.org/drawingml/2006/main">
+                              <a:graphicData uri="http://schemas.openxmlformats.org/drawingml/2006/picture">
+                                <pic:pic xmlns:pic="http://schemas.openxmlformats.org/drawingml/2006/picture">
+                                  <pic:nvPicPr>
+                                    <pic:cNvPr id="1" name=""/>
+                                    <pic:cNvPicPr/>
+                                  </pic:nvPicPr>
+                                  <pic:blipFill>
+                                    <a:blip r:embed="rId35"/>
+                                    <a:stretch>
+                                      <a:fillRect/>
+                                    </a:stretch>
+                                  </pic:blipFill>
+                                  <pic:spPr>
+                                    <a:xfrm>
+                                      <a:off x="0" y="0"/>
+                                      <a:ext cx="5619048" cy="2019048"/>
+                                    </a:xfrm>
+                                    <a:prstGeom prst="rect">
+                                      <a:avLst/>
+                                    </a:prstGeom>
+                                  </pic:spPr>
+                                </pic:pic>
+                              </a:graphicData>
+                            </a:graphic>
+                          </wp:inline>
+                        </w:drawing>
+                      </w:r>
+                    </w:p>
+                    <w:p>
+                      <w:r>
+                        <w:t>Final register</w:t>
+                      </w:r>
+                    </w:p>
+                  </w:txbxContent>
+                </v:textbox>
+                <w10:anchorlock/>
+              </v:rect>
+            </w:pict>
+          </mc:Fallback>
         </mc:AlternateContent>
       </w:r>
     </w:p>
@@ -8018,7 +17053,7 @@
               </wp:inline>
             </w:drawing>
           </mc:Choice>
-          <mc:Fallback xmlns:a="http://schemas.openxmlformats.org/drawingml/2006/main" xmlns:w16sdtfl="http://schemas.microsoft.com/office/word/2024/wordml/sdtformatlock"/>
+          <mc:Fallback xmlns:w16sdtfl="http://schemas.microsoft.com/office/word/2024/wordml/sdtformatlock" xmlns:a="http://schemas.openxmlformats.org/drawingml/2006/main"/>
         </mc:AlternateContent>
       </w:r>
     </w:p>
@@ -8125,7 +17160,7 @@
               </wp:inline>
             </w:drawing>
           </mc:Choice>
-          <mc:Fallback xmlns:a="http://schemas.openxmlformats.org/drawingml/2006/main" xmlns:w16sdtfl="http://schemas.microsoft.com/office/word/2024/wordml/sdtformatlock"/>
+          <mc:Fallback xmlns:w16sdtfl="http://schemas.microsoft.com/office/word/2024/wordml/sdtformatlock" xmlns:a="http://schemas.openxmlformats.org/drawingml/2006/main"/>
         </mc:AlternateContent>
       </w:r>
     </w:p>
@@ -9719,8 +18754,8 @@
       </w:pPr>
     </w:p>
     <w:sectPr>
-      <w:headerReference w:type="default" r:id="rId18"/>
-      <w:footerReference w:type="default" r:id="rId19"/>
+      <w:headerReference w:type="default" r:id="rId36"/>
+      <w:footerReference w:type="default" r:id="rId37"/>
       <w:pgSz w:w="12240" w:h="15840"/>
       <w:pgMar w:top="1440" w:right="1440" w:bottom="450" w:left="1440" w:header="720" w:footer="720" w:gutter="0"/>
       <w:cols w:space="720"/>
@@ -10334,6 +19369,7 @@
     <w:lsdException w:name="HTML Sample" w:semiHidden="1" w:unhideWhenUsed="1"/>
     <w:lsdException w:name="HTML Typewriter" w:semiHidden="1" w:unhideWhenUsed="1"/>
     <w:lsdException w:name="HTML Variable" w:semiHidden="1" w:unhideWhenUsed="1"/>
+    <w:lsdException w:name="Normal Table" w:semiHidden="1" w:unhideWhenUsed="1"/>
     <w:lsdException w:name="annotation subject" w:semiHidden="1" w:unhideWhenUsed="1"/>
     <w:lsdException w:name="No List" w:semiHidden="1" w:unhideWhenUsed="1"/>
     <w:lsdException w:name="Outline List 1" w:semiHidden="1" w:unhideWhenUsed="1"/>
@@ -10376,8 +19412,11 @@
     <w:lsdException w:name="Table Contemporary" w:semiHidden="1" w:unhideWhenUsed="1"/>
     <w:lsdException w:name="Table Elegant" w:semiHidden="1" w:unhideWhenUsed="1"/>
     <w:lsdException w:name="Table Professional" w:semiHidden="1" w:unhideWhenUsed="1"/>
+    <w:lsdException w:name="Table Subtle 1" w:semiHidden="1" w:unhideWhenUsed="1"/>
     <w:lsdException w:name="Table Subtle 2" w:semiHidden="1" w:unhideWhenUsed="1"/>
     <w:lsdException w:name="Table Web 1" w:semiHidden="1" w:unhideWhenUsed="1"/>
+    <w:lsdException w:name="Table Web 2" w:semiHidden="1" w:unhideWhenUsed="1"/>
+    <w:lsdException w:name="Table Web 3" w:semiHidden="1" w:unhideWhenUsed="1"/>
     <w:lsdException w:name="Balloon Text" w:semiHidden="1" w:unhideWhenUsed="1"/>
     <w:lsdException w:name="Table Grid" w:uiPriority="39"/>
     <w:lsdException w:name="Table Theme" w:semiHidden="1" w:unhideWhenUsed="1"/>

--- a/lab_2/CA_Lab_2_Worksheet.docx
+++ b/lab_2/CA_Lab_2_Worksheet.docx
@@ -108,12 +108,28 @@
                 <w:color w:val="000000" w:themeColor="text1"/>
               </w:rPr>
             </w:pPr>
+            <w:proofErr w:type="spellStart"/>
             <w:r>
               <w:rPr>
                 <w:rFonts w:ascii="Times New Roman" w:eastAsia="Times New Roman" w:hAnsi="Times New Roman" w:cs="Times New Roman"/>
                 <w:color w:val="000000" w:themeColor="text1"/>
               </w:rPr>
               <w:t>Name:</w:t>
+            </w:r>
+            <w:r>
+              <w:rPr>
+                <w:rFonts w:ascii="Times New Roman" w:eastAsia="Times New Roman" w:hAnsi="Times New Roman" w:cs="Times New Roman"/>
+                <w:color w:val="000000" w:themeColor="text1"/>
+              </w:rPr>
+              <w:t>M</w:t>
+            </w:r>
+            <w:proofErr w:type="spellEnd"/>
+            <w:r>
+              <w:rPr>
+                <w:rFonts w:ascii="Times New Roman" w:eastAsia="Times New Roman" w:hAnsi="Times New Roman" w:cs="Times New Roman"/>
+                <w:color w:val="000000" w:themeColor="text1"/>
+              </w:rPr>
+              <w:t>. Shees Abbas</w:t>
             </w:r>
           </w:p>
         </w:tc>
@@ -135,6 +151,13 @@
                 <w:color w:val="000000" w:themeColor="text1"/>
               </w:rPr>
               <w:t>Student ID:</w:t>
+            </w:r>
+            <w:r>
+              <w:rPr>
+                <w:rFonts w:ascii="Times New Roman" w:eastAsia="Times New Roman" w:hAnsi="Times New Roman" w:cs="Times New Roman"/>
+                <w:color w:val="000000" w:themeColor="text1"/>
+              </w:rPr>
+              <w:t xml:space="preserve"> ma11212</w:t>
             </w:r>
           </w:p>
         </w:tc>
@@ -377,7 +400,6 @@
                                 <w:lang w:eastAsia="en-US"/>
                               </w:rPr>
                             </w:pPr>
-                            <w:proofErr w:type="gramStart"/>
                             <w:r>
                               <w:rPr>
                                 <w:rFonts w:ascii="Consolas" w:eastAsia="Times New Roman" w:hAnsi="Consolas" w:cs="Times New Roman"/>
@@ -400,7 +422,6 @@
                               <w:t>globl</w:t>
                             </w:r>
                             <w:proofErr w:type="spellEnd"/>
-                            <w:proofErr w:type="gramEnd"/>
                             <w:r>
                               <w:rPr>
                                 <w:rFonts w:ascii="Consolas" w:eastAsia="Times New Roman" w:hAnsi="Consolas" w:cs="Times New Roman"/>
@@ -812,9 +833,18 @@
                                 <w:szCs w:val="20"/>
                                 <w:lang w:eastAsia="en-US"/>
                               </w:rPr>
-                              <w:t>x</w:t>
-                            </w:r>
-                            <w:proofErr w:type="gramStart"/>
+                              <w:t>x22</w:t>
+                            </w:r>
+                            <w:r>
+                              <w:rPr>
+                                <w:rFonts w:ascii="Consolas" w:eastAsia="Times New Roman" w:hAnsi="Consolas" w:cs="Times New Roman"/>
+                                <w:color w:val="BBBEBF"/>
+                                <w:sz w:val="20"/>
+                                <w:szCs w:val="20"/>
+                                <w:lang w:eastAsia="en-US"/>
+                              </w:rPr>
+                              <w:t>,</w:t>
+                            </w:r>
                             <w:r>
                               <w:rPr>
                                 <w:rFonts w:ascii="Consolas" w:eastAsia="Times New Roman" w:hAnsi="Consolas" w:cs="Times New Roman"/>
@@ -823,38 +853,7 @@
                                 <w:szCs w:val="20"/>
                                 <w:lang w:eastAsia="en-US"/>
                               </w:rPr>
-                              <w:t>22</w:t>
-                            </w:r>
-                            <w:r>
-                              <w:rPr>
-                                <w:rFonts w:ascii="Consolas" w:eastAsia="Times New Roman" w:hAnsi="Consolas" w:cs="Times New Roman"/>
-                                <w:color w:val="BBBEBF"/>
-                                <w:sz w:val="20"/>
-                                <w:szCs w:val="20"/>
-                                <w:lang w:eastAsia="en-US"/>
-                              </w:rPr>
-                              <w:t>,</w:t>
-                            </w:r>
-                            <w:r>
-                              <w:rPr>
-                                <w:rFonts w:ascii="Consolas" w:eastAsia="Times New Roman" w:hAnsi="Consolas" w:cs="Times New Roman"/>
-                                <w:color w:val="C9D1D9"/>
-                                <w:sz w:val="20"/>
-                                <w:szCs w:val="20"/>
-                                <w:lang w:eastAsia="en-US"/>
-                              </w:rPr>
-                              <w:t>x</w:t>
-                            </w:r>
-                            <w:proofErr w:type="gramEnd"/>
-                            <w:r>
-                              <w:rPr>
-                                <w:rFonts w:ascii="Consolas" w:eastAsia="Times New Roman" w:hAnsi="Consolas" w:cs="Times New Roman"/>
-                                <w:color w:val="C9D1D9"/>
-                                <w:sz w:val="20"/>
-                                <w:szCs w:val="20"/>
-                                <w:lang w:eastAsia="en-US"/>
-                              </w:rPr>
-                              <w:t>23</w:t>
+                              <w:t>x23</w:t>
                             </w:r>
                             <w:r>
                               <w:rPr>
@@ -1012,9 +1011,18 @@
                                 <w:szCs w:val="20"/>
                                 <w:lang w:eastAsia="en-US"/>
                               </w:rPr>
-                              <w:t>x</w:t>
-                            </w:r>
-                            <w:proofErr w:type="gramStart"/>
+                              <w:t>x0</w:t>
+                            </w:r>
+                            <w:r>
+                              <w:rPr>
+                                <w:rFonts w:ascii="Consolas" w:eastAsia="Times New Roman" w:hAnsi="Consolas" w:cs="Times New Roman"/>
+                                <w:color w:val="BBBEBF"/>
+                                <w:sz w:val="20"/>
+                                <w:szCs w:val="20"/>
+                                <w:lang w:eastAsia="en-US"/>
+                              </w:rPr>
+                              <w:t>,</w:t>
+                            </w:r>
                             <w:r>
                               <w:rPr>
                                 <w:rFonts w:ascii="Consolas" w:eastAsia="Times New Roman" w:hAnsi="Consolas" w:cs="Times New Roman"/>
@@ -1023,38 +1031,7 @@
                                 <w:szCs w:val="20"/>
                                 <w:lang w:eastAsia="en-US"/>
                               </w:rPr>
-                              <w:t>0</w:t>
-                            </w:r>
-                            <w:r>
-                              <w:rPr>
-                                <w:rFonts w:ascii="Consolas" w:eastAsia="Times New Roman" w:hAnsi="Consolas" w:cs="Times New Roman"/>
-                                <w:color w:val="BBBEBF"/>
-                                <w:sz w:val="20"/>
-                                <w:szCs w:val="20"/>
-                                <w:lang w:eastAsia="en-US"/>
-                              </w:rPr>
-                              <w:t>,</w:t>
-                            </w:r>
-                            <w:r>
-                              <w:rPr>
-                                <w:rFonts w:ascii="Consolas" w:eastAsia="Times New Roman" w:hAnsi="Consolas" w:cs="Times New Roman"/>
-                                <w:color w:val="C9D1D9"/>
-                                <w:sz w:val="20"/>
-                                <w:szCs w:val="20"/>
-                                <w:lang w:eastAsia="en-US"/>
-                              </w:rPr>
-                              <w:t>x</w:t>
-                            </w:r>
-                            <w:proofErr w:type="gramEnd"/>
-                            <w:r>
-                              <w:rPr>
-                                <w:rFonts w:ascii="Consolas" w:eastAsia="Times New Roman" w:hAnsi="Consolas" w:cs="Times New Roman"/>
-                                <w:color w:val="C9D1D9"/>
-                                <w:sz w:val="20"/>
-                                <w:szCs w:val="20"/>
-                                <w:lang w:eastAsia="en-US"/>
-                              </w:rPr>
-                              <w:t>0</w:t>
+                              <w:t>x0</w:t>
                             </w:r>
                             <w:r>
                               <w:rPr>
@@ -1389,7 +1366,6 @@
                                 <w:lang w:eastAsia="en-US"/>
                               </w:rPr>
                             </w:pPr>
-                            <w:proofErr w:type="gramStart"/>
                             <w:r>
                               <w:rPr>
                                 <w:rFonts w:ascii="Consolas" w:eastAsia="Times New Roman" w:hAnsi="Consolas" w:cs="Times New Roman"/>
@@ -1412,7 +1388,6 @@
                               <w:t>globl</w:t>
                             </w:r>
                             <w:proofErr w:type="spellEnd"/>
-                            <w:proofErr w:type="gramEnd"/>
                             <w:r>
                               <w:rPr>
                                 <w:rFonts w:ascii="Consolas" w:eastAsia="Times New Roman" w:hAnsi="Consolas" w:cs="Times New Roman"/>
@@ -2460,9 +2435,18 @@
                                 <w:szCs w:val="20"/>
                                 <w:lang w:eastAsia="en-US"/>
                               </w:rPr>
-                              <w:t>x</w:t>
-                            </w:r>
-                            <w:proofErr w:type="gramStart"/>
+                              <w:t>x10</w:t>
+                            </w:r>
+                            <w:r>
+                              <w:rPr>
+                                <w:rFonts w:ascii="Consolas" w:eastAsia="Times New Roman" w:hAnsi="Consolas" w:cs="Times New Roman"/>
+                                <w:color w:val="BBBEBF"/>
+                                <w:sz w:val="20"/>
+                                <w:szCs w:val="20"/>
+                                <w:lang w:eastAsia="en-US"/>
+                              </w:rPr>
+                              <w:t>,</w:t>
+                            </w:r>
                             <w:r>
                               <w:rPr>
                                 <w:rFonts w:ascii="Consolas" w:eastAsia="Times New Roman" w:hAnsi="Consolas" w:cs="Times New Roman"/>
@@ -2471,38 +2455,7 @@
                                 <w:szCs w:val="20"/>
                                 <w:lang w:eastAsia="en-US"/>
                               </w:rPr>
-                              <w:t>10</w:t>
-                            </w:r>
-                            <w:r>
-                              <w:rPr>
-                                <w:rFonts w:ascii="Consolas" w:eastAsia="Times New Roman" w:hAnsi="Consolas" w:cs="Times New Roman"/>
-                                <w:color w:val="BBBEBF"/>
-                                <w:sz w:val="20"/>
-                                <w:szCs w:val="20"/>
-                                <w:lang w:eastAsia="en-US"/>
-                              </w:rPr>
-                              <w:t>,</w:t>
-                            </w:r>
-                            <w:r>
-                              <w:rPr>
-                                <w:rFonts w:ascii="Consolas" w:eastAsia="Times New Roman" w:hAnsi="Consolas" w:cs="Times New Roman"/>
-                                <w:color w:val="C9D1D9"/>
-                                <w:sz w:val="20"/>
-                                <w:szCs w:val="20"/>
-                                <w:lang w:eastAsia="en-US"/>
-                              </w:rPr>
-                              <w:t>x</w:t>
-                            </w:r>
-                            <w:proofErr w:type="gramEnd"/>
-                            <w:r>
-                              <w:rPr>
-                                <w:rFonts w:ascii="Consolas" w:eastAsia="Times New Roman" w:hAnsi="Consolas" w:cs="Times New Roman"/>
-                                <w:color w:val="C9D1D9"/>
-                                <w:sz w:val="20"/>
-                                <w:szCs w:val="20"/>
-                                <w:lang w:eastAsia="en-US"/>
-                              </w:rPr>
-                              <w:t>22</w:t>
+                              <w:t>x22</w:t>
                             </w:r>
                             <w:r>
                               <w:rPr>
@@ -2775,9 +2728,18 @@
                                 <w:szCs w:val="20"/>
                                 <w:lang w:eastAsia="en-US"/>
                               </w:rPr>
-                              <w:t>x</w:t>
-                            </w:r>
-                            <w:proofErr w:type="gramStart"/>
+                              <w:t>x9</w:t>
+                            </w:r>
+                            <w:r>
+                              <w:rPr>
+                                <w:rFonts w:ascii="Consolas" w:eastAsia="Times New Roman" w:hAnsi="Consolas" w:cs="Times New Roman"/>
+                                <w:color w:val="BBBEBF"/>
+                                <w:sz w:val="20"/>
+                                <w:szCs w:val="20"/>
+                                <w:lang w:eastAsia="en-US"/>
+                              </w:rPr>
+                              <w:t>,</w:t>
+                            </w:r>
                             <w:r>
                               <w:rPr>
                                 <w:rFonts w:ascii="Consolas" w:eastAsia="Times New Roman" w:hAnsi="Consolas" w:cs="Times New Roman"/>
@@ -2786,38 +2748,7 @@
                                 <w:szCs w:val="20"/>
                                 <w:lang w:eastAsia="en-US"/>
                               </w:rPr>
-                              <w:t>9</w:t>
-                            </w:r>
-                            <w:r>
-                              <w:rPr>
-                                <w:rFonts w:ascii="Consolas" w:eastAsia="Times New Roman" w:hAnsi="Consolas" w:cs="Times New Roman"/>
-                                <w:color w:val="BBBEBF"/>
-                                <w:sz w:val="20"/>
-                                <w:szCs w:val="20"/>
-                                <w:lang w:eastAsia="en-US"/>
-                              </w:rPr>
-                              <w:t>,</w:t>
-                            </w:r>
-                            <w:r>
-                              <w:rPr>
-                                <w:rFonts w:ascii="Consolas" w:eastAsia="Times New Roman" w:hAnsi="Consolas" w:cs="Times New Roman"/>
-                                <w:color w:val="C9D1D9"/>
-                                <w:sz w:val="20"/>
-                                <w:szCs w:val="20"/>
-                                <w:lang w:eastAsia="en-US"/>
-                              </w:rPr>
-                              <w:t>x</w:t>
-                            </w:r>
-                            <w:proofErr w:type="gramEnd"/>
-                            <w:r>
-                              <w:rPr>
-                                <w:rFonts w:ascii="Consolas" w:eastAsia="Times New Roman" w:hAnsi="Consolas" w:cs="Times New Roman"/>
-                                <w:color w:val="C9D1D9"/>
-                                <w:sz w:val="20"/>
-                                <w:szCs w:val="20"/>
-                                <w:lang w:eastAsia="en-US"/>
-                              </w:rPr>
-                              <w:t>24</w:t>
+                              <w:t>x24</w:t>
                             </w:r>
                             <w:r>
                               <w:rPr>
@@ -2882,9 +2813,18 @@
                                 <w:szCs w:val="20"/>
                                 <w:lang w:eastAsia="en-US"/>
                               </w:rPr>
-                              <w:t>x</w:t>
-                            </w:r>
-                            <w:proofErr w:type="gramStart"/>
+                              <w:t>x22</w:t>
+                            </w:r>
+                            <w:r>
+                              <w:rPr>
+                                <w:rFonts w:ascii="Consolas" w:eastAsia="Times New Roman" w:hAnsi="Consolas" w:cs="Times New Roman"/>
+                                <w:color w:val="BBBEBF"/>
+                                <w:sz w:val="20"/>
+                                <w:szCs w:val="20"/>
+                                <w:lang w:eastAsia="en-US"/>
+                              </w:rPr>
+                              <w:t>,</w:t>
+                            </w:r>
                             <w:r>
                               <w:rPr>
                                 <w:rFonts w:ascii="Consolas" w:eastAsia="Times New Roman" w:hAnsi="Consolas" w:cs="Times New Roman"/>
@@ -2893,38 +2833,7 @@
                                 <w:szCs w:val="20"/>
                                 <w:lang w:eastAsia="en-US"/>
                               </w:rPr>
-                              <w:t>22</w:t>
-                            </w:r>
-                            <w:r>
-                              <w:rPr>
-                                <w:rFonts w:ascii="Consolas" w:eastAsia="Times New Roman" w:hAnsi="Consolas" w:cs="Times New Roman"/>
-                                <w:color w:val="BBBEBF"/>
-                                <w:sz w:val="20"/>
-                                <w:szCs w:val="20"/>
-                                <w:lang w:eastAsia="en-US"/>
-                              </w:rPr>
-                              <w:t>,</w:t>
-                            </w:r>
-                            <w:r>
-                              <w:rPr>
-                                <w:rFonts w:ascii="Consolas" w:eastAsia="Times New Roman" w:hAnsi="Consolas" w:cs="Times New Roman"/>
-                                <w:color w:val="C9D1D9"/>
-                                <w:sz w:val="20"/>
-                                <w:szCs w:val="20"/>
-                                <w:lang w:eastAsia="en-US"/>
-                              </w:rPr>
-                              <w:t>x</w:t>
-                            </w:r>
-                            <w:proofErr w:type="gramEnd"/>
-                            <w:r>
-                              <w:rPr>
-                                <w:rFonts w:ascii="Consolas" w:eastAsia="Times New Roman" w:hAnsi="Consolas" w:cs="Times New Roman"/>
-                                <w:color w:val="C9D1D9"/>
-                                <w:sz w:val="20"/>
-                                <w:szCs w:val="20"/>
-                                <w:lang w:eastAsia="en-US"/>
-                              </w:rPr>
-                              <w:t>22</w:t>
+                              <w:t>x22</w:t>
                             </w:r>
                             <w:r>
                               <w:rPr>
@@ -2999,9 +2908,18 @@
                                 <w:szCs w:val="20"/>
                                 <w:lang w:eastAsia="en-US"/>
                               </w:rPr>
-                              <w:t>x</w:t>
-                            </w:r>
-                            <w:proofErr w:type="gramStart"/>
+                              <w:t>x0</w:t>
+                            </w:r>
+                            <w:r>
+                              <w:rPr>
+                                <w:rFonts w:ascii="Consolas" w:eastAsia="Times New Roman" w:hAnsi="Consolas" w:cs="Times New Roman"/>
+                                <w:color w:val="BBBEBF"/>
+                                <w:sz w:val="20"/>
+                                <w:szCs w:val="20"/>
+                                <w:lang w:eastAsia="en-US"/>
+                              </w:rPr>
+                              <w:t>,</w:t>
+                            </w:r>
                             <w:r>
                               <w:rPr>
                                 <w:rFonts w:ascii="Consolas" w:eastAsia="Times New Roman" w:hAnsi="Consolas" w:cs="Times New Roman"/>
@@ -3010,38 +2928,7 @@
                                 <w:szCs w:val="20"/>
                                 <w:lang w:eastAsia="en-US"/>
                               </w:rPr>
-                              <w:t>0</w:t>
-                            </w:r>
-                            <w:r>
-                              <w:rPr>
-                                <w:rFonts w:ascii="Consolas" w:eastAsia="Times New Roman" w:hAnsi="Consolas" w:cs="Times New Roman"/>
-                                <w:color w:val="BBBEBF"/>
-                                <w:sz w:val="20"/>
-                                <w:szCs w:val="20"/>
-                                <w:lang w:eastAsia="en-US"/>
-                              </w:rPr>
-                              <w:t>,</w:t>
-                            </w:r>
-                            <w:r>
-                              <w:rPr>
-                                <w:rFonts w:ascii="Consolas" w:eastAsia="Times New Roman" w:hAnsi="Consolas" w:cs="Times New Roman"/>
-                                <w:color w:val="C9D1D9"/>
-                                <w:sz w:val="20"/>
-                                <w:szCs w:val="20"/>
-                                <w:lang w:eastAsia="en-US"/>
-                              </w:rPr>
-                              <w:t>x</w:t>
-                            </w:r>
-                            <w:proofErr w:type="gramEnd"/>
-                            <w:r>
-                              <w:rPr>
-                                <w:rFonts w:ascii="Consolas" w:eastAsia="Times New Roman" w:hAnsi="Consolas" w:cs="Times New Roman"/>
-                                <w:color w:val="C9D1D9"/>
-                                <w:sz w:val="20"/>
-                                <w:szCs w:val="20"/>
-                                <w:lang w:eastAsia="en-US"/>
-                              </w:rPr>
-                              <w:t>0</w:t>
+                              <w:t>x0</w:t>
                             </w:r>
                             <w:r>
                               <w:rPr>
@@ -3264,7 +3151,6 @@
                           <w:lang w:eastAsia="en-US"/>
                         </w:rPr>
                       </w:pPr>
-                      <w:proofErr w:type="gramStart"/>
                       <w:r>
                         <w:rPr>
                           <w:rFonts w:ascii="Consolas" w:eastAsia="Times New Roman" w:hAnsi="Consolas" w:cs="Times New Roman"/>
@@ -3287,7 +3173,6 @@
                         <w:t>globl</w:t>
                       </w:r>
                       <w:proofErr w:type="spellEnd"/>
-                      <w:proofErr w:type="gramEnd"/>
                       <w:r>
                         <w:rPr>
                           <w:rFonts w:ascii="Consolas" w:eastAsia="Times New Roman" w:hAnsi="Consolas" w:cs="Times New Roman"/>
@@ -3699,9 +3584,18 @@
                           <w:szCs w:val="20"/>
                           <w:lang w:eastAsia="en-US"/>
                         </w:rPr>
-                        <w:t>x</w:t>
-                      </w:r>
-                      <w:proofErr w:type="gramStart"/>
+                        <w:t>x22</w:t>
+                      </w:r>
+                      <w:r>
+                        <w:rPr>
+                          <w:rFonts w:ascii="Consolas" w:eastAsia="Times New Roman" w:hAnsi="Consolas" w:cs="Times New Roman"/>
+                          <w:color w:val="BBBEBF"/>
+                          <w:sz w:val="20"/>
+                          <w:szCs w:val="20"/>
+                          <w:lang w:eastAsia="en-US"/>
+                        </w:rPr>
+                        <w:t>,</w:t>
+                      </w:r>
                       <w:r>
                         <w:rPr>
                           <w:rFonts w:ascii="Consolas" w:eastAsia="Times New Roman" w:hAnsi="Consolas" w:cs="Times New Roman"/>
@@ -3710,38 +3604,7 @@
                           <w:szCs w:val="20"/>
                           <w:lang w:eastAsia="en-US"/>
                         </w:rPr>
-                        <w:t>22</w:t>
-                      </w:r>
-                      <w:r>
-                        <w:rPr>
-                          <w:rFonts w:ascii="Consolas" w:eastAsia="Times New Roman" w:hAnsi="Consolas" w:cs="Times New Roman"/>
-                          <w:color w:val="BBBEBF"/>
-                          <w:sz w:val="20"/>
-                          <w:szCs w:val="20"/>
-                          <w:lang w:eastAsia="en-US"/>
-                        </w:rPr>
-                        <w:t>,</w:t>
-                      </w:r>
-                      <w:r>
-                        <w:rPr>
-                          <w:rFonts w:ascii="Consolas" w:eastAsia="Times New Roman" w:hAnsi="Consolas" w:cs="Times New Roman"/>
-                          <w:color w:val="C9D1D9"/>
-                          <w:sz w:val="20"/>
-                          <w:szCs w:val="20"/>
-                          <w:lang w:eastAsia="en-US"/>
-                        </w:rPr>
-                        <w:t>x</w:t>
-                      </w:r>
-                      <w:proofErr w:type="gramEnd"/>
-                      <w:r>
-                        <w:rPr>
-                          <w:rFonts w:ascii="Consolas" w:eastAsia="Times New Roman" w:hAnsi="Consolas" w:cs="Times New Roman"/>
-                          <w:color w:val="C9D1D9"/>
-                          <w:sz w:val="20"/>
-                          <w:szCs w:val="20"/>
-                          <w:lang w:eastAsia="en-US"/>
-                        </w:rPr>
-                        <w:t>23</w:t>
+                        <w:t>x23</w:t>
                       </w:r>
                       <w:r>
                         <w:rPr>
@@ -3899,9 +3762,18 @@
                           <w:szCs w:val="20"/>
                           <w:lang w:eastAsia="en-US"/>
                         </w:rPr>
-                        <w:t>x</w:t>
-                      </w:r>
-                      <w:proofErr w:type="gramStart"/>
+                        <w:t>x0</w:t>
+                      </w:r>
+                      <w:r>
+                        <w:rPr>
+                          <w:rFonts w:ascii="Consolas" w:eastAsia="Times New Roman" w:hAnsi="Consolas" w:cs="Times New Roman"/>
+                          <w:color w:val="BBBEBF"/>
+                          <w:sz w:val="20"/>
+                          <w:szCs w:val="20"/>
+                          <w:lang w:eastAsia="en-US"/>
+                        </w:rPr>
+                        <w:t>,</w:t>
+                      </w:r>
                       <w:r>
                         <w:rPr>
                           <w:rFonts w:ascii="Consolas" w:eastAsia="Times New Roman" w:hAnsi="Consolas" w:cs="Times New Roman"/>
@@ -3910,38 +3782,7 @@
                           <w:szCs w:val="20"/>
                           <w:lang w:eastAsia="en-US"/>
                         </w:rPr>
-                        <w:t>0</w:t>
-                      </w:r>
-                      <w:r>
-                        <w:rPr>
-                          <w:rFonts w:ascii="Consolas" w:eastAsia="Times New Roman" w:hAnsi="Consolas" w:cs="Times New Roman"/>
-                          <w:color w:val="BBBEBF"/>
-                          <w:sz w:val="20"/>
-                          <w:szCs w:val="20"/>
-                          <w:lang w:eastAsia="en-US"/>
-                        </w:rPr>
-                        <w:t>,</w:t>
-                      </w:r>
-                      <w:r>
-                        <w:rPr>
-                          <w:rFonts w:ascii="Consolas" w:eastAsia="Times New Roman" w:hAnsi="Consolas" w:cs="Times New Roman"/>
-                          <w:color w:val="C9D1D9"/>
-                          <w:sz w:val="20"/>
-                          <w:szCs w:val="20"/>
-                          <w:lang w:eastAsia="en-US"/>
-                        </w:rPr>
-                        <w:t>x</w:t>
-                      </w:r>
-                      <w:proofErr w:type="gramEnd"/>
-                      <w:r>
-                        <w:rPr>
-                          <w:rFonts w:ascii="Consolas" w:eastAsia="Times New Roman" w:hAnsi="Consolas" w:cs="Times New Roman"/>
-                          <w:color w:val="C9D1D9"/>
-                          <w:sz w:val="20"/>
-                          <w:szCs w:val="20"/>
-                          <w:lang w:eastAsia="en-US"/>
-                        </w:rPr>
-                        <w:t>0</w:t>
+                        <w:t>x0</w:t>
                       </w:r>
                       <w:r>
                         <w:rPr>
@@ -4276,7 +4117,6 @@
                           <w:lang w:eastAsia="en-US"/>
                         </w:rPr>
                       </w:pPr>
-                      <w:proofErr w:type="gramStart"/>
                       <w:r>
                         <w:rPr>
                           <w:rFonts w:ascii="Consolas" w:eastAsia="Times New Roman" w:hAnsi="Consolas" w:cs="Times New Roman"/>
@@ -4299,7 +4139,6 @@
                         <w:t>globl</w:t>
                       </w:r>
                       <w:proofErr w:type="spellEnd"/>
-                      <w:proofErr w:type="gramEnd"/>
                       <w:r>
                         <w:rPr>
                           <w:rFonts w:ascii="Consolas" w:eastAsia="Times New Roman" w:hAnsi="Consolas" w:cs="Times New Roman"/>
@@ -5347,9 +5186,18 @@
                           <w:szCs w:val="20"/>
                           <w:lang w:eastAsia="en-US"/>
                         </w:rPr>
-                        <w:t>x</w:t>
-                      </w:r>
-                      <w:proofErr w:type="gramStart"/>
+                        <w:t>x10</w:t>
+                      </w:r>
+                      <w:r>
+                        <w:rPr>
+                          <w:rFonts w:ascii="Consolas" w:eastAsia="Times New Roman" w:hAnsi="Consolas" w:cs="Times New Roman"/>
+                          <w:color w:val="BBBEBF"/>
+                          <w:sz w:val="20"/>
+                          <w:szCs w:val="20"/>
+                          <w:lang w:eastAsia="en-US"/>
+                        </w:rPr>
+                        <w:t>,</w:t>
+                      </w:r>
                       <w:r>
                         <w:rPr>
                           <w:rFonts w:ascii="Consolas" w:eastAsia="Times New Roman" w:hAnsi="Consolas" w:cs="Times New Roman"/>
@@ -5358,38 +5206,7 @@
                           <w:szCs w:val="20"/>
                           <w:lang w:eastAsia="en-US"/>
                         </w:rPr>
-                        <w:t>10</w:t>
-                      </w:r>
-                      <w:r>
-                        <w:rPr>
-                          <w:rFonts w:ascii="Consolas" w:eastAsia="Times New Roman" w:hAnsi="Consolas" w:cs="Times New Roman"/>
-                          <w:color w:val="BBBEBF"/>
-                          <w:sz w:val="20"/>
-                          <w:szCs w:val="20"/>
-                          <w:lang w:eastAsia="en-US"/>
-                        </w:rPr>
-                        <w:t>,</w:t>
-                      </w:r>
-                      <w:r>
-                        <w:rPr>
-                          <w:rFonts w:ascii="Consolas" w:eastAsia="Times New Roman" w:hAnsi="Consolas" w:cs="Times New Roman"/>
-                          <w:color w:val="C9D1D9"/>
-                          <w:sz w:val="20"/>
-                          <w:szCs w:val="20"/>
-                          <w:lang w:eastAsia="en-US"/>
-                        </w:rPr>
-                        <w:t>x</w:t>
-                      </w:r>
-                      <w:proofErr w:type="gramEnd"/>
-                      <w:r>
-                        <w:rPr>
-                          <w:rFonts w:ascii="Consolas" w:eastAsia="Times New Roman" w:hAnsi="Consolas" w:cs="Times New Roman"/>
-                          <w:color w:val="C9D1D9"/>
-                          <w:sz w:val="20"/>
-                          <w:szCs w:val="20"/>
-                          <w:lang w:eastAsia="en-US"/>
-                        </w:rPr>
-                        <w:t>22</w:t>
+                        <w:t>x22</w:t>
                       </w:r>
                       <w:r>
                         <w:rPr>
@@ -5662,9 +5479,18 @@
                           <w:szCs w:val="20"/>
                           <w:lang w:eastAsia="en-US"/>
                         </w:rPr>
-                        <w:t>x</w:t>
-                      </w:r>
-                      <w:proofErr w:type="gramStart"/>
+                        <w:t>x9</w:t>
+                      </w:r>
+                      <w:r>
+                        <w:rPr>
+                          <w:rFonts w:ascii="Consolas" w:eastAsia="Times New Roman" w:hAnsi="Consolas" w:cs="Times New Roman"/>
+                          <w:color w:val="BBBEBF"/>
+                          <w:sz w:val="20"/>
+                          <w:szCs w:val="20"/>
+                          <w:lang w:eastAsia="en-US"/>
+                        </w:rPr>
+                        <w:t>,</w:t>
+                      </w:r>
                       <w:r>
                         <w:rPr>
                           <w:rFonts w:ascii="Consolas" w:eastAsia="Times New Roman" w:hAnsi="Consolas" w:cs="Times New Roman"/>
@@ -5673,38 +5499,7 @@
                           <w:szCs w:val="20"/>
                           <w:lang w:eastAsia="en-US"/>
                         </w:rPr>
-                        <w:t>9</w:t>
-                      </w:r>
-                      <w:r>
-                        <w:rPr>
-                          <w:rFonts w:ascii="Consolas" w:eastAsia="Times New Roman" w:hAnsi="Consolas" w:cs="Times New Roman"/>
-                          <w:color w:val="BBBEBF"/>
-                          <w:sz w:val="20"/>
-                          <w:szCs w:val="20"/>
-                          <w:lang w:eastAsia="en-US"/>
-                        </w:rPr>
-                        <w:t>,</w:t>
-                      </w:r>
-                      <w:r>
-                        <w:rPr>
-                          <w:rFonts w:ascii="Consolas" w:eastAsia="Times New Roman" w:hAnsi="Consolas" w:cs="Times New Roman"/>
-                          <w:color w:val="C9D1D9"/>
-                          <w:sz w:val="20"/>
-                          <w:szCs w:val="20"/>
-                          <w:lang w:eastAsia="en-US"/>
-                        </w:rPr>
-                        <w:t>x</w:t>
-                      </w:r>
-                      <w:proofErr w:type="gramEnd"/>
-                      <w:r>
-                        <w:rPr>
-                          <w:rFonts w:ascii="Consolas" w:eastAsia="Times New Roman" w:hAnsi="Consolas" w:cs="Times New Roman"/>
-                          <w:color w:val="C9D1D9"/>
-                          <w:sz w:val="20"/>
-                          <w:szCs w:val="20"/>
-                          <w:lang w:eastAsia="en-US"/>
-                        </w:rPr>
-                        <w:t>24</w:t>
+                        <w:t>x24</w:t>
                       </w:r>
                       <w:r>
                         <w:rPr>
@@ -5769,9 +5564,18 @@
                           <w:szCs w:val="20"/>
                           <w:lang w:eastAsia="en-US"/>
                         </w:rPr>
-                        <w:t>x</w:t>
-                      </w:r>
-                      <w:proofErr w:type="gramStart"/>
+                        <w:t>x22</w:t>
+                      </w:r>
+                      <w:r>
+                        <w:rPr>
+                          <w:rFonts w:ascii="Consolas" w:eastAsia="Times New Roman" w:hAnsi="Consolas" w:cs="Times New Roman"/>
+                          <w:color w:val="BBBEBF"/>
+                          <w:sz w:val="20"/>
+                          <w:szCs w:val="20"/>
+                          <w:lang w:eastAsia="en-US"/>
+                        </w:rPr>
+                        <w:t>,</w:t>
+                      </w:r>
                       <w:r>
                         <w:rPr>
                           <w:rFonts w:ascii="Consolas" w:eastAsia="Times New Roman" w:hAnsi="Consolas" w:cs="Times New Roman"/>
@@ -5780,38 +5584,7 @@
                           <w:szCs w:val="20"/>
                           <w:lang w:eastAsia="en-US"/>
                         </w:rPr>
-                        <w:t>22</w:t>
-                      </w:r>
-                      <w:r>
-                        <w:rPr>
-                          <w:rFonts w:ascii="Consolas" w:eastAsia="Times New Roman" w:hAnsi="Consolas" w:cs="Times New Roman"/>
-                          <w:color w:val="BBBEBF"/>
-                          <w:sz w:val="20"/>
-                          <w:szCs w:val="20"/>
-                          <w:lang w:eastAsia="en-US"/>
-                        </w:rPr>
-                        <w:t>,</w:t>
-                      </w:r>
-                      <w:r>
-                        <w:rPr>
-                          <w:rFonts w:ascii="Consolas" w:eastAsia="Times New Roman" w:hAnsi="Consolas" w:cs="Times New Roman"/>
-                          <w:color w:val="C9D1D9"/>
-                          <w:sz w:val="20"/>
-                          <w:szCs w:val="20"/>
-                          <w:lang w:eastAsia="en-US"/>
-                        </w:rPr>
-                        <w:t>x</w:t>
-                      </w:r>
-                      <w:proofErr w:type="gramEnd"/>
-                      <w:r>
-                        <w:rPr>
-                          <w:rFonts w:ascii="Consolas" w:eastAsia="Times New Roman" w:hAnsi="Consolas" w:cs="Times New Roman"/>
-                          <w:color w:val="C9D1D9"/>
-                          <w:sz w:val="20"/>
-                          <w:szCs w:val="20"/>
-                          <w:lang w:eastAsia="en-US"/>
-                        </w:rPr>
-                        <w:t>22</w:t>
+                        <w:t>x22</w:t>
                       </w:r>
                       <w:r>
                         <w:rPr>
@@ -5886,9 +5659,18 @@
                           <w:szCs w:val="20"/>
                           <w:lang w:eastAsia="en-US"/>
                         </w:rPr>
-                        <w:t>x</w:t>
-                      </w:r>
-                      <w:proofErr w:type="gramStart"/>
+                        <w:t>x0</w:t>
+                      </w:r>
+                      <w:r>
+                        <w:rPr>
+                          <w:rFonts w:ascii="Consolas" w:eastAsia="Times New Roman" w:hAnsi="Consolas" w:cs="Times New Roman"/>
+                          <w:color w:val="BBBEBF"/>
+                          <w:sz w:val="20"/>
+                          <w:szCs w:val="20"/>
+                          <w:lang w:eastAsia="en-US"/>
+                        </w:rPr>
+                        <w:t>,</w:t>
+                      </w:r>
                       <w:r>
                         <w:rPr>
                           <w:rFonts w:ascii="Consolas" w:eastAsia="Times New Roman" w:hAnsi="Consolas" w:cs="Times New Roman"/>
@@ -5897,38 +5679,7 @@
                           <w:szCs w:val="20"/>
                           <w:lang w:eastAsia="en-US"/>
                         </w:rPr>
-                        <w:t>0</w:t>
-                      </w:r>
-                      <w:r>
-                        <w:rPr>
-                          <w:rFonts w:ascii="Consolas" w:eastAsia="Times New Roman" w:hAnsi="Consolas" w:cs="Times New Roman"/>
-                          <w:color w:val="BBBEBF"/>
-                          <w:sz w:val="20"/>
-                          <w:szCs w:val="20"/>
-                          <w:lang w:eastAsia="en-US"/>
-                        </w:rPr>
-                        <w:t>,</w:t>
-                      </w:r>
-                      <w:r>
-                        <w:rPr>
-                          <w:rFonts w:ascii="Consolas" w:eastAsia="Times New Roman" w:hAnsi="Consolas" w:cs="Times New Roman"/>
-                          <w:color w:val="C9D1D9"/>
-                          <w:sz w:val="20"/>
-                          <w:szCs w:val="20"/>
-                          <w:lang w:eastAsia="en-US"/>
-                        </w:rPr>
-                        <w:t>x</w:t>
-                      </w:r>
-                      <w:proofErr w:type="gramEnd"/>
-                      <w:r>
-                        <w:rPr>
-                          <w:rFonts w:ascii="Consolas" w:eastAsia="Times New Roman" w:hAnsi="Consolas" w:cs="Times New Roman"/>
-                          <w:color w:val="C9D1D9"/>
-                          <w:sz w:val="20"/>
-                          <w:szCs w:val="20"/>
-                          <w:lang w:eastAsia="en-US"/>
-                        </w:rPr>
-                        <w:t>0</w:t>
+                        <w:t>x0</w:t>
                       </w:r>
                       <w:r>
                         <w:rPr>
@@ -6195,7 +5946,7 @@
                     <pic:cNvPicPr/>
                   </pic:nvPicPr>
                   <pic:blipFill>
-                    <a:blip r:embed="rId7">
+                    <a:blip r:embed="rId8">
                       <a:extLst>
                         <a:ext uri="{28A0092B-C50C-407E-A947-70E740481C1C}">
                           <a14:useLocalDpi xmlns:a14="http://schemas.microsoft.com/office/drawing/2010/main" val="0"/>
@@ -6255,7 +6006,7 @@
                     <pic:cNvPicPr/>
                   </pic:nvPicPr>
                   <pic:blipFill>
-                    <a:blip r:embed="rId8">
+                    <a:blip r:embed="rId9">
                       <a:extLst>
                         <a:ext uri="{28A0092B-C50C-407E-A947-70E740481C1C}">
                           <a14:useLocalDpi xmlns:a14="http://schemas.microsoft.com/office/drawing/2010/main" val="0"/>
@@ -6309,7 +6060,7 @@
                     <pic:cNvPicPr/>
                   </pic:nvPicPr>
                   <pic:blipFill>
-                    <a:blip r:embed="rId9">
+                    <a:blip r:embed="rId10">
                       <a:extLst>
                         <a:ext uri="{28A0092B-C50C-407E-A947-70E740481C1C}">
                           <a14:useLocalDpi xmlns:a14="http://schemas.microsoft.com/office/drawing/2010/main" val="0"/>
@@ -6367,7 +6118,7 @@
                     <pic:cNvPicPr/>
                   </pic:nvPicPr>
                   <pic:blipFill rotWithShape="1">
-                    <a:blip r:embed="rId10">
+                    <a:blip r:embed="rId11">
                       <a:extLst>
                         <a:ext uri="{28A0092B-C50C-407E-A947-70E740481C1C}">
                           <a14:useLocalDpi xmlns:a14="http://schemas.microsoft.com/office/drawing/2010/main" val="0"/>
@@ -6434,7 +6185,7 @@
                     <pic:cNvPicPr/>
                   </pic:nvPicPr>
                   <pic:blipFill>
-                    <a:blip r:embed="rId11">
+                    <a:blip r:embed="rId12">
                       <a:extLst>
                         <a:ext uri="{28A0092B-C50C-407E-A947-70E740481C1C}">
                           <a14:useLocalDpi xmlns:a14="http://schemas.microsoft.com/office/drawing/2010/main" val="0"/>
@@ -6488,7 +6239,7 @@
                     <pic:cNvPicPr/>
                   </pic:nvPicPr>
                   <pic:blipFill>
-                    <a:blip r:embed="rId12">
+                    <a:blip r:embed="rId13">
                       <a:extLst>
                         <a:ext uri="{28A0092B-C50C-407E-A947-70E740481C1C}">
                           <a14:useLocalDpi xmlns:a14="http://schemas.microsoft.com/office/drawing/2010/main" val="0"/>
@@ -6546,7 +6297,7 @@
                     <pic:cNvPicPr/>
                   </pic:nvPicPr>
                   <pic:blipFill>
-                    <a:blip r:embed="rId13">
+                    <a:blip r:embed="rId14">
                       <a:extLst>
                         <a:ext uri="{28A0092B-C50C-407E-A947-70E740481C1C}">
                           <a14:useLocalDpi xmlns:a14="http://schemas.microsoft.com/office/drawing/2010/main" val="0"/>
@@ -6604,7 +6355,7 @@
                     <pic:cNvPicPr/>
                   </pic:nvPicPr>
                   <pic:blipFill>
-                    <a:blip r:embed="rId14">
+                    <a:blip r:embed="rId15">
                       <a:extLst>
                         <a:ext uri="{28A0092B-C50C-407E-A947-70E740481C1C}">
                           <a14:useLocalDpi xmlns:a14="http://schemas.microsoft.com/office/drawing/2010/main" val="0"/>
@@ -6665,7 +6416,7 @@
                     <pic:cNvPicPr/>
                   </pic:nvPicPr>
                   <pic:blipFill>
-                    <a:blip r:embed="rId15">
+                    <a:blip r:embed="rId16">
                       <a:extLst>
                         <a:ext uri="{28A0092B-C50C-407E-A947-70E740481C1C}">
                           <a14:useLocalDpi xmlns:a14="http://schemas.microsoft.com/office/drawing/2010/main" val="0"/>
@@ -6843,7 +6594,7 @@
                                           <pic:cNvPicPr/>
                                         </pic:nvPicPr>
                                         <pic:blipFill>
-                                          <a:blip r:embed="rId16"/>
+                                          <a:blip r:embed="rId17"/>
                                           <a:stretch>
                                             <a:fillRect/>
                                           </a:stretch>
@@ -6889,7 +6640,7 @@
                                           <pic:cNvPicPr/>
                                         </pic:nvPicPr>
                                         <pic:blipFill>
-                                          <a:blip r:embed="rId17"/>
+                                          <a:blip r:embed="rId18"/>
                                           <a:stretch>
                                             <a:fillRect/>
                                           </a:stretch>
@@ -7168,7 +6919,7 @@
                                     <pic:cNvPicPr/>
                                   </pic:nvPicPr>
                                   <pic:blipFill>
-                                    <a:blip r:embed="rId16"/>
+                                    <a:blip r:embed="rId19"/>
                                     <a:stretch>
                                       <a:fillRect/>
                                     </a:stretch>
@@ -7214,7 +6965,7 @@
                                     <pic:cNvPicPr/>
                                   </pic:nvPicPr>
                                   <pic:blipFill>
-                                    <a:blip r:embed="rId17"/>
+                                    <a:blip r:embed="rId20"/>
                                     <a:stretch>
                                       <a:fillRect/>
                                     </a:stretch>
@@ -7544,7 +7295,6 @@
                                 <w:lang w:eastAsia="en-US"/>
                               </w:rPr>
                             </w:pPr>
-                            <w:proofErr w:type="gramStart"/>
                             <w:r>
                               <w:rPr>
                                 <w:rFonts w:ascii="Consolas" w:eastAsia="Times New Roman" w:hAnsi="Consolas" w:cs="Times New Roman"/>
@@ -7567,7 +7317,6 @@
                               <w:t>globl</w:t>
                             </w:r>
                             <w:proofErr w:type="spellEnd"/>
-                            <w:proofErr w:type="gramEnd"/>
                             <w:r>
                               <w:rPr>
                                 <w:rFonts w:ascii="Consolas" w:eastAsia="Times New Roman" w:hAnsi="Consolas" w:cs="Times New Roman"/>
@@ -8693,39 +8442,17 @@
                                 <w:szCs w:val="21"/>
                                 <w:lang w:eastAsia="en-US"/>
                               </w:rPr>
-                              <w:t>x</w:t>
-                            </w:r>
-                            <w:proofErr w:type="gramStart"/>
-                            <w:r>
-                              <w:rPr>
-                                <w:rFonts w:ascii="Consolas" w:eastAsia="Times New Roman" w:hAnsi="Consolas" w:cs="Times New Roman"/>
-                                <w:color w:val="C9D1D9"/>
-                                <w:sz w:val="21"/>
-                                <w:szCs w:val="21"/>
-                                <w:lang w:eastAsia="en-US"/>
-                              </w:rPr>
-                              <w:t>5</w:t>
-                            </w:r>
-                            <w:r>
-                              <w:rPr>
-                                <w:rFonts w:ascii="Consolas" w:eastAsia="Times New Roman" w:hAnsi="Consolas" w:cs="Times New Roman"/>
-                                <w:color w:val="BBBEBF"/>
-                                <w:sz w:val="21"/>
-                                <w:szCs w:val="21"/>
-                                <w:lang w:eastAsia="en-US"/>
-                              </w:rPr>
-                              <w:t xml:space="preserve"> ,Case</w:t>
-                            </w:r>
-                            <w:proofErr w:type="gramEnd"/>
-                            <w:r>
-                              <w:rPr>
-                                <w:rFonts w:ascii="Consolas" w:eastAsia="Times New Roman" w:hAnsi="Consolas" w:cs="Times New Roman"/>
-                                <w:color w:val="BBBEBF"/>
-                                <w:sz w:val="21"/>
-                                <w:szCs w:val="21"/>
-                                <w:lang w:eastAsia="en-US"/>
-                              </w:rPr>
-                              <w:t>4</w:t>
+                              <w:t>x5</w:t>
+                            </w:r>
+                            <w:r>
+                              <w:rPr>
+                                <w:rFonts w:ascii="Consolas" w:eastAsia="Times New Roman" w:hAnsi="Consolas" w:cs="Times New Roman"/>
+                                <w:color w:val="BBBEBF"/>
+                                <w:sz w:val="21"/>
+                                <w:szCs w:val="21"/>
+                                <w:lang w:eastAsia="en-US"/>
+                              </w:rPr>
+                              <w:t xml:space="preserve"> ,Case4</w:t>
                             </w:r>
                           </w:p>
                           <w:p>
@@ -9445,7 +9172,6 @@
                           <w:lang w:eastAsia="en-US"/>
                         </w:rPr>
                       </w:pPr>
-                      <w:proofErr w:type="gramStart"/>
                       <w:r>
                         <w:rPr>
                           <w:rFonts w:ascii="Consolas" w:eastAsia="Times New Roman" w:hAnsi="Consolas" w:cs="Times New Roman"/>
@@ -9468,7 +9194,6 @@
                         <w:t>globl</w:t>
                       </w:r>
                       <w:proofErr w:type="spellEnd"/>
-                      <w:proofErr w:type="gramEnd"/>
                       <w:r>
                         <w:rPr>
                           <w:rFonts w:ascii="Consolas" w:eastAsia="Times New Roman" w:hAnsi="Consolas" w:cs="Times New Roman"/>
@@ -10594,39 +10319,17 @@
                           <w:szCs w:val="21"/>
                           <w:lang w:eastAsia="en-US"/>
                         </w:rPr>
-                        <w:t>x</w:t>
-                      </w:r>
-                      <w:proofErr w:type="gramStart"/>
-                      <w:r>
-                        <w:rPr>
-                          <w:rFonts w:ascii="Consolas" w:eastAsia="Times New Roman" w:hAnsi="Consolas" w:cs="Times New Roman"/>
-                          <w:color w:val="C9D1D9"/>
-                          <w:sz w:val="21"/>
-                          <w:szCs w:val="21"/>
-                          <w:lang w:eastAsia="en-US"/>
-                        </w:rPr>
-                        <w:t>5</w:t>
-                      </w:r>
-                      <w:r>
-                        <w:rPr>
-                          <w:rFonts w:ascii="Consolas" w:eastAsia="Times New Roman" w:hAnsi="Consolas" w:cs="Times New Roman"/>
-                          <w:color w:val="BBBEBF"/>
-                          <w:sz w:val="21"/>
-                          <w:szCs w:val="21"/>
-                          <w:lang w:eastAsia="en-US"/>
-                        </w:rPr>
-                        <w:t xml:space="preserve"> ,Case</w:t>
-                      </w:r>
-                      <w:proofErr w:type="gramEnd"/>
-                      <w:r>
-                        <w:rPr>
-                          <w:rFonts w:ascii="Consolas" w:eastAsia="Times New Roman" w:hAnsi="Consolas" w:cs="Times New Roman"/>
-                          <w:color w:val="BBBEBF"/>
-                          <w:sz w:val="21"/>
-                          <w:szCs w:val="21"/>
-                          <w:lang w:eastAsia="en-US"/>
-                        </w:rPr>
-                        <w:t>4</w:t>
+                        <w:t>x5</w:t>
+                      </w:r>
+                      <w:r>
+                        <w:rPr>
+                          <w:rFonts w:ascii="Consolas" w:eastAsia="Times New Roman" w:hAnsi="Consolas" w:cs="Times New Roman"/>
+                          <w:color w:val="BBBEBF"/>
+                          <w:sz w:val="21"/>
+                          <w:szCs w:val="21"/>
+                          <w:lang w:eastAsia="en-US"/>
+                        </w:rPr>
+                        <w:t xml:space="preserve"> ,Case4</w:t>
                       </w:r>
                     </w:p>
                     <w:p>
@@ -11404,6 +11107,7 @@
       <w:r>
         <w:rPr>
           <w:rFonts w:ascii="Times New Roman" w:eastAsia="Times New Roman" w:hAnsi="Times New Roman" w:cs="Times New Roman"/>
+          <w:noProof/>
           <w:color w:val="000000" w:themeColor="text1"/>
           <w:sz w:val="22"/>
           <w:szCs w:val="22"/>
@@ -11432,7 +11136,7 @@
                     <pic:cNvPicPr/>
                   </pic:nvPicPr>
                   <pic:blipFill>
-                    <a:blip r:embed="rId18">
+                    <a:blip r:embed="rId21">
                       <a:extLst>
                         <a:ext uri="{28A0092B-C50C-407E-A947-70E740481C1C}">
                           <a14:useLocalDpi xmlns:a14="http://schemas.microsoft.com/office/drawing/2010/main" val="0"/>
@@ -11469,6 +11173,7 @@
           <w:rFonts w:ascii="Times New Roman" w:eastAsia="Times New Roman" w:hAnsi="Times New Roman" w:cs="Times New Roman"/>
           <w:b/>
           <w:bCs/>
+          <w:noProof/>
           <w:color w:val="000000" w:themeColor="text1"/>
           <w:sz w:val="28"/>
           <w:szCs w:val="28"/>
@@ -11498,7 +11203,7 @@
                     <pic:cNvPicPr/>
                   </pic:nvPicPr>
                   <pic:blipFill>
-                    <a:blip r:embed="rId19">
+                    <a:blip r:embed="rId22">
                       <a:extLst>
                         <a:ext uri="{28A0092B-C50C-407E-A947-70E740481C1C}">
                           <a14:useLocalDpi xmlns:a14="http://schemas.microsoft.com/office/drawing/2010/main" val="0"/>
@@ -11527,6 +11232,7 @@
       <w:r>
         <w:rPr>
           <w:rFonts w:ascii="Times New Roman" w:eastAsia="Times New Roman" w:hAnsi="Times New Roman" w:cs="Times New Roman"/>
+          <w:noProof/>
           <w:color w:val="000000" w:themeColor="text1"/>
           <w:sz w:val="22"/>
           <w:szCs w:val="22"/>
@@ -11555,7 +11261,7 @@
                     <pic:cNvPicPr/>
                   </pic:nvPicPr>
                   <pic:blipFill>
-                    <a:blip r:embed="rId20">
+                    <a:blip r:embed="rId23">
                       <a:extLst>
                         <a:ext uri="{28A0092B-C50C-407E-A947-70E740481C1C}">
                           <a14:useLocalDpi xmlns:a14="http://schemas.microsoft.com/office/drawing/2010/main" val="0"/>
@@ -11584,6 +11290,7 @@
       <w:r>
         <w:rPr>
           <w:rFonts w:ascii="Times New Roman" w:eastAsia="Times New Roman" w:hAnsi="Times New Roman" w:cs="Times New Roman"/>
+          <w:noProof/>
           <w:color w:val="000000" w:themeColor="text1"/>
           <w:sz w:val="22"/>
           <w:szCs w:val="22"/>
@@ -11612,7 +11319,7 @@
                     <pic:cNvPicPr/>
                   </pic:nvPicPr>
                   <pic:blipFill>
-                    <a:blip r:embed="rId21">
+                    <a:blip r:embed="rId24">
                       <a:extLst>
                         <a:ext uri="{28A0092B-C50C-407E-A947-70E740481C1C}">
                           <a14:useLocalDpi xmlns:a14="http://schemas.microsoft.com/office/drawing/2010/main" val="0"/>
@@ -11641,6 +11348,7 @@
       <w:r>
         <w:rPr>
           <w:rFonts w:ascii="Times New Roman" w:eastAsia="Times New Roman" w:hAnsi="Times New Roman" w:cs="Times New Roman"/>
+          <w:noProof/>
           <w:color w:val="000000" w:themeColor="text1"/>
           <w:sz w:val="22"/>
           <w:szCs w:val="22"/>
@@ -11669,7 +11377,7 @@
                     <pic:cNvPicPr/>
                   </pic:nvPicPr>
                   <pic:blipFill>
-                    <a:blip r:embed="rId22">
+                    <a:blip r:embed="rId25">
                       <a:extLst>
                         <a:ext uri="{28A0092B-C50C-407E-A947-70E740481C1C}">
                           <a14:useLocalDpi xmlns:a14="http://schemas.microsoft.com/office/drawing/2010/main" val="0"/>
@@ -11698,6 +11406,7 @@
       <w:r>
         <w:rPr>
           <w:rFonts w:ascii="Times New Roman" w:eastAsia="Times New Roman" w:hAnsi="Times New Roman" w:cs="Times New Roman"/>
+          <w:noProof/>
           <w:color w:val="000000" w:themeColor="text1"/>
           <w:sz w:val="22"/>
           <w:szCs w:val="22"/>
@@ -11726,7 +11435,7 @@
                     <pic:cNvPicPr/>
                   </pic:nvPicPr>
                   <pic:blipFill>
-                    <a:blip r:embed="rId23">
+                    <a:blip r:embed="rId26">
                       <a:extLst>
                         <a:ext uri="{28A0092B-C50C-407E-A947-70E740481C1C}">
                           <a14:useLocalDpi xmlns:a14="http://schemas.microsoft.com/office/drawing/2010/main" val="0"/>
@@ -11755,6 +11464,7 @@
       <w:r>
         <w:rPr>
           <w:rFonts w:ascii="Times New Roman" w:eastAsia="Times New Roman" w:hAnsi="Times New Roman" w:cs="Times New Roman"/>
+          <w:noProof/>
           <w:color w:val="000000" w:themeColor="text1"/>
           <w:sz w:val="22"/>
           <w:szCs w:val="22"/>
@@ -11783,7 +11493,7 @@
                     <pic:cNvPicPr/>
                   </pic:nvPicPr>
                   <pic:blipFill>
-                    <a:blip r:embed="rId24">
+                    <a:blip r:embed="rId27">
                       <a:extLst>
                         <a:ext uri="{28A0092B-C50C-407E-A947-70E740481C1C}">
                           <a14:useLocalDpi xmlns:a14="http://schemas.microsoft.com/office/drawing/2010/main" val="0"/>
@@ -11812,6 +11522,7 @@
       <w:r>
         <w:rPr>
           <w:rFonts w:ascii="Times New Roman" w:eastAsia="Times New Roman" w:hAnsi="Times New Roman" w:cs="Times New Roman"/>
+          <w:noProof/>
           <w:color w:val="000000" w:themeColor="text1"/>
           <w:sz w:val="22"/>
           <w:szCs w:val="22"/>
@@ -11840,7 +11551,7 @@
                     <pic:cNvPicPr/>
                   </pic:nvPicPr>
                   <pic:blipFill>
-                    <a:blip r:embed="rId25">
+                    <a:blip r:embed="rId28">
                       <a:extLst>
                         <a:ext uri="{28A0092B-C50C-407E-A947-70E740481C1C}">
                           <a14:useLocalDpi xmlns:a14="http://schemas.microsoft.com/office/drawing/2010/main" val="0"/>
@@ -11869,6 +11580,7 @@
       <w:r>
         <w:rPr>
           <w:rFonts w:ascii="Times New Roman" w:eastAsia="Times New Roman" w:hAnsi="Times New Roman" w:cs="Times New Roman"/>
+          <w:noProof/>
           <w:color w:val="000000" w:themeColor="text1"/>
           <w:sz w:val="22"/>
           <w:szCs w:val="22"/>
@@ -11897,7 +11609,7 @@
                     <pic:cNvPicPr/>
                   </pic:nvPicPr>
                   <pic:blipFill>
-                    <a:blip r:embed="rId26">
+                    <a:blip r:embed="rId29">
                       <a:extLst>
                         <a:ext uri="{28A0092B-C50C-407E-A947-70E740481C1C}">
                           <a14:useLocalDpi xmlns:a14="http://schemas.microsoft.com/office/drawing/2010/main" val="0"/>
@@ -11928,6 +11640,7 @@
           <w:rFonts w:ascii="Times New Roman" w:eastAsia="Times New Roman" w:hAnsi="Times New Roman" w:cs="Times New Roman"/>
           <w:b/>
           <w:bCs/>
+          <w:noProof/>
           <w:color w:val="000000" w:themeColor="text1"/>
           <w:sz w:val="28"/>
           <w:szCs w:val="28"/>
@@ -11957,7 +11670,7 @@
                     <pic:cNvPicPr/>
                   </pic:nvPicPr>
                   <pic:blipFill>
-                    <a:blip r:embed="rId27">
+                    <a:blip r:embed="rId30">
                       <a:extLst>
                         <a:ext uri="{28A0092B-C50C-407E-A947-70E740481C1C}">
                           <a14:useLocalDpi xmlns:a14="http://schemas.microsoft.com/office/drawing/2010/main" val="0"/>
@@ -11988,6 +11701,7 @@
           <w:rFonts w:ascii="Times New Roman" w:eastAsia="Times New Roman" w:hAnsi="Times New Roman" w:cs="Times New Roman"/>
           <w:b/>
           <w:bCs/>
+          <w:noProof/>
           <w:color w:val="000000" w:themeColor="text1"/>
           <w:sz w:val="28"/>
           <w:szCs w:val="28"/>
@@ -12017,7 +11731,7 @@
                     <pic:cNvPicPr/>
                   </pic:nvPicPr>
                   <pic:blipFill>
-                    <a:blip r:embed="rId28">
+                    <a:blip r:embed="rId31">
                       <a:extLst>
                         <a:ext uri="{28A0092B-C50C-407E-A947-70E740481C1C}">
                           <a14:useLocalDpi xmlns:a14="http://schemas.microsoft.com/office/drawing/2010/main" val="0"/>
@@ -12508,7 +12222,6 @@
                                 <w:lang w:eastAsia="en-US"/>
                               </w:rPr>
                             </w:pPr>
-                            <w:proofErr w:type="gramStart"/>
                             <w:r>
                               <w:rPr>
                                 <w:rFonts w:ascii="Consolas" w:eastAsia="Times New Roman" w:hAnsi="Consolas" w:cs="Times New Roman"/>
@@ -12531,7 +12244,6 @@
                               <w:t>globl</w:t>
                             </w:r>
                             <w:proofErr w:type="spellEnd"/>
-                            <w:proofErr w:type="gramEnd"/>
                             <w:r>
                               <w:rPr>
                                 <w:rFonts w:ascii="Consolas" w:eastAsia="Times New Roman" w:hAnsi="Consolas" w:cs="Times New Roman"/>
@@ -13321,9 +13033,18 @@
                                 <w:szCs w:val="21"/>
                                 <w:lang w:eastAsia="en-US"/>
                               </w:rPr>
-                              <w:t>x</w:t>
-                            </w:r>
-                            <w:proofErr w:type="gramStart"/>
+                              <w:t>x22</w:t>
+                            </w:r>
+                            <w:r>
+                              <w:rPr>
+                                <w:rFonts w:ascii="Consolas" w:eastAsia="Times New Roman" w:hAnsi="Consolas" w:cs="Times New Roman"/>
+                                <w:color w:val="BBBEBF"/>
+                                <w:sz w:val="21"/>
+                                <w:szCs w:val="21"/>
+                                <w:lang w:eastAsia="en-US"/>
+                              </w:rPr>
+                              <w:t>,</w:t>
+                            </w:r>
                             <w:r>
                               <w:rPr>
                                 <w:rFonts w:ascii="Consolas" w:eastAsia="Times New Roman" w:hAnsi="Consolas" w:cs="Times New Roman"/>
@@ -13332,38 +13053,7 @@
                                 <w:szCs w:val="21"/>
                                 <w:lang w:eastAsia="en-US"/>
                               </w:rPr>
-                              <w:t>22</w:t>
-                            </w:r>
-                            <w:r>
-                              <w:rPr>
-                                <w:rFonts w:ascii="Consolas" w:eastAsia="Times New Roman" w:hAnsi="Consolas" w:cs="Times New Roman"/>
-                                <w:color w:val="BBBEBF"/>
-                                <w:sz w:val="21"/>
-                                <w:szCs w:val="21"/>
-                                <w:lang w:eastAsia="en-US"/>
-                              </w:rPr>
-                              <w:t>,</w:t>
-                            </w:r>
-                            <w:r>
-                              <w:rPr>
-                                <w:rFonts w:ascii="Consolas" w:eastAsia="Times New Roman" w:hAnsi="Consolas" w:cs="Times New Roman"/>
-                                <w:color w:val="C9D1D9"/>
-                                <w:sz w:val="21"/>
-                                <w:szCs w:val="21"/>
-                                <w:lang w:eastAsia="en-US"/>
-                              </w:rPr>
-                              <w:t>x</w:t>
-                            </w:r>
-                            <w:proofErr w:type="gramEnd"/>
-                            <w:r>
-                              <w:rPr>
-                                <w:rFonts w:ascii="Consolas" w:eastAsia="Times New Roman" w:hAnsi="Consolas" w:cs="Times New Roman"/>
-                                <w:color w:val="C9D1D9"/>
-                                <w:sz w:val="21"/>
-                                <w:szCs w:val="21"/>
-                                <w:lang w:eastAsia="en-US"/>
-                              </w:rPr>
-                              <w:t>22</w:t>
+                              <w:t>x22</w:t>
                             </w:r>
                             <w:r>
                               <w:rPr>
@@ -13545,18 +13235,7 @@
                                 <w:szCs w:val="21"/>
                                 <w:lang w:eastAsia="en-US"/>
                               </w:rPr>
-                              <w:t>FOR</w:t>
-                            </w:r>
-                            <w:proofErr w:type="gramStart"/>
-                            <w:r>
-                              <w:rPr>
-                                <w:rFonts w:ascii="Consolas" w:eastAsia="Times New Roman" w:hAnsi="Consolas" w:cs="Times New Roman"/>
-                                <w:color w:val="D2A8FF"/>
-                                <w:sz w:val="21"/>
-                                <w:szCs w:val="21"/>
-                                <w:lang w:eastAsia="en-US"/>
-                              </w:rPr>
-                              <w:t>2</w:t>
+                              <w:t>FOR2</w:t>
                             </w:r>
                             <w:r>
                               <w:rPr>
@@ -13578,7 +13257,6 @@
                               </w:rPr>
                               <w:t>bge</w:t>
                             </w:r>
-                            <w:proofErr w:type="gramEnd"/>
                             <w:r>
                               <w:rPr>
                                 <w:rFonts w:ascii="Consolas" w:eastAsia="Times New Roman" w:hAnsi="Consolas" w:cs="Times New Roman"/>
@@ -13682,9 +13360,18 @@
                                 <w:szCs w:val="21"/>
                                 <w:lang w:eastAsia="en-US"/>
                               </w:rPr>
-                              <w:t>x</w:t>
-                            </w:r>
-                            <w:proofErr w:type="gramStart"/>
+                              <w:t>x7</w:t>
+                            </w:r>
+                            <w:r>
+                              <w:rPr>
+                                <w:rFonts w:ascii="Consolas" w:eastAsia="Times New Roman" w:hAnsi="Consolas" w:cs="Times New Roman"/>
+                                <w:color w:val="BBBEBF"/>
+                                <w:sz w:val="21"/>
+                                <w:szCs w:val="21"/>
+                                <w:lang w:eastAsia="en-US"/>
+                              </w:rPr>
+                              <w:t>,</w:t>
+                            </w:r>
                             <w:r>
                               <w:rPr>
                                 <w:rFonts w:ascii="Consolas" w:eastAsia="Times New Roman" w:hAnsi="Consolas" w:cs="Times New Roman"/>
@@ -13693,38 +13380,7 @@
                                 <w:szCs w:val="21"/>
                                 <w:lang w:eastAsia="en-US"/>
                               </w:rPr>
-                              <w:t>7</w:t>
-                            </w:r>
-                            <w:r>
-                              <w:rPr>
-                                <w:rFonts w:ascii="Consolas" w:eastAsia="Times New Roman" w:hAnsi="Consolas" w:cs="Times New Roman"/>
-                                <w:color w:val="BBBEBF"/>
-                                <w:sz w:val="21"/>
-                                <w:szCs w:val="21"/>
-                                <w:lang w:eastAsia="en-US"/>
-                              </w:rPr>
-                              <w:t>,</w:t>
-                            </w:r>
-                            <w:r>
-                              <w:rPr>
-                                <w:rFonts w:ascii="Consolas" w:eastAsia="Times New Roman" w:hAnsi="Consolas" w:cs="Times New Roman"/>
-                                <w:color w:val="C9D1D9"/>
-                                <w:sz w:val="21"/>
-                                <w:szCs w:val="21"/>
-                                <w:lang w:eastAsia="en-US"/>
-                              </w:rPr>
-                              <w:t>x</w:t>
-                            </w:r>
-                            <w:proofErr w:type="gramEnd"/>
-                            <w:r>
-                              <w:rPr>
-                                <w:rFonts w:ascii="Consolas" w:eastAsia="Times New Roman" w:hAnsi="Consolas" w:cs="Times New Roman"/>
-                                <w:color w:val="C9D1D9"/>
-                                <w:sz w:val="21"/>
-                                <w:szCs w:val="21"/>
-                                <w:lang w:eastAsia="en-US"/>
-                              </w:rPr>
-                              <w:t>22</w:t>
+                              <w:t>x22</w:t>
                             </w:r>
                             <w:r>
                               <w:rPr>
@@ -14015,9 +13671,18 @@
                                 <w:szCs w:val="21"/>
                                 <w:lang w:eastAsia="en-US"/>
                               </w:rPr>
-                              <w:t>x</w:t>
-                            </w:r>
-                            <w:proofErr w:type="gramStart"/>
+                              <w:t>x23</w:t>
+                            </w:r>
+                            <w:r>
+                              <w:rPr>
+                                <w:rFonts w:ascii="Consolas" w:eastAsia="Times New Roman" w:hAnsi="Consolas" w:cs="Times New Roman"/>
+                                <w:color w:val="BBBEBF"/>
+                                <w:sz w:val="21"/>
+                                <w:szCs w:val="21"/>
+                                <w:lang w:eastAsia="en-US"/>
+                              </w:rPr>
+                              <w:t>,</w:t>
+                            </w:r>
                             <w:r>
                               <w:rPr>
                                 <w:rFonts w:ascii="Consolas" w:eastAsia="Times New Roman" w:hAnsi="Consolas" w:cs="Times New Roman"/>
@@ -14026,38 +13691,7 @@
                                 <w:szCs w:val="21"/>
                                 <w:lang w:eastAsia="en-US"/>
                               </w:rPr>
-                              <w:t>23</w:t>
-                            </w:r>
-                            <w:r>
-                              <w:rPr>
-                                <w:rFonts w:ascii="Consolas" w:eastAsia="Times New Roman" w:hAnsi="Consolas" w:cs="Times New Roman"/>
-                                <w:color w:val="BBBEBF"/>
-                                <w:sz w:val="21"/>
-                                <w:szCs w:val="21"/>
-                                <w:lang w:eastAsia="en-US"/>
-                              </w:rPr>
-                              <w:t>,</w:t>
-                            </w:r>
-                            <w:r>
-                              <w:rPr>
-                                <w:rFonts w:ascii="Consolas" w:eastAsia="Times New Roman" w:hAnsi="Consolas" w:cs="Times New Roman"/>
-                                <w:color w:val="C9D1D9"/>
-                                <w:sz w:val="21"/>
-                                <w:szCs w:val="21"/>
-                                <w:lang w:eastAsia="en-US"/>
-                              </w:rPr>
-                              <w:t>x</w:t>
-                            </w:r>
-                            <w:proofErr w:type="gramEnd"/>
-                            <w:r>
-                              <w:rPr>
-                                <w:rFonts w:ascii="Consolas" w:eastAsia="Times New Roman" w:hAnsi="Consolas" w:cs="Times New Roman"/>
-                                <w:color w:val="C9D1D9"/>
-                                <w:sz w:val="21"/>
-                                <w:szCs w:val="21"/>
-                                <w:lang w:eastAsia="en-US"/>
-                              </w:rPr>
-                              <w:t>8</w:t>
+                              <w:t>x8</w:t>
                             </w:r>
                           </w:p>
                           <w:p>
@@ -14112,9 +13746,18 @@
                                 <w:szCs w:val="21"/>
                                 <w:lang w:eastAsia="en-US"/>
                               </w:rPr>
-                              <w:t>x</w:t>
-                            </w:r>
-                            <w:proofErr w:type="gramStart"/>
+                              <w:t>x22</w:t>
+                            </w:r>
+                            <w:r>
+                              <w:rPr>
+                                <w:rFonts w:ascii="Consolas" w:eastAsia="Times New Roman" w:hAnsi="Consolas" w:cs="Times New Roman"/>
+                                <w:color w:val="BBBEBF"/>
+                                <w:sz w:val="21"/>
+                                <w:szCs w:val="21"/>
+                                <w:lang w:eastAsia="en-US"/>
+                              </w:rPr>
+                              <w:t>,</w:t>
+                            </w:r>
                             <w:r>
                               <w:rPr>
                                 <w:rFonts w:ascii="Consolas" w:eastAsia="Times New Roman" w:hAnsi="Consolas" w:cs="Times New Roman"/>
@@ -14123,38 +13766,7 @@
                                 <w:szCs w:val="21"/>
                                 <w:lang w:eastAsia="en-US"/>
                               </w:rPr>
-                              <w:t>22</w:t>
-                            </w:r>
-                            <w:r>
-                              <w:rPr>
-                                <w:rFonts w:ascii="Consolas" w:eastAsia="Times New Roman" w:hAnsi="Consolas" w:cs="Times New Roman"/>
-                                <w:color w:val="BBBEBF"/>
-                                <w:sz w:val="21"/>
-                                <w:szCs w:val="21"/>
-                                <w:lang w:eastAsia="en-US"/>
-                              </w:rPr>
-                              <w:t>,</w:t>
-                            </w:r>
-                            <w:r>
-                              <w:rPr>
-                                <w:rFonts w:ascii="Consolas" w:eastAsia="Times New Roman" w:hAnsi="Consolas" w:cs="Times New Roman"/>
-                                <w:color w:val="C9D1D9"/>
-                                <w:sz w:val="21"/>
-                                <w:szCs w:val="21"/>
-                                <w:lang w:eastAsia="en-US"/>
-                              </w:rPr>
-                              <w:t>x</w:t>
-                            </w:r>
-                            <w:proofErr w:type="gramEnd"/>
-                            <w:r>
-                              <w:rPr>
-                                <w:rFonts w:ascii="Consolas" w:eastAsia="Times New Roman" w:hAnsi="Consolas" w:cs="Times New Roman"/>
-                                <w:color w:val="C9D1D9"/>
-                                <w:sz w:val="21"/>
-                                <w:szCs w:val="21"/>
-                                <w:lang w:eastAsia="en-US"/>
-                              </w:rPr>
-                              <w:t>22</w:t>
+                              <w:t>x22</w:t>
                             </w:r>
                             <w:r>
                               <w:rPr>
@@ -14397,7 +14009,6 @@
                           <w:lang w:eastAsia="en-US"/>
                         </w:rPr>
                       </w:pPr>
-                      <w:proofErr w:type="gramStart"/>
                       <w:r>
                         <w:rPr>
                           <w:rFonts w:ascii="Consolas" w:eastAsia="Times New Roman" w:hAnsi="Consolas" w:cs="Times New Roman"/>
@@ -14420,7 +14031,6 @@
                         <w:t>globl</w:t>
                       </w:r>
                       <w:proofErr w:type="spellEnd"/>
-                      <w:proofErr w:type="gramEnd"/>
                       <w:r>
                         <w:rPr>
                           <w:rFonts w:ascii="Consolas" w:eastAsia="Times New Roman" w:hAnsi="Consolas" w:cs="Times New Roman"/>
@@ -15210,9 +14820,18 @@
                           <w:szCs w:val="21"/>
                           <w:lang w:eastAsia="en-US"/>
                         </w:rPr>
-                        <w:t>x</w:t>
-                      </w:r>
-                      <w:proofErr w:type="gramStart"/>
+                        <w:t>x22</w:t>
+                      </w:r>
+                      <w:r>
+                        <w:rPr>
+                          <w:rFonts w:ascii="Consolas" w:eastAsia="Times New Roman" w:hAnsi="Consolas" w:cs="Times New Roman"/>
+                          <w:color w:val="BBBEBF"/>
+                          <w:sz w:val="21"/>
+                          <w:szCs w:val="21"/>
+                          <w:lang w:eastAsia="en-US"/>
+                        </w:rPr>
+                        <w:t>,</w:t>
+                      </w:r>
                       <w:r>
                         <w:rPr>
                           <w:rFonts w:ascii="Consolas" w:eastAsia="Times New Roman" w:hAnsi="Consolas" w:cs="Times New Roman"/>
@@ -15221,38 +14840,7 @@
                           <w:szCs w:val="21"/>
                           <w:lang w:eastAsia="en-US"/>
                         </w:rPr>
-                        <w:t>22</w:t>
-                      </w:r>
-                      <w:r>
-                        <w:rPr>
-                          <w:rFonts w:ascii="Consolas" w:eastAsia="Times New Roman" w:hAnsi="Consolas" w:cs="Times New Roman"/>
-                          <w:color w:val="BBBEBF"/>
-                          <w:sz w:val="21"/>
-                          <w:szCs w:val="21"/>
-                          <w:lang w:eastAsia="en-US"/>
-                        </w:rPr>
-                        <w:t>,</w:t>
-                      </w:r>
-                      <w:r>
-                        <w:rPr>
-                          <w:rFonts w:ascii="Consolas" w:eastAsia="Times New Roman" w:hAnsi="Consolas" w:cs="Times New Roman"/>
-                          <w:color w:val="C9D1D9"/>
-                          <w:sz w:val="21"/>
-                          <w:szCs w:val="21"/>
-                          <w:lang w:eastAsia="en-US"/>
-                        </w:rPr>
-                        <w:t>x</w:t>
-                      </w:r>
-                      <w:proofErr w:type="gramEnd"/>
-                      <w:r>
-                        <w:rPr>
-                          <w:rFonts w:ascii="Consolas" w:eastAsia="Times New Roman" w:hAnsi="Consolas" w:cs="Times New Roman"/>
-                          <w:color w:val="C9D1D9"/>
-                          <w:sz w:val="21"/>
-                          <w:szCs w:val="21"/>
-                          <w:lang w:eastAsia="en-US"/>
-                        </w:rPr>
-                        <w:t>22</w:t>
+                        <w:t>x22</w:t>
                       </w:r>
                       <w:r>
                         <w:rPr>
@@ -15434,18 +15022,7 @@
                           <w:szCs w:val="21"/>
                           <w:lang w:eastAsia="en-US"/>
                         </w:rPr>
-                        <w:t>FOR</w:t>
-                      </w:r>
-                      <w:proofErr w:type="gramStart"/>
-                      <w:r>
-                        <w:rPr>
-                          <w:rFonts w:ascii="Consolas" w:eastAsia="Times New Roman" w:hAnsi="Consolas" w:cs="Times New Roman"/>
-                          <w:color w:val="D2A8FF"/>
-                          <w:sz w:val="21"/>
-                          <w:szCs w:val="21"/>
-                          <w:lang w:eastAsia="en-US"/>
-                        </w:rPr>
-                        <w:t>2</w:t>
+                        <w:t>FOR2</w:t>
                       </w:r>
                       <w:r>
                         <w:rPr>
@@ -15467,7 +15044,6 @@
                         </w:rPr>
                         <w:t>bge</w:t>
                       </w:r>
-                      <w:proofErr w:type="gramEnd"/>
                       <w:r>
                         <w:rPr>
                           <w:rFonts w:ascii="Consolas" w:eastAsia="Times New Roman" w:hAnsi="Consolas" w:cs="Times New Roman"/>
@@ -15571,9 +15147,18 @@
                           <w:szCs w:val="21"/>
                           <w:lang w:eastAsia="en-US"/>
                         </w:rPr>
-                        <w:t>x</w:t>
-                      </w:r>
-                      <w:proofErr w:type="gramStart"/>
+                        <w:t>x7</w:t>
+                      </w:r>
+                      <w:r>
+                        <w:rPr>
+                          <w:rFonts w:ascii="Consolas" w:eastAsia="Times New Roman" w:hAnsi="Consolas" w:cs="Times New Roman"/>
+                          <w:color w:val="BBBEBF"/>
+                          <w:sz w:val="21"/>
+                          <w:szCs w:val="21"/>
+                          <w:lang w:eastAsia="en-US"/>
+                        </w:rPr>
+                        <w:t>,</w:t>
+                      </w:r>
                       <w:r>
                         <w:rPr>
                           <w:rFonts w:ascii="Consolas" w:eastAsia="Times New Roman" w:hAnsi="Consolas" w:cs="Times New Roman"/>
@@ -15582,38 +15167,7 @@
                           <w:szCs w:val="21"/>
                           <w:lang w:eastAsia="en-US"/>
                         </w:rPr>
-                        <w:t>7</w:t>
-                      </w:r>
-                      <w:r>
-                        <w:rPr>
-                          <w:rFonts w:ascii="Consolas" w:eastAsia="Times New Roman" w:hAnsi="Consolas" w:cs="Times New Roman"/>
-                          <w:color w:val="BBBEBF"/>
-                          <w:sz w:val="21"/>
-                          <w:szCs w:val="21"/>
-                          <w:lang w:eastAsia="en-US"/>
-                        </w:rPr>
-                        <w:t>,</w:t>
-                      </w:r>
-                      <w:r>
-                        <w:rPr>
-                          <w:rFonts w:ascii="Consolas" w:eastAsia="Times New Roman" w:hAnsi="Consolas" w:cs="Times New Roman"/>
-                          <w:color w:val="C9D1D9"/>
-                          <w:sz w:val="21"/>
-                          <w:szCs w:val="21"/>
-                          <w:lang w:eastAsia="en-US"/>
-                        </w:rPr>
-                        <w:t>x</w:t>
-                      </w:r>
-                      <w:proofErr w:type="gramEnd"/>
-                      <w:r>
-                        <w:rPr>
-                          <w:rFonts w:ascii="Consolas" w:eastAsia="Times New Roman" w:hAnsi="Consolas" w:cs="Times New Roman"/>
-                          <w:color w:val="C9D1D9"/>
-                          <w:sz w:val="21"/>
-                          <w:szCs w:val="21"/>
-                          <w:lang w:eastAsia="en-US"/>
-                        </w:rPr>
-                        <w:t>22</w:t>
+                        <w:t>x22</w:t>
                       </w:r>
                       <w:r>
                         <w:rPr>
@@ -15904,9 +15458,18 @@
                           <w:szCs w:val="21"/>
                           <w:lang w:eastAsia="en-US"/>
                         </w:rPr>
-                        <w:t>x</w:t>
-                      </w:r>
-                      <w:proofErr w:type="gramStart"/>
+                        <w:t>x23</w:t>
+                      </w:r>
+                      <w:r>
+                        <w:rPr>
+                          <w:rFonts w:ascii="Consolas" w:eastAsia="Times New Roman" w:hAnsi="Consolas" w:cs="Times New Roman"/>
+                          <w:color w:val="BBBEBF"/>
+                          <w:sz w:val="21"/>
+                          <w:szCs w:val="21"/>
+                          <w:lang w:eastAsia="en-US"/>
+                        </w:rPr>
+                        <w:t>,</w:t>
+                      </w:r>
                       <w:r>
                         <w:rPr>
                           <w:rFonts w:ascii="Consolas" w:eastAsia="Times New Roman" w:hAnsi="Consolas" w:cs="Times New Roman"/>
@@ -15915,38 +15478,7 @@
                           <w:szCs w:val="21"/>
                           <w:lang w:eastAsia="en-US"/>
                         </w:rPr>
-                        <w:t>23</w:t>
-                      </w:r>
-                      <w:r>
-                        <w:rPr>
-                          <w:rFonts w:ascii="Consolas" w:eastAsia="Times New Roman" w:hAnsi="Consolas" w:cs="Times New Roman"/>
-                          <w:color w:val="BBBEBF"/>
-                          <w:sz w:val="21"/>
-                          <w:szCs w:val="21"/>
-                          <w:lang w:eastAsia="en-US"/>
-                        </w:rPr>
-                        <w:t>,</w:t>
-                      </w:r>
-                      <w:r>
-                        <w:rPr>
-                          <w:rFonts w:ascii="Consolas" w:eastAsia="Times New Roman" w:hAnsi="Consolas" w:cs="Times New Roman"/>
-                          <w:color w:val="C9D1D9"/>
-                          <w:sz w:val="21"/>
-                          <w:szCs w:val="21"/>
-                          <w:lang w:eastAsia="en-US"/>
-                        </w:rPr>
-                        <w:t>x</w:t>
-                      </w:r>
-                      <w:proofErr w:type="gramEnd"/>
-                      <w:r>
-                        <w:rPr>
-                          <w:rFonts w:ascii="Consolas" w:eastAsia="Times New Roman" w:hAnsi="Consolas" w:cs="Times New Roman"/>
-                          <w:color w:val="C9D1D9"/>
-                          <w:sz w:val="21"/>
-                          <w:szCs w:val="21"/>
-                          <w:lang w:eastAsia="en-US"/>
-                        </w:rPr>
-                        <w:t>8</w:t>
+                        <w:t>x8</w:t>
                       </w:r>
                     </w:p>
                     <w:p>
@@ -16001,9 +15533,18 @@
                           <w:szCs w:val="21"/>
                           <w:lang w:eastAsia="en-US"/>
                         </w:rPr>
-                        <w:t>x</w:t>
-                      </w:r>
-                      <w:proofErr w:type="gramStart"/>
+                        <w:t>x22</w:t>
+                      </w:r>
+                      <w:r>
+                        <w:rPr>
+                          <w:rFonts w:ascii="Consolas" w:eastAsia="Times New Roman" w:hAnsi="Consolas" w:cs="Times New Roman"/>
+                          <w:color w:val="BBBEBF"/>
+                          <w:sz w:val="21"/>
+                          <w:szCs w:val="21"/>
+                          <w:lang w:eastAsia="en-US"/>
+                        </w:rPr>
+                        <w:t>,</w:t>
+                      </w:r>
                       <w:r>
                         <w:rPr>
                           <w:rFonts w:ascii="Consolas" w:eastAsia="Times New Roman" w:hAnsi="Consolas" w:cs="Times New Roman"/>
@@ -16012,38 +15553,7 @@
                           <w:szCs w:val="21"/>
                           <w:lang w:eastAsia="en-US"/>
                         </w:rPr>
-                        <w:t>22</w:t>
-                      </w:r>
-                      <w:r>
-                        <w:rPr>
-                          <w:rFonts w:ascii="Consolas" w:eastAsia="Times New Roman" w:hAnsi="Consolas" w:cs="Times New Roman"/>
-                          <w:color w:val="BBBEBF"/>
-                          <w:sz w:val="21"/>
-                          <w:szCs w:val="21"/>
-                          <w:lang w:eastAsia="en-US"/>
-                        </w:rPr>
-                        <w:t>,</w:t>
-                      </w:r>
-                      <w:r>
-                        <w:rPr>
-                          <w:rFonts w:ascii="Consolas" w:eastAsia="Times New Roman" w:hAnsi="Consolas" w:cs="Times New Roman"/>
-                          <w:color w:val="C9D1D9"/>
-                          <w:sz w:val="21"/>
-                          <w:szCs w:val="21"/>
-                          <w:lang w:eastAsia="en-US"/>
-                        </w:rPr>
-                        <w:t>x</w:t>
-                      </w:r>
-                      <w:proofErr w:type="gramEnd"/>
-                      <w:r>
-                        <w:rPr>
-                          <w:rFonts w:ascii="Consolas" w:eastAsia="Times New Roman" w:hAnsi="Consolas" w:cs="Times New Roman"/>
-                          <w:color w:val="C9D1D9"/>
-                          <w:sz w:val="21"/>
-                          <w:szCs w:val="21"/>
-                          <w:lang w:eastAsia="en-US"/>
-                        </w:rPr>
-                        <w:t>22</w:t>
+                        <w:t>x22</w:t>
                       </w:r>
                       <w:r>
                         <w:rPr>
@@ -16377,7 +15887,7 @@
                     <pic:cNvPicPr/>
                   </pic:nvPicPr>
                   <pic:blipFill>
-                    <a:blip r:embed="rId29">
+                    <a:blip r:embed="rId32">
                       <a:extLst>
                         <a:ext uri="{28A0092B-C50C-407E-A947-70E740481C1C}">
                           <a14:useLocalDpi xmlns:a14="http://schemas.microsoft.com/office/drawing/2010/main" val="0"/>
@@ -16404,6 +15914,9 @@
         </w:drawing>
       </w:r>
       <w:r>
+        <w:rPr>
+          <w:noProof/>
+        </w:rPr>
         <w:drawing>
           <wp:anchor distT="0" distB="0" distL="114300" distR="114300" simplePos="0" relativeHeight="251682816" behindDoc="0" locked="0" layoutInCell="1" allowOverlap="1" wp14:anchorId="111A9BEF" wp14:editId="00D36DA9">
             <wp:simplePos x="0" y="0"/>
@@ -16428,7 +15941,7 @@
                     <pic:cNvPicPr/>
                   </pic:nvPicPr>
                   <pic:blipFill rotWithShape="1">
-                    <a:blip r:embed="rId30">
+                    <a:blip r:embed="rId33">
                       <a:extLst>
                         <a:ext uri="{28A0092B-C50C-407E-A947-70E740481C1C}">
                           <a14:useLocalDpi xmlns:a14="http://schemas.microsoft.com/office/drawing/2010/main" val="0"/>
@@ -16469,6 +15982,7 @@
           <w:rFonts w:ascii="Times New Roman" w:eastAsia="Times New Roman" w:hAnsi="Times New Roman" w:cs="Times New Roman"/>
           <w:b/>
           <w:bCs/>
+          <w:noProof/>
           <w:color w:val="000000" w:themeColor="text1"/>
           <w:sz w:val="28"/>
           <w:szCs w:val="28"/>
@@ -16498,7 +16012,7 @@
                     <pic:cNvPicPr/>
                   </pic:nvPicPr>
                   <pic:blipFill>
-                    <a:blip r:embed="rId31">
+                    <a:blip r:embed="rId34">
                       <a:extLst>
                         <a:ext uri="{28A0092B-C50C-407E-A947-70E740481C1C}">
                           <a14:useLocalDpi xmlns:a14="http://schemas.microsoft.com/office/drawing/2010/main" val="0"/>
@@ -16529,6 +16043,7 @@
           <w:rFonts w:ascii="Times New Roman" w:eastAsia="Times New Roman" w:hAnsi="Times New Roman" w:cs="Times New Roman"/>
           <w:b/>
           <w:bCs/>
+          <w:noProof/>
           <w:color w:val="000000" w:themeColor="text1"/>
           <w:sz w:val="28"/>
           <w:szCs w:val="28"/>
@@ -16558,7 +16073,7 @@
                     <pic:cNvPicPr/>
                   </pic:nvPicPr>
                   <pic:blipFill>
-                    <a:blip r:embed="rId32">
+                    <a:blip r:embed="rId35">
                       <a:extLst>
                         <a:ext uri="{28A0092B-C50C-407E-A947-70E740481C1C}">
                           <a14:useLocalDpi xmlns:a14="http://schemas.microsoft.com/office/drawing/2010/main" val="0"/>
@@ -16589,6 +16104,7 @@
           <w:rFonts w:ascii="Times New Roman" w:eastAsia="Times New Roman" w:hAnsi="Times New Roman" w:cs="Times New Roman"/>
           <w:b/>
           <w:bCs/>
+          <w:noProof/>
           <w:color w:val="000000" w:themeColor="text1"/>
           <w:sz w:val="28"/>
           <w:szCs w:val="28"/>
@@ -16618,7 +16134,7 @@
                     <pic:cNvPicPr/>
                   </pic:nvPicPr>
                   <pic:blipFill>
-                    <a:blip r:embed="rId33">
+                    <a:blip r:embed="rId36">
                       <a:extLst>
                         <a:ext uri="{28A0092B-C50C-407E-A947-70E740481C1C}">
                           <a14:useLocalDpi xmlns:a14="http://schemas.microsoft.com/office/drawing/2010/main" val="0"/>
@@ -16649,6 +16165,7 @@
           <w:rFonts w:ascii="Times New Roman" w:eastAsia="Times New Roman" w:hAnsi="Times New Roman" w:cs="Times New Roman"/>
           <w:b/>
           <w:bCs/>
+          <w:noProof/>
           <w:color w:val="000000" w:themeColor="text1"/>
           <w:sz w:val="28"/>
           <w:szCs w:val="28"/>
@@ -16678,7 +16195,7 @@
                     <pic:cNvPicPr/>
                   </pic:nvPicPr>
                   <pic:blipFill>
-                    <a:blip r:embed="rId34">
+                    <a:blip r:embed="rId37">
                       <a:extLst>
                         <a:ext uri="{28A0092B-C50C-407E-A947-70E740481C1C}">
                           <a14:useLocalDpi xmlns:a14="http://schemas.microsoft.com/office/drawing/2010/main" val="0"/>
@@ -16789,7 +16306,7 @@
                                           <pic:cNvPicPr/>
                                         </pic:nvPicPr>
                                         <pic:blipFill>
-                                          <a:blip r:embed="rId35"/>
+                                          <a:blip r:embed="rId38"/>
                                           <a:stretch>
                                             <a:fillRect/>
                                           </a:stretch>
@@ -16876,7 +16393,7 @@
                                     <pic:cNvPicPr/>
                                   </pic:nvPicPr>
                                   <pic:blipFill>
-                                    <a:blip r:embed="rId35"/>
+                                    <a:blip r:embed="rId39"/>
                                     <a:stretch>
                                       <a:fillRect/>
                                     </a:stretch>
@@ -17016,9 +16533,9 @@
         <mc:AlternateContent>
           <mc:Choice Requires="wps">
             <w:drawing>
-              <wp:inline distT="0" distB="0" distL="0" distR="0" wp14:anchorId="34EC7105" wp14:editId="36CA3D2B">
-                <wp:extent cx="5922492" cy="1976854"/>
-                <wp:effectExtent l="0" t="0" r="0" b="0"/>
+              <wp:inline distT="0" distB="0" distL="0" distR="0" wp14:anchorId="34EC7105" wp14:editId="158B4938">
+                <wp:extent cx="5922492" cy="4772025"/>
+                <wp:effectExtent l="0" t="0" r="21590" b="28575"/>
                 <wp:docPr id="1882188589" name="drawing"/>
                 <wp:cNvGraphicFramePr>
                   <a:graphicFrameLocks xmlns:a="http://schemas.openxmlformats.org/drawingml/2006/main"/>
@@ -17032,7 +16549,7 @@
                       <wps:spPr>
                         <a:xfrm>
                           <a:off x="0" y="0"/>
-                          <a:ext cx="5922492" cy="1976854"/>
+                          <a:ext cx="5922492" cy="4772025"/>
                         </a:xfrm>
                         <a:prstGeom prst="rect">
                           <a:avLst/>
@@ -17046,6 +16563,1510 @@
                           </a:solidFill>
                         </a:ln>
                       </wps:spPr>
+                      <wps:txbx>
+                        <w:txbxContent>
+                          <w:p>
+                            <w:pPr>
+                              <w:shd w:val="clear" w:color="auto" w:fill="121314"/>
+                              <w:spacing w:after="0" w:line="285" w:lineRule="atLeast"/>
+                              <w:rPr>
+                                <w:rFonts w:ascii="Consolas" w:eastAsia="Times New Roman" w:hAnsi="Consolas" w:cs="Times New Roman"/>
+                                <w:color w:val="BBBEBF"/>
+                                <w:sz w:val="21"/>
+                                <w:szCs w:val="21"/>
+                                <w:lang w:eastAsia="en-US"/>
+                              </w:rPr>
+                            </w:pPr>
+                            <w:r>
+                              <w:rPr>
+                                <w:rFonts w:ascii="Consolas" w:eastAsia="Times New Roman" w:hAnsi="Consolas" w:cs="Times New Roman"/>
+                                <w:color w:val="FF7B72"/>
+                                <w:sz w:val="21"/>
+                                <w:szCs w:val="21"/>
+                                <w:lang w:eastAsia="en-US"/>
+                              </w:rPr>
+                              <w:t>.text</w:t>
+                            </w:r>
+                          </w:p>
+                          <w:p>
+                            <w:pPr>
+                              <w:shd w:val="clear" w:color="auto" w:fill="121314"/>
+                              <w:spacing w:after="0" w:line="285" w:lineRule="atLeast"/>
+                              <w:rPr>
+                                <w:rFonts w:ascii="Consolas" w:eastAsia="Times New Roman" w:hAnsi="Consolas" w:cs="Times New Roman"/>
+                                <w:color w:val="BBBEBF"/>
+                                <w:sz w:val="21"/>
+                                <w:szCs w:val="21"/>
+                                <w:lang w:eastAsia="en-US"/>
+                              </w:rPr>
+                            </w:pPr>
+                            <w:r>
+                              <w:rPr>
+                                <w:rFonts w:ascii="Consolas" w:eastAsia="Times New Roman" w:hAnsi="Consolas" w:cs="Times New Roman"/>
+                                <w:color w:val="569CD6"/>
+                                <w:sz w:val="21"/>
+                                <w:szCs w:val="21"/>
+                                <w:lang w:eastAsia="en-US"/>
+                              </w:rPr>
+                              <w:t>.</w:t>
+                            </w:r>
+                            <w:proofErr w:type="spellStart"/>
+                            <w:r>
+                              <w:rPr>
+                                <w:rFonts w:ascii="Consolas" w:eastAsia="Times New Roman" w:hAnsi="Consolas" w:cs="Times New Roman"/>
+                                <w:color w:val="569CD6"/>
+                                <w:sz w:val="21"/>
+                                <w:szCs w:val="21"/>
+                                <w:lang w:eastAsia="en-US"/>
+                              </w:rPr>
+                              <w:t>globl</w:t>
+                            </w:r>
+                            <w:proofErr w:type="spellEnd"/>
+                            <w:r>
+                              <w:rPr>
+                                <w:rFonts w:ascii="Consolas" w:eastAsia="Times New Roman" w:hAnsi="Consolas" w:cs="Times New Roman"/>
+                                <w:color w:val="BBBEBF"/>
+                                <w:sz w:val="21"/>
+                                <w:szCs w:val="21"/>
+                                <w:lang w:eastAsia="en-US"/>
+                              </w:rPr>
+                              <w:t xml:space="preserve"> main</w:t>
+                            </w:r>
+                          </w:p>
+                          <w:p>
+                            <w:pPr>
+                              <w:shd w:val="clear" w:color="auto" w:fill="121314"/>
+                              <w:spacing w:after="0" w:line="285" w:lineRule="atLeast"/>
+                              <w:rPr>
+                                <w:rFonts w:ascii="Consolas" w:eastAsia="Times New Roman" w:hAnsi="Consolas" w:cs="Times New Roman"/>
+                                <w:color w:val="BBBEBF"/>
+                                <w:sz w:val="21"/>
+                                <w:szCs w:val="21"/>
+                                <w:lang w:eastAsia="en-US"/>
+                              </w:rPr>
+                            </w:pPr>
+                            <w:r>
+                              <w:rPr>
+                                <w:rFonts w:ascii="Consolas" w:eastAsia="Times New Roman" w:hAnsi="Consolas" w:cs="Times New Roman"/>
+                                <w:color w:val="D2A8FF"/>
+                                <w:sz w:val="21"/>
+                                <w:szCs w:val="21"/>
+                                <w:lang w:eastAsia="en-US"/>
+                              </w:rPr>
+                              <w:t>main</w:t>
+                            </w:r>
+                            <w:r>
+                              <w:rPr>
+                                <w:rFonts w:ascii="Consolas" w:eastAsia="Times New Roman" w:hAnsi="Consolas" w:cs="Times New Roman"/>
+                                <w:color w:val="BBBEBF"/>
+                                <w:sz w:val="21"/>
+                                <w:szCs w:val="21"/>
+                                <w:lang w:eastAsia="en-US"/>
+                              </w:rPr>
+                              <w:t>:</w:t>
+                            </w:r>
+                          </w:p>
+                          <w:p>
+                            <w:pPr>
+                              <w:shd w:val="clear" w:color="auto" w:fill="121314"/>
+                              <w:spacing w:after="0" w:line="285" w:lineRule="atLeast"/>
+                              <w:rPr>
+                                <w:rFonts w:ascii="Consolas" w:eastAsia="Times New Roman" w:hAnsi="Consolas" w:cs="Times New Roman"/>
+                                <w:color w:val="BBBEBF"/>
+                                <w:sz w:val="21"/>
+                                <w:szCs w:val="21"/>
+                                <w:lang w:eastAsia="en-US"/>
+                              </w:rPr>
+                            </w:pPr>
+                            <w:r>
+                              <w:rPr>
+                                <w:rFonts w:ascii="Consolas" w:eastAsia="Times New Roman" w:hAnsi="Consolas" w:cs="Times New Roman"/>
+                                <w:color w:val="DCDCAA"/>
+                                <w:sz w:val="21"/>
+                                <w:szCs w:val="21"/>
+                                <w:lang w:eastAsia="en-US"/>
+                              </w:rPr>
+                              <w:t>li</w:t>
+                            </w:r>
+                            <w:r>
+                              <w:rPr>
+                                <w:rFonts w:ascii="Consolas" w:eastAsia="Times New Roman" w:hAnsi="Consolas" w:cs="Times New Roman"/>
+                                <w:color w:val="BBBEBF"/>
+                                <w:sz w:val="21"/>
+                                <w:szCs w:val="21"/>
+                                <w:lang w:eastAsia="en-US"/>
+                              </w:rPr>
+                              <w:t xml:space="preserve"> </w:t>
+                            </w:r>
+                            <w:r>
+                              <w:rPr>
+                                <w:rFonts w:ascii="Consolas" w:eastAsia="Times New Roman" w:hAnsi="Consolas" w:cs="Times New Roman"/>
+                                <w:color w:val="C9D1D9"/>
+                                <w:sz w:val="21"/>
+                                <w:szCs w:val="21"/>
+                                <w:lang w:eastAsia="en-US"/>
+                              </w:rPr>
+                              <w:t>x7</w:t>
+                            </w:r>
+                            <w:r>
+                              <w:rPr>
+                                <w:rFonts w:ascii="Consolas" w:eastAsia="Times New Roman" w:hAnsi="Consolas" w:cs="Times New Roman"/>
+                                <w:color w:val="BBBEBF"/>
+                                <w:sz w:val="21"/>
+                                <w:szCs w:val="21"/>
+                                <w:lang w:eastAsia="en-US"/>
+                              </w:rPr>
+                              <w:t xml:space="preserve">, </w:t>
+                            </w:r>
+                            <w:r>
+                              <w:rPr>
+                                <w:rFonts w:ascii="Consolas" w:eastAsia="Times New Roman" w:hAnsi="Consolas" w:cs="Times New Roman"/>
+                                <w:color w:val="B5CEA8"/>
+                                <w:sz w:val="21"/>
+                                <w:szCs w:val="21"/>
+                                <w:lang w:eastAsia="en-US"/>
+                              </w:rPr>
+                              <w:t>0</w:t>
+                            </w:r>
+                          </w:p>
+                          <w:p>
+                            <w:pPr>
+                              <w:shd w:val="clear" w:color="auto" w:fill="121314"/>
+                              <w:spacing w:after="0" w:line="285" w:lineRule="atLeast"/>
+                              <w:rPr>
+                                <w:rFonts w:ascii="Consolas" w:eastAsia="Times New Roman" w:hAnsi="Consolas" w:cs="Times New Roman"/>
+                                <w:color w:val="BBBEBF"/>
+                                <w:sz w:val="21"/>
+                                <w:szCs w:val="21"/>
+                                <w:lang w:eastAsia="en-US"/>
+                              </w:rPr>
+                            </w:pPr>
+                            <w:r>
+                              <w:rPr>
+                                <w:rFonts w:ascii="Consolas" w:eastAsia="Times New Roman" w:hAnsi="Consolas" w:cs="Times New Roman"/>
+                                <w:color w:val="DCDCAA"/>
+                                <w:sz w:val="21"/>
+                                <w:szCs w:val="21"/>
+                                <w:lang w:eastAsia="en-US"/>
+                              </w:rPr>
+                              <w:t>li</w:t>
+                            </w:r>
+                            <w:r>
+                              <w:rPr>
+                                <w:rFonts w:ascii="Consolas" w:eastAsia="Times New Roman" w:hAnsi="Consolas" w:cs="Times New Roman"/>
+                                <w:color w:val="BBBEBF"/>
+                                <w:sz w:val="21"/>
+                                <w:szCs w:val="21"/>
+                                <w:lang w:eastAsia="en-US"/>
+                              </w:rPr>
+                              <w:t xml:space="preserve"> </w:t>
+                            </w:r>
+                            <w:r>
+                              <w:rPr>
+                                <w:rFonts w:ascii="Consolas" w:eastAsia="Times New Roman" w:hAnsi="Consolas" w:cs="Times New Roman"/>
+                                <w:color w:val="C9D1D9"/>
+                                <w:sz w:val="21"/>
+                                <w:szCs w:val="21"/>
+                                <w:lang w:eastAsia="en-US"/>
+                              </w:rPr>
+                              <w:t>x5</w:t>
+                            </w:r>
+                            <w:r>
+                              <w:rPr>
+                                <w:rFonts w:ascii="Consolas" w:eastAsia="Times New Roman" w:hAnsi="Consolas" w:cs="Times New Roman"/>
+                                <w:color w:val="BBBEBF"/>
+                                <w:sz w:val="21"/>
+                                <w:szCs w:val="21"/>
+                                <w:lang w:eastAsia="en-US"/>
+                              </w:rPr>
+                              <w:t xml:space="preserve">, </w:t>
+                            </w:r>
+                            <w:r>
+                              <w:rPr>
+                                <w:rFonts w:ascii="Consolas" w:eastAsia="Times New Roman" w:hAnsi="Consolas" w:cs="Times New Roman"/>
+                                <w:color w:val="B5CEA8"/>
+                                <w:sz w:val="21"/>
+                                <w:szCs w:val="21"/>
+                                <w:lang w:eastAsia="en-US"/>
+                              </w:rPr>
+                              <w:t>5</w:t>
+                            </w:r>
+                          </w:p>
+                          <w:p>
+                            <w:pPr>
+                              <w:shd w:val="clear" w:color="auto" w:fill="121314"/>
+                              <w:spacing w:after="0" w:line="285" w:lineRule="atLeast"/>
+                              <w:rPr>
+                                <w:rFonts w:ascii="Consolas" w:eastAsia="Times New Roman" w:hAnsi="Consolas" w:cs="Times New Roman"/>
+                                <w:color w:val="BBBEBF"/>
+                                <w:sz w:val="21"/>
+                                <w:szCs w:val="21"/>
+                                <w:lang w:eastAsia="en-US"/>
+                              </w:rPr>
+                            </w:pPr>
+                            <w:r>
+                              <w:rPr>
+                                <w:rFonts w:ascii="Consolas" w:eastAsia="Times New Roman" w:hAnsi="Consolas" w:cs="Times New Roman"/>
+                                <w:color w:val="DCDCAA"/>
+                                <w:sz w:val="21"/>
+                                <w:szCs w:val="21"/>
+                                <w:lang w:eastAsia="en-US"/>
+                              </w:rPr>
+                              <w:t>li</w:t>
+                            </w:r>
+                            <w:r>
+                              <w:rPr>
+                                <w:rFonts w:ascii="Consolas" w:eastAsia="Times New Roman" w:hAnsi="Consolas" w:cs="Times New Roman"/>
+                                <w:color w:val="BBBEBF"/>
+                                <w:sz w:val="21"/>
+                                <w:szCs w:val="21"/>
+                                <w:lang w:eastAsia="en-US"/>
+                              </w:rPr>
+                              <w:t xml:space="preserve"> </w:t>
+                            </w:r>
+                            <w:r>
+                              <w:rPr>
+                                <w:rFonts w:ascii="Consolas" w:eastAsia="Times New Roman" w:hAnsi="Consolas" w:cs="Times New Roman"/>
+                                <w:color w:val="C9D1D9"/>
+                                <w:sz w:val="21"/>
+                                <w:szCs w:val="21"/>
+                                <w:lang w:eastAsia="en-US"/>
+                              </w:rPr>
+                              <w:t>x6</w:t>
+                            </w:r>
+                            <w:r>
+                              <w:rPr>
+                                <w:rFonts w:ascii="Consolas" w:eastAsia="Times New Roman" w:hAnsi="Consolas" w:cs="Times New Roman"/>
+                                <w:color w:val="BBBEBF"/>
+                                <w:sz w:val="21"/>
+                                <w:szCs w:val="21"/>
+                                <w:lang w:eastAsia="en-US"/>
+                              </w:rPr>
+                              <w:t xml:space="preserve">, </w:t>
+                            </w:r>
+                            <w:r>
+                              <w:rPr>
+                                <w:rFonts w:ascii="Consolas" w:eastAsia="Times New Roman" w:hAnsi="Consolas" w:cs="Times New Roman"/>
+                                <w:color w:val="B5CEA8"/>
+                                <w:sz w:val="21"/>
+                                <w:szCs w:val="21"/>
+                                <w:lang w:eastAsia="en-US"/>
+                              </w:rPr>
+                              <w:t>5</w:t>
+                            </w:r>
+                          </w:p>
+                          <w:p>
+                            <w:pPr>
+                              <w:shd w:val="clear" w:color="auto" w:fill="121314"/>
+                              <w:spacing w:after="0" w:line="285" w:lineRule="atLeast"/>
+                              <w:rPr>
+                                <w:rFonts w:ascii="Consolas" w:eastAsia="Times New Roman" w:hAnsi="Consolas" w:cs="Times New Roman"/>
+                                <w:color w:val="BBBEBF"/>
+                                <w:sz w:val="21"/>
+                                <w:szCs w:val="21"/>
+                                <w:lang w:eastAsia="en-US"/>
+                              </w:rPr>
+                            </w:pPr>
+                            <w:r>
+                              <w:rPr>
+                                <w:rFonts w:ascii="Consolas" w:eastAsia="Times New Roman" w:hAnsi="Consolas" w:cs="Times New Roman"/>
+                                <w:color w:val="DCDCAA"/>
+                                <w:sz w:val="21"/>
+                                <w:szCs w:val="21"/>
+                                <w:lang w:eastAsia="en-US"/>
+                              </w:rPr>
+                              <w:t>li</w:t>
+                            </w:r>
+                            <w:r>
+                              <w:rPr>
+                                <w:rFonts w:ascii="Consolas" w:eastAsia="Times New Roman" w:hAnsi="Consolas" w:cs="Times New Roman"/>
+                                <w:color w:val="BBBEBF"/>
+                                <w:sz w:val="21"/>
+                                <w:szCs w:val="21"/>
+                                <w:lang w:eastAsia="en-US"/>
+                              </w:rPr>
+                              <w:t xml:space="preserve"> </w:t>
+                            </w:r>
+                            <w:r>
+                              <w:rPr>
+                                <w:rFonts w:ascii="Consolas" w:eastAsia="Times New Roman" w:hAnsi="Consolas" w:cs="Times New Roman"/>
+                                <w:color w:val="C9D1D9"/>
+                                <w:sz w:val="21"/>
+                                <w:szCs w:val="21"/>
+                                <w:lang w:eastAsia="en-US"/>
+                              </w:rPr>
+                              <w:t>x10</w:t>
+                            </w:r>
+                            <w:r>
+                              <w:rPr>
+                                <w:rFonts w:ascii="Consolas" w:eastAsia="Times New Roman" w:hAnsi="Consolas" w:cs="Times New Roman"/>
+                                <w:color w:val="BBBEBF"/>
+                                <w:sz w:val="21"/>
+                                <w:szCs w:val="21"/>
+                                <w:lang w:eastAsia="en-US"/>
+                              </w:rPr>
+                              <w:t xml:space="preserve">, </w:t>
+                            </w:r>
+                            <w:r>
+                              <w:rPr>
+                                <w:rFonts w:ascii="Consolas" w:eastAsia="Times New Roman" w:hAnsi="Consolas" w:cs="Times New Roman"/>
+                                <w:color w:val="B5CEA8"/>
+                                <w:sz w:val="21"/>
+                                <w:szCs w:val="21"/>
+                                <w:lang w:eastAsia="en-US"/>
+                              </w:rPr>
+                              <w:t>0x100</w:t>
+                            </w:r>
+                          </w:p>
+                          <w:p>
+                            <w:pPr>
+                              <w:shd w:val="clear" w:color="auto" w:fill="121314"/>
+                              <w:spacing w:after="0" w:line="285" w:lineRule="atLeast"/>
+                              <w:rPr>
+                                <w:rFonts w:ascii="Consolas" w:eastAsia="Times New Roman" w:hAnsi="Consolas" w:cs="Times New Roman"/>
+                                <w:color w:val="BBBEBF"/>
+                                <w:sz w:val="21"/>
+                                <w:szCs w:val="21"/>
+                                <w:lang w:eastAsia="en-US"/>
+                              </w:rPr>
+                            </w:pPr>
+                            <w:r>
+                              <w:rPr>
+                                <w:rFonts w:ascii="Consolas" w:eastAsia="Times New Roman" w:hAnsi="Consolas" w:cs="Times New Roman"/>
+                                <w:color w:val="D2A8FF"/>
+                                <w:sz w:val="21"/>
+                                <w:szCs w:val="21"/>
+                                <w:lang w:eastAsia="en-US"/>
+                              </w:rPr>
+                              <w:t>FOR2</w:t>
+                            </w:r>
+                            <w:r>
+                              <w:rPr>
+                                <w:rFonts w:ascii="Consolas" w:eastAsia="Times New Roman" w:hAnsi="Consolas" w:cs="Times New Roman"/>
+                                <w:color w:val="BBBEBF"/>
+                                <w:sz w:val="21"/>
+                                <w:szCs w:val="21"/>
+                                <w:lang w:eastAsia="en-US"/>
+                              </w:rPr>
+                              <w:t>:</w:t>
+                            </w:r>
+                          </w:p>
+                          <w:p>
+                            <w:pPr>
+                              <w:shd w:val="clear" w:color="auto" w:fill="121314"/>
+                              <w:spacing w:after="0" w:line="285" w:lineRule="atLeast"/>
+                              <w:rPr>
+                                <w:rFonts w:ascii="Consolas" w:eastAsia="Times New Roman" w:hAnsi="Consolas" w:cs="Times New Roman"/>
+                                <w:color w:val="BBBEBF"/>
+                                <w:sz w:val="21"/>
+                                <w:szCs w:val="21"/>
+                                <w:lang w:eastAsia="en-US"/>
+                              </w:rPr>
+                            </w:pPr>
+                            <w:r>
+                              <w:rPr>
+                                <w:rFonts w:ascii="Consolas" w:eastAsia="Times New Roman" w:hAnsi="Consolas" w:cs="Times New Roman"/>
+                                <w:color w:val="BBBEBF"/>
+                                <w:sz w:val="21"/>
+                                <w:szCs w:val="21"/>
+                                <w:lang w:eastAsia="en-US"/>
+                              </w:rPr>
+                              <w:t xml:space="preserve">    </w:t>
+                            </w:r>
+                            <w:proofErr w:type="spellStart"/>
+                            <w:r>
+                              <w:rPr>
+                                <w:rFonts w:ascii="Consolas" w:eastAsia="Times New Roman" w:hAnsi="Consolas" w:cs="Times New Roman"/>
+                                <w:color w:val="DCDCAA"/>
+                                <w:sz w:val="21"/>
+                                <w:szCs w:val="21"/>
+                                <w:lang w:eastAsia="en-US"/>
+                              </w:rPr>
+                              <w:t>bge</w:t>
+                            </w:r>
+                            <w:proofErr w:type="spellEnd"/>
+                            <w:r>
+                              <w:rPr>
+                                <w:rFonts w:ascii="Consolas" w:eastAsia="Times New Roman" w:hAnsi="Consolas" w:cs="Times New Roman"/>
+                                <w:color w:val="BBBEBF"/>
+                                <w:sz w:val="21"/>
+                                <w:szCs w:val="21"/>
+                                <w:lang w:eastAsia="en-US"/>
+                              </w:rPr>
+                              <w:t xml:space="preserve"> </w:t>
+                            </w:r>
+                            <w:r>
+                              <w:rPr>
+                                <w:rFonts w:ascii="Consolas" w:eastAsia="Times New Roman" w:hAnsi="Consolas" w:cs="Times New Roman"/>
+                                <w:color w:val="C9D1D9"/>
+                                <w:sz w:val="21"/>
+                                <w:szCs w:val="21"/>
+                                <w:lang w:eastAsia="en-US"/>
+                              </w:rPr>
+                              <w:t>x7</w:t>
+                            </w:r>
+                            <w:r>
+                              <w:rPr>
+                                <w:rFonts w:ascii="Consolas" w:eastAsia="Times New Roman" w:hAnsi="Consolas" w:cs="Times New Roman"/>
+                                <w:color w:val="BBBEBF"/>
+                                <w:sz w:val="21"/>
+                                <w:szCs w:val="21"/>
+                                <w:lang w:eastAsia="en-US"/>
+                              </w:rPr>
+                              <w:t xml:space="preserve">, </w:t>
+                            </w:r>
+                            <w:r>
+                              <w:rPr>
+                                <w:rFonts w:ascii="Consolas" w:eastAsia="Times New Roman" w:hAnsi="Consolas" w:cs="Times New Roman"/>
+                                <w:color w:val="C9D1D9"/>
+                                <w:sz w:val="21"/>
+                                <w:szCs w:val="21"/>
+                                <w:lang w:eastAsia="en-US"/>
+                              </w:rPr>
+                              <w:t>x5</w:t>
+                            </w:r>
+                            <w:r>
+                              <w:rPr>
+                                <w:rFonts w:ascii="Consolas" w:eastAsia="Times New Roman" w:hAnsi="Consolas" w:cs="Times New Roman"/>
+                                <w:color w:val="BBBEBF"/>
+                                <w:sz w:val="21"/>
+                                <w:szCs w:val="21"/>
+                                <w:lang w:eastAsia="en-US"/>
+                              </w:rPr>
+                              <w:t>, Exit2</w:t>
+                            </w:r>
+                          </w:p>
+                          <w:p>
+                            <w:pPr>
+                              <w:shd w:val="clear" w:color="auto" w:fill="121314"/>
+                              <w:spacing w:after="0" w:line="285" w:lineRule="atLeast"/>
+                              <w:rPr>
+                                <w:rFonts w:ascii="Consolas" w:eastAsia="Times New Roman" w:hAnsi="Consolas" w:cs="Times New Roman"/>
+                                <w:color w:val="BBBEBF"/>
+                                <w:sz w:val="21"/>
+                                <w:szCs w:val="21"/>
+                                <w:lang w:eastAsia="en-US"/>
+                              </w:rPr>
+                            </w:pPr>
+                            <w:r>
+                              <w:rPr>
+                                <w:rFonts w:ascii="Consolas" w:eastAsia="Times New Roman" w:hAnsi="Consolas" w:cs="Times New Roman"/>
+                                <w:color w:val="BBBEBF"/>
+                                <w:sz w:val="21"/>
+                                <w:szCs w:val="21"/>
+                                <w:lang w:eastAsia="en-US"/>
+                              </w:rPr>
+                              <w:t xml:space="preserve">    </w:t>
+                            </w:r>
+                            <w:r>
+                              <w:rPr>
+                                <w:rFonts w:ascii="Consolas" w:eastAsia="Times New Roman" w:hAnsi="Consolas" w:cs="Times New Roman"/>
+                                <w:color w:val="DCDCAA"/>
+                                <w:sz w:val="21"/>
+                                <w:szCs w:val="21"/>
+                                <w:lang w:eastAsia="en-US"/>
+                              </w:rPr>
+                              <w:t>li</w:t>
+                            </w:r>
+                            <w:r>
+                              <w:rPr>
+                                <w:rFonts w:ascii="Consolas" w:eastAsia="Times New Roman" w:hAnsi="Consolas" w:cs="Times New Roman"/>
+                                <w:color w:val="BBBEBF"/>
+                                <w:sz w:val="21"/>
+                                <w:szCs w:val="21"/>
+                                <w:lang w:eastAsia="en-US"/>
+                              </w:rPr>
+                              <w:t xml:space="preserve"> </w:t>
+                            </w:r>
+                            <w:r>
+                              <w:rPr>
+                                <w:rFonts w:ascii="Consolas" w:eastAsia="Times New Roman" w:hAnsi="Consolas" w:cs="Times New Roman"/>
+                                <w:color w:val="C9D1D9"/>
+                                <w:sz w:val="21"/>
+                                <w:szCs w:val="21"/>
+                                <w:lang w:eastAsia="en-US"/>
+                              </w:rPr>
+                              <w:t>x29</w:t>
+                            </w:r>
+                            <w:r>
+                              <w:rPr>
+                                <w:rFonts w:ascii="Consolas" w:eastAsia="Times New Roman" w:hAnsi="Consolas" w:cs="Times New Roman"/>
+                                <w:color w:val="BBBEBF"/>
+                                <w:sz w:val="21"/>
+                                <w:szCs w:val="21"/>
+                                <w:lang w:eastAsia="en-US"/>
+                              </w:rPr>
+                              <w:t xml:space="preserve">, </w:t>
+                            </w:r>
+                            <w:r>
+                              <w:rPr>
+                                <w:rFonts w:ascii="Consolas" w:eastAsia="Times New Roman" w:hAnsi="Consolas" w:cs="Times New Roman"/>
+                                <w:color w:val="B5CEA8"/>
+                                <w:sz w:val="21"/>
+                                <w:szCs w:val="21"/>
+                                <w:lang w:eastAsia="en-US"/>
+                              </w:rPr>
+                              <w:t>0</w:t>
+                            </w:r>
+                          </w:p>
+                          <w:p>
+                            <w:pPr>
+                              <w:shd w:val="clear" w:color="auto" w:fill="121314"/>
+                              <w:spacing w:after="0" w:line="285" w:lineRule="atLeast"/>
+                              <w:rPr>
+                                <w:rFonts w:ascii="Consolas" w:eastAsia="Times New Roman" w:hAnsi="Consolas" w:cs="Times New Roman"/>
+                                <w:color w:val="BBBEBF"/>
+                                <w:sz w:val="21"/>
+                                <w:szCs w:val="21"/>
+                                <w:lang w:eastAsia="en-US"/>
+                              </w:rPr>
+                            </w:pPr>
+                            <w:r>
+                              <w:rPr>
+                                <w:rFonts w:ascii="Consolas" w:eastAsia="Times New Roman" w:hAnsi="Consolas" w:cs="Times New Roman"/>
+                                <w:color w:val="BBBEBF"/>
+                                <w:sz w:val="21"/>
+                                <w:szCs w:val="21"/>
+                                <w:lang w:eastAsia="en-US"/>
+                              </w:rPr>
+                              <w:t xml:space="preserve">    </w:t>
+                            </w:r>
+                            <w:r>
+                              <w:rPr>
+                                <w:rFonts w:ascii="Consolas" w:eastAsia="Times New Roman" w:hAnsi="Consolas" w:cs="Times New Roman"/>
+                                <w:color w:val="D2A8FF"/>
+                                <w:sz w:val="21"/>
+                                <w:szCs w:val="21"/>
+                                <w:lang w:eastAsia="en-US"/>
+                              </w:rPr>
+                              <w:t>FOR1</w:t>
+                            </w:r>
+                            <w:r>
+                              <w:rPr>
+                                <w:rFonts w:ascii="Consolas" w:eastAsia="Times New Roman" w:hAnsi="Consolas" w:cs="Times New Roman"/>
+                                <w:color w:val="BBBEBF"/>
+                                <w:sz w:val="21"/>
+                                <w:szCs w:val="21"/>
+                                <w:lang w:eastAsia="en-US"/>
+                              </w:rPr>
+                              <w:t>:</w:t>
+                            </w:r>
+                          </w:p>
+                          <w:p>
+                            <w:pPr>
+                              <w:shd w:val="clear" w:color="auto" w:fill="121314"/>
+                              <w:spacing w:after="0" w:line="285" w:lineRule="atLeast"/>
+                              <w:rPr>
+                                <w:rFonts w:ascii="Consolas" w:eastAsia="Times New Roman" w:hAnsi="Consolas" w:cs="Times New Roman"/>
+                                <w:color w:val="BBBEBF"/>
+                                <w:sz w:val="21"/>
+                                <w:szCs w:val="21"/>
+                                <w:lang w:eastAsia="en-US"/>
+                              </w:rPr>
+                            </w:pPr>
+                            <w:r>
+                              <w:rPr>
+                                <w:rFonts w:ascii="Consolas" w:eastAsia="Times New Roman" w:hAnsi="Consolas" w:cs="Times New Roman"/>
+                                <w:color w:val="BBBEBF"/>
+                                <w:sz w:val="21"/>
+                                <w:szCs w:val="21"/>
+                                <w:lang w:eastAsia="en-US"/>
+                              </w:rPr>
+                              <w:t xml:space="preserve">        </w:t>
+                            </w:r>
+                            <w:proofErr w:type="spellStart"/>
+                            <w:r>
+                              <w:rPr>
+                                <w:rFonts w:ascii="Consolas" w:eastAsia="Times New Roman" w:hAnsi="Consolas" w:cs="Times New Roman"/>
+                                <w:color w:val="DCDCAA"/>
+                                <w:sz w:val="21"/>
+                                <w:szCs w:val="21"/>
+                                <w:lang w:eastAsia="en-US"/>
+                              </w:rPr>
+                              <w:t>bge</w:t>
+                            </w:r>
+                            <w:proofErr w:type="spellEnd"/>
+                            <w:r>
+                              <w:rPr>
+                                <w:rFonts w:ascii="Consolas" w:eastAsia="Times New Roman" w:hAnsi="Consolas" w:cs="Times New Roman"/>
+                                <w:color w:val="BBBEBF"/>
+                                <w:sz w:val="21"/>
+                                <w:szCs w:val="21"/>
+                                <w:lang w:eastAsia="en-US"/>
+                              </w:rPr>
+                              <w:t xml:space="preserve"> </w:t>
+                            </w:r>
+                            <w:r>
+                              <w:rPr>
+                                <w:rFonts w:ascii="Consolas" w:eastAsia="Times New Roman" w:hAnsi="Consolas" w:cs="Times New Roman"/>
+                                <w:color w:val="C9D1D9"/>
+                                <w:sz w:val="21"/>
+                                <w:szCs w:val="21"/>
+                                <w:lang w:eastAsia="en-US"/>
+                              </w:rPr>
+                              <w:t>x29</w:t>
+                            </w:r>
+                            <w:r>
+                              <w:rPr>
+                                <w:rFonts w:ascii="Consolas" w:eastAsia="Times New Roman" w:hAnsi="Consolas" w:cs="Times New Roman"/>
+                                <w:color w:val="BBBEBF"/>
+                                <w:sz w:val="21"/>
+                                <w:szCs w:val="21"/>
+                                <w:lang w:eastAsia="en-US"/>
+                              </w:rPr>
+                              <w:t xml:space="preserve">, </w:t>
+                            </w:r>
+                            <w:r>
+                              <w:rPr>
+                                <w:rFonts w:ascii="Consolas" w:eastAsia="Times New Roman" w:hAnsi="Consolas" w:cs="Times New Roman"/>
+                                <w:color w:val="C9D1D9"/>
+                                <w:sz w:val="21"/>
+                                <w:szCs w:val="21"/>
+                                <w:lang w:eastAsia="en-US"/>
+                              </w:rPr>
+                              <w:t>x6</w:t>
+                            </w:r>
+                            <w:r>
+                              <w:rPr>
+                                <w:rFonts w:ascii="Consolas" w:eastAsia="Times New Roman" w:hAnsi="Consolas" w:cs="Times New Roman"/>
+                                <w:color w:val="BBBEBF"/>
+                                <w:sz w:val="21"/>
+                                <w:szCs w:val="21"/>
+                                <w:lang w:eastAsia="en-US"/>
+                              </w:rPr>
+                              <w:t>, EXIT1</w:t>
+                            </w:r>
+                          </w:p>
+                          <w:p>
+                            <w:pPr>
+                              <w:shd w:val="clear" w:color="auto" w:fill="121314"/>
+                              <w:spacing w:after="0" w:line="285" w:lineRule="atLeast"/>
+                              <w:rPr>
+                                <w:rFonts w:ascii="Consolas" w:eastAsia="Times New Roman" w:hAnsi="Consolas" w:cs="Times New Roman"/>
+                                <w:color w:val="BBBEBF"/>
+                                <w:sz w:val="21"/>
+                                <w:szCs w:val="21"/>
+                                <w:lang w:eastAsia="en-US"/>
+                              </w:rPr>
+                            </w:pPr>
+                            <w:r>
+                              <w:rPr>
+                                <w:rFonts w:ascii="Consolas" w:eastAsia="Times New Roman" w:hAnsi="Consolas" w:cs="Times New Roman"/>
+                                <w:color w:val="BBBEBF"/>
+                                <w:sz w:val="21"/>
+                                <w:szCs w:val="21"/>
+                                <w:lang w:eastAsia="en-US"/>
+                              </w:rPr>
+                              <w:t xml:space="preserve">        </w:t>
+                            </w:r>
+                            <w:proofErr w:type="spellStart"/>
+                            <w:r>
+                              <w:rPr>
+                                <w:rFonts w:ascii="Consolas" w:eastAsia="Times New Roman" w:hAnsi="Consolas" w:cs="Times New Roman"/>
+                                <w:color w:val="DCDCAA"/>
+                                <w:sz w:val="21"/>
+                                <w:szCs w:val="21"/>
+                                <w:lang w:eastAsia="en-US"/>
+                              </w:rPr>
+                              <w:t>slli</w:t>
+                            </w:r>
+                            <w:proofErr w:type="spellEnd"/>
+                            <w:r>
+                              <w:rPr>
+                                <w:rFonts w:ascii="Consolas" w:eastAsia="Times New Roman" w:hAnsi="Consolas" w:cs="Times New Roman"/>
+                                <w:color w:val="BBBEBF"/>
+                                <w:sz w:val="21"/>
+                                <w:szCs w:val="21"/>
+                                <w:lang w:eastAsia="en-US"/>
+                              </w:rPr>
+                              <w:t xml:space="preserve"> </w:t>
+                            </w:r>
+                            <w:r>
+                              <w:rPr>
+                                <w:rFonts w:ascii="Consolas" w:eastAsia="Times New Roman" w:hAnsi="Consolas" w:cs="Times New Roman"/>
+                                <w:color w:val="C9D1D9"/>
+                                <w:sz w:val="21"/>
+                                <w:szCs w:val="21"/>
+                                <w:lang w:eastAsia="en-US"/>
+                              </w:rPr>
+                              <w:t>x8</w:t>
+                            </w:r>
+                            <w:r>
+                              <w:rPr>
+                                <w:rFonts w:ascii="Consolas" w:eastAsia="Times New Roman" w:hAnsi="Consolas" w:cs="Times New Roman"/>
+                                <w:color w:val="BBBEBF"/>
+                                <w:sz w:val="21"/>
+                                <w:szCs w:val="21"/>
+                                <w:lang w:eastAsia="en-US"/>
+                              </w:rPr>
+                              <w:t xml:space="preserve">, </w:t>
+                            </w:r>
+                            <w:r>
+                              <w:rPr>
+                                <w:rFonts w:ascii="Consolas" w:eastAsia="Times New Roman" w:hAnsi="Consolas" w:cs="Times New Roman"/>
+                                <w:color w:val="C9D1D9"/>
+                                <w:sz w:val="21"/>
+                                <w:szCs w:val="21"/>
+                                <w:lang w:eastAsia="en-US"/>
+                              </w:rPr>
+                              <w:t>x29</w:t>
+                            </w:r>
+                            <w:r>
+                              <w:rPr>
+                                <w:rFonts w:ascii="Consolas" w:eastAsia="Times New Roman" w:hAnsi="Consolas" w:cs="Times New Roman"/>
+                                <w:color w:val="BBBEBF"/>
+                                <w:sz w:val="21"/>
+                                <w:szCs w:val="21"/>
+                                <w:lang w:eastAsia="en-US"/>
+                              </w:rPr>
+                              <w:t xml:space="preserve">, </w:t>
+                            </w:r>
+                            <w:r>
+                              <w:rPr>
+                                <w:rFonts w:ascii="Consolas" w:eastAsia="Times New Roman" w:hAnsi="Consolas" w:cs="Times New Roman"/>
+                                <w:color w:val="B5CEA8"/>
+                                <w:sz w:val="21"/>
+                                <w:szCs w:val="21"/>
+                                <w:lang w:eastAsia="en-US"/>
+                              </w:rPr>
+                              <w:t>2</w:t>
+                            </w:r>
+                          </w:p>
+                          <w:p>
+                            <w:pPr>
+                              <w:shd w:val="clear" w:color="auto" w:fill="121314"/>
+                              <w:spacing w:after="0" w:line="285" w:lineRule="atLeast"/>
+                              <w:rPr>
+                                <w:rFonts w:ascii="Consolas" w:eastAsia="Times New Roman" w:hAnsi="Consolas" w:cs="Times New Roman"/>
+                                <w:color w:val="BBBEBF"/>
+                                <w:sz w:val="21"/>
+                                <w:szCs w:val="21"/>
+                                <w:lang w:eastAsia="en-US"/>
+                              </w:rPr>
+                            </w:pPr>
+                            <w:r>
+                              <w:rPr>
+                                <w:rFonts w:ascii="Consolas" w:eastAsia="Times New Roman" w:hAnsi="Consolas" w:cs="Times New Roman"/>
+                                <w:color w:val="BBBEBF"/>
+                                <w:sz w:val="21"/>
+                                <w:szCs w:val="21"/>
+                                <w:lang w:eastAsia="en-US"/>
+                              </w:rPr>
+                              <w:t xml:space="preserve">        </w:t>
+                            </w:r>
+                            <w:r>
+                              <w:rPr>
+                                <w:rFonts w:ascii="Consolas" w:eastAsia="Times New Roman" w:hAnsi="Consolas" w:cs="Times New Roman"/>
+                                <w:color w:val="DCDCAA"/>
+                                <w:sz w:val="21"/>
+                                <w:szCs w:val="21"/>
+                                <w:lang w:eastAsia="en-US"/>
+                              </w:rPr>
+                              <w:t>add</w:t>
+                            </w:r>
+                            <w:r>
+                              <w:rPr>
+                                <w:rFonts w:ascii="Consolas" w:eastAsia="Times New Roman" w:hAnsi="Consolas" w:cs="Times New Roman"/>
+                                <w:color w:val="BBBEBF"/>
+                                <w:sz w:val="21"/>
+                                <w:szCs w:val="21"/>
+                                <w:lang w:eastAsia="en-US"/>
+                              </w:rPr>
+                              <w:t xml:space="preserve"> </w:t>
+                            </w:r>
+                            <w:r>
+                              <w:rPr>
+                                <w:rFonts w:ascii="Consolas" w:eastAsia="Times New Roman" w:hAnsi="Consolas" w:cs="Times New Roman"/>
+                                <w:color w:val="C9D1D9"/>
+                                <w:sz w:val="21"/>
+                                <w:szCs w:val="21"/>
+                                <w:lang w:eastAsia="en-US"/>
+                              </w:rPr>
+                              <w:t>x8</w:t>
+                            </w:r>
+                            <w:r>
+                              <w:rPr>
+                                <w:rFonts w:ascii="Consolas" w:eastAsia="Times New Roman" w:hAnsi="Consolas" w:cs="Times New Roman"/>
+                                <w:color w:val="BBBEBF"/>
+                                <w:sz w:val="21"/>
+                                <w:szCs w:val="21"/>
+                                <w:lang w:eastAsia="en-US"/>
+                              </w:rPr>
+                              <w:t xml:space="preserve">, </w:t>
+                            </w:r>
+                            <w:r>
+                              <w:rPr>
+                                <w:rFonts w:ascii="Consolas" w:eastAsia="Times New Roman" w:hAnsi="Consolas" w:cs="Times New Roman"/>
+                                <w:color w:val="C9D1D9"/>
+                                <w:sz w:val="21"/>
+                                <w:szCs w:val="21"/>
+                                <w:lang w:eastAsia="en-US"/>
+                              </w:rPr>
+                              <w:t>x8</w:t>
+                            </w:r>
+                            <w:r>
+                              <w:rPr>
+                                <w:rFonts w:ascii="Consolas" w:eastAsia="Times New Roman" w:hAnsi="Consolas" w:cs="Times New Roman"/>
+                                <w:color w:val="BBBEBF"/>
+                                <w:sz w:val="21"/>
+                                <w:szCs w:val="21"/>
+                                <w:lang w:eastAsia="en-US"/>
+                              </w:rPr>
+                              <w:t xml:space="preserve">, </w:t>
+                            </w:r>
+                            <w:r>
+                              <w:rPr>
+                                <w:rFonts w:ascii="Consolas" w:eastAsia="Times New Roman" w:hAnsi="Consolas" w:cs="Times New Roman"/>
+                                <w:color w:val="C9D1D9"/>
+                                <w:sz w:val="21"/>
+                                <w:szCs w:val="21"/>
+                                <w:lang w:eastAsia="en-US"/>
+                              </w:rPr>
+                              <w:t>x10</w:t>
+                            </w:r>
+                          </w:p>
+                          <w:p>
+                            <w:pPr>
+                              <w:shd w:val="clear" w:color="auto" w:fill="121314"/>
+                              <w:spacing w:after="0" w:line="285" w:lineRule="atLeast"/>
+                              <w:rPr>
+                                <w:rFonts w:ascii="Consolas" w:eastAsia="Times New Roman" w:hAnsi="Consolas" w:cs="Times New Roman"/>
+                                <w:color w:val="BBBEBF"/>
+                                <w:sz w:val="21"/>
+                                <w:szCs w:val="21"/>
+                                <w:lang w:eastAsia="en-US"/>
+                              </w:rPr>
+                            </w:pPr>
+                            <w:r>
+                              <w:rPr>
+                                <w:rFonts w:ascii="Consolas" w:eastAsia="Times New Roman" w:hAnsi="Consolas" w:cs="Times New Roman"/>
+                                <w:color w:val="BBBEBF"/>
+                                <w:sz w:val="21"/>
+                                <w:szCs w:val="21"/>
+                                <w:lang w:eastAsia="en-US"/>
+                              </w:rPr>
+                              <w:t xml:space="preserve">        </w:t>
+                            </w:r>
+                            <w:r>
+                              <w:rPr>
+                                <w:rFonts w:ascii="Consolas" w:eastAsia="Times New Roman" w:hAnsi="Consolas" w:cs="Times New Roman"/>
+                                <w:color w:val="DCDCAA"/>
+                                <w:sz w:val="21"/>
+                                <w:szCs w:val="21"/>
+                                <w:lang w:eastAsia="en-US"/>
+                              </w:rPr>
+                              <w:t>add</w:t>
+                            </w:r>
+                            <w:r>
+                              <w:rPr>
+                                <w:rFonts w:ascii="Consolas" w:eastAsia="Times New Roman" w:hAnsi="Consolas" w:cs="Times New Roman"/>
+                                <w:color w:val="BBBEBF"/>
+                                <w:sz w:val="21"/>
+                                <w:szCs w:val="21"/>
+                                <w:lang w:eastAsia="en-US"/>
+                              </w:rPr>
+                              <w:t xml:space="preserve"> </w:t>
+                            </w:r>
+                            <w:r>
+                              <w:rPr>
+                                <w:rFonts w:ascii="Consolas" w:eastAsia="Times New Roman" w:hAnsi="Consolas" w:cs="Times New Roman"/>
+                                <w:color w:val="C9D1D9"/>
+                                <w:sz w:val="21"/>
+                                <w:szCs w:val="21"/>
+                                <w:lang w:eastAsia="en-US"/>
+                              </w:rPr>
+                              <w:t>x9</w:t>
+                            </w:r>
+                            <w:r>
+                              <w:rPr>
+                                <w:rFonts w:ascii="Consolas" w:eastAsia="Times New Roman" w:hAnsi="Consolas" w:cs="Times New Roman"/>
+                                <w:color w:val="BBBEBF"/>
+                                <w:sz w:val="21"/>
+                                <w:szCs w:val="21"/>
+                                <w:lang w:eastAsia="en-US"/>
+                              </w:rPr>
+                              <w:t xml:space="preserve">, </w:t>
+                            </w:r>
+                            <w:r>
+                              <w:rPr>
+                                <w:rFonts w:ascii="Consolas" w:eastAsia="Times New Roman" w:hAnsi="Consolas" w:cs="Times New Roman"/>
+                                <w:color w:val="C9D1D9"/>
+                                <w:sz w:val="21"/>
+                                <w:szCs w:val="21"/>
+                                <w:lang w:eastAsia="en-US"/>
+                              </w:rPr>
+                              <w:t>x7</w:t>
+                            </w:r>
+                            <w:r>
+                              <w:rPr>
+                                <w:rFonts w:ascii="Consolas" w:eastAsia="Times New Roman" w:hAnsi="Consolas" w:cs="Times New Roman"/>
+                                <w:color w:val="BBBEBF"/>
+                                <w:sz w:val="21"/>
+                                <w:szCs w:val="21"/>
+                                <w:lang w:eastAsia="en-US"/>
+                              </w:rPr>
+                              <w:t>,</w:t>
+                            </w:r>
+                            <w:r>
+                              <w:rPr>
+                                <w:rFonts w:ascii="Consolas" w:eastAsia="Times New Roman" w:hAnsi="Consolas" w:cs="Times New Roman"/>
+                                <w:color w:val="C9D1D9"/>
+                                <w:sz w:val="21"/>
+                                <w:szCs w:val="21"/>
+                                <w:lang w:eastAsia="en-US"/>
+                              </w:rPr>
+                              <w:t>x29</w:t>
+                            </w:r>
+                          </w:p>
+                          <w:p>
+                            <w:pPr>
+                              <w:shd w:val="clear" w:color="auto" w:fill="121314"/>
+                              <w:spacing w:after="0" w:line="285" w:lineRule="atLeast"/>
+                              <w:rPr>
+                                <w:rFonts w:ascii="Consolas" w:eastAsia="Times New Roman" w:hAnsi="Consolas" w:cs="Times New Roman"/>
+                                <w:color w:val="BBBEBF"/>
+                                <w:sz w:val="21"/>
+                                <w:szCs w:val="21"/>
+                                <w:lang w:eastAsia="en-US"/>
+                              </w:rPr>
+                            </w:pPr>
+                            <w:r>
+                              <w:rPr>
+                                <w:rFonts w:ascii="Consolas" w:eastAsia="Times New Roman" w:hAnsi="Consolas" w:cs="Times New Roman"/>
+                                <w:color w:val="BBBEBF"/>
+                                <w:sz w:val="21"/>
+                                <w:szCs w:val="21"/>
+                                <w:lang w:eastAsia="en-US"/>
+                              </w:rPr>
+                              <w:t xml:space="preserve">        </w:t>
+                            </w:r>
+                            <w:proofErr w:type="spellStart"/>
+                            <w:r>
+                              <w:rPr>
+                                <w:rFonts w:ascii="Consolas" w:eastAsia="Times New Roman" w:hAnsi="Consolas" w:cs="Times New Roman"/>
+                                <w:color w:val="DCDCAA"/>
+                                <w:sz w:val="21"/>
+                                <w:szCs w:val="21"/>
+                                <w:lang w:eastAsia="en-US"/>
+                              </w:rPr>
+                              <w:t>sw</w:t>
+                            </w:r>
+                            <w:proofErr w:type="spellEnd"/>
+                            <w:r>
+                              <w:rPr>
+                                <w:rFonts w:ascii="Consolas" w:eastAsia="Times New Roman" w:hAnsi="Consolas" w:cs="Times New Roman"/>
+                                <w:color w:val="BBBEBF"/>
+                                <w:sz w:val="21"/>
+                                <w:szCs w:val="21"/>
+                                <w:lang w:eastAsia="en-US"/>
+                              </w:rPr>
+                              <w:t xml:space="preserve"> </w:t>
+                            </w:r>
+                            <w:r>
+                              <w:rPr>
+                                <w:rFonts w:ascii="Consolas" w:eastAsia="Times New Roman" w:hAnsi="Consolas" w:cs="Times New Roman"/>
+                                <w:color w:val="C9D1D9"/>
+                                <w:sz w:val="21"/>
+                                <w:szCs w:val="21"/>
+                                <w:lang w:eastAsia="en-US"/>
+                              </w:rPr>
+                              <w:t>x9</w:t>
+                            </w:r>
+                            <w:r>
+                              <w:rPr>
+                                <w:rFonts w:ascii="Consolas" w:eastAsia="Times New Roman" w:hAnsi="Consolas" w:cs="Times New Roman"/>
+                                <w:color w:val="BBBEBF"/>
+                                <w:sz w:val="21"/>
+                                <w:szCs w:val="21"/>
+                                <w:lang w:eastAsia="en-US"/>
+                              </w:rPr>
+                              <w:t xml:space="preserve">, </w:t>
+                            </w:r>
+                            <w:r>
+                              <w:rPr>
+                                <w:rFonts w:ascii="Consolas" w:eastAsia="Times New Roman" w:hAnsi="Consolas" w:cs="Times New Roman"/>
+                                <w:color w:val="B5CEA8"/>
+                                <w:sz w:val="21"/>
+                                <w:szCs w:val="21"/>
+                                <w:lang w:eastAsia="en-US"/>
+                              </w:rPr>
+                              <w:t>0</w:t>
+                            </w:r>
+                            <w:r>
+                              <w:rPr>
+                                <w:rFonts w:ascii="Consolas" w:eastAsia="Times New Roman" w:hAnsi="Consolas" w:cs="Times New Roman"/>
+                                <w:color w:val="BBBEBF"/>
+                                <w:sz w:val="21"/>
+                                <w:szCs w:val="21"/>
+                                <w:lang w:eastAsia="en-US"/>
+                              </w:rPr>
+                              <w:t>(</w:t>
+                            </w:r>
+                            <w:r>
+                              <w:rPr>
+                                <w:rFonts w:ascii="Consolas" w:eastAsia="Times New Roman" w:hAnsi="Consolas" w:cs="Times New Roman"/>
+                                <w:color w:val="C9D1D9"/>
+                                <w:sz w:val="21"/>
+                                <w:szCs w:val="21"/>
+                                <w:lang w:eastAsia="en-US"/>
+                              </w:rPr>
+                              <w:t>x8</w:t>
+                            </w:r>
+                            <w:r>
+                              <w:rPr>
+                                <w:rFonts w:ascii="Consolas" w:eastAsia="Times New Roman" w:hAnsi="Consolas" w:cs="Times New Roman"/>
+                                <w:color w:val="BBBEBF"/>
+                                <w:sz w:val="21"/>
+                                <w:szCs w:val="21"/>
+                                <w:lang w:eastAsia="en-US"/>
+                              </w:rPr>
+                              <w:t>)</w:t>
+                            </w:r>
+                          </w:p>
+                          <w:p>
+                            <w:pPr>
+                              <w:shd w:val="clear" w:color="auto" w:fill="121314"/>
+                              <w:spacing w:after="0" w:line="285" w:lineRule="atLeast"/>
+                              <w:rPr>
+                                <w:rFonts w:ascii="Consolas" w:eastAsia="Times New Roman" w:hAnsi="Consolas" w:cs="Times New Roman"/>
+                                <w:color w:val="BBBEBF"/>
+                                <w:sz w:val="21"/>
+                                <w:szCs w:val="21"/>
+                                <w:lang w:eastAsia="en-US"/>
+                              </w:rPr>
+                            </w:pPr>
+                            <w:r>
+                              <w:rPr>
+                                <w:rFonts w:ascii="Consolas" w:eastAsia="Times New Roman" w:hAnsi="Consolas" w:cs="Times New Roman"/>
+                                <w:color w:val="BBBEBF"/>
+                                <w:sz w:val="21"/>
+                                <w:szCs w:val="21"/>
+                                <w:lang w:eastAsia="en-US"/>
+                              </w:rPr>
+                              <w:t xml:space="preserve">        </w:t>
+                            </w:r>
+                            <w:proofErr w:type="spellStart"/>
+                            <w:r>
+                              <w:rPr>
+                                <w:rFonts w:ascii="Consolas" w:eastAsia="Times New Roman" w:hAnsi="Consolas" w:cs="Times New Roman"/>
+                                <w:color w:val="DCDCAA"/>
+                                <w:sz w:val="21"/>
+                                <w:szCs w:val="21"/>
+                                <w:lang w:eastAsia="en-US"/>
+                              </w:rPr>
+                              <w:t>addi</w:t>
+                            </w:r>
+                            <w:proofErr w:type="spellEnd"/>
+                            <w:r>
+                              <w:rPr>
+                                <w:rFonts w:ascii="Consolas" w:eastAsia="Times New Roman" w:hAnsi="Consolas" w:cs="Times New Roman"/>
+                                <w:color w:val="BBBEBF"/>
+                                <w:sz w:val="21"/>
+                                <w:szCs w:val="21"/>
+                                <w:lang w:eastAsia="en-US"/>
+                              </w:rPr>
+                              <w:t xml:space="preserve"> </w:t>
+                            </w:r>
+                            <w:r>
+                              <w:rPr>
+                                <w:rFonts w:ascii="Consolas" w:eastAsia="Times New Roman" w:hAnsi="Consolas" w:cs="Times New Roman"/>
+                                <w:color w:val="C9D1D9"/>
+                                <w:sz w:val="21"/>
+                                <w:szCs w:val="21"/>
+                                <w:lang w:eastAsia="en-US"/>
+                              </w:rPr>
+                              <w:t>x29</w:t>
+                            </w:r>
+                            <w:r>
+                              <w:rPr>
+                                <w:rFonts w:ascii="Consolas" w:eastAsia="Times New Roman" w:hAnsi="Consolas" w:cs="Times New Roman"/>
+                                <w:color w:val="BBBEBF"/>
+                                <w:sz w:val="21"/>
+                                <w:szCs w:val="21"/>
+                                <w:lang w:eastAsia="en-US"/>
+                              </w:rPr>
+                              <w:t>,</w:t>
+                            </w:r>
+                            <w:r>
+                              <w:rPr>
+                                <w:rFonts w:ascii="Consolas" w:eastAsia="Times New Roman" w:hAnsi="Consolas" w:cs="Times New Roman"/>
+                                <w:color w:val="C9D1D9"/>
+                                <w:sz w:val="21"/>
+                                <w:szCs w:val="21"/>
+                                <w:lang w:eastAsia="en-US"/>
+                              </w:rPr>
+                              <w:t>x29</w:t>
+                            </w:r>
+                            <w:r>
+                              <w:rPr>
+                                <w:rFonts w:ascii="Consolas" w:eastAsia="Times New Roman" w:hAnsi="Consolas" w:cs="Times New Roman"/>
+                                <w:color w:val="BBBEBF"/>
+                                <w:sz w:val="21"/>
+                                <w:szCs w:val="21"/>
+                                <w:lang w:eastAsia="en-US"/>
+                              </w:rPr>
+                              <w:t>,</w:t>
+                            </w:r>
+                            <w:r>
+                              <w:rPr>
+                                <w:rFonts w:ascii="Consolas" w:eastAsia="Times New Roman" w:hAnsi="Consolas" w:cs="Times New Roman"/>
+                                <w:color w:val="B5CEA8"/>
+                                <w:sz w:val="21"/>
+                                <w:szCs w:val="21"/>
+                                <w:lang w:eastAsia="en-US"/>
+                              </w:rPr>
+                              <w:t>1</w:t>
+                            </w:r>
+                          </w:p>
+                          <w:p>
+                            <w:pPr>
+                              <w:shd w:val="clear" w:color="auto" w:fill="121314"/>
+                              <w:spacing w:after="0" w:line="285" w:lineRule="atLeast"/>
+                              <w:rPr>
+                                <w:rFonts w:ascii="Consolas" w:eastAsia="Times New Roman" w:hAnsi="Consolas" w:cs="Times New Roman"/>
+                                <w:color w:val="BBBEBF"/>
+                                <w:sz w:val="21"/>
+                                <w:szCs w:val="21"/>
+                                <w:lang w:eastAsia="en-US"/>
+                              </w:rPr>
+                            </w:pPr>
+                            <w:r>
+                              <w:rPr>
+                                <w:rFonts w:ascii="Consolas" w:eastAsia="Times New Roman" w:hAnsi="Consolas" w:cs="Times New Roman"/>
+                                <w:color w:val="BBBEBF"/>
+                                <w:sz w:val="21"/>
+                                <w:szCs w:val="21"/>
+                                <w:lang w:eastAsia="en-US"/>
+                              </w:rPr>
+                              <w:t xml:space="preserve">        </w:t>
+                            </w:r>
+                            <w:r>
+                              <w:rPr>
+                                <w:rFonts w:ascii="Consolas" w:eastAsia="Times New Roman" w:hAnsi="Consolas" w:cs="Times New Roman"/>
+                                <w:color w:val="DCDCAA"/>
+                                <w:sz w:val="21"/>
+                                <w:szCs w:val="21"/>
+                                <w:lang w:eastAsia="en-US"/>
+                              </w:rPr>
+                              <w:t>j</w:t>
+                            </w:r>
+                            <w:r>
+                              <w:rPr>
+                                <w:rFonts w:ascii="Consolas" w:eastAsia="Times New Roman" w:hAnsi="Consolas" w:cs="Times New Roman"/>
+                                <w:color w:val="BBBEBF"/>
+                                <w:sz w:val="21"/>
+                                <w:szCs w:val="21"/>
+                                <w:lang w:eastAsia="en-US"/>
+                              </w:rPr>
+                              <w:t xml:space="preserve"> FOR1</w:t>
+                            </w:r>
+                          </w:p>
+                          <w:p>
+                            <w:pPr>
+                              <w:shd w:val="clear" w:color="auto" w:fill="121314"/>
+                              <w:spacing w:after="0" w:line="285" w:lineRule="atLeast"/>
+                              <w:rPr>
+                                <w:rFonts w:ascii="Consolas" w:eastAsia="Times New Roman" w:hAnsi="Consolas" w:cs="Times New Roman"/>
+                                <w:color w:val="BBBEBF"/>
+                                <w:sz w:val="21"/>
+                                <w:szCs w:val="21"/>
+                                <w:lang w:eastAsia="en-US"/>
+                              </w:rPr>
+                            </w:pPr>
+                            <w:r>
+                              <w:rPr>
+                                <w:rFonts w:ascii="Consolas" w:eastAsia="Times New Roman" w:hAnsi="Consolas" w:cs="Times New Roman"/>
+                                <w:color w:val="BBBEBF"/>
+                                <w:sz w:val="21"/>
+                                <w:szCs w:val="21"/>
+                                <w:lang w:eastAsia="en-US"/>
+                              </w:rPr>
+                              <w:t xml:space="preserve">    </w:t>
+                            </w:r>
+                            <w:r>
+                              <w:rPr>
+                                <w:rFonts w:ascii="Consolas" w:eastAsia="Times New Roman" w:hAnsi="Consolas" w:cs="Times New Roman"/>
+                                <w:color w:val="D2A8FF"/>
+                                <w:sz w:val="21"/>
+                                <w:szCs w:val="21"/>
+                                <w:lang w:eastAsia="en-US"/>
+                              </w:rPr>
+                              <w:t>EXIT1</w:t>
+                            </w:r>
+                            <w:r>
+                              <w:rPr>
+                                <w:rFonts w:ascii="Consolas" w:eastAsia="Times New Roman" w:hAnsi="Consolas" w:cs="Times New Roman"/>
+                                <w:color w:val="BBBEBF"/>
+                                <w:sz w:val="21"/>
+                                <w:szCs w:val="21"/>
+                                <w:lang w:eastAsia="en-US"/>
+                              </w:rPr>
+                              <w:t>:</w:t>
+                            </w:r>
+                          </w:p>
+                          <w:p>
+                            <w:pPr>
+                              <w:shd w:val="clear" w:color="auto" w:fill="121314"/>
+                              <w:spacing w:after="0" w:line="285" w:lineRule="atLeast"/>
+                              <w:rPr>
+                                <w:rFonts w:ascii="Consolas" w:eastAsia="Times New Roman" w:hAnsi="Consolas" w:cs="Times New Roman"/>
+                                <w:color w:val="BBBEBF"/>
+                                <w:sz w:val="21"/>
+                                <w:szCs w:val="21"/>
+                                <w:lang w:eastAsia="en-US"/>
+                              </w:rPr>
+                            </w:pPr>
+                            <w:r>
+                              <w:rPr>
+                                <w:rFonts w:ascii="Consolas" w:eastAsia="Times New Roman" w:hAnsi="Consolas" w:cs="Times New Roman"/>
+                                <w:color w:val="BBBEBF"/>
+                                <w:sz w:val="21"/>
+                                <w:szCs w:val="21"/>
+                                <w:lang w:eastAsia="en-US"/>
+                              </w:rPr>
+                              <w:t xml:space="preserve">    </w:t>
+                            </w:r>
+                            <w:proofErr w:type="spellStart"/>
+                            <w:r>
+                              <w:rPr>
+                                <w:rFonts w:ascii="Consolas" w:eastAsia="Times New Roman" w:hAnsi="Consolas" w:cs="Times New Roman"/>
+                                <w:color w:val="DCDCAA"/>
+                                <w:sz w:val="21"/>
+                                <w:szCs w:val="21"/>
+                                <w:lang w:eastAsia="en-US"/>
+                              </w:rPr>
+                              <w:t>addi</w:t>
+                            </w:r>
+                            <w:proofErr w:type="spellEnd"/>
+                            <w:r>
+                              <w:rPr>
+                                <w:rFonts w:ascii="Consolas" w:eastAsia="Times New Roman" w:hAnsi="Consolas" w:cs="Times New Roman"/>
+                                <w:color w:val="BBBEBF"/>
+                                <w:sz w:val="21"/>
+                                <w:szCs w:val="21"/>
+                                <w:lang w:eastAsia="en-US"/>
+                              </w:rPr>
+                              <w:t xml:space="preserve"> </w:t>
+                            </w:r>
+                            <w:r>
+                              <w:rPr>
+                                <w:rFonts w:ascii="Consolas" w:eastAsia="Times New Roman" w:hAnsi="Consolas" w:cs="Times New Roman"/>
+                                <w:color w:val="C9D1D9"/>
+                                <w:sz w:val="21"/>
+                                <w:szCs w:val="21"/>
+                                <w:lang w:eastAsia="en-US"/>
+                              </w:rPr>
+                              <w:t>x7</w:t>
+                            </w:r>
+                            <w:r>
+                              <w:rPr>
+                                <w:rFonts w:ascii="Consolas" w:eastAsia="Times New Roman" w:hAnsi="Consolas" w:cs="Times New Roman"/>
+                                <w:color w:val="BBBEBF"/>
+                                <w:sz w:val="21"/>
+                                <w:szCs w:val="21"/>
+                                <w:lang w:eastAsia="en-US"/>
+                              </w:rPr>
+                              <w:t xml:space="preserve">, </w:t>
+                            </w:r>
+                            <w:r>
+                              <w:rPr>
+                                <w:rFonts w:ascii="Consolas" w:eastAsia="Times New Roman" w:hAnsi="Consolas" w:cs="Times New Roman"/>
+                                <w:color w:val="C9D1D9"/>
+                                <w:sz w:val="21"/>
+                                <w:szCs w:val="21"/>
+                                <w:lang w:eastAsia="en-US"/>
+                              </w:rPr>
+                              <w:t>x7</w:t>
+                            </w:r>
+                            <w:r>
+                              <w:rPr>
+                                <w:rFonts w:ascii="Consolas" w:eastAsia="Times New Roman" w:hAnsi="Consolas" w:cs="Times New Roman"/>
+                                <w:color w:val="BBBEBF"/>
+                                <w:sz w:val="21"/>
+                                <w:szCs w:val="21"/>
+                                <w:lang w:eastAsia="en-US"/>
+                              </w:rPr>
+                              <w:t>,</w:t>
+                            </w:r>
+                            <w:r>
+                              <w:rPr>
+                                <w:rFonts w:ascii="Consolas" w:eastAsia="Times New Roman" w:hAnsi="Consolas" w:cs="Times New Roman"/>
+                                <w:color w:val="B5CEA8"/>
+                                <w:sz w:val="21"/>
+                                <w:szCs w:val="21"/>
+                                <w:lang w:eastAsia="en-US"/>
+                              </w:rPr>
+                              <w:t>1</w:t>
+                            </w:r>
+                          </w:p>
+                          <w:p>
+                            <w:pPr>
+                              <w:shd w:val="clear" w:color="auto" w:fill="121314"/>
+                              <w:spacing w:after="0" w:line="285" w:lineRule="atLeast"/>
+                              <w:rPr>
+                                <w:rFonts w:ascii="Consolas" w:eastAsia="Times New Roman" w:hAnsi="Consolas" w:cs="Times New Roman"/>
+                                <w:color w:val="BBBEBF"/>
+                                <w:sz w:val="21"/>
+                                <w:szCs w:val="21"/>
+                                <w:lang w:eastAsia="en-US"/>
+                              </w:rPr>
+                            </w:pPr>
+                            <w:r>
+                              <w:rPr>
+                                <w:rFonts w:ascii="Consolas" w:eastAsia="Times New Roman" w:hAnsi="Consolas" w:cs="Times New Roman"/>
+                                <w:color w:val="BBBEBF"/>
+                                <w:sz w:val="21"/>
+                                <w:szCs w:val="21"/>
+                                <w:lang w:eastAsia="en-US"/>
+                              </w:rPr>
+                              <w:t xml:space="preserve">    </w:t>
+                            </w:r>
+                            <w:r>
+                              <w:rPr>
+                                <w:rFonts w:ascii="Consolas" w:eastAsia="Times New Roman" w:hAnsi="Consolas" w:cs="Times New Roman"/>
+                                <w:color w:val="DCDCAA"/>
+                                <w:sz w:val="21"/>
+                                <w:szCs w:val="21"/>
+                                <w:lang w:eastAsia="en-US"/>
+                              </w:rPr>
+                              <w:t>j</w:t>
+                            </w:r>
+                            <w:r>
+                              <w:rPr>
+                                <w:rFonts w:ascii="Consolas" w:eastAsia="Times New Roman" w:hAnsi="Consolas" w:cs="Times New Roman"/>
+                                <w:color w:val="BBBEBF"/>
+                                <w:sz w:val="21"/>
+                                <w:szCs w:val="21"/>
+                                <w:lang w:eastAsia="en-US"/>
+                              </w:rPr>
+                              <w:t xml:space="preserve"> FOR2</w:t>
+                            </w:r>
+                          </w:p>
+                          <w:p>
+                            <w:pPr>
+                              <w:shd w:val="clear" w:color="auto" w:fill="121314"/>
+                              <w:spacing w:after="0" w:line="285" w:lineRule="atLeast"/>
+                              <w:rPr>
+                                <w:rFonts w:ascii="Consolas" w:eastAsia="Times New Roman" w:hAnsi="Consolas" w:cs="Times New Roman"/>
+                                <w:color w:val="BBBEBF"/>
+                                <w:sz w:val="21"/>
+                                <w:szCs w:val="21"/>
+                                <w:lang w:eastAsia="en-US"/>
+                              </w:rPr>
+                            </w:pPr>
+                            <w:r>
+                              <w:rPr>
+                                <w:rFonts w:ascii="Consolas" w:eastAsia="Times New Roman" w:hAnsi="Consolas" w:cs="Times New Roman"/>
+                                <w:color w:val="D2A8FF"/>
+                                <w:sz w:val="21"/>
+                                <w:szCs w:val="21"/>
+                                <w:lang w:eastAsia="en-US"/>
+                              </w:rPr>
+                              <w:t>Exit2</w:t>
+                            </w:r>
+                            <w:r>
+                              <w:rPr>
+                                <w:rFonts w:ascii="Consolas" w:eastAsia="Times New Roman" w:hAnsi="Consolas" w:cs="Times New Roman"/>
+                                <w:color w:val="BBBEBF"/>
+                                <w:sz w:val="21"/>
+                                <w:szCs w:val="21"/>
+                                <w:lang w:eastAsia="en-US"/>
+                              </w:rPr>
+                              <w:t>:</w:t>
+                            </w:r>
+                          </w:p>
+                          <w:p>
+                            <w:pPr>
+                              <w:shd w:val="clear" w:color="auto" w:fill="121314"/>
+                              <w:spacing w:after="0" w:line="285" w:lineRule="atLeast"/>
+                              <w:rPr>
+                                <w:rFonts w:ascii="Consolas" w:eastAsia="Times New Roman" w:hAnsi="Consolas" w:cs="Times New Roman"/>
+                                <w:color w:val="BBBEBF"/>
+                                <w:sz w:val="21"/>
+                                <w:szCs w:val="21"/>
+                                <w:lang w:eastAsia="en-US"/>
+                              </w:rPr>
+                            </w:pPr>
+                          </w:p>
+                          <w:p>
+                            <w:pPr>
+                              <w:shd w:val="clear" w:color="auto" w:fill="121314"/>
+                              <w:spacing w:after="0" w:line="285" w:lineRule="atLeast"/>
+                              <w:rPr>
+                                <w:rFonts w:ascii="Consolas" w:eastAsia="Times New Roman" w:hAnsi="Consolas" w:cs="Times New Roman"/>
+                                <w:color w:val="BBBEBF"/>
+                                <w:sz w:val="21"/>
+                                <w:szCs w:val="21"/>
+                                <w:lang w:eastAsia="en-US"/>
+                              </w:rPr>
+                            </w:pPr>
+                            <w:r>
+                              <w:rPr>
+                                <w:rFonts w:ascii="Consolas" w:eastAsia="Times New Roman" w:hAnsi="Consolas" w:cs="Times New Roman"/>
+                                <w:color w:val="D2A8FF"/>
+                                <w:sz w:val="21"/>
+                                <w:szCs w:val="21"/>
+                                <w:lang w:eastAsia="en-US"/>
+                              </w:rPr>
+                              <w:t>end</w:t>
+                            </w:r>
+                            <w:r>
+                              <w:rPr>
+                                <w:rFonts w:ascii="Consolas" w:eastAsia="Times New Roman" w:hAnsi="Consolas" w:cs="Times New Roman"/>
+                                <w:color w:val="BBBEBF"/>
+                                <w:sz w:val="21"/>
+                                <w:szCs w:val="21"/>
+                                <w:lang w:eastAsia="en-US"/>
+                              </w:rPr>
+                              <w:t>:</w:t>
+                            </w:r>
+                          </w:p>
+                          <w:p>
+                            <w:pPr>
+                              <w:shd w:val="clear" w:color="auto" w:fill="121314"/>
+                              <w:spacing w:after="0" w:line="285" w:lineRule="atLeast"/>
+                              <w:rPr>
+                                <w:rFonts w:ascii="Consolas" w:eastAsia="Times New Roman" w:hAnsi="Consolas" w:cs="Times New Roman"/>
+                                <w:color w:val="BBBEBF"/>
+                                <w:sz w:val="21"/>
+                                <w:szCs w:val="21"/>
+                                <w:lang w:eastAsia="en-US"/>
+                              </w:rPr>
+                            </w:pPr>
+                            <w:r>
+                              <w:rPr>
+                                <w:rFonts w:ascii="Consolas" w:eastAsia="Times New Roman" w:hAnsi="Consolas" w:cs="Times New Roman"/>
+                                <w:color w:val="BBBEBF"/>
+                                <w:sz w:val="21"/>
+                                <w:szCs w:val="21"/>
+                                <w:lang w:eastAsia="en-US"/>
+                              </w:rPr>
+                              <w:t xml:space="preserve">    </w:t>
+                            </w:r>
+                            <w:r>
+                              <w:rPr>
+                                <w:rFonts w:ascii="Consolas" w:eastAsia="Times New Roman" w:hAnsi="Consolas" w:cs="Times New Roman"/>
+                                <w:color w:val="DCDCAA"/>
+                                <w:sz w:val="21"/>
+                                <w:szCs w:val="21"/>
+                                <w:lang w:eastAsia="en-US"/>
+                              </w:rPr>
+                              <w:t>j</w:t>
+                            </w:r>
+                            <w:r>
+                              <w:rPr>
+                                <w:rFonts w:ascii="Consolas" w:eastAsia="Times New Roman" w:hAnsi="Consolas" w:cs="Times New Roman"/>
+                                <w:color w:val="BBBEBF"/>
+                                <w:sz w:val="21"/>
+                                <w:szCs w:val="21"/>
+                                <w:lang w:eastAsia="en-US"/>
+                              </w:rPr>
+                              <w:t xml:space="preserve"> end   </w:t>
+                            </w:r>
+                          </w:p>
+                          <w:p/>
+                        </w:txbxContent>
+                      </wps:txbx>
                       <wps:bodyPr anchor="t"/>
                     </wps:wsp>
                   </a:graphicData>
@@ -17053,7 +18074,1518 @@
               </wp:inline>
             </w:drawing>
           </mc:Choice>
-          <mc:Fallback xmlns:w16sdtfl="http://schemas.microsoft.com/office/word/2024/wordml/sdtformatlock" xmlns:a="http://schemas.openxmlformats.org/drawingml/2006/main"/>
+          <mc:Fallback>
+            <w:pict>
+              <v:rect w14:anchorId="34EC7105" id="_x0000_s1032" style="width:466.35pt;height:375.75pt;visibility:visible;mso-wrap-style:square;mso-left-percent:-10001;mso-top-percent:-10001;mso-position-horizontal:absolute;mso-position-horizontal-relative:char;mso-position-vertical:absolute;mso-position-vertical-relative:line;mso-left-percent:-10001;mso-top-percent:-10001;v-text-anchor:top" o:gfxdata="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" fillcolor="white [3201]">
+                <v:path arrowok="t"/>
+                <v:textbox>
+                  <w:txbxContent>
+                    <w:p>
+                      <w:pPr>
+                        <w:shd w:val="clear" w:color="auto" w:fill="121314"/>
+                        <w:spacing w:after="0" w:line="285" w:lineRule="atLeast"/>
+                        <w:rPr>
+                          <w:rFonts w:ascii="Consolas" w:eastAsia="Times New Roman" w:hAnsi="Consolas" w:cs="Times New Roman"/>
+                          <w:color w:val="BBBEBF"/>
+                          <w:sz w:val="21"/>
+                          <w:szCs w:val="21"/>
+                          <w:lang w:eastAsia="en-US"/>
+                        </w:rPr>
+                      </w:pPr>
+                      <w:r>
+                        <w:rPr>
+                          <w:rFonts w:ascii="Consolas" w:eastAsia="Times New Roman" w:hAnsi="Consolas" w:cs="Times New Roman"/>
+                          <w:color w:val="FF7B72"/>
+                          <w:sz w:val="21"/>
+                          <w:szCs w:val="21"/>
+                          <w:lang w:eastAsia="en-US"/>
+                        </w:rPr>
+                        <w:t>.text</w:t>
+                      </w:r>
+                    </w:p>
+                    <w:p>
+                      <w:pPr>
+                        <w:shd w:val="clear" w:color="auto" w:fill="121314"/>
+                        <w:spacing w:after="0" w:line="285" w:lineRule="atLeast"/>
+                        <w:rPr>
+                          <w:rFonts w:ascii="Consolas" w:eastAsia="Times New Roman" w:hAnsi="Consolas" w:cs="Times New Roman"/>
+                          <w:color w:val="BBBEBF"/>
+                          <w:sz w:val="21"/>
+                          <w:szCs w:val="21"/>
+                          <w:lang w:eastAsia="en-US"/>
+                        </w:rPr>
+                      </w:pPr>
+                      <w:r>
+                        <w:rPr>
+                          <w:rFonts w:ascii="Consolas" w:eastAsia="Times New Roman" w:hAnsi="Consolas" w:cs="Times New Roman"/>
+                          <w:color w:val="569CD6"/>
+                          <w:sz w:val="21"/>
+                          <w:szCs w:val="21"/>
+                          <w:lang w:eastAsia="en-US"/>
+                        </w:rPr>
+                        <w:t>.</w:t>
+                      </w:r>
+                      <w:proofErr w:type="spellStart"/>
+                      <w:r>
+                        <w:rPr>
+                          <w:rFonts w:ascii="Consolas" w:eastAsia="Times New Roman" w:hAnsi="Consolas" w:cs="Times New Roman"/>
+                          <w:color w:val="569CD6"/>
+                          <w:sz w:val="21"/>
+                          <w:szCs w:val="21"/>
+                          <w:lang w:eastAsia="en-US"/>
+                        </w:rPr>
+                        <w:t>globl</w:t>
+                      </w:r>
+                      <w:proofErr w:type="spellEnd"/>
+                      <w:r>
+                        <w:rPr>
+                          <w:rFonts w:ascii="Consolas" w:eastAsia="Times New Roman" w:hAnsi="Consolas" w:cs="Times New Roman"/>
+                          <w:color w:val="BBBEBF"/>
+                          <w:sz w:val="21"/>
+                          <w:szCs w:val="21"/>
+                          <w:lang w:eastAsia="en-US"/>
+                        </w:rPr>
+                        <w:t xml:space="preserve"> main</w:t>
+                      </w:r>
+                    </w:p>
+                    <w:p>
+                      <w:pPr>
+                        <w:shd w:val="clear" w:color="auto" w:fill="121314"/>
+                        <w:spacing w:after="0" w:line="285" w:lineRule="atLeast"/>
+                        <w:rPr>
+                          <w:rFonts w:ascii="Consolas" w:eastAsia="Times New Roman" w:hAnsi="Consolas" w:cs="Times New Roman"/>
+                          <w:color w:val="BBBEBF"/>
+                          <w:sz w:val="21"/>
+                          <w:szCs w:val="21"/>
+                          <w:lang w:eastAsia="en-US"/>
+                        </w:rPr>
+                      </w:pPr>
+                      <w:r>
+                        <w:rPr>
+                          <w:rFonts w:ascii="Consolas" w:eastAsia="Times New Roman" w:hAnsi="Consolas" w:cs="Times New Roman"/>
+                          <w:color w:val="D2A8FF"/>
+                          <w:sz w:val="21"/>
+                          <w:szCs w:val="21"/>
+                          <w:lang w:eastAsia="en-US"/>
+                        </w:rPr>
+                        <w:t>main</w:t>
+                      </w:r>
+                      <w:r>
+                        <w:rPr>
+                          <w:rFonts w:ascii="Consolas" w:eastAsia="Times New Roman" w:hAnsi="Consolas" w:cs="Times New Roman"/>
+                          <w:color w:val="BBBEBF"/>
+                          <w:sz w:val="21"/>
+                          <w:szCs w:val="21"/>
+                          <w:lang w:eastAsia="en-US"/>
+                        </w:rPr>
+                        <w:t>:</w:t>
+                      </w:r>
+                    </w:p>
+                    <w:p>
+                      <w:pPr>
+                        <w:shd w:val="clear" w:color="auto" w:fill="121314"/>
+                        <w:spacing w:after="0" w:line="285" w:lineRule="atLeast"/>
+                        <w:rPr>
+                          <w:rFonts w:ascii="Consolas" w:eastAsia="Times New Roman" w:hAnsi="Consolas" w:cs="Times New Roman"/>
+                          <w:color w:val="BBBEBF"/>
+                          <w:sz w:val="21"/>
+                          <w:szCs w:val="21"/>
+                          <w:lang w:eastAsia="en-US"/>
+                        </w:rPr>
+                      </w:pPr>
+                      <w:r>
+                        <w:rPr>
+                          <w:rFonts w:ascii="Consolas" w:eastAsia="Times New Roman" w:hAnsi="Consolas" w:cs="Times New Roman"/>
+                          <w:color w:val="DCDCAA"/>
+                          <w:sz w:val="21"/>
+                          <w:szCs w:val="21"/>
+                          <w:lang w:eastAsia="en-US"/>
+                        </w:rPr>
+                        <w:t>li</w:t>
+                      </w:r>
+                      <w:r>
+                        <w:rPr>
+                          <w:rFonts w:ascii="Consolas" w:eastAsia="Times New Roman" w:hAnsi="Consolas" w:cs="Times New Roman"/>
+                          <w:color w:val="BBBEBF"/>
+                          <w:sz w:val="21"/>
+                          <w:szCs w:val="21"/>
+                          <w:lang w:eastAsia="en-US"/>
+                        </w:rPr>
+                        <w:t xml:space="preserve"> </w:t>
+                      </w:r>
+                      <w:r>
+                        <w:rPr>
+                          <w:rFonts w:ascii="Consolas" w:eastAsia="Times New Roman" w:hAnsi="Consolas" w:cs="Times New Roman"/>
+                          <w:color w:val="C9D1D9"/>
+                          <w:sz w:val="21"/>
+                          <w:szCs w:val="21"/>
+                          <w:lang w:eastAsia="en-US"/>
+                        </w:rPr>
+                        <w:t>x7</w:t>
+                      </w:r>
+                      <w:r>
+                        <w:rPr>
+                          <w:rFonts w:ascii="Consolas" w:eastAsia="Times New Roman" w:hAnsi="Consolas" w:cs="Times New Roman"/>
+                          <w:color w:val="BBBEBF"/>
+                          <w:sz w:val="21"/>
+                          <w:szCs w:val="21"/>
+                          <w:lang w:eastAsia="en-US"/>
+                        </w:rPr>
+                        <w:t xml:space="preserve">, </w:t>
+                      </w:r>
+                      <w:r>
+                        <w:rPr>
+                          <w:rFonts w:ascii="Consolas" w:eastAsia="Times New Roman" w:hAnsi="Consolas" w:cs="Times New Roman"/>
+                          <w:color w:val="B5CEA8"/>
+                          <w:sz w:val="21"/>
+                          <w:szCs w:val="21"/>
+                          <w:lang w:eastAsia="en-US"/>
+                        </w:rPr>
+                        <w:t>0</w:t>
+                      </w:r>
+                    </w:p>
+                    <w:p>
+                      <w:pPr>
+                        <w:shd w:val="clear" w:color="auto" w:fill="121314"/>
+                        <w:spacing w:after="0" w:line="285" w:lineRule="atLeast"/>
+                        <w:rPr>
+                          <w:rFonts w:ascii="Consolas" w:eastAsia="Times New Roman" w:hAnsi="Consolas" w:cs="Times New Roman"/>
+                          <w:color w:val="BBBEBF"/>
+                          <w:sz w:val="21"/>
+                          <w:szCs w:val="21"/>
+                          <w:lang w:eastAsia="en-US"/>
+                        </w:rPr>
+                      </w:pPr>
+                      <w:r>
+                        <w:rPr>
+                          <w:rFonts w:ascii="Consolas" w:eastAsia="Times New Roman" w:hAnsi="Consolas" w:cs="Times New Roman"/>
+                          <w:color w:val="DCDCAA"/>
+                          <w:sz w:val="21"/>
+                          <w:szCs w:val="21"/>
+                          <w:lang w:eastAsia="en-US"/>
+                        </w:rPr>
+                        <w:t>li</w:t>
+                      </w:r>
+                      <w:r>
+                        <w:rPr>
+                          <w:rFonts w:ascii="Consolas" w:eastAsia="Times New Roman" w:hAnsi="Consolas" w:cs="Times New Roman"/>
+                          <w:color w:val="BBBEBF"/>
+                          <w:sz w:val="21"/>
+                          <w:szCs w:val="21"/>
+                          <w:lang w:eastAsia="en-US"/>
+                        </w:rPr>
+                        <w:t xml:space="preserve"> </w:t>
+                      </w:r>
+                      <w:r>
+                        <w:rPr>
+                          <w:rFonts w:ascii="Consolas" w:eastAsia="Times New Roman" w:hAnsi="Consolas" w:cs="Times New Roman"/>
+                          <w:color w:val="C9D1D9"/>
+                          <w:sz w:val="21"/>
+                          <w:szCs w:val="21"/>
+                          <w:lang w:eastAsia="en-US"/>
+                        </w:rPr>
+                        <w:t>x5</w:t>
+                      </w:r>
+                      <w:r>
+                        <w:rPr>
+                          <w:rFonts w:ascii="Consolas" w:eastAsia="Times New Roman" w:hAnsi="Consolas" w:cs="Times New Roman"/>
+                          <w:color w:val="BBBEBF"/>
+                          <w:sz w:val="21"/>
+                          <w:szCs w:val="21"/>
+                          <w:lang w:eastAsia="en-US"/>
+                        </w:rPr>
+                        <w:t xml:space="preserve">, </w:t>
+                      </w:r>
+                      <w:r>
+                        <w:rPr>
+                          <w:rFonts w:ascii="Consolas" w:eastAsia="Times New Roman" w:hAnsi="Consolas" w:cs="Times New Roman"/>
+                          <w:color w:val="B5CEA8"/>
+                          <w:sz w:val="21"/>
+                          <w:szCs w:val="21"/>
+                          <w:lang w:eastAsia="en-US"/>
+                        </w:rPr>
+                        <w:t>5</w:t>
+                      </w:r>
+                    </w:p>
+                    <w:p>
+                      <w:pPr>
+                        <w:shd w:val="clear" w:color="auto" w:fill="121314"/>
+                        <w:spacing w:after="0" w:line="285" w:lineRule="atLeast"/>
+                        <w:rPr>
+                          <w:rFonts w:ascii="Consolas" w:eastAsia="Times New Roman" w:hAnsi="Consolas" w:cs="Times New Roman"/>
+                          <w:color w:val="BBBEBF"/>
+                          <w:sz w:val="21"/>
+                          <w:szCs w:val="21"/>
+                          <w:lang w:eastAsia="en-US"/>
+                        </w:rPr>
+                      </w:pPr>
+                      <w:r>
+                        <w:rPr>
+                          <w:rFonts w:ascii="Consolas" w:eastAsia="Times New Roman" w:hAnsi="Consolas" w:cs="Times New Roman"/>
+                          <w:color w:val="DCDCAA"/>
+                          <w:sz w:val="21"/>
+                          <w:szCs w:val="21"/>
+                          <w:lang w:eastAsia="en-US"/>
+                        </w:rPr>
+                        <w:t>li</w:t>
+                      </w:r>
+                      <w:r>
+                        <w:rPr>
+                          <w:rFonts w:ascii="Consolas" w:eastAsia="Times New Roman" w:hAnsi="Consolas" w:cs="Times New Roman"/>
+                          <w:color w:val="BBBEBF"/>
+                          <w:sz w:val="21"/>
+                          <w:szCs w:val="21"/>
+                          <w:lang w:eastAsia="en-US"/>
+                        </w:rPr>
+                        <w:t xml:space="preserve"> </w:t>
+                      </w:r>
+                      <w:r>
+                        <w:rPr>
+                          <w:rFonts w:ascii="Consolas" w:eastAsia="Times New Roman" w:hAnsi="Consolas" w:cs="Times New Roman"/>
+                          <w:color w:val="C9D1D9"/>
+                          <w:sz w:val="21"/>
+                          <w:szCs w:val="21"/>
+                          <w:lang w:eastAsia="en-US"/>
+                        </w:rPr>
+                        <w:t>x6</w:t>
+                      </w:r>
+                      <w:r>
+                        <w:rPr>
+                          <w:rFonts w:ascii="Consolas" w:eastAsia="Times New Roman" w:hAnsi="Consolas" w:cs="Times New Roman"/>
+                          <w:color w:val="BBBEBF"/>
+                          <w:sz w:val="21"/>
+                          <w:szCs w:val="21"/>
+                          <w:lang w:eastAsia="en-US"/>
+                        </w:rPr>
+                        <w:t xml:space="preserve">, </w:t>
+                      </w:r>
+                      <w:r>
+                        <w:rPr>
+                          <w:rFonts w:ascii="Consolas" w:eastAsia="Times New Roman" w:hAnsi="Consolas" w:cs="Times New Roman"/>
+                          <w:color w:val="B5CEA8"/>
+                          <w:sz w:val="21"/>
+                          <w:szCs w:val="21"/>
+                          <w:lang w:eastAsia="en-US"/>
+                        </w:rPr>
+                        <w:t>5</w:t>
+                      </w:r>
+                    </w:p>
+                    <w:p>
+                      <w:pPr>
+                        <w:shd w:val="clear" w:color="auto" w:fill="121314"/>
+                        <w:spacing w:after="0" w:line="285" w:lineRule="atLeast"/>
+                        <w:rPr>
+                          <w:rFonts w:ascii="Consolas" w:eastAsia="Times New Roman" w:hAnsi="Consolas" w:cs="Times New Roman"/>
+                          <w:color w:val="BBBEBF"/>
+                          <w:sz w:val="21"/>
+                          <w:szCs w:val="21"/>
+                          <w:lang w:eastAsia="en-US"/>
+                        </w:rPr>
+                      </w:pPr>
+                      <w:r>
+                        <w:rPr>
+                          <w:rFonts w:ascii="Consolas" w:eastAsia="Times New Roman" w:hAnsi="Consolas" w:cs="Times New Roman"/>
+                          <w:color w:val="DCDCAA"/>
+                          <w:sz w:val="21"/>
+                          <w:szCs w:val="21"/>
+                          <w:lang w:eastAsia="en-US"/>
+                        </w:rPr>
+                        <w:t>li</w:t>
+                      </w:r>
+                      <w:r>
+                        <w:rPr>
+                          <w:rFonts w:ascii="Consolas" w:eastAsia="Times New Roman" w:hAnsi="Consolas" w:cs="Times New Roman"/>
+                          <w:color w:val="BBBEBF"/>
+                          <w:sz w:val="21"/>
+                          <w:szCs w:val="21"/>
+                          <w:lang w:eastAsia="en-US"/>
+                        </w:rPr>
+                        <w:t xml:space="preserve"> </w:t>
+                      </w:r>
+                      <w:r>
+                        <w:rPr>
+                          <w:rFonts w:ascii="Consolas" w:eastAsia="Times New Roman" w:hAnsi="Consolas" w:cs="Times New Roman"/>
+                          <w:color w:val="C9D1D9"/>
+                          <w:sz w:val="21"/>
+                          <w:szCs w:val="21"/>
+                          <w:lang w:eastAsia="en-US"/>
+                        </w:rPr>
+                        <w:t>x10</w:t>
+                      </w:r>
+                      <w:r>
+                        <w:rPr>
+                          <w:rFonts w:ascii="Consolas" w:eastAsia="Times New Roman" w:hAnsi="Consolas" w:cs="Times New Roman"/>
+                          <w:color w:val="BBBEBF"/>
+                          <w:sz w:val="21"/>
+                          <w:szCs w:val="21"/>
+                          <w:lang w:eastAsia="en-US"/>
+                        </w:rPr>
+                        <w:t xml:space="preserve">, </w:t>
+                      </w:r>
+                      <w:r>
+                        <w:rPr>
+                          <w:rFonts w:ascii="Consolas" w:eastAsia="Times New Roman" w:hAnsi="Consolas" w:cs="Times New Roman"/>
+                          <w:color w:val="B5CEA8"/>
+                          <w:sz w:val="21"/>
+                          <w:szCs w:val="21"/>
+                          <w:lang w:eastAsia="en-US"/>
+                        </w:rPr>
+                        <w:t>0x100</w:t>
+                      </w:r>
+                    </w:p>
+                    <w:p>
+                      <w:pPr>
+                        <w:shd w:val="clear" w:color="auto" w:fill="121314"/>
+                        <w:spacing w:after="0" w:line="285" w:lineRule="atLeast"/>
+                        <w:rPr>
+                          <w:rFonts w:ascii="Consolas" w:eastAsia="Times New Roman" w:hAnsi="Consolas" w:cs="Times New Roman"/>
+                          <w:color w:val="BBBEBF"/>
+                          <w:sz w:val="21"/>
+                          <w:szCs w:val="21"/>
+                          <w:lang w:eastAsia="en-US"/>
+                        </w:rPr>
+                      </w:pPr>
+                      <w:r>
+                        <w:rPr>
+                          <w:rFonts w:ascii="Consolas" w:eastAsia="Times New Roman" w:hAnsi="Consolas" w:cs="Times New Roman"/>
+                          <w:color w:val="D2A8FF"/>
+                          <w:sz w:val="21"/>
+                          <w:szCs w:val="21"/>
+                          <w:lang w:eastAsia="en-US"/>
+                        </w:rPr>
+                        <w:t>FOR2</w:t>
+                      </w:r>
+                      <w:r>
+                        <w:rPr>
+                          <w:rFonts w:ascii="Consolas" w:eastAsia="Times New Roman" w:hAnsi="Consolas" w:cs="Times New Roman"/>
+                          <w:color w:val="BBBEBF"/>
+                          <w:sz w:val="21"/>
+                          <w:szCs w:val="21"/>
+                          <w:lang w:eastAsia="en-US"/>
+                        </w:rPr>
+                        <w:t>:</w:t>
+                      </w:r>
+                    </w:p>
+                    <w:p>
+                      <w:pPr>
+                        <w:shd w:val="clear" w:color="auto" w:fill="121314"/>
+                        <w:spacing w:after="0" w:line="285" w:lineRule="atLeast"/>
+                        <w:rPr>
+                          <w:rFonts w:ascii="Consolas" w:eastAsia="Times New Roman" w:hAnsi="Consolas" w:cs="Times New Roman"/>
+                          <w:color w:val="BBBEBF"/>
+                          <w:sz w:val="21"/>
+                          <w:szCs w:val="21"/>
+                          <w:lang w:eastAsia="en-US"/>
+                        </w:rPr>
+                      </w:pPr>
+                      <w:r>
+                        <w:rPr>
+                          <w:rFonts w:ascii="Consolas" w:eastAsia="Times New Roman" w:hAnsi="Consolas" w:cs="Times New Roman"/>
+                          <w:color w:val="BBBEBF"/>
+                          <w:sz w:val="21"/>
+                          <w:szCs w:val="21"/>
+                          <w:lang w:eastAsia="en-US"/>
+                        </w:rPr>
+                        <w:t xml:space="preserve">    </w:t>
+                      </w:r>
+                      <w:proofErr w:type="spellStart"/>
+                      <w:r>
+                        <w:rPr>
+                          <w:rFonts w:ascii="Consolas" w:eastAsia="Times New Roman" w:hAnsi="Consolas" w:cs="Times New Roman"/>
+                          <w:color w:val="DCDCAA"/>
+                          <w:sz w:val="21"/>
+                          <w:szCs w:val="21"/>
+                          <w:lang w:eastAsia="en-US"/>
+                        </w:rPr>
+                        <w:t>bge</w:t>
+                      </w:r>
+                      <w:proofErr w:type="spellEnd"/>
+                      <w:r>
+                        <w:rPr>
+                          <w:rFonts w:ascii="Consolas" w:eastAsia="Times New Roman" w:hAnsi="Consolas" w:cs="Times New Roman"/>
+                          <w:color w:val="BBBEBF"/>
+                          <w:sz w:val="21"/>
+                          <w:szCs w:val="21"/>
+                          <w:lang w:eastAsia="en-US"/>
+                        </w:rPr>
+                        <w:t xml:space="preserve"> </w:t>
+                      </w:r>
+                      <w:r>
+                        <w:rPr>
+                          <w:rFonts w:ascii="Consolas" w:eastAsia="Times New Roman" w:hAnsi="Consolas" w:cs="Times New Roman"/>
+                          <w:color w:val="C9D1D9"/>
+                          <w:sz w:val="21"/>
+                          <w:szCs w:val="21"/>
+                          <w:lang w:eastAsia="en-US"/>
+                        </w:rPr>
+                        <w:t>x7</w:t>
+                      </w:r>
+                      <w:r>
+                        <w:rPr>
+                          <w:rFonts w:ascii="Consolas" w:eastAsia="Times New Roman" w:hAnsi="Consolas" w:cs="Times New Roman"/>
+                          <w:color w:val="BBBEBF"/>
+                          <w:sz w:val="21"/>
+                          <w:szCs w:val="21"/>
+                          <w:lang w:eastAsia="en-US"/>
+                        </w:rPr>
+                        <w:t xml:space="preserve">, </w:t>
+                      </w:r>
+                      <w:r>
+                        <w:rPr>
+                          <w:rFonts w:ascii="Consolas" w:eastAsia="Times New Roman" w:hAnsi="Consolas" w:cs="Times New Roman"/>
+                          <w:color w:val="C9D1D9"/>
+                          <w:sz w:val="21"/>
+                          <w:szCs w:val="21"/>
+                          <w:lang w:eastAsia="en-US"/>
+                        </w:rPr>
+                        <w:t>x5</w:t>
+                      </w:r>
+                      <w:r>
+                        <w:rPr>
+                          <w:rFonts w:ascii="Consolas" w:eastAsia="Times New Roman" w:hAnsi="Consolas" w:cs="Times New Roman"/>
+                          <w:color w:val="BBBEBF"/>
+                          <w:sz w:val="21"/>
+                          <w:szCs w:val="21"/>
+                          <w:lang w:eastAsia="en-US"/>
+                        </w:rPr>
+                        <w:t>, Exit2</w:t>
+                      </w:r>
+                    </w:p>
+                    <w:p>
+                      <w:pPr>
+                        <w:shd w:val="clear" w:color="auto" w:fill="121314"/>
+                        <w:spacing w:after="0" w:line="285" w:lineRule="atLeast"/>
+                        <w:rPr>
+                          <w:rFonts w:ascii="Consolas" w:eastAsia="Times New Roman" w:hAnsi="Consolas" w:cs="Times New Roman"/>
+                          <w:color w:val="BBBEBF"/>
+                          <w:sz w:val="21"/>
+                          <w:szCs w:val="21"/>
+                          <w:lang w:eastAsia="en-US"/>
+                        </w:rPr>
+                      </w:pPr>
+                      <w:r>
+                        <w:rPr>
+                          <w:rFonts w:ascii="Consolas" w:eastAsia="Times New Roman" w:hAnsi="Consolas" w:cs="Times New Roman"/>
+                          <w:color w:val="BBBEBF"/>
+                          <w:sz w:val="21"/>
+                          <w:szCs w:val="21"/>
+                          <w:lang w:eastAsia="en-US"/>
+                        </w:rPr>
+                        <w:t xml:space="preserve">    </w:t>
+                      </w:r>
+                      <w:r>
+                        <w:rPr>
+                          <w:rFonts w:ascii="Consolas" w:eastAsia="Times New Roman" w:hAnsi="Consolas" w:cs="Times New Roman"/>
+                          <w:color w:val="DCDCAA"/>
+                          <w:sz w:val="21"/>
+                          <w:szCs w:val="21"/>
+                          <w:lang w:eastAsia="en-US"/>
+                        </w:rPr>
+                        <w:t>li</w:t>
+                      </w:r>
+                      <w:r>
+                        <w:rPr>
+                          <w:rFonts w:ascii="Consolas" w:eastAsia="Times New Roman" w:hAnsi="Consolas" w:cs="Times New Roman"/>
+                          <w:color w:val="BBBEBF"/>
+                          <w:sz w:val="21"/>
+                          <w:szCs w:val="21"/>
+                          <w:lang w:eastAsia="en-US"/>
+                        </w:rPr>
+                        <w:t xml:space="preserve"> </w:t>
+                      </w:r>
+                      <w:r>
+                        <w:rPr>
+                          <w:rFonts w:ascii="Consolas" w:eastAsia="Times New Roman" w:hAnsi="Consolas" w:cs="Times New Roman"/>
+                          <w:color w:val="C9D1D9"/>
+                          <w:sz w:val="21"/>
+                          <w:szCs w:val="21"/>
+                          <w:lang w:eastAsia="en-US"/>
+                        </w:rPr>
+                        <w:t>x29</w:t>
+                      </w:r>
+                      <w:r>
+                        <w:rPr>
+                          <w:rFonts w:ascii="Consolas" w:eastAsia="Times New Roman" w:hAnsi="Consolas" w:cs="Times New Roman"/>
+                          <w:color w:val="BBBEBF"/>
+                          <w:sz w:val="21"/>
+                          <w:szCs w:val="21"/>
+                          <w:lang w:eastAsia="en-US"/>
+                        </w:rPr>
+                        <w:t xml:space="preserve">, </w:t>
+                      </w:r>
+                      <w:r>
+                        <w:rPr>
+                          <w:rFonts w:ascii="Consolas" w:eastAsia="Times New Roman" w:hAnsi="Consolas" w:cs="Times New Roman"/>
+                          <w:color w:val="B5CEA8"/>
+                          <w:sz w:val="21"/>
+                          <w:szCs w:val="21"/>
+                          <w:lang w:eastAsia="en-US"/>
+                        </w:rPr>
+                        <w:t>0</w:t>
+                      </w:r>
+                    </w:p>
+                    <w:p>
+                      <w:pPr>
+                        <w:shd w:val="clear" w:color="auto" w:fill="121314"/>
+                        <w:spacing w:after="0" w:line="285" w:lineRule="atLeast"/>
+                        <w:rPr>
+                          <w:rFonts w:ascii="Consolas" w:eastAsia="Times New Roman" w:hAnsi="Consolas" w:cs="Times New Roman"/>
+                          <w:color w:val="BBBEBF"/>
+                          <w:sz w:val="21"/>
+                          <w:szCs w:val="21"/>
+                          <w:lang w:eastAsia="en-US"/>
+                        </w:rPr>
+                      </w:pPr>
+                      <w:r>
+                        <w:rPr>
+                          <w:rFonts w:ascii="Consolas" w:eastAsia="Times New Roman" w:hAnsi="Consolas" w:cs="Times New Roman"/>
+                          <w:color w:val="BBBEBF"/>
+                          <w:sz w:val="21"/>
+                          <w:szCs w:val="21"/>
+                          <w:lang w:eastAsia="en-US"/>
+                        </w:rPr>
+                        <w:t xml:space="preserve">    </w:t>
+                      </w:r>
+                      <w:r>
+                        <w:rPr>
+                          <w:rFonts w:ascii="Consolas" w:eastAsia="Times New Roman" w:hAnsi="Consolas" w:cs="Times New Roman"/>
+                          <w:color w:val="D2A8FF"/>
+                          <w:sz w:val="21"/>
+                          <w:szCs w:val="21"/>
+                          <w:lang w:eastAsia="en-US"/>
+                        </w:rPr>
+                        <w:t>FOR1</w:t>
+                      </w:r>
+                      <w:r>
+                        <w:rPr>
+                          <w:rFonts w:ascii="Consolas" w:eastAsia="Times New Roman" w:hAnsi="Consolas" w:cs="Times New Roman"/>
+                          <w:color w:val="BBBEBF"/>
+                          <w:sz w:val="21"/>
+                          <w:szCs w:val="21"/>
+                          <w:lang w:eastAsia="en-US"/>
+                        </w:rPr>
+                        <w:t>:</w:t>
+                      </w:r>
+                    </w:p>
+                    <w:p>
+                      <w:pPr>
+                        <w:shd w:val="clear" w:color="auto" w:fill="121314"/>
+                        <w:spacing w:after="0" w:line="285" w:lineRule="atLeast"/>
+                        <w:rPr>
+                          <w:rFonts w:ascii="Consolas" w:eastAsia="Times New Roman" w:hAnsi="Consolas" w:cs="Times New Roman"/>
+                          <w:color w:val="BBBEBF"/>
+                          <w:sz w:val="21"/>
+                          <w:szCs w:val="21"/>
+                          <w:lang w:eastAsia="en-US"/>
+                        </w:rPr>
+                      </w:pPr>
+                      <w:r>
+                        <w:rPr>
+                          <w:rFonts w:ascii="Consolas" w:eastAsia="Times New Roman" w:hAnsi="Consolas" w:cs="Times New Roman"/>
+                          <w:color w:val="BBBEBF"/>
+                          <w:sz w:val="21"/>
+                          <w:szCs w:val="21"/>
+                          <w:lang w:eastAsia="en-US"/>
+                        </w:rPr>
+                        <w:t xml:space="preserve">        </w:t>
+                      </w:r>
+                      <w:proofErr w:type="spellStart"/>
+                      <w:r>
+                        <w:rPr>
+                          <w:rFonts w:ascii="Consolas" w:eastAsia="Times New Roman" w:hAnsi="Consolas" w:cs="Times New Roman"/>
+                          <w:color w:val="DCDCAA"/>
+                          <w:sz w:val="21"/>
+                          <w:szCs w:val="21"/>
+                          <w:lang w:eastAsia="en-US"/>
+                        </w:rPr>
+                        <w:t>bge</w:t>
+                      </w:r>
+                      <w:proofErr w:type="spellEnd"/>
+                      <w:r>
+                        <w:rPr>
+                          <w:rFonts w:ascii="Consolas" w:eastAsia="Times New Roman" w:hAnsi="Consolas" w:cs="Times New Roman"/>
+                          <w:color w:val="BBBEBF"/>
+                          <w:sz w:val="21"/>
+                          <w:szCs w:val="21"/>
+                          <w:lang w:eastAsia="en-US"/>
+                        </w:rPr>
+                        <w:t xml:space="preserve"> </w:t>
+                      </w:r>
+                      <w:r>
+                        <w:rPr>
+                          <w:rFonts w:ascii="Consolas" w:eastAsia="Times New Roman" w:hAnsi="Consolas" w:cs="Times New Roman"/>
+                          <w:color w:val="C9D1D9"/>
+                          <w:sz w:val="21"/>
+                          <w:szCs w:val="21"/>
+                          <w:lang w:eastAsia="en-US"/>
+                        </w:rPr>
+                        <w:t>x29</w:t>
+                      </w:r>
+                      <w:r>
+                        <w:rPr>
+                          <w:rFonts w:ascii="Consolas" w:eastAsia="Times New Roman" w:hAnsi="Consolas" w:cs="Times New Roman"/>
+                          <w:color w:val="BBBEBF"/>
+                          <w:sz w:val="21"/>
+                          <w:szCs w:val="21"/>
+                          <w:lang w:eastAsia="en-US"/>
+                        </w:rPr>
+                        <w:t xml:space="preserve">, </w:t>
+                      </w:r>
+                      <w:r>
+                        <w:rPr>
+                          <w:rFonts w:ascii="Consolas" w:eastAsia="Times New Roman" w:hAnsi="Consolas" w:cs="Times New Roman"/>
+                          <w:color w:val="C9D1D9"/>
+                          <w:sz w:val="21"/>
+                          <w:szCs w:val="21"/>
+                          <w:lang w:eastAsia="en-US"/>
+                        </w:rPr>
+                        <w:t>x6</w:t>
+                      </w:r>
+                      <w:r>
+                        <w:rPr>
+                          <w:rFonts w:ascii="Consolas" w:eastAsia="Times New Roman" w:hAnsi="Consolas" w:cs="Times New Roman"/>
+                          <w:color w:val="BBBEBF"/>
+                          <w:sz w:val="21"/>
+                          <w:szCs w:val="21"/>
+                          <w:lang w:eastAsia="en-US"/>
+                        </w:rPr>
+                        <w:t>, EXIT1</w:t>
+                      </w:r>
+                    </w:p>
+                    <w:p>
+                      <w:pPr>
+                        <w:shd w:val="clear" w:color="auto" w:fill="121314"/>
+                        <w:spacing w:after="0" w:line="285" w:lineRule="atLeast"/>
+                        <w:rPr>
+                          <w:rFonts w:ascii="Consolas" w:eastAsia="Times New Roman" w:hAnsi="Consolas" w:cs="Times New Roman"/>
+                          <w:color w:val="BBBEBF"/>
+                          <w:sz w:val="21"/>
+                          <w:szCs w:val="21"/>
+                          <w:lang w:eastAsia="en-US"/>
+                        </w:rPr>
+                      </w:pPr>
+                      <w:r>
+                        <w:rPr>
+                          <w:rFonts w:ascii="Consolas" w:eastAsia="Times New Roman" w:hAnsi="Consolas" w:cs="Times New Roman"/>
+                          <w:color w:val="BBBEBF"/>
+                          <w:sz w:val="21"/>
+                          <w:szCs w:val="21"/>
+                          <w:lang w:eastAsia="en-US"/>
+                        </w:rPr>
+                        <w:t xml:space="preserve">        </w:t>
+                      </w:r>
+                      <w:proofErr w:type="spellStart"/>
+                      <w:r>
+                        <w:rPr>
+                          <w:rFonts w:ascii="Consolas" w:eastAsia="Times New Roman" w:hAnsi="Consolas" w:cs="Times New Roman"/>
+                          <w:color w:val="DCDCAA"/>
+                          <w:sz w:val="21"/>
+                          <w:szCs w:val="21"/>
+                          <w:lang w:eastAsia="en-US"/>
+                        </w:rPr>
+                        <w:t>slli</w:t>
+                      </w:r>
+                      <w:proofErr w:type="spellEnd"/>
+                      <w:r>
+                        <w:rPr>
+                          <w:rFonts w:ascii="Consolas" w:eastAsia="Times New Roman" w:hAnsi="Consolas" w:cs="Times New Roman"/>
+                          <w:color w:val="BBBEBF"/>
+                          <w:sz w:val="21"/>
+                          <w:szCs w:val="21"/>
+                          <w:lang w:eastAsia="en-US"/>
+                        </w:rPr>
+                        <w:t xml:space="preserve"> </w:t>
+                      </w:r>
+                      <w:r>
+                        <w:rPr>
+                          <w:rFonts w:ascii="Consolas" w:eastAsia="Times New Roman" w:hAnsi="Consolas" w:cs="Times New Roman"/>
+                          <w:color w:val="C9D1D9"/>
+                          <w:sz w:val="21"/>
+                          <w:szCs w:val="21"/>
+                          <w:lang w:eastAsia="en-US"/>
+                        </w:rPr>
+                        <w:t>x8</w:t>
+                      </w:r>
+                      <w:r>
+                        <w:rPr>
+                          <w:rFonts w:ascii="Consolas" w:eastAsia="Times New Roman" w:hAnsi="Consolas" w:cs="Times New Roman"/>
+                          <w:color w:val="BBBEBF"/>
+                          <w:sz w:val="21"/>
+                          <w:szCs w:val="21"/>
+                          <w:lang w:eastAsia="en-US"/>
+                        </w:rPr>
+                        <w:t xml:space="preserve">, </w:t>
+                      </w:r>
+                      <w:r>
+                        <w:rPr>
+                          <w:rFonts w:ascii="Consolas" w:eastAsia="Times New Roman" w:hAnsi="Consolas" w:cs="Times New Roman"/>
+                          <w:color w:val="C9D1D9"/>
+                          <w:sz w:val="21"/>
+                          <w:szCs w:val="21"/>
+                          <w:lang w:eastAsia="en-US"/>
+                        </w:rPr>
+                        <w:t>x29</w:t>
+                      </w:r>
+                      <w:r>
+                        <w:rPr>
+                          <w:rFonts w:ascii="Consolas" w:eastAsia="Times New Roman" w:hAnsi="Consolas" w:cs="Times New Roman"/>
+                          <w:color w:val="BBBEBF"/>
+                          <w:sz w:val="21"/>
+                          <w:szCs w:val="21"/>
+                          <w:lang w:eastAsia="en-US"/>
+                        </w:rPr>
+                        <w:t xml:space="preserve">, </w:t>
+                      </w:r>
+                      <w:r>
+                        <w:rPr>
+                          <w:rFonts w:ascii="Consolas" w:eastAsia="Times New Roman" w:hAnsi="Consolas" w:cs="Times New Roman"/>
+                          <w:color w:val="B5CEA8"/>
+                          <w:sz w:val="21"/>
+                          <w:szCs w:val="21"/>
+                          <w:lang w:eastAsia="en-US"/>
+                        </w:rPr>
+                        <w:t>2</w:t>
+                      </w:r>
+                    </w:p>
+                    <w:p>
+                      <w:pPr>
+                        <w:shd w:val="clear" w:color="auto" w:fill="121314"/>
+                        <w:spacing w:after="0" w:line="285" w:lineRule="atLeast"/>
+                        <w:rPr>
+                          <w:rFonts w:ascii="Consolas" w:eastAsia="Times New Roman" w:hAnsi="Consolas" w:cs="Times New Roman"/>
+                          <w:color w:val="BBBEBF"/>
+                          <w:sz w:val="21"/>
+                          <w:szCs w:val="21"/>
+                          <w:lang w:eastAsia="en-US"/>
+                        </w:rPr>
+                      </w:pPr>
+                      <w:r>
+                        <w:rPr>
+                          <w:rFonts w:ascii="Consolas" w:eastAsia="Times New Roman" w:hAnsi="Consolas" w:cs="Times New Roman"/>
+                          <w:color w:val="BBBEBF"/>
+                          <w:sz w:val="21"/>
+                          <w:szCs w:val="21"/>
+                          <w:lang w:eastAsia="en-US"/>
+                        </w:rPr>
+                        <w:t xml:space="preserve">        </w:t>
+                      </w:r>
+                      <w:r>
+                        <w:rPr>
+                          <w:rFonts w:ascii="Consolas" w:eastAsia="Times New Roman" w:hAnsi="Consolas" w:cs="Times New Roman"/>
+                          <w:color w:val="DCDCAA"/>
+                          <w:sz w:val="21"/>
+                          <w:szCs w:val="21"/>
+                          <w:lang w:eastAsia="en-US"/>
+                        </w:rPr>
+                        <w:t>add</w:t>
+                      </w:r>
+                      <w:r>
+                        <w:rPr>
+                          <w:rFonts w:ascii="Consolas" w:eastAsia="Times New Roman" w:hAnsi="Consolas" w:cs="Times New Roman"/>
+                          <w:color w:val="BBBEBF"/>
+                          <w:sz w:val="21"/>
+                          <w:szCs w:val="21"/>
+                          <w:lang w:eastAsia="en-US"/>
+                        </w:rPr>
+                        <w:t xml:space="preserve"> </w:t>
+                      </w:r>
+                      <w:r>
+                        <w:rPr>
+                          <w:rFonts w:ascii="Consolas" w:eastAsia="Times New Roman" w:hAnsi="Consolas" w:cs="Times New Roman"/>
+                          <w:color w:val="C9D1D9"/>
+                          <w:sz w:val="21"/>
+                          <w:szCs w:val="21"/>
+                          <w:lang w:eastAsia="en-US"/>
+                        </w:rPr>
+                        <w:t>x8</w:t>
+                      </w:r>
+                      <w:r>
+                        <w:rPr>
+                          <w:rFonts w:ascii="Consolas" w:eastAsia="Times New Roman" w:hAnsi="Consolas" w:cs="Times New Roman"/>
+                          <w:color w:val="BBBEBF"/>
+                          <w:sz w:val="21"/>
+                          <w:szCs w:val="21"/>
+                          <w:lang w:eastAsia="en-US"/>
+                        </w:rPr>
+                        <w:t xml:space="preserve">, </w:t>
+                      </w:r>
+                      <w:r>
+                        <w:rPr>
+                          <w:rFonts w:ascii="Consolas" w:eastAsia="Times New Roman" w:hAnsi="Consolas" w:cs="Times New Roman"/>
+                          <w:color w:val="C9D1D9"/>
+                          <w:sz w:val="21"/>
+                          <w:szCs w:val="21"/>
+                          <w:lang w:eastAsia="en-US"/>
+                        </w:rPr>
+                        <w:t>x8</w:t>
+                      </w:r>
+                      <w:r>
+                        <w:rPr>
+                          <w:rFonts w:ascii="Consolas" w:eastAsia="Times New Roman" w:hAnsi="Consolas" w:cs="Times New Roman"/>
+                          <w:color w:val="BBBEBF"/>
+                          <w:sz w:val="21"/>
+                          <w:szCs w:val="21"/>
+                          <w:lang w:eastAsia="en-US"/>
+                        </w:rPr>
+                        <w:t xml:space="preserve">, </w:t>
+                      </w:r>
+                      <w:r>
+                        <w:rPr>
+                          <w:rFonts w:ascii="Consolas" w:eastAsia="Times New Roman" w:hAnsi="Consolas" w:cs="Times New Roman"/>
+                          <w:color w:val="C9D1D9"/>
+                          <w:sz w:val="21"/>
+                          <w:szCs w:val="21"/>
+                          <w:lang w:eastAsia="en-US"/>
+                        </w:rPr>
+                        <w:t>x10</w:t>
+                      </w:r>
+                    </w:p>
+                    <w:p>
+                      <w:pPr>
+                        <w:shd w:val="clear" w:color="auto" w:fill="121314"/>
+                        <w:spacing w:after="0" w:line="285" w:lineRule="atLeast"/>
+                        <w:rPr>
+                          <w:rFonts w:ascii="Consolas" w:eastAsia="Times New Roman" w:hAnsi="Consolas" w:cs="Times New Roman"/>
+                          <w:color w:val="BBBEBF"/>
+                          <w:sz w:val="21"/>
+                          <w:szCs w:val="21"/>
+                          <w:lang w:eastAsia="en-US"/>
+                        </w:rPr>
+                      </w:pPr>
+                      <w:r>
+                        <w:rPr>
+                          <w:rFonts w:ascii="Consolas" w:eastAsia="Times New Roman" w:hAnsi="Consolas" w:cs="Times New Roman"/>
+                          <w:color w:val="BBBEBF"/>
+                          <w:sz w:val="21"/>
+                          <w:szCs w:val="21"/>
+                          <w:lang w:eastAsia="en-US"/>
+                        </w:rPr>
+                        <w:t xml:space="preserve">        </w:t>
+                      </w:r>
+                      <w:r>
+                        <w:rPr>
+                          <w:rFonts w:ascii="Consolas" w:eastAsia="Times New Roman" w:hAnsi="Consolas" w:cs="Times New Roman"/>
+                          <w:color w:val="DCDCAA"/>
+                          <w:sz w:val="21"/>
+                          <w:szCs w:val="21"/>
+                          <w:lang w:eastAsia="en-US"/>
+                        </w:rPr>
+                        <w:t>add</w:t>
+                      </w:r>
+                      <w:r>
+                        <w:rPr>
+                          <w:rFonts w:ascii="Consolas" w:eastAsia="Times New Roman" w:hAnsi="Consolas" w:cs="Times New Roman"/>
+                          <w:color w:val="BBBEBF"/>
+                          <w:sz w:val="21"/>
+                          <w:szCs w:val="21"/>
+                          <w:lang w:eastAsia="en-US"/>
+                        </w:rPr>
+                        <w:t xml:space="preserve"> </w:t>
+                      </w:r>
+                      <w:r>
+                        <w:rPr>
+                          <w:rFonts w:ascii="Consolas" w:eastAsia="Times New Roman" w:hAnsi="Consolas" w:cs="Times New Roman"/>
+                          <w:color w:val="C9D1D9"/>
+                          <w:sz w:val="21"/>
+                          <w:szCs w:val="21"/>
+                          <w:lang w:eastAsia="en-US"/>
+                        </w:rPr>
+                        <w:t>x9</w:t>
+                      </w:r>
+                      <w:r>
+                        <w:rPr>
+                          <w:rFonts w:ascii="Consolas" w:eastAsia="Times New Roman" w:hAnsi="Consolas" w:cs="Times New Roman"/>
+                          <w:color w:val="BBBEBF"/>
+                          <w:sz w:val="21"/>
+                          <w:szCs w:val="21"/>
+                          <w:lang w:eastAsia="en-US"/>
+                        </w:rPr>
+                        <w:t xml:space="preserve">, </w:t>
+                      </w:r>
+                      <w:r>
+                        <w:rPr>
+                          <w:rFonts w:ascii="Consolas" w:eastAsia="Times New Roman" w:hAnsi="Consolas" w:cs="Times New Roman"/>
+                          <w:color w:val="C9D1D9"/>
+                          <w:sz w:val="21"/>
+                          <w:szCs w:val="21"/>
+                          <w:lang w:eastAsia="en-US"/>
+                        </w:rPr>
+                        <w:t>x7</w:t>
+                      </w:r>
+                      <w:r>
+                        <w:rPr>
+                          <w:rFonts w:ascii="Consolas" w:eastAsia="Times New Roman" w:hAnsi="Consolas" w:cs="Times New Roman"/>
+                          <w:color w:val="BBBEBF"/>
+                          <w:sz w:val="21"/>
+                          <w:szCs w:val="21"/>
+                          <w:lang w:eastAsia="en-US"/>
+                        </w:rPr>
+                        <w:t>,</w:t>
+                      </w:r>
+                      <w:r>
+                        <w:rPr>
+                          <w:rFonts w:ascii="Consolas" w:eastAsia="Times New Roman" w:hAnsi="Consolas" w:cs="Times New Roman"/>
+                          <w:color w:val="C9D1D9"/>
+                          <w:sz w:val="21"/>
+                          <w:szCs w:val="21"/>
+                          <w:lang w:eastAsia="en-US"/>
+                        </w:rPr>
+                        <w:t>x29</w:t>
+                      </w:r>
+                    </w:p>
+                    <w:p>
+                      <w:pPr>
+                        <w:shd w:val="clear" w:color="auto" w:fill="121314"/>
+                        <w:spacing w:after="0" w:line="285" w:lineRule="atLeast"/>
+                        <w:rPr>
+                          <w:rFonts w:ascii="Consolas" w:eastAsia="Times New Roman" w:hAnsi="Consolas" w:cs="Times New Roman"/>
+                          <w:color w:val="BBBEBF"/>
+                          <w:sz w:val="21"/>
+                          <w:szCs w:val="21"/>
+                          <w:lang w:eastAsia="en-US"/>
+                        </w:rPr>
+                      </w:pPr>
+                      <w:r>
+                        <w:rPr>
+                          <w:rFonts w:ascii="Consolas" w:eastAsia="Times New Roman" w:hAnsi="Consolas" w:cs="Times New Roman"/>
+                          <w:color w:val="BBBEBF"/>
+                          <w:sz w:val="21"/>
+                          <w:szCs w:val="21"/>
+                          <w:lang w:eastAsia="en-US"/>
+                        </w:rPr>
+                        <w:t xml:space="preserve">        </w:t>
+                      </w:r>
+                      <w:proofErr w:type="spellStart"/>
+                      <w:r>
+                        <w:rPr>
+                          <w:rFonts w:ascii="Consolas" w:eastAsia="Times New Roman" w:hAnsi="Consolas" w:cs="Times New Roman"/>
+                          <w:color w:val="DCDCAA"/>
+                          <w:sz w:val="21"/>
+                          <w:szCs w:val="21"/>
+                          <w:lang w:eastAsia="en-US"/>
+                        </w:rPr>
+                        <w:t>sw</w:t>
+                      </w:r>
+                      <w:proofErr w:type="spellEnd"/>
+                      <w:r>
+                        <w:rPr>
+                          <w:rFonts w:ascii="Consolas" w:eastAsia="Times New Roman" w:hAnsi="Consolas" w:cs="Times New Roman"/>
+                          <w:color w:val="BBBEBF"/>
+                          <w:sz w:val="21"/>
+                          <w:szCs w:val="21"/>
+                          <w:lang w:eastAsia="en-US"/>
+                        </w:rPr>
+                        <w:t xml:space="preserve"> </w:t>
+                      </w:r>
+                      <w:r>
+                        <w:rPr>
+                          <w:rFonts w:ascii="Consolas" w:eastAsia="Times New Roman" w:hAnsi="Consolas" w:cs="Times New Roman"/>
+                          <w:color w:val="C9D1D9"/>
+                          <w:sz w:val="21"/>
+                          <w:szCs w:val="21"/>
+                          <w:lang w:eastAsia="en-US"/>
+                        </w:rPr>
+                        <w:t>x9</w:t>
+                      </w:r>
+                      <w:r>
+                        <w:rPr>
+                          <w:rFonts w:ascii="Consolas" w:eastAsia="Times New Roman" w:hAnsi="Consolas" w:cs="Times New Roman"/>
+                          <w:color w:val="BBBEBF"/>
+                          <w:sz w:val="21"/>
+                          <w:szCs w:val="21"/>
+                          <w:lang w:eastAsia="en-US"/>
+                        </w:rPr>
+                        <w:t xml:space="preserve">, </w:t>
+                      </w:r>
+                      <w:r>
+                        <w:rPr>
+                          <w:rFonts w:ascii="Consolas" w:eastAsia="Times New Roman" w:hAnsi="Consolas" w:cs="Times New Roman"/>
+                          <w:color w:val="B5CEA8"/>
+                          <w:sz w:val="21"/>
+                          <w:szCs w:val="21"/>
+                          <w:lang w:eastAsia="en-US"/>
+                        </w:rPr>
+                        <w:t>0</w:t>
+                      </w:r>
+                      <w:r>
+                        <w:rPr>
+                          <w:rFonts w:ascii="Consolas" w:eastAsia="Times New Roman" w:hAnsi="Consolas" w:cs="Times New Roman"/>
+                          <w:color w:val="BBBEBF"/>
+                          <w:sz w:val="21"/>
+                          <w:szCs w:val="21"/>
+                          <w:lang w:eastAsia="en-US"/>
+                        </w:rPr>
+                        <w:t>(</w:t>
+                      </w:r>
+                      <w:r>
+                        <w:rPr>
+                          <w:rFonts w:ascii="Consolas" w:eastAsia="Times New Roman" w:hAnsi="Consolas" w:cs="Times New Roman"/>
+                          <w:color w:val="C9D1D9"/>
+                          <w:sz w:val="21"/>
+                          <w:szCs w:val="21"/>
+                          <w:lang w:eastAsia="en-US"/>
+                        </w:rPr>
+                        <w:t>x8</w:t>
+                      </w:r>
+                      <w:r>
+                        <w:rPr>
+                          <w:rFonts w:ascii="Consolas" w:eastAsia="Times New Roman" w:hAnsi="Consolas" w:cs="Times New Roman"/>
+                          <w:color w:val="BBBEBF"/>
+                          <w:sz w:val="21"/>
+                          <w:szCs w:val="21"/>
+                          <w:lang w:eastAsia="en-US"/>
+                        </w:rPr>
+                        <w:t>)</w:t>
+                      </w:r>
+                    </w:p>
+                    <w:p>
+                      <w:pPr>
+                        <w:shd w:val="clear" w:color="auto" w:fill="121314"/>
+                        <w:spacing w:after="0" w:line="285" w:lineRule="atLeast"/>
+                        <w:rPr>
+                          <w:rFonts w:ascii="Consolas" w:eastAsia="Times New Roman" w:hAnsi="Consolas" w:cs="Times New Roman"/>
+                          <w:color w:val="BBBEBF"/>
+                          <w:sz w:val="21"/>
+                          <w:szCs w:val="21"/>
+                          <w:lang w:eastAsia="en-US"/>
+                        </w:rPr>
+                      </w:pPr>
+                      <w:r>
+                        <w:rPr>
+                          <w:rFonts w:ascii="Consolas" w:eastAsia="Times New Roman" w:hAnsi="Consolas" w:cs="Times New Roman"/>
+                          <w:color w:val="BBBEBF"/>
+                          <w:sz w:val="21"/>
+                          <w:szCs w:val="21"/>
+                          <w:lang w:eastAsia="en-US"/>
+                        </w:rPr>
+                        <w:t xml:space="preserve">        </w:t>
+                      </w:r>
+                      <w:proofErr w:type="spellStart"/>
+                      <w:r>
+                        <w:rPr>
+                          <w:rFonts w:ascii="Consolas" w:eastAsia="Times New Roman" w:hAnsi="Consolas" w:cs="Times New Roman"/>
+                          <w:color w:val="DCDCAA"/>
+                          <w:sz w:val="21"/>
+                          <w:szCs w:val="21"/>
+                          <w:lang w:eastAsia="en-US"/>
+                        </w:rPr>
+                        <w:t>addi</w:t>
+                      </w:r>
+                      <w:proofErr w:type="spellEnd"/>
+                      <w:r>
+                        <w:rPr>
+                          <w:rFonts w:ascii="Consolas" w:eastAsia="Times New Roman" w:hAnsi="Consolas" w:cs="Times New Roman"/>
+                          <w:color w:val="BBBEBF"/>
+                          <w:sz w:val="21"/>
+                          <w:szCs w:val="21"/>
+                          <w:lang w:eastAsia="en-US"/>
+                        </w:rPr>
+                        <w:t xml:space="preserve"> </w:t>
+                      </w:r>
+                      <w:r>
+                        <w:rPr>
+                          <w:rFonts w:ascii="Consolas" w:eastAsia="Times New Roman" w:hAnsi="Consolas" w:cs="Times New Roman"/>
+                          <w:color w:val="C9D1D9"/>
+                          <w:sz w:val="21"/>
+                          <w:szCs w:val="21"/>
+                          <w:lang w:eastAsia="en-US"/>
+                        </w:rPr>
+                        <w:t>x29</w:t>
+                      </w:r>
+                      <w:r>
+                        <w:rPr>
+                          <w:rFonts w:ascii="Consolas" w:eastAsia="Times New Roman" w:hAnsi="Consolas" w:cs="Times New Roman"/>
+                          <w:color w:val="BBBEBF"/>
+                          <w:sz w:val="21"/>
+                          <w:szCs w:val="21"/>
+                          <w:lang w:eastAsia="en-US"/>
+                        </w:rPr>
+                        <w:t>,</w:t>
+                      </w:r>
+                      <w:r>
+                        <w:rPr>
+                          <w:rFonts w:ascii="Consolas" w:eastAsia="Times New Roman" w:hAnsi="Consolas" w:cs="Times New Roman"/>
+                          <w:color w:val="C9D1D9"/>
+                          <w:sz w:val="21"/>
+                          <w:szCs w:val="21"/>
+                          <w:lang w:eastAsia="en-US"/>
+                        </w:rPr>
+                        <w:t>x29</w:t>
+                      </w:r>
+                      <w:r>
+                        <w:rPr>
+                          <w:rFonts w:ascii="Consolas" w:eastAsia="Times New Roman" w:hAnsi="Consolas" w:cs="Times New Roman"/>
+                          <w:color w:val="BBBEBF"/>
+                          <w:sz w:val="21"/>
+                          <w:szCs w:val="21"/>
+                          <w:lang w:eastAsia="en-US"/>
+                        </w:rPr>
+                        <w:t>,</w:t>
+                      </w:r>
+                      <w:r>
+                        <w:rPr>
+                          <w:rFonts w:ascii="Consolas" w:eastAsia="Times New Roman" w:hAnsi="Consolas" w:cs="Times New Roman"/>
+                          <w:color w:val="B5CEA8"/>
+                          <w:sz w:val="21"/>
+                          <w:szCs w:val="21"/>
+                          <w:lang w:eastAsia="en-US"/>
+                        </w:rPr>
+                        <w:t>1</w:t>
+                      </w:r>
+                    </w:p>
+                    <w:p>
+                      <w:pPr>
+                        <w:shd w:val="clear" w:color="auto" w:fill="121314"/>
+                        <w:spacing w:after="0" w:line="285" w:lineRule="atLeast"/>
+                        <w:rPr>
+                          <w:rFonts w:ascii="Consolas" w:eastAsia="Times New Roman" w:hAnsi="Consolas" w:cs="Times New Roman"/>
+                          <w:color w:val="BBBEBF"/>
+                          <w:sz w:val="21"/>
+                          <w:szCs w:val="21"/>
+                          <w:lang w:eastAsia="en-US"/>
+                        </w:rPr>
+                      </w:pPr>
+                      <w:r>
+                        <w:rPr>
+                          <w:rFonts w:ascii="Consolas" w:eastAsia="Times New Roman" w:hAnsi="Consolas" w:cs="Times New Roman"/>
+                          <w:color w:val="BBBEBF"/>
+                          <w:sz w:val="21"/>
+                          <w:szCs w:val="21"/>
+                          <w:lang w:eastAsia="en-US"/>
+                        </w:rPr>
+                        <w:t xml:space="preserve">        </w:t>
+                      </w:r>
+                      <w:r>
+                        <w:rPr>
+                          <w:rFonts w:ascii="Consolas" w:eastAsia="Times New Roman" w:hAnsi="Consolas" w:cs="Times New Roman"/>
+                          <w:color w:val="DCDCAA"/>
+                          <w:sz w:val="21"/>
+                          <w:szCs w:val="21"/>
+                          <w:lang w:eastAsia="en-US"/>
+                        </w:rPr>
+                        <w:t>j</w:t>
+                      </w:r>
+                      <w:r>
+                        <w:rPr>
+                          <w:rFonts w:ascii="Consolas" w:eastAsia="Times New Roman" w:hAnsi="Consolas" w:cs="Times New Roman"/>
+                          <w:color w:val="BBBEBF"/>
+                          <w:sz w:val="21"/>
+                          <w:szCs w:val="21"/>
+                          <w:lang w:eastAsia="en-US"/>
+                        </w:rPr>
+                        <w:t xml:space="preserve"> FOR1</w:t>
+                      </w:r>
+                    </w:p>
+                    <w:p>
+                      <w:pPr>
+                        <w:shd w:val="clear" w:color="auto" w:fill="121314"/>
+                        <w:spacing w:after="0" w:line="285" w:lineRule="atLeast"/>
+                        <w:rPr>
+                          <w:rFonts w:ascii="Consolas" w:eastAsia="Times New Roman" w:hAnsi="Consolas" w:cs="Times New Roman"/>
+                          <w:color w:val="BBBEBF"/>
+                          <w:sz w:val="21"/>
+                          <w:szCs w:val="21"/>
+                          <w:lang w:eastAsia="en-US"/>
+                        </w:rPr>
+                      </w:pPr>
+                      <w:r>
+                        <w:rPr>
+                          <w:rFonts w:ascii="Consolas" w:eastAsia="Times New Roman" w:hAnsi="Consolas" w:cs="Times New Roman"/>
+                          <w:color w:val="BBBEBF"/>
+                          <w:sz w:val="21"/>
+                          <w:szCs w:val="21"/>
+                          <w:lang w:eastAsia="en-US"/>
+                        </w:rPr>
+                        <w:t xml:space="preserve">    </w:t>
+                      </w:r>
+                      <w:r>
+                        <w:rPr>
+                          <w:rFonts w:ascii="Consolas" w:eastAsia="Times New Roman" w:hAnsi="Consolas" w:cs="Times New Roman"/>
+                          <w:color w:val="D2A8FF"/>
+                          <w:sz w:val="21"/>
+                          <w:szCs w:val="21"/>
+                          <w:lang w:eastAsia="en-US"/>
+                        </w:rPr>
+                        <w:t>EXIT1</w:t>
+                      </w:r>
+                      <w:r>
+                        <w:rPr>
+                          <w:rFonts w:ascii="Consolas" w:eastAsia="Times New Roman" w:hAnsi="Consolas" w:cs="Times New Roman"/>
+                          <w:color w:val="BBBEBF"/>
+                          <w:sz w:val="21"/>
+                          <w:szCs w:val="21"/>
+                          <w:lang w:eastAsia="en-US"/>
+                        </w:rPr>
+                        <w:t>:</w:t>
+                      </w:r>
+                    </w:p>
+                    <w:p>
+                      <w:pPr>
+                        <w:shd w:val="clear" w:color="auto" w:fill="121314"/>
+                        <w:spacing w:after="0" w:line="285" w:lineRule="atLeast"/>
+                        <w:rPr>
+                          <w:rFonts w:ascii="Consolas" w:eastAsia="Times New Roman" w:hAnsi="Consolas" w:cs="Times New Roman"/>
+                          <w:color w:val="BBBEBF"/>
+                          <w:sz w:val="21"/>
+                          <w:szCs w:val="21"/>
+                          <w:lang w:eastAsia="en-US"/>
+                        </w:rPr>
+                      </w:pPr>
+                      <w:r>
+                        <w:rPr>
+                          <w:rFonts w:ascii="Consolas" w:eastAsia="Times New Roman" w:hAnsi="Consolas" w:cs="Times New Roman"/>
+                          <w:color w:val="BBBEBF"/>
+                          <w:sz w:val="21"/>
+                          <w:szCs w:val="21"/>
+                          <w:lang w:eastAsia="en-US"/>
+                        </w:rPr>
+                        <w:t xml:space="preserve">    </w:t>
+                      </w:r>
+                      <w:proofErr w:type="spellStart"/>
+                      <w:r>
+                        <w:rPr>
+                          <w:rFonts w:ascii="Consolas" w:eastAsia="Times New Roman" w:hAnsi="Consolas" w:cs="Times New Roman"/>
+                          <w:color w:val="DCDCAA"/>
+                          <w:sz w:val="21"/>
+                          <w:szCs w:val="21"/>
+                          <w:lang w:eastAsia="en-US"/>
+                        </w:rPr>
+                        <w:t>addi</w:t>
+                      </w:r>
+                      <w:proofErr w:type="spellEnd"/>
+                      <w:r>
+                        <w:rPr>
+                          <w:rFonts w:ascii="Consolas" w:eastAsia="Times New Roman" w:hAnsi="Consolas" w:cs="Times New Roman"/>
+                          <w:color w:val="BBBEBF"/>
+                          <w:sz w:val="21"/>
+                          <w:szCs w:val="21"/>
+                          <w:lang w:eastAsia="en-US"/>
+                        </w:rPr>
+                        <w:t xml:space="preserve"> </w:t>
+                      </w:r>
+                      <w:r>
+                        <w:rPr>
+                          <w:rFonts w:ascii="Consolas" w:eastAsia="Times New Roman" w:hAnsi="Consolas" w:cs="Times New Roman"/>
+                          <w:color w:val="C9D1D9"/>
+                          <w:sz w:val="21"/>
+                          <w:szCs w:val="21"/>
+                          <w:lang w:eastAsia="en-US"/>
+                        </w:rPr>
+                        <w:t>x7</w:t>
+                      </w:r>
+                      <w:r>
+                        <w:rPr>
+                          <w:rFonts w:ascii="Consolas" w:eastAsia="Times New Roman" w:hAnsi="Consolas" w:cs="Times New Roman"/>
+                          <w:color w:val="BBBEBF"/>
+                          <w:sz w:val="21"/>
+                          <w:szCs w:val="21"/>
+                          <w:lang w:eastAsia="en-US"/>
+                        </w:rPr>
+                        <w:t xml:space="preserve">, </w:t>
+                      </w:r>
+                      <w:r>
+                        <w:rPr>
+                          <w:rFonts w:ascii="Consolas" w:eastAsia="Times New Roman" w:hAnsi="Consolas" w:cs="Times New Roman"/>
+                          <w:color w:val="C9D1D9"/>
+                          <w:sz w:val="21"/>
+                          <w:szCs w:val="21"/>
+                          <w:lang w:eastAsia="en-US"/>
+                        </w:rPr>
+                        <w:t>x7</w:t>
+                      </w:r>
+                      <w:r>
+                        <w:rPr>
+                          <w:rFonts w:ascii="Consolas" w:eastAsia="Times New Roman" w:hAnsi="Consolas" w:cs="Times New Roman"/>
+                          <w:color w:val="BBBEBF"/>
+                          <w:sz w:val="21"/>
+                          <w:szCs w:val="21"/>
+                          <w:lang w:eastAsia="en-US"/>
+                        </w:rPr>
+                        <w:t>,</w:t>
+                      </w:r>
+                      <w:r>
+                        <w:rPr>
+                          <w:rFonts w:ascii="Consolas" w:eastAsia="Times New Roman" w:hAnsi="Consolas" w:cs="Times New Roman"/>
+                          <w:color w:val="B5CEA8"/>
+                          <w:sz w:val="21"/>
+                          <w:szCs w:val="21"/>
+                          <w:lang w:eastAsia="en-US"/>
+                        </w:rPr>
+                        <w:t>1</w:t>
+                      </w:r>
+                    </w:p>
+                    <w:p>
+                      <w:pPr>
+                        <w:shd w:val="clear" w:color="auto" w:fill="121314"/>
+                        <w:spacing w:after="0" w:line="285" w:lineRule="atLeast"/>
+                        <w:rPr>
+                          <w:rFonts w:ascii="Consolas" w:eastAsia="Times New Roman" w:hAnsi="Consolas" w:cs="Times New Roman"/>
+                          <w:color w:val="BBBEBF"/>
+                          <w:sz w:val="21"/>
+                          <w:szCs w:val="21"/>
+                          <w:lang w:eastAsia="en-US"/>
+                        </w:rPr>
+                      </w:pPr>
+                      <w:r>
+                        <w:rPr>
+                          <w:rFonts w:ascii="Consolas" w:eastAsia="Times New Roman" w:hAnsi="Consolas" w:cs="Times New Roman"/>
+                          <w:color w:val="BBBEBF"/>
+                          <w:sz w:val="21"/>
+                          <w:szCs w:val="21"/>
+                          <w:lang w:eastAsia="en-US"/>
+                        </w:rPr>
+                        <w:t xml:space="preserve">    </w:t>
+                      </w:r>
+                      <w:r>
+                        <w:rPr>
+                          <w:rFonts w:ascii="Consolas" w:eastAsia="Times New Roman" w:hAnsi="Consolas" w:cs="Times New Roman"/>
+                          <w:color w:val="DCDCAA"/>
+                          <w:sz w:val="21"/>
+                          <w:szCs w:val="21"/>
+                          <w:lang w:eastAsia="en-US"/>
+                        </w:rPr>
+                        <w:t>j</w:t>
+                      </w:r>
+                      <w:r>
+                        <w:rPr>
+                          <w:rFonts w:ascii="Consolas" w:eastAsia="Times New Roman" w:hAnsi="Consolas" w:cs="Times New Roman"/>
+                          <w:color w:val="BBBEBF"/>
+                          <w:sz w:val="21"/>
+                          <w:szCs w:val="21"/>
+                          <w:lang w:eastAsia="en-US"/>
+                        </w:rPr>
+                        <w:t xml:space="preserve"> FOR2</w:t>
+                      </w:r>
+                    </w:p>
+                    <w:p>
+                      <w:pPr>
+                        <w:shd w:val="clear" w:color="auto" w:fill="121314"/>
+                        <w:spacing w:after="0" w:line="285" w:lineRule="atLeast"/>
+                        <w:rPr>
+                          <w:rFonts w:ascii="Consolas" w:eastAsia="Times New Roman" w:hAnsi="Consolas" w:cs="Times New Roman"/>
+                          <w:color w:val="BBBEBF"/>
+                          <w:sz w:val="21"/>
+                          <w:szCs w:val="21"/>
+                          <w:lang w:eastAsia="en-US"/>
+                        </w:rPr>
+                      </w:pPr>
+                      <w:r>
+                        <w:rPr>
+                          <w:rFonts w:ascii="Consolas" w:eastAsia="Times New Roman" w:hAnsi="Consolas" w:cs="Times New Roman"/>
+                          <w:color w:val="D2A8FF"/>
+                          <w:sz w:val="21"/>
+                          <w:szCs w:val="21"/>
+                          <w:lang w:eastAsia="en-US"/>
+                        </w:rPr>
+                        <w:t>Exit2</w:t>
+                      </w:r>
+                      <w:r>
+                        <w:rPr>
+                          <w:rFonts w:ascii="Consolas" w:eastAsia="Times New Roman" w:hAnsi="Consolas" w:cs="Times New Roman"/>
+                          <w:color w:val="BBBEBF"/>
+                          <w:sz w:val="21"/>
+                          <w:szCs w:val="21"/>
+                          <w:lang w:eastAsia="en-US"/>
+                        </w:rPr>
+                        <w:t>:</w:t>
+                      </w:r>
+                    </w:p>
+                    <w:p>
+                      <w:pPr>
+                        <w:shd w:val="clear" w:color="auto" w:fill="121314"/>
+                        <w:spacing w:after="0" w:line="285" w:lineRule="atLeast"/>
+                        <w:rPr>
+                          <w:rFonts w:ascii="Consolas" w:eastAsia="Times New Roman" w:hAnsi="Consolas" w:cs="Times New Roman"/>
+                          <w:color w:val="BBBEBF"/>
+                          <w:sz w:val="21"/>
+                          <w:szCs w:val="21"/>
+                          <w:lang w:eastAsia="en-US"/>
+                        </w:rPr>
+                      </w:pPr>
+                    </w:p>
+                    <w:p>
+                      <w:pPr>
+                        <w:shd w:val="clear" w:color="auto" w:fill="121314"/>
+                        <w:spacing w:after="0" w:line="285" w:lineRule="atLeast"/>
+                        <w:rPr>
+                          <w:rFonts w:ascii="Consolas" w:eastAsia="Times New Roman" w:hAnsi="Consolas" w:cs="Times New Roman"/>
+                          <w:color w:val="BBBEBF"/>
+                          <w:sz w:val="21"/>
+                          <w:szCs w:val="21"/>
+                          <w:lang w:eastAsia="en-US"/>
+                        </w:rPr>
+                      </w:pPr>
+                      <w:r>
+                        <w:rPr>
+                          <w:rFonts w:ascii="Consolas" w:eastAsia="Times New Roman" w:hAnsi="Consolas" w:cs="Times New Roman"/>
+                          <w:color w:val="D2A8FF"/>
+                          <w:sz w:val="21"/>
+                          <w:szCs w:val="21"/>
+                          <w:lang w:eastAsia="en-US"/>
+                        </w:rPr>
+                        <w:t>end</w:t>
+                      </w:r>
+                      <w:r>
+                        <w:rPr>
+                          <w:rFonts w:ascii="Consolas" w:eastAsia="Times New Roman" w:hAnsi="Consolas" w:cs="Times New Roman"/>
+                          <w:color w:val="BBBEBF"/>
+                          <w:sz w:val="21"/>
+                          <w:szCs w:val="21"/>
+                          <w:lang w:eastAsia="en-US"/>
+                        </w:rPr>
+                        <w:t>:</w:t>
+                      </w:r>
+                    </w:p>
+                    <w:p>
+                      <w:pPr>
+                        <w:shd w:val="clear" w:color="auto" w:fill="121314"/>
+                        <w:spacing w:after="0" w:line="285" w:lineRule="atLeast"/>
+                        <w:rPr>
+                          <w:rFonts w:ascii="Consolas" w:eastAsia="Times New Roman" w:hAnsi="Consolas" w:cs="Times New Roman"/>
+                          <w:color w:val="BBBEBF"/>
+                          <w:sz w:val="21"/>
+                          <w:szCs w:val="21"/>
+                          <w:lang w:eastAsia="en-US"/>
+                        </w:rPr>
+                      </w:pPr>
+                      <w:r>
+                        <w:rPr>
+                          <w:rFonts w:ascii="Consolas" w:eastAsia="Times New Roman" w:hAnsi="Consolas" w:cs="Times New Roman"/>
+                          <w:color w:val="BBBEBF"/>
+                          <w:sz w:val="21"/>
+                          <w:szCs w:val="21"/>
+                          <w:lang w:eastAsia="en-US"/>
+                        </w:rPr>
+                        <w:t xml:space="preserve">    </w:t>
+                      </w:r>
+                      <w:r>
+                        <w:rPr>
+                          <w:rFonts w:ascii="Consolas" w:eastAsia="Times New Roman" w:hAnsi="Consolas" w:cs="Times New Roman"/>
+                          <w:color w:val="DCDCAA"/>
+                          <w:sz w:val="21"/>
+                          <w:szCs w:val="21"/>
+                          <w:lang w:eastAsia="en-US"/>
+                        </w:rPr>
+                        <w:t>j</w:t>
+                      </w:r>
+                      <w:r>
+                        <w:rPr>
+                          <w:rFonts w:ascii="Consolas" w:eastAsia="Times New Roman" w:hAnsi="Consolas" w:cs="Times New Roman"/>
+                          <w:color w:val="BBBEBF"/>
+                          <w:sz w:val="21"/>
+                          <w:szCs w:val="21"/>
+                          <w:lang w:eastAsia="en-US"/>
+                        </w:rPr>
+                        <w:t xml:space="preserve"> end   </w:t>
+                      </w:r>
+                    </w:p>
+                    <w:p/>
+                  </w:txbxContent>
+                </v:textbox>
+                <w10:anchorlock/>
+              </v:rect>
+            </w:pict>
+          </mc:Fallback>
         </mc:AlternateContent>
       </w:r>
     </w:p>
@@ -17101,6 +19633,12 @@
         </w:rPr>
         <w:t>Results:</w:t>
       </w:r>
+      <w:r>
+        <w:rPr>
+          <w:noProof/>
+        </w:rPr>
+        <w:t xml:space="preserve"> </w:t>
+      </w:r>
     </w:p>
     <w:p>
       <w:pPr>
@@ -17120,12 +19658,229 @@
         <w:rPr>
           <w:noProof/>
         </w:rPr>
+        <w:lastRenderedPageBreak/>
+        <w:drawing>
+          <wp:anchor distT="0" distB="0" distL="114300" distR="114300" simplePos="0" relativeHeight="251687936" behindDoc="0" locked="0" layoutInCell="1" allowOverlap="1" wp14:anchorId="63EC47A1" wp14:editId="5B8D8421">
+            <wp:simplePos x="0" y="0"/>
+            <wp:positionH relativeFrom="column">
+              <wp:posOffset>4267200</wp:posOffset>
+            </wp:positionH>
+            <wp:positionV relativeFrom="paragraph">
+              <wp:posOffset>273685</wp:posOffset>
+            </wp:positionV>
+            <wp:extent cx="1171739" cy="200053"/>
+            <wp:effectExtent l="0" t="0" r="9525" b="9525"/>
+            <wp:wrapNone/>
+            <wp:docPr id="38" name="Picture 38"/>
+            <wp:cNvGraphicFramePr>
+              <a:graphicFrameLocks xmlns:a="http://schemas.openxmlformats.org/drawingml/2006/main" noChangeAspect="1"/>
+            </wp:cNvGraphicFramePr>
+            <a:graphic xmlns:a="http://schemas.openxmlformats.org/drawingml/2006/main">
+              <a:graphicData uri="http://schemas.openxmlformats.org/drawingml/2006/picture">
+                <pic:pic xmlns:pic="http://schemas.openxmlformats.org/drawingml/2006/picture">
+                  <pic:nvPicPr>
+                    <pic:cNvPr id="1" name=""/>
+                    <pic:cNvPicPr/>
+                  </pic:nvPicPr>
+                  <pic:blipFill>
+                    <a:blip r:embed="rId40">
+                      <a:extLst>
+                        <a:ext uri="{28A0092B-C50C-407E-A947-70E740481C1C}">
+                          <a14:useLocalDpi xmlns:a14="http://schemas.microsoft.com/office/drawing/2010/main" val="0"/>
+                        </a:ext>
+                      </a:extLst>
+                    </a:blip>
+                    <a:stretch>
+                      <a:fillRect/>
+                    </a:stretch>
+                  </pic:blipFill>
+                  <pic:spPr>
+                    <a:xfrm>
+                      <a:off x="0" y="0"/>
+                      <a:ext cx="1171739" cy="200053"/>
+                    </a:xfrm>
+                    <a:prstGeom prst="rect">
+                      <a:avLst/>
+                    </a:prstGeom>
+                  </pic:spPr>
+                </pic:pic>
+              </a:graphicData>
+            </a:graphic>
+          </wp:anchor>
+        </w:drawing>
+      </w:r>
+      <w:r>
+        <w:rPr>
+          <w:noProof/>
+        </w:rPr>
+        <w:drawing>
+          <wp:anchor distT="0" distB="0" distL="114300" distR="114300" simplePos="0" relativeHeight="251686912" behindDoc="0" locked="0" layoutInCell="1" allowOverlap="1" wp14:anchorId="79A4C022" wp14:editId="614D5D6B">
+            <wp:simplePos x="0" y="0"/>
+            <wp:positionH relativeFrom="column">
+              <wp:posOffset>3028950</wp:posOffset>
+            </wp:positionH>
+            <wp:positionV relativeFrom="paragraph">
+              <wp:posOffset>245110</wp:posOffset>
+            </wp:positionV>
+            <wp:extent cx="1143160" cy="276264"/>
+            <wp:effectExtent l="0" t="0" r="0" b="9525"/>
+            <wp:wrapNone/>
+            <wp:docPr id="36" name="Picture 36"/>
+            <wp:cNvGraphicFramePr>
+              <a:graphicFrameLocks xmlns:a="http://schemas.openxmlformats.org/drawingml/2006/main" noChangeAspect="1"/>
+            </wp:cNvGraphicFramePr>
+            <a:graphic xmlns:a="http://schemas.openxmlformats.org/drawingml/2006/main">
+              <a:graphicData uri="http://schemas.openxmlformats.org/drawingml/2006/picture">
+                <pic:pic xmlns:pic="http://schemas.openxmlformats.org/drawingml/2006/picture">
+                  <pic:nvPicPr>
+                    <pic:cNvPr id="1" name=""/>
+                    <pic:cNvPicPr/>
+                  </pic:nvPicPr>
+                  <pic:blipFill>
+                    <a:blip r:embed="rId41">
+                      <a:extLst>
+                        <a:ext uri="{28A0092B-C50C-407E-A947-70E740481C1C}">
+                          <a14:useLocalDpi xmlns:a14="http://schemas.microsoft.com/office/drawing/2010/main" val="0"/>
+                        </a:ext>
+                      </a:extLst>
+                    </a:blip>
+                    <a:stretch>
+                      <a:fillRect/>
+                    </a:stretch>
+                  </pic:blipFill>
+                  <pic:spPr>
+                    <a:xfrm>
+                      <a:off x="0" y="0"/>
+                      <a:ext cx="1143160" cy="276264"/>
+                    </a:xfrm>
+                    <a:prstGeom prst="rect">
+                      <a:avLst/>
+                    </a:prstGeom>
+                  </pic:spPr>
+                </pic:pic>
+              </a:graphicData>
+            </a:graphic>
+          </wp:anchor>
+        </w:drawing>
+      </w:r>
+      <w:r>
+        <w:rPr>
+          <w:noProof/>
+        </w:rPr>
+        <w:drawing>
+          <wp:anchor distT="0" distB="0" distL="114300" distR="114300" simplePos="0" relativeHeight="251685888" behindDoc="0" locked="0" layoutInCell="1" allowOverlap="1" wp14:anchorId="652A1C93" wp14:editId="1D190EC6">
+            <wp:simplePos x="0" y="0"/>
+            <wp:positionH relativeFrom="column">
+              <wp:posOffset>1409700</wp:posOffset>
+            </wp:positionH>
+            <wp:positionV relativeFrom="paragraph">
+              <wp:posOffset>245110</wp:posOffset>
+            </wp:positionV>
+            <wp:extent cx="1181265" cy="247685"/>
+            <wp:effectExtent l="0" t="0" r="0" b="0"/>
+            <wp:wrapNone/>
+            <wp:docPr id="35" name="Picture 35"/>
+            <wp:cNvGraphicFramePr>
+              <a:graphicFrameLocks xmlns:a="http://schemas.openxmlformats.org/drawingml/2006/main" noChangeAspect="1"/>
+            </wp:cNvGraphicFramePr>
+            <a:graphic xmlns:a="http://schemas.openxmlformats.org/drawingml/2006/main">
+              <a:graphicData uri="http://schemas.openxmlformats.org/drawingml/2006/picture">
+                <pic:pic xmlns:pic="http://schemas.openxmlformats.org/drawingml/2006/picture">
+                  <pic:nvPicPr>
+                    <pic:cNvPr id="1" name=""/>
+                    <pic:cNvPicPr/>
+                  </pic:nvPicPr>
+                  <pic:blipFill>
+                    <a:blip r:embed="rId42">
+                      <a:extLst>
+                        <a:ext uri="{28A0092B-C50C-407E-A947-70E740481C1C}">
+                          <a14:useLocalDpi xmlns:a14="http://schemas.microsoft.com/office/drawing/2010/main" val="0"/>
+                        </a:ext>
+                      </a:extLst>
+                    </a:blip>
+                    <a:stretch>
+                      <a:fillRect/>
+                    </a:stretch>
+                  </pic:blipFill>
+                  <pic:spPr>
+                    <a:xfrm>
+                      <a:off x="0" y="0"/>
+                      <a:ext cx="1181265" cy="247685"/>
+                    </a:xfrm>
+                    <a:prstGeom prst="rect">
+                      <a:avLst/>
+                    </a:prstGeom>
+                  </pic:spPr>
+                </pic:pic>
+              </a:graphicData>
+            </a:graphic>
+          </wp:anchor>
+        </w:drawing>
+      </w:r>
+      <w:r>
+        <w:rPr>
+          <w:noProof/>
+        </w:rPr>
+        <w:drawing>
+          <wp:anchor distT="0" distB="0" distL="114300" distR="114300" simplePos="0" relativeHeight="251684864" behindDoc="0" locked="0" layoutInCell="1" allowOverlap="1" wp14:anchorId="1D412D7D" wp14:editId="5FD2B22E">
+            <wp:simplePos x="0" y="0"/>
+            <wp:positionH relativeFrom="margin">
+              <wp:posOffset>57150</wp:posOffset>
+            </wp:positionH>
+            <wp:positionV relativeFrom="paragraph">
+              <wp:posOffset>245110</wp:posOffset>
+            </wp:positionV>
+            <wp:extent cx="1267002" cy="276264"/>
+            <wp:effectExtent l="0" t="0" r="0" b="9525"/>
+            <wp:wrapNone/>
+            <wp:docPr id="34" name="Picture 34"/>
+            <wp:cNvGraphicFramePr>
+              <a:graphicFrameLocks xmlns:a="http://schemas.openxmlformats.org/drawingml/2006/main" noChangeAspect="1"/>
+            </wp:cNvGraphicFramePr>
+            <a:graphic xmlns:a="http://schemas.openxmlformats.org/drawingml/2006/main">
+              <a:graphicData uri="http://schemas.openxmlformats.org/drawingml/2006/picture">
+                <pic:pic xmlns:pic="http://schemas.openxmlformats.org/drawingml/2006/picture">
+                  <pic:nvPicPr>
+                    <pic:cNvPr id="1" name=""/>
+                    <pic:cNvPicPr/>
+                  </pic:nvPicPr>
+                  <pic:blipFill>
+                    <a:blip r:embed="rId43">
+                      <a:extLst>
+                        <a:ext uri="{28A0092B-C50C-407E-A947-70E740481C1C}">
+                          <a14:useLocalDpi xmlns:a14="http://schemas.microsoft.com/office/drawing/2010/main" val="0"/>
+                        </a:ext>
+                      </a:extLst>
+                    </a:blip>
+                    <a:stretch>
+                      <a:fillRect/>
+                    </a:stretch>
+                  </pic:blipFill>
+                  <pic:spPr>
+                    <a:xfrm>
+                      <a:off x="0" y="0"/>
+                      <a:ext cx="1267002" cy="276264"/>
+                    </a:xfrm>
+                    <a:prstGeom prst="rect">
+                      <a:avLst/>
+                    </a:prstGeom>
+                  </pic:spPr>
+                </pic:pic>
+              </a:graphicData>
+            </a:graphic>
+          </wp:anchor>
+        </w:drawing>
+      </w:r>
+      <w:r>
+        <w:rPr>
+          <w:noProof/>
+        </w:rPr>
         <mc:AlternateContent>
           <mc:Choice Requires="wps">
             <w:drawing>
-              <wp:inline distT="0" distB="0" distL="0" distR="0" wp14:anchorId="30DBC807" wp14:editId="6B673226">
-                <wp:extent cx="5936186" cy="2334423"/>
-                <wp:effectExtent l="0" t="0" r="0" b="0"/>
+              <wp:inline distT="0" distB="0" distL="0" distR="0" wp14:anchorId="30DBC807" wp14:editId="5767A95E">
+                <wp:extent cx="5936186" cy="7372350"/>
+                <wp:effectExtent l="0" t="0" r="26670" b="19050"/>
                 <wp:docPr id="1243913654" name="drawing"/>
                 <wp:cNvGraphicFramePr>
                   <a:graphicFrameLocks xmlns:a="http://schemas.openxmlformats.org/drawingml/2006/main"/>
@@ -17139,7 +19894,7 @@
                       <wps:spPr>
                         <a:xfrm>
                           <a:off x="0" y="0"/>
-                          <a:ext cx="5936186" cy="2334423"/>
+                          <a:ext cx="5936186" cy="7372350"/>
                         </a:xfrm>
                         <a:prstGeom prst="rect">
                           <a:avLst/>
@@ -17153,6 +19908,150 @@
                           </a:solidFill>
                         </a:ln>
                       </wps:spPr>
+                      <wps:txbx>
+                        <w:txbxContent>
+                          <w:p>
+                            <w:r>
+                              <w:t>PC of inner loop jump before and after:              PC of outer loop jump before and after:</w:t>
+                            </w:r>
+                          </w:p>
+                          <w:p/>
+                          <w:p>
+                            <w:r>
+                              <w:t>Final memory value</w:t>
+                            </w:r>
+                          </w:p>
+                          <w:p>
+                            <w:r>
+                              <w:rPr>
+                                <w:noProof/>
+                              </w:rPr>
+                              <w:drawing>
+                                <wp:inline distT="0" distB="0" distL="0" distR="0" wp14:anchorId="3571C366" wp14:editId="7C2EB10D">
+                                  <wp:extent cx="5753100" cy="1426210"/>
+                                  <wp:effectExtent l="0" t="0" r="0" b="2540"/>
+                                  <wp:docPr id="39" name="Picture 39"/>
+                                  <wp:cNvGraphicFramePr>
+                                    <a:graphicFrameLocks xmlns:a="http://schemas.openxmlformats.org/drawingml/2006/main" noChangeAspect="1"/>
+                                  </wp:cNvGraphicFramePr>
+                                  <a:graphic xmlns:a="http://schemas.openxmlformats.org/drawingml/2006/main">
+                                    <a:graphicData uri="http://schemas.openxmlformats.org/drawingml/2006/picture">
+                                      <pic:pic xmlns:pic="http://schemas.openxmlformats.org/drawingml/2006/picture">
+                                        <pic:nvPicPr>
+                                          <pic:cNvPr id="1" name=""/>
+                                          <pic:cNvPicPr/>
+                                        </pic:nvPicPr>
+                                        <pic:blipFill>
+                                          <a:blip r:embed="rId44"/>
+                                          <a:stretch>
+                                            <a:fillRect/>
+                                          </a:stretch>
+                                        </pic:blipFill>
+                                        <pic:spPr>
+                                          <a:xfrm>
+                                            <a:off x="0" y="0"/>
+                                            <a:ext cx="5753100" cy="1426210"/>
+                                          </a:xfrm>
+                                          <a:prstGeom prst="rect">
+                                            <a:avLst/>
+                                          </a:prstGeom>
+                                        </pic:spPr>
+                                      </pic:pic>
+                                    </a:graphicData>
+                                  </a:graphic>
+                                </wp:inline>
+                              </w:drawing>
+                            </w:r>
+                          </w:p>
+                          <w:p>
+                            <w:r>
+                              <w:t>Final register values</w:t>
+                            </w:r>
+                          </w:p>
+                          <w:p>
+                            <w:r>
+                              <w:rPr>
+                                <w:noProof/>
+                              </w:rPr>
+                              <w:drawing>
+                                <wp:inline distT="0" distB="0" distL="0" distR="0" wp14:anchorId="2330AA2B" wp14:editId="1CFCE9CC">
+                                  <wp:extent cx="1857143" cy="4038095"/>
+                                  <wp:effectExtent l="0" t="0" r="0" b="635"/>
+                                  <wp:docPr id="40" name="Picture 40"/>
+                                  <wp:cNvGraphicFramePr>
+                                    <a:graphicFrameLocks xmlns:a="http://schemas.openxmlformats.org/drawingml/2006/main" noChangeAspect="1"/>
+                                  </wp:cNvGraphicFramePr>
+                                  <a:graphic xmlns:a="http://schemas.openxmlformats.org/drawingml/2006/main">
+                                    <a:graphicData uri="http://schemas.openxmlformats.org/drawingml/2006/picture">
+                                      <pic:pic xmlns:pic="http://schemas.openxmlformats.org/drawingml/2006/picture">
+                                        <pic:nvPicPr>
+                                          <pic:cNvPr id="1" name=""/>
+                                          <pic:cNvPicPr/>
+                                        </pic:nvPicPr>
+                                        <pic:blipFill>
+                                          <a:blip r:embed="rId45"/>
+                                          <a:stretch>
+                                            <a:fillRect/>
+                                          </a:stretch>
+                                        </pic:blipFill>
+                                        <pic:spPr>
+                                          <a:xfrm>
+                                            <a:off x="0" y="0"/>
+                                            <a:ext cx="1857143" cy="4038095"/>
+                                          </a:xfrm>
+                                          <a:prstGeom prst="rect">
+                                            <a:avLst/>
+                                          </a:prstGeom>
+                                        </pic:spPr>
+                                      </pic:pic>
+                                    </a:graphicData>
+                                  </a:graphic>
+                                </wp:inline>
+                              </w:drawing>
+                            </w:r>
+                            <w:r>
+                              <w:rPr>
+                                <w:noProof/>
+                              </w:rPr>
+                              <w:drawing>
+                                <wp:inline distT="0" distB="0" distL="0" distR="0" wp14:anchorId="68CB534F" wp14:editId="5B47F462">
+                                  <wp:extent cx="1761905" cy="2733333"/>
+                                  <wp:effectExtent l="0" t="0" r="0" b="0"/>
+                                  <wp:docPr id="41" name="Picture 41"/>
+                                  <wp:cNvGraphicFramePr>
+                                    <a:graphicFrameLocks xmlns:a="http://schemas.openxmlformats.org/drawingml/2006/main" noChangeAspect="1"/>
+                                  </wp:cNvGraphicFramePr>
+                                  <a:graphic xmlns:a="http://schemas.openxmlformats.org/drawingml/2006/main">
+                                    <a:graphicData uri="http://schemas.openxmlformats.org/drawingml/2006/picture">
+                                      <pic:pic xmlns:pic="http://schemas.openxmlformats.org/drawingml/2006/picture">
+                                        <pic:nvPicPr>
+                                          <pic:cNvPr id="1" name=""/>
+                                          <pic:cNvPicPr/>
+                                        </pic:nvPicPr>
+                                        <pic:blipFill>
+                                          <a:blip r:embed="rId46"/>
+                                          <a:stretch>
+                                            <a:fillRect/>
+                                          </a:stretch>
+                                        </pic:blipFill>
+                                        <pic:spPr>
+                                          <a:xfrm>
+                                            <a:off x="0" y="0"/>
+                                            <a:ext cx="1761905" cy="2733333"/>
+                                          </a:xfrm>
+                                          <a:prstGeom prst="rect">
+                                            <a:avLst/>
+                                          </a:prstGeom>
+                                        </pic:spPr>
+                                      </pic:pic>
+                                    </a:graphicData>
+                                  </a:graphic>
+                                </wp:inline>
+                              </w:drawing>
+                            </w:r>
+                          </w:p>
+                        </w:txbxContent>
+                      </wps:txbx>
                       <wps:bodyPr anchor="t"/>
                     </wps:wsp>
                   </a:graphicData>
@@ -17160,7 +20059,158 @@
               </wp:inline>
             </w:drawing>
           </mc:Choice>
-          <mc:Fallback xmlns:w16sdtfl="http://schemas.microsoft.com/office/word/2024/wordml/sdtformatlock" xmlns:a="http://schemas.openxmlformats.org/drawingml/2006/main"/>
+          <mc:Fallback>
+            <w:pict>
+              <v:rect w14:anchorId="30DBC807" id="_x0000_s1033" style="width:467.4pt;height:580.5pt;visibility:visible;mso-wrap-style:square;mso-left-percent:-10001;mso-top-percent:-10001;mso-position-horizontal:absolute;mso-position-horizontal-relative:char;mso-position-vertical:absolute;mso-position-vertical-relative:line;mso-left-percent:-10001;mso-top-percent:-10001;v-text-anchor:top" o:gfxdata="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" fillcolor="white [3201]">
+                <v:path arrowok="t"/>
+                <v:textbox>
+                  <w:txbxContent>
+                    <w:p>
+                      <w:r>
+                        <w:t>PC of inner loop jump before and after:              PC of outer loop jump before and after:</w:t>
+                      </w:r>
+                    </w:p>
+                    <w:p/>
+                    <w:p>
+                      <w:r>
+                        <w:t>Final memory value</w:t>
+                      </w:r>
+                    </w:p>
+                    <w:p>
+                      <w:r>
+                        <w:rPr>
+                          <w:noProof/>
+                        </w:rPr>
+                        <w:drawing>
+                          <wp:inline distT="0" distB="0" distL="0" distR="0" wp14:anchorId="3571C366" wp14:editId="7C2EB10D">
+                            <wp:extent cx="5753100" cy="1426210"/>
+                            <wp:effectExtent l="0" t="0" r="0" b="2540"/>
+                            <wp:docPr id="39" name="Picture 39"/>
+                            <wp:cNvGraphicFramePr>
+                              <a:graphicFrameLocks xmlns:a="http://schemas.openxmlformats.org/drawingml/2006/main" noChangeAspect="1"/>
+                            </wp:cNvGraphicFramePr>
+                            <a:graphic xmlns:a="http://schemas.openxmlformats.org/drawingml/2006/main">
+                              <a:graphicData uri="http://schemas.openxmlformats.org/drawingml/2006/picture">
+                                <pic:pic xmlns:pic="http://schemas.openxmlformats.org/drawingml/2006/picture">
+                                  <pic:nvPicPr>
+                                    <pic:cNvPr id="1" name=""/>
+                                    <pic:cNvPicPr/>
+                                  </pic:nvPicPr>
+                                  <pic:blipFill>
+                                    <a:blip r:embed="rId47"/>
+                                    <a:stretch>
+                                      <a:fillRect/>
+                                    </a:stretch>
+                                  </pic:blipFill>
+                                  <pic:spPr>
+                                    <a:xfrm>
+                                      <a:off x="0" y="0"/>
+                                      <a:ext cx="5753100" cy="1426210"/>
+                                    </a:xfrm>
+                                    <a:prstGeom prst="rect">
+                                      <a:avLst/>
+                                    </a:prstGeom>
+                                  </pic:spPr>
+                                </pic:pic>
+                              </a:graphicData>
+                            </a:graphic>
+                          </wp:inline>
+                        </w:drawing>
+                      </w:r>
+                    </w:p>
+                    <w:p>
+                      <w:r>
+                        <w:t>Final register values</w:t>
+                      </w:r>
+                    </w:p>
+                    <w:p>
+                      <w:r>
+                        <w:rPr>
+                          <w:noProof/>
+                        </w:rPr>
+                        <w:drawing>
+                          <wp:inline distT="0" distB="0" distL="0" distR="0" wp14:anchorId="2330AA2B" wp14:editId="1CFCE9CC">
+                            <wp:extent cx="1857143" cy="4038095"/>
+                            <wp:effectExtent l="0" t="0" r="0" b="635"/>
+                            <wp:docPr id="40" name="Picture 40"/>
+                            <wp:cNvGraphicFramePr>
+                              <a:graphicFrameLocks xmlns:a="http://schemas.openxmlformats.org/drawingml/2006/main" noChangeAspect="1"/>
+                            </wp:cNvGraphicFramePr>
+                            <a:graphic xmlns:a="http://schemas.openxmlformats.org/drawingml/2006/main">
+                              <a:graphicData uri="http://schemas.openxmlformats.org/drawingml/2006/picture">
+                                <pic:pic xmlns:pic="http://schemas.openxmlformats.org/drawingml/2006/picture">
+                                  <pic:nvPicPr>
+                                    <pic:cNvPr id="1" name=""/>
+                                    <pic:cNvPicPr/>
+                                  </pic:nvPicPr>
+                                  <pic:blipFill>
+                                    <a:blip r:embed="rId48"/>
+                                    <a:stretch>
+                                      <a:fillRect/>
+                                    </a:stretch>
+                                  </pic:blipFill>
+                                  <pic:spPr>
+                                    <a:xfrm>
+                                      <a:off x="0" y="0"/>
+                                      <a:ext cx="1857143" cy="4038095"/>
+                                    </a:xfrm>
+                                    <a:prstGeom prst="rect">
+                                      <a:avLst/>
+                                    </a:prstGeom>
+                                  </pic:spPr>
+                                </pic:pic>
+                              </a:graphicData>
+                            </a:graphic>
+                          </wp:inline>
+                        </w:drawing>
+                      </w:r>
+                      <w:r>
+                        <w:rPr>
+                          <w:noProof/>
+                        </w:rPr>
+                        <w:drawing>
+                          <wp:inline distT="0" distB="0" distL="0" distR="0" wp14:anchorId="68CB534F" wp14:editId="5B47F462">
+                            <wp:extent cx="1761905" cy="2733333"/>
+                            <wp:effectExtent l="0" t="0" r="0" b="0"/>
+                            <wp:docPr id="41" name="Picture 41"/>
+                            <wp:cNvGraphicFramePr>
+                              <a:graphicFrameLocks xmlns:a="http://schemas.openxmlformats.org/drawingml/2006/main" noChangeAspect="1"/>
+                            </wp:cNvGraphicFramePr>
+                            <a:graphic xmlns:a="http://schemas.openxmlformats.org/drawingml/2006/main">
+                              <a:graphicData uri="http://schemas.openxmlformats.org/drawingml/2006/picture">
+                                <pic:pic xmlns:pic="http://schemas.openxmlformats.org/drawingml/2006/picture">
+                                  <pic:nvPicPr>
+                                    <pic:cNvPr id="1" name=""/>
+                                    <pic:cNvPicPr/>
+                                  </pic:nvPicPr>
+                                  <pic:blipFill>
+                                    <a:blip r:embed="rId49"/>
+                                    <a:stretch>
+                                      <a:fillRect/>
+                                    </a:stretch>
+                                  </pic:blipFill>
+                                  <pic:spPr>
+                                    <a:xfrm>
+                                      <a:off x="0" y="0"/>
+                                      <a:ext cx="1761905" cy="2733333"/>
+                                    </a:xfrm>
+                                    <a:prstGeom prst="rect">
+                                      <a:avLst/>
+                                    </a:prstGeom>
+                                  </pic:spPr>
+                                </pic:pic>
+                              </a:graphicData>
+                            </a:graphic>
+                          </wp:inline>
+                        </w:drawing>
+                      </w:r>
+                    </w:p>
+                  </w:txbxContent>
+                </v:textbox>
+                <w10:anchorlock/>
+              </v:rect>
+            </w:pict>
+          </mc:Fallback>
         </mc:AlternateContent>
       </w:r>
     </w:p>
@@ -17179,20 +20229,7 @@
         </w:rPr>
       </w:pPr>
     </w:p>
-    <w:p>
-      <w:pPr>
-        <w:tabs>
-          <w:tab w:val="center" w:pos="4680"/>
-          <w:tab w:val="right" w:pos="9360"/>
-        </w:tabs>
-        <w:spacing w:after="0" w:line="240" w:lineRule="auto"/>
-      </w:pPr>
-    </w:p>
-    <w:p>
-      <w:r>
-        <w:br w:type="page"/>
-      </w:r>
-    </w:p>
+    <w:p/>
     <w:p>
       <w:pPr>
         <w:tabs>
@@ -18753,9 +21790,51 @@
         </w:rPr>
       </w:pPr>
     </w:p>
+    <w:p>
+      <w:pPr>
+        <w:tabs>
+          <w:tab w:val="center" w:pos="4680"/>
+          <w:tab w:val="right" w:pos="9360"/>
+        </w:tabs>
+        <w:spacing w:after="0" w:line="240" w:lineRule="auto"/>
+        <w:rPr>
+          <w:rFonts w:ascii="Times New Roman" w:eastAsia="Times New Roman" w:hAnsi="Times New Roman" w:cs="Times New Roman"/>
+          <w:color w:val="000000" w:themeColor="text1"/>
+          <w:sz w:val="22"/>
+          <w:szCs w:val="22"/>
+        </w:rPr>
+      </w:pPr>
+      <w:r>
+        <w:rPr>
+          <w:rFonts w:ascii="Times New Roman" w:eastAsia="Times New Roman" w:hAnsi="Times New Roman" w:cs="Times New Roman"/>
+          <w:color w:val="000000" w:themeColor="text1"/>
+          <w:sz w:val="22"/>
+          <w:szCs w:val="22"/>
+        </w:rPr>
+        <w:t xml:space="preserve">GitHub </w:t>
+      </w:r>
+      <w:r>
+        <w:rPr>
+          <w:rFonts w:ascii="Times New Roman" w:eastAsia="Times New Roman" w:hAnsi="Times New Roman" w:cs="Times New Roman"/>
+          <w:color w:val="000000" w:themeColor="text1"/>
+          <w:sz w:val="22"/>
+          <w:szCs w:val="22"/>
+        </w:rPr>
+        <w:t xml:space="preserve">Repo link: </w:t>
+      </w:r>
+      <w:r>
+        <w:rPr>
+          <w:rFonts w:ascii="Times New Roman" w:eastAsia="Times New Roman" w:hAnsi="Times New Roman" w:cs="Times New Roman"/>
+          <w:color w:val="000000" w:themeColor="text1"/>
+          <w:sz w:val="22"/>
+          <w:szCs w:val="22"/>
+        </w:rPr>
+        <w:t>https://github.com/M-Shees-Abbas/CA-labs.git</w:t>
+      </w:r>
+    </w:p>
     <w:sectPr>
-      <w:headerReference w:type="default" r:id="rId36"/>
-      <w:footerReference w:type="default" r:id="rId37"/>
+      <w:headerReference w:type="default" r:id="rId50"/>
+      <w:footerReference w:type="default" r:id="rId51"/>
       <w:pgSz w:w="12240" w:h="15840"/>
       <w:pgMar w:top="1440" w:right="1440" w:bottom="450" w:left="1440" w:header="720" w:footer="720" w:gutter="0"/>
       <w:cols w:space="720"/>
@@ -20010,4 +23089,16 @@
     </a:ext>
   </a:extLst>
 </a:theme>
+</file>
+
+<file path=customXml/item1.xml><?xml version="1.0" encoding="utf-8"?>
+<b:Sources xmlns:b="http://schemas.openxmlformats.org/officeDocument/2006/bibliography" xmlns="http://schemas.openxmlformats.org/officeDocument/2006/bibliography" SelectedStyle="\APASixthEditionOfficeOnline.xsl" StyleName="APA" Version="6"/>
+</file>
+
+<file path=customXml/itemProps1.xml><?xml version="1.0" encoding="utf-8"?>
+<ds:datastoreItem xmlns:ds="http://schemas.openxmlformats.org/officeDocument/2006/customXml" ds:itemID="{C3E253E9-83A1-4AE8-BEAE-951D860117DA}">
+  <ds:schemaRefs>
+    <ds:schemaRef ds:uri="http://schemas.openxmlformats.org/officeDocument/2006/bibliography"/>
+  </ds:schemaRefs>
+</ds:datastoreItem>
 </file>